--- a/软件工程实践2报告-修订版1.docx
+++ b/软件工程实践2报告-修订版1.docx
@@ -52,13 +52,7 @@
             </w:tcBorders>
             <w:vAlign w:val="center"/>
           </w:tcPr>
-          <w:p>
-            <w:pPr>
-              <w:rPr>
-                <w:rFonts w:hint="eastAsia"/>
-              </w:rPr>
-            </w:pPr>
-          </w:p>
+          <w:p/>
         </w:tc>
       </w:tr>
     </w:tbl>
@@ -2925,11 +2919,6 @@
       </w:r>
     </w:p>
     <w:p>
-      <w:pPr>
-        <w:rPr>
-          <w:rFonts w:hint="eastAsia"/>
-        </w:rPr>
-      </w:pPr>
       <w:r>
         <w:t>本项目为</w:t>
       </w:r>
@@ -3582,11 +3571,6 @@
       </w:r>
     </w:p>
     <w:p>
-      <w:pPr>
-        <w:rPr>
-          <w:rFonts w:hint="eastAsia"/>
-        </w:rPr>
-      </w:pPr>
       <w:r>
         <w:rPr>
           <w:b/>
@@ -3905,26 +3889,20 @@
           <w:numId w:val="9"/>
         </w:numPr>
         <w:rPr>
+          <w:lang w:eastAsia="zh-CN"/>
+        </w:rPr>
+      </w:pPr>
+      <w:bookmarkStart w:id="1" w:name="_Toc231557774"/>
+      <w:r>
+        <w:rPr>
           <w:rFonts w:hint="eastAsia"/>
           <w:lang w:eastAsia="zh-CN"/>
         </w:rPr>
-      </w:pPr>
-      <w:bookmarkStart w:id="1" w:name="_Toc231557774"/>
-      <w:r>
-        <w:rPr>
-          <w:rFonts w:hint="eastAsia"/>
-          <w:lang w:eastAsia="zh-CN"/>
-        </w:rPr>
         <w:t>小组任务计划</w:t>
       </w:r>
       <w:bookmarkEnd w:id="1"/>
     </w:p>
     <w:p>
-      <w:pPr>
-        <w:rPr>
-          <w:rFonts w:hint="eastAsia"/>
-        </w:rPr>
-      </w:pPr>
       <w:r>
         <w:t>本次开发的工作重点可划分为战斗系统核心引擎、数据模型与配置管理、前后端</w:t>
       </w:r>
@@ -6844,378 +6822,26 @@
       <w:bookmarkEnd w:id="4"/>
     </w:p>
     <w:p>
-      <w:pPr>
-        <w:rPr>
-          <w:rFonts w:hint="eastAsia"/>
-        </w:rPr>
-      </w:pPr>
-      <w:r>
-        <w:t>团队成员共</w:t>
-      </w:r>
-      <w:r>
-        <w:t xml:space="preserve"> 4 </w:t>
-      </w:r>
-      <w:r>
-        <w:t>人，具体分工如下：</w:t>
-      </w:r>
-    </w:p>
-    <w:p>
-      <w:pPr>
-        <w:rPr>
-          <w:rFonts w:hint="eastAsia"/>
-        </w:rPr>
-      </w:pPr>
-      <w:proofErr w:type="gramStart"/>
-      <w:r>
-        <w:rPr>
-          <w:b/>
-          <w:bCs/>
-        </w:rPr>
-        <w:t>孙晨奥</w:t>
-      </w:r>
-      <w:proofErr w:type="gramEnd"/>
-      <w:r>
-        <w:rPr>
-          <w:b/>
-          <w:bCs/>
-        </w:rPr>
-        <w:t>（项目经理</w:t>
-      </w:r>
-      <w:r>
-        <w:rPr>
-          <w:b/>
-          <w:bCs/>
-        </w:rPr>
-        <w:t>/</w:t>
-      </w:r>
-      <w:proofErr w:type="gramStart"/>
-      <w:r>
-        <w:rPr>
-          <w:b/>
-          <w:bCs/>
-        </w:rPr>
-        <w:t>架构师</w:t>
-      </w:r>
-      <w:proofErr w:type="gramEnd"/>
-      <w:r>
-        <w:rPr>
-          <w:b/>
-          <w:bCs/>
-        </w:rPr>
-        <w:t>/</w:t>
-      </w:r>
-      <w:r>
-        <w:rPr>
-          <w:b/>
-          <w:bCs/>
-        </w:rPr>
-        <w:t>后端核心开发）：</w:t>
-      </w:r>
-      <w:r>
-        <w:t>负责整体架构设计、技术选型、后端战斗系统核心逻辑开发。实现</w:t>
-      </w:r>
-      <w:r>
-        <w:t xml:space="preserve"> </w:t>
-      </w:r>
-      <w:proofErr w:type="spellStart"/>
-      <w:r>
-        <w:t>BattleService</w:t>
-      </w:r>
-      <w:proofErr w:type="spellEnd"/>
-      <w:r>
-        <w:t xml:space="preserve"> </w:t>
-      </w:r>
-      <w:r>
-        <w:t>战斗引擎、</w:t>
-      </w:r>
-      <w:r>
-        <w:t xml:space="preserve">14 </w:t>
-      </w:r>
-      <w:r>
-        <w:t>种状态效果系统、</w:t>
-      </w:r>
-      <w:proofErr w:type="spellStart"/>
-      <w:r>
-        <w:t>RelicEffectHandler</w:t>
-      </w:r>
-      <w:proofErr w:type="spellEnd"/>
-      <w:r>
-        <w:t xml:space="preserve"> </w:t>
-      </w:r>
-      <w:r>
-        <w:t>遗物效果分发框架、</w:t>
-      </w:r>
-      <w:r>
-        <w:t xml:space="preserve">10 </w:t>
-      </w:r>
-      <w:r>
-        <w:t>件</w:t>
-      </w:r>
-      <w:r>
-        <w:t xml:space="preserve"> Boss </w:t>
-      </w:r>
-      <w:r>
-        <w:t>遗物机制、</w:t>
-      </w:r>
-      <w:proofErr w:type="spellStart"/>
-      <w:r>
-        <w:t>RelicPoolService</w:t>
-      </w:r>
-      <w:proofErr w:type="spellEnd"/>
-      <w:r>
-        <w:t xml:space="preserve"> </w:t>
-      </w:r>
-      <w:r>
-        <w:t>遗物权重抽取池、全项目代码审计与</w:t>
-      </w:r>
-      <w:r>
-        <w:t xml:space="preserve"> 30+ </w:t>
-      </w:r>
-      <w:proofErr w:type="gramStart"/>
-      <w:r>
-        <w:t>个</w:t>
-      </w:r>
-      <w:proofErr w:type="gramEnd"/>
-      <w:r>
-        <w:t xml:space="preserve"> Bug </w:t>
-      </w:r>
-      <w:r>
-        <w:t>修复。</w:t>
-      </w:r>
-    </w:p>
-    <w:p>
-      <w:pPr>
-        <w:rPr>
-          <w:rFonts w:hint="eastAsia"/>
-        </w:rPr>
-      </w:pPr>
-      <w:r>
-        <w:rPr>
-          <w:b/>
-          <w:bCs/>
-        </w:rPr>
-        <w:t>马腾宇（后端开发</w:t>
-      </w:r>
-      <w:r>
-        <w:rPr>
-          <w:b/>
-          <w:bCs/>
-        </w:rPr>
-        <w:t>/</w:t>
-      </w:r>
-      <w:r>
-        <w:rPr>
-          <w:b/>
-          <w:bCs/>
-        </w:rPr>
-        <w:t>数据配置管理）</w:t>
-      </w:r>
-      <w:r>
-        <w:t>：负责</w:t>
-      </w:r>
-      <w:r>
-        <w:t xml:space="preserve"> JSON </w:t>
-      </w:r>
-      <w:r>
-        <w:t>配置管理（</w:t>
-      </w:r>
-      <w:r>
-        <w:t xml:space="preserve">6 </w:t>
-      </w:r>
-      <w:proofErr w:type="gramStart"/>
-      <w:r>
-        <w:t>个</w:t>
-      </w:r>
-      <w:proofErr w:type="gramEnd"/>
-      <w:r>
-        <w:t>配置文件、</w:t>
-      </w:r>
-      <w:r>
-        <w:t xml:space="preserve">138 </w:t>
-      </w:r>
-      <w:r>
-        <w:t>张卡牌、</w:t>
-      </w:r>
-      <w:r>
-        <w:t xml:space="preserve">23 </w:t>
-      </w:r>
-      <w:r>
-        <w:t>种敌人、</w:t>
-      </w:r>
-      <w:r>
-        <w:t xml:space="preserve">48 </w:t>
-      </w:r>
-      <w:r>
-        <w:t>件遗物、</w:t>
-      </w:r>
-      <w:r>
-        <w:t xml:space="preserve">20 </w:t>
-      </w:r>
-      <w:proofErr w:type="gramStart"/>
-      <w:r>
-        <w:t>个</w:t>
-      </w:r>
-      <w:proofErr w:type="gramEnd"/>
-      <w:r>
-        <w:t>事件、</w:t>
-      </w:r>
-      <w:r>
-        <w:t xml:space="preserve">14 </w:t>
-      </w:r>
-      <w:r>
-        <w:t>种状态效果）、程序化地图生成算法、</w:t>
-      </w:r>
-      <w:r>
-        <w:t xml:space="preserve">EventService </w:t>
-      </w:r>
-      <w:r>
-        <w:t>事件系统、</w:t>
-      </w:r>
-      <w:r>
-        <w:t xml:space="preserve">ShopService </w:t>
-      </w:r>
-      <w:r>
-        <w:t>商店系统、</w:t>
-      </w:r>
-      <w:r>
-        <w:t xml:space="preserve">SaveService </w:t>
-      </w:r>
-      <w:r>
-        <w:t>存档系统。开发</w:t>
-      </w:r>
-      <w:r>
-        <w:t xml:space="preserve"> _check_json.py </w:t>
-      </w:r>
-      <w:r>
-        <w:t>和</w:t>
-      </w:r>
-      <w:r>
-        <w:t xml:space="preserve"> _check.py </w:t>
-      </w:r>
-      <w:r>
-        <w:t>自动化配置检查脚本。</w:t>
-      </w:r>
-    </w:p>
-    <w:p>
-      <w:pPr>
-        <w:rPr>
-          <w:rFonts w:hint="eastAsia"/>
-        </w:rPr>
-      </w:pPr>
-      <w:r>
-        <w:rPr>
-          <w:b/>
-          <w:bCs/>
-        </w:rPr>
-        <w:t>贺瑞达（前端开发）：</w:t>
-      </w:r>
-      <w:r>
-        <w:t>负责全部</w:t>
-      </w:r>
-      <w:r>
-        <w:t xml:space="preserve"> 12 </w:t>
-      </w:r>
-      <w:proofErr w:type="gramStart"/>
-      <w:r>
-        <w:t>个</w:t>
-      </w:r>
-      <w:proofErr w:type="gramEnd"/>
-      <w:r>
-        <w:t>前端页面的开发与</w:t>
-      </w:r>
-      <w:r>
-        <w:t xml:space="preserve"> API </w:t>
-      </w:r>
-      <w:r>
-        <w:t>对接。实现</w:t>
-      </w:r>
-      <w:r>
-        <w:t xml:space="preserve"> card_ui.js/save_helper.js/status_bar.js </w:t>
-      </w:r>
-      <w:r>
-        <w:t>三个公共工具库，以及</w:t>
-      </w:r>
-      <w:r>
-        <w:t xml:space="preserve"> fight.html </w:t>
-      </w:r>
-      <w:r>
-        <w:t>基于</w:t>
-      </w:r>
-      <w:r>
-        <w:t xml:space="preserve"> Vue 3 </w:t>
-      </w:r>
-      <w:r>
-        <w:t>的完整响应式战斗交互。</w:t>
-      </w:r>
-    </w:p>
-    <w:p>
-      <w:r>
-        <w:rPr>
-          <w:b/>
-          <w:bCs/>
-        </w:rPr>
-        <w:t>周俊希（系统集成</w:t>
-      </w:r>
-      <w:r>
-        <w:rPr>
-          <w:b/>
-          <w:bCs/>
-        </w:rPr>
-        <w:t>/</w:t>
-      </w:r>
-      <w:r>
-        <w:rPr>
-          <w:b/>
-          <w:bCs/>
-        </w:rPr>
-        <w:t>测试</w:t>
-      </w:r>
-      <w:r>
-        <w:rPr>
-          <w:b/>
-          <w:bCs/>
-        </w:rPr>
-        <w:t>/</w:t>
-      </w:r>
-      <w:r>
-        <w:rPr>
-          <w:b/>
-          <w:bCs/>
-        </w:rPr>
-        <w:t>文档）：</w:t>
-      </w:r>
-      <w:r>
-        <w:t>负责前后端联调集成、</w:t>
-      </w:r>
-      <w:r>
-        <w:t xml:space="preserve">run.bat/run.sh </w:t>
-      </w:r>
-      <w:r>
-        <w:t>一键启动脚本、</w:t>
-      </w:r>
-      <w:r>
-        <w:t xml:space="preserve">console.html </w:t>
-      </w:r>
-      <w:r>
-        <w:t>调试控制台、测试计划制定与执行、</w:t>
-      </w:r>
-      <w:r>
-        <w:t xml:space="preserve">Bug </w:t>
-      </w:r>
-      <w:r>
-        <w:t>追踪与文档管理、</w:t>
-      </w:r>
-      <w:r>
-        <w:t xml:space="preserve">README.md </w:t>
-      </w:r>
-      <w:r>
-        <w:t>编写、</w:t>
-      </w:r>
-      <w:r>
-        <w:t xml:space="preserve">GitHub Releases </w:t>
-      </w:r>
-      <w:r>
-        <w:t>发布。</w:t>
+      <w:r>
+        <w:t xml:space="preserve">孙晨奥（项目经理/架构师/前后端开发）：负责整体架构设计、技术选型、后端战斗系统核心逻辑开发、部分JSON配置管理（确立json模板格式及部分内容开发）。游戏前端整体美术优化、run.bat/run.sh一键启动脚本、程序化地图生成算法、全项目代码审计与30+个Bug修复、GitHub Releases发布、Bug追踪与文档管理。</w:t>
+      </w:r>
+    </w:p>
+    <w:p/>
+    <w:p>
+      <w:r>
+        <w:t xml:space="preserve">马腾宇（后端核心开发/数据配置管理）：负责JSON主要配置管理（6个配置文件、138张卡牌、20个事件、14种状态效果）、EventService事件系统、ShopService商店系统、SaveService存档系统。开发_check_json.py和_check.py自动化配置检查脚本。实现BattleService战斗引擎、14种状态效果系统、console.html调试控制台、README.md编写。</w:t>
+      </w:r>
+    </w:p>
+    <w:p/>
+    <w:p>
+      <w:r>
+        <w:t xml:space="preserve">贺瑞达（前端核心开发/数据编写）：负责全部12个前端页面的开发与API对接。实现card_ui.js/save_helper.js/status_bar.js三个公共工具库，以及fight.html基于Vue 3的完整响应式战斗交互。并实现了大部分敌人的数据及怪物池。</w:t>
+      </w:r>
+    </w:p>
+    <w:p/>
+    <w:p>
+      <w:r>
+        <w:t xml:space="preserve">周俊希（系统集成/测试）：RelicEffectHandler遗物效果分发框架、10件Boss遗物机制、RelicPoolService遗物权重抽取池、负责前后端联调集成、测试计划制定与执行。</w:t>
       </w:r>
     </w:p>
     <w:p>
@@ -7359,11 +6985,6 @@
       </w:r>
     </w:p>
     <w:p>
-      <w:pPr>
-        <w:rPr>
-          <w:rFonts w:hint="eastAsia"/>
-        </w:rPr>
-      </w:pPr>
       <w:r>
         <w:t>一键启动：</w:t>
       </w:r>
@@ -7464,11 +7085,6 @@
       </w:r>
     </w:p>
     <w:p>
-      <w:pPr>
-        <w:rPr>
-          <w:rFonts w:hint="eastAsia"/>
-        </w:rPr>
-      </w:pPr>
       <w:r>
         <w:t>质量约束：后端核心逻辑需保证无空指针异常和状态非法访问；</w:t>
       </w:r>
@@ -7583,8 +7199,13 @@
       </w:r>
     </w:p>
     <w:p>
-      <w:r>
-        <w:t>跨战斗泄漏：在</w:t>
+      <w:proofErr w:type="gramStart"/>
+      <w:r>
+        <w:t>跨战斗</w:t>
+      </w:r>
+      <w:proofErr w:type="gramEnd"/>
+      <w:r>
+        <w:t>泄漏：在</w:t>
       </w:r>
       <w:r>
         <w:t xml:space="preserve"> newBattle() </w:t>
@@ -7593,7 +7214,33 @@
         <w:t>中显式重置</w:t>
       </w:r>
       <w:r>
-        <w:t xml:space="preserve"> playerExtraPoisonTick/shivBuffDamage/blockPerAttackThisTurn </w:t>
+        <w:t xml:space="preserve"> </w:t>
+      </w:r>
+    </w:p>
+    <w:p>
+      <w:proofErr w:type="spellStart"/>
+      <w:r>
+        <w:t>playerExtraPoisonTick</w:t>
+      </w:r>
+      <w:proofErr w:type="spellEnd"/>
+      <w:r>
+        <w:t>/</w:t>
+      </w:r>
+      <w:proofErr w:type="spellStart"/>
+      <w:r>
+        <w:t>shivBuffDamage</w:t>
+      </w:r>
+      <w:proofErr w:type="spellEnd"/>
+      <w:r>
+        <w:t>/</w:t>
+      </w:r>
+      <w:proofErr w:type="spellStart"/>
+      <w:r>
+        <w:t>blockPerAttackThisTurn</w:t>
+      </w:r>
+      <w:proofErr w:type="spellEnd"/>
+      <w:r>
+        <w:t xml:space="preserve"> </w:t>
       </w:r>
       <w:r>
         <w:t>等</w:t>
@@ -7601,8 +7248,13 @@
       <w:r>
         <w:t xml:space="preserve"> 9 </w:t>
       </w:r>
-      <w:r>
-        <w:t>个状态变量。</w:t>
+      <w:proofErr w:type="gramStart"/>
+      <w:r>
+        <w:t>个</w:t>
+      </w:r>
+      <w:proofErr w:type="gramEnd"/>
+      <w:r>
+        <w:t>状态变量。</w:t>
       </w:r>
     </w:p>
     <w:p>
@@ -7636,7 +7288,6 @@
           <w:numId w:val="9"/>
         </w:numPr>
         <w:rPr>
-          <w:rFonts w:hint="eastAsia"/>
           <w:lang w:eastAsia="zh-CN"/>
         </w:rPr>
       </w:pPr>
@@ -7742,6 +7393,7 @@
     </w:p>
     <w:p>
       <w:r>
+        <w:lastRenderedPageBreak/>
         <w:t>辅助工具：</w:t>
       </w:r>
       <w:r>
@@ -7792,9 +7444,6 @@
     <w:p>
       <w:pPr>
         <w:jc w:val="center"/>
-        <w:rPr>
-          <w:rFonts w:hint="eastAsia"/>
-        </w:rPr>
       </w:pPr>
       <w:r>
         <w:rPr>
@@ -7802,10 +7451,9 @@
           <w:noProof/>
           <w:color w:val="0F1115"/>
         </w:rPr>
-        <w:lastRenderedPageBreak/>
         <w:drawing>
-          <wp:inline distT="0" distB="0" distL="0" distR="0" wp14:anchorId="28CDEFBC" wp14:editId="1B13D8C0">
-            <wp:extent cx="4629150" cy="8879002"/>
+          <wp:inline distT="0" distB="0" distL="0" distR="0" wp14:anchorId="28CDEFBC" wp14:editId="1E9EB3FF">
+            <wp:extent cx="4400550" cy="8440534"/>
             <wp:effectExtent l="0" t="0" r="0" b="0"/>
             <wp:docPr id="495483905" name="图片 1"/>
             <wp:cNvGraphicFramePr>
@@ -7827,7 +7475,7 @@
                   <pic:spPr>
                     <a:xfrm>
                       <a:off x="0" y="0"/>
-                      <a:ext cx="4635323" cy="8890843"/>
+                      <a:ext cx="4417271" cy="8472605"/>
                     </a:xfrm>
                     <a:prstGeom prst="rect">
                       <a:avLst/>
@@ -7843,9 +7491,6 @@
     <w:p>
       <w:pPr>
         <w:jc w:val="left"/>
-        <w:rPr>
-          <w:rFonts w:hint="eastAsia"/>
-        </w:rPr>
       </w:pPr>
       <w:r>
         <w:rPr>
@@ -8225,9 +7870,6 @@
     <w:p>
       <w:pPr>
         <w:jc w:val="left"/>
-        <w:rPr>
-          <w:rFonts w:hint="eastAsia"/>
-        </w:rPr>
       </w:pPr>
     </w:p>
     <w:p>
@@ -8238,18 +7880,17 @@
           <w:numId w:val="9"/>
         </w:numPr>
         <w:rPr>
+          <w:sz w:val="28"/>
+          <w:lang w:eastAsia="zh-CN"/>
+        </w:rPr>
+      </w:pPr>
+      <w:bookmarkStart w:id="8" w:name="_Toc231557781"/>
+      <w:r>
+        <w:rPr>
           <w:rFonts w:hint="eastAsia"/>
           <w:sz w:val="28"/>
           <w:lang w:eastAsia="zh-CN"/>
         </w:rPr>
-      </w:pPr>
-      <w:bookmarkStart w:id="8" w:name="_Toc231557781"/>
-      <w:r>
-        <w:rPr>
-          <w:rFonts w:hint="eastAsia"/>
-          <w:sz w:val="28"/>
-          <w:lang w:eastAsia="zh-CN"/>
-        </w:rPr>
         <w:t>软件版本计划</w:t>
       </w:r>
       <w:bookmarkEnd w:id="8"/>
@@ -8298,11 +7939,6 @@
       </w:r>
     </w:p>
     <w:p>
-      <w:pPr>
-        <w:rPr>
-          <w:rFonts w:hint="eastAsia"/>
-        </w:rPr>
-      </w:pPr>
       <w:r>
         <w:t>早期版本（</w:t>
       </w:r>
@@ -8400,11 +8036,6 @@
       </w:r>
     </w:p>
     <w:p>
-      <w:pPr>
-        <w:rPr>
-          <w:rFonts w:hint="eastAsia"/>
-        </w:rPr>
-      </w:pPr>
       <w:r>
         <w:t>第四周（优化发布）：全流程联调</w:t>
       </w:r>
@@ -8429,7 +8060,6 @@
           <w:numId w:val="9"/>
         </w:numPr>
         <w:rPr>
-          <w:rFonts w:hint="eastAsia"/>
           <w:sz w:val="28"/>
           <w:lang w:eastAsia="zh-CN"/>
         </w:rPr>
@@ -10084,7 +9714,6 @@
       <w:pPr>
         <w:jc w:val="left"/>
         <w:rPr>
-          <w:rFonts w:hint="eastAsia"/>
           <w:b/>
           <w:bCs/>
         </w:rPr>
@@ -10275,11 +9904,6 @@
       </w:r>
     </w:p>
     <w:p>
-      <w:pPr>
-        <w:rPr>
-          <w:rFonts w:hint="eastAsia"/>
-        </w:rPr>
-      </w:pPr>
       <w:r>
         <w:t>代码评审：每个</w:t>
       </w:r>
@@ -10457,11 +10081,6 @@
       </w:r>
     </w:p>
     <w:p>
-      <w:pPr>
-        <w:rPr>
-          <w:rFonts w:hint="eastAsia"/>
-        </w:rPr>
-      </w:pPr>
       <w:r>
         <w:t>代码审计：项目后期进行两轮全面审计。第一轮使用</w:t>
       </w:r>
@@ -10548,18 +10167,17 @@
           <w:numId w:val="9"/>
         </w:numPr>
         <w:rPr>
+          <w:sz w:val="28"/>
+          <w:lang w:eastAsia="zh-CN"/>
+        </w:rPr>
+      </w:pPr>
+      <w:bookmarkStart w:id="12" w:name="_Toc231557785"/>
+      <w:r>
+        <w:rPr>
           <w:rFonts w:hint="eastAsia"/>
           <w:sz w:val="28"/>
           <w:lang w:eastAsia="zh-CN"/>
         </w:rPr>
-      </w:pPr>
-      <w:bookmarkStart w:id="12" w:name="_Toc231557785"/>
-      <w:r>
-        <w:rPr>
-          <w:rFonts w:hint="eastAsia"/>
-          <w:sz w:val="28"/>
-          <w:lang w:eastAsia="zh-CN"/>
-        </w:rPr>
         <w:t>项目集成与发布规范</w:t>
       </w:r>
       <w:bookmarkEnd w:id="12"/>
@@ -10728,9 +10346,6 @@
     <w:p>
       <w:pPr>
         <w:jc w:val="center"/>
-        <w:rPr>
-          <w:rFonts w:hint="eastAsia"/>
-        </w:rPr>
       </w:pPr>
       <w:r>
         <w:rPr>
@@ -10785,7 +10400,6 @@
         </w:numPr>
         <w:jc w:val="left"/>
         <w:rPr>
-          <w:rFonts w:hint="eastAsia"/>
           <w:sz w:val="28"/>
           <w:lang w:eastAsia="zh-CN"/>
         </w:rPr>
@@ -10863,9 +10477,6 @@
         <w:pStyle w:val="ab"/>
         <w:ind w:left="720" w:firstLineChars="0" w:firstLine="0"/>
         <w:jc w:val="center"/>
-        <w:rPr>
-          <w:rFonts w:hint="eastAsia"/>
-        </w:rPr>
       </w:pPr>
       <w:r>
         <w:rPr>
@@ -10916,7 +10527,6 @@
           <w:numId w:val="9"/>
         </w:numPr>
         <w:rPr>
-          <w:rFonts w:hint="eastAsia"/>
           <w:sz w:val="28"/>
         </w:rPr>
       </w:pPr>
@@ -10933,7 +10543,6 @@
     <w:p>
       <w:pPr>
         <w:rPr>
-          <w:rFonts w:hint="eastAsia"/>
           <w:lang w:val="x-none"/>
         </w:rPr>
       </w:pPr>
@@ -10979,627 +10588,60 @@
       <w:bookmarkEnd w:id="14"/>
     </w:p>
     <w:p>
-      <w:pPr>
-        <w:rPr>
-          <w:b/>
-          <w:bCs/>
-          <w:sz w:val="24"/>
-        </w:rPr>
-      </w:pPr>
-      <w:r>
-        <w:rPr>
-          <w:b/>
-          <w:bCs/>
-          <w:sz w:val="24"/>
-        </w:rPr>
-        <w:t xml:space="preserve">4.1.1 </w:t>
-      </w:r>
-      <w:r>
-        <w:rPr>
-          <w:b/>
-          <w:bCs/>
-          <w:sz w:val="24"/>
-        </w:rPr>
-        <w:t>基本信息</w:t>
-      </w:r>
-    </w:p>
-    <w:p>
-      <w:pPr>
-        <w:rPr>
-          <w:rFonts w:hint="eastAsia"/>
-        </w:rPr>
-      </w:pPr>
-      <w:r>
-        <w:t>姓名：</w:t>
-      </w:r>
-      <w:proofErr w:type="gramStart"/>
-      <w:r>
-        <w:t>孙晨奥</w:t>
-      </w:r>
-      <w:proofErr w:type="gramEnd"/>
-      <w:r>
-        <w:t xml:space="preserve"> | </w:t>
-      </w:r>
-      <w:r>
-        <w:t>角色：项目经理</w:t>
-      </w:r>
-      <w:r>
-        <w:t>/</w:t>
-      </w:r>
-      <w:proofErr w:type="gramStart"/>
-      <w:r>
-        <w:t>架构师</w:t>
-      </w:r>
-      <w:proofErr w:type="gramEnd"/>
-      <w:r>
-        <w:t>/</w:t>
-      </w:r>
-      <w:r>
-        <w:t>后端核心开发</w:t>
-      </w:r>
-    </w:p>
-    <w:p>
-      <w:pPr>
-        <w:rPr>
-          <w:b/>
-          <w:bCs/>
-          <w:sz w:val="24"/>
-        </w:rPr>
-      </w:pPr>
-      <w:r>
-        <w:rPr>
-          <w:b/>
-          <w:bCs/>
-          <w:sz w:val="24"/>
-        </w:rPr>
-        <w:t xml:space="preserve">4.1.2 </w:t>
-      </w:r>
-      <w:r>
-        <w:rPr>
-          <w:b/>
-          <w:bCs/>
-          <w:sz w:val="24"/>
-        </w:rPr>
-        <w:t>任务分工</w:t>
-      </w:r>
-    </w:p>
-    <w:p>
-      <w:r>
-        <w:t>（</w:t>
-      </w:r>
-      <w:r>
-        <w:t>1</w:t>
-      </w:r>
-      <w:r>
-        <w:t>）整体架构设计：设计项目结构，确定前后端分离方案，定义</w:t>
-      </w:r>
-      <w:r>
-        <w:t xml:space="preserve"> Controller-Service-Model-Repository </w:t>
-      </w:r>
-      <w:r>
-        <w:t>各层职责与接口约定。</w:t>
-      </w:r>
-    </w:p>
-    <w:p>
-      <w:r>
-        <w:t>（</w:t>
-      </w:r>
-      <w:r>
-        <w:t>2</w:t>
-      </w:r>
-      <w:r>
-        <w:t>）战斗系统开发：实现</w:t>
-      </w:r>
-      <w:r>
-        <w:t xml:space="preserve"> BattleService </w:t>
-      </w:r>
-      <w:r>
-        <w:t>战斗引擎（约</w:t>
-      </w:r>
-      <w:r>
-        <w:t xml:space="preserve"> 1350 </w:t>
-      </w:r>
-      <w:r>
-        <w:t>行），包括战斗初始化、卡牌打出（</w:t>
-      </w:r>
-      <w:r>
-        <w:t>playCard</w:t>
-      </w:r>
-      <w:r>
-        <w:t>）、回合结束（</w:t>
-      </w:r>
-      <w:r>
-        <w:t>endTurn</w:t>
-      </w:r>
-      <w:r>
-        <w:t>）等核心方法。实现</w:t>
-      </w:r>
-      <w:r>
-        <w:t xml:space="preserve"> 14 </w:t>
-      </w:r>
-      <w:r>
-        <w:t>种状态效果（力量</w:t>
-      </w:r>
-      <w:r>
-        <w:t>/</w:t>
-      </w:r>
-      <w:r>
-        <w:t>敏捷</w:t>
-      </w:r>
-      <w:r>
-        <w:t>/</w:t>
-      </w:r>
-      <w:r>
-        <w:t>易伤</w:t>
-      </w:r>
-      <w:r>
-        <w:t>/</w:t>
-      </w:r>
-      <w:r>
-        <w:t>虚弱</w:t>
-      </w:r>
-      <w:r>
-        <w:t>/</w:t>
-      </w:r>
-      <w:r>
-        <w:t>脆弱</w:t>
-      </w:r>
-      <w:r>
-        <w:t>/</w:t>
-      </w:r>
-      <w:r>
-        <w:t>中毒</w:t>
-      </w:r>
-      <w:r>
-        <w:t>/</w:t>
-      </w:r>
-      <w:r>
-        <w:t>再生</w:t>
-      </w:r>
-      <w:r>
-        <w:t>/</w:t>
-      </w:r>
-      <w:r>
-        <w:t>仪式</w:t>
-      </w:r>
-      <w:r>
-        <w:t>/</w:t>
-      </w:r>
-      <w:r>
-        <w:t>无实体</w:t>
-      </w:r>
-      <w:r>
-        <w:t>/</w:t>
-      </w:r>
-      <w:r>
-        <w:t>激怒</w:t>
-      </w:r>
-      <w:r>
-        <w:t>/</w:t>
-      </w:r>
-      <w:r>
-        <w:t>人工制品等）的叠加与结算规则。</w:t>
-      </w:r>
-    </w:p>
-    <w:p>
-      <w:r>
-        <w:t>（</w:t>
-      </w:r>
-      <w:r>
-        <w:t>3</w:t>
-      </w:r>
-      <w:r>
-        <w:t>）核心模型设计：定义</w:t>
-      </w:r>
-      <w:r>
-        <w:t xml:space="preserve"> Card </w:t>
-      </w:r>
-      <w:r>
-        <w:t>类（</w:t>
-      </w:r>
-      <w:r>
-        <w:t xml:space="preserve">48 </w:t>
-      </w:r>
-      <w:r>
-        <w:t>个字段</w:t>
-      </w:r>
-      <w:r>
-        <w:t xml:space="preserve"> + 3 </w:t>
-      </w:r>
-      <w:r>
-        <w:t>个构造函数</w:t>
-      </w:r>
-      <w:r>
-        <w:t xml:space="preserve"> + </w:t>
-      </w:r>
-      <w:r>
-        <w:t>完整</w:t>
-      </w:r>
-      <w:r>
-        <w:t xml:space="preserve"> getter/setter</w:t>
-      </w:r>
-      <w:r>
-        <w:t>）、</w:t>
-      </w:r>
-      <w:r>
-        <w:t xml:space="preserve">CardEffect </w:t>
-      </w:r>
-      <w:r>
-        <w:t>类、</w:t>
-      </w:r>
-      <w:r>
-        <w:t xml:space="preserve">Combatant </w:t>
-      </w:r>
-      <w:r>
-        <w:t>抽象基类、</w:t>
-      </w:r>
-      <w:r>
-        <w:t xml:space="preserve">Player/Enemy </w:t>
-      </w:r>
-      <w:r>
-        <w:t>子类、</w:t>
-      </w:r>
-      <w:r>
-        <w:t xml:space="preserve">StatusEffect </w:t>
-      </w:r>
-      <w:r>
-        <w:t>接口及其实现类</w:t>
-      </w:r>
-      <w:r>
-        <w:t xml:space="preserve"> GameStatus </w:t>
-      </w:r>
-      <w:r>
-        <w:t>等。</w:t>
-      </w:r>
-    </w:p>
-    <w:p>
-      <w:r>
-        <w:lastRenderedPageBreak/>
-        <w:t>（</w:t>
-      </w:r>
-      <w:r>
-        <w:t>4</w:t>
-      </w:r>
-      <w:r>
-        <w:t>）遗物系统：设计和实现</w:t>
-      </w:r>
-      <w:r>
-        <w:t xml:space="preserve"> 48 </w:t>
-      </w:r>
-      <w:r>
-        <w:t>件遗物（含</w:t>
-      </w:r>
-      <w:r>
-        <w:t xml:space="preserve"> 10 </w:t>
-      </w:r>
-      <w:r>
-        <w:t>件</w:t>
-      </w:r>
-      <w:r>
-        <w:t xml:space="preserve"> Boss </w:t>
-      </w:r>
-      <w:r>
-        <w:t>遗物），建立</w:t>
-      </w:r>
-      <w:r>
-        <w:t xml:space="preserve"> RelicEffectHandler </w:t>
-      </w:r>
-      <w:r>
-        <w:t>统一分发框架。实现遗物稀有度权重抽取（</w:t>
-      </w:r>
-      <w:r>
-        <w:t>COMMON 80%/RARE 15%/LEGENDARY 5%</w:t>
-      </w:r>
-      <w:r>
-        <w:t>）和</w:t>
-      </w:r>
-      <w:r>
-        <w:t xml:space="preserve"> Boss </w:t>
-      </w:r>
-      <w:r>
-        <w:t>独立等概率池。</w:t>
-      </w:r>
-    </w:p>
-    <w:p>
-      <w:r>
-        <w:t>（</w:t>
-      </w:r>
-      <w:r>
-        <w:t>5</w:t>
-      </w:r>
-      <w:r>
-        <w:t>）代码审计：两轮全项目审计，累计修复</w:t>
-      </w:r>
-      <w:r>
-        <w:t xml:space="preserve"> 30+ </w:t>
-      </w:r>
-      <w:r>
-        <w:t>个问题，包括：</w:t>
-      </w:r>
-      <w:r>
-        <w:t xml:space="preserve">Boss </w:t>
-      </w:r>
-      <w:r>
-        <w:t>池无限循环死锁、</w:t>
-      </w:r>
-      <w:r>
-        <w:t xml:space="preserve">RelicEffectHandler </w:t>
-      </w:r>
-      <w:r>
-        <w:t>硬转型</w:t>
-      </w:r>
-      <w:r>
-        <w:t xml:space="preserve"> ClassCastException</w:t>
-      </w:r>
-      <w:r>
-        <w:t>、</w:t>
-      </w:r>
-      <w:r>
-        <w:t xml:space="preserve">AOE </w:t>
-      </w:r>
-      <w:r>
-        <w:t>多效果丢失、金纸</w:t>
-      </w:r>
-      <w:r>
-        <w:t>+</w:t>
-      </w:r>
-      <w:r>
-        <w:t>虚无</w:t>
-      </w:r>
-      <w:r>
-        <w:t xml:space="preserve"> CME</w:t>
-      </w:r>
-      <w:r>
-        <w:t>、跨战斗状态泄漏、钢铁风暴索引越界、序列化字段遗漏等。</w:t>
-      </w:r>
-    </w:p>
-    <w:p>
-      <w:pPr>
-        <w:rPr>
-          <w:rFonts w:hint="eastAsia"/>
-        </w:rPr>
-      </w:pPr>
-      <w:r>
-        <w:t>（</w:t>
-      </w:r>
-      <w:r>
-        <w:t>6</w:t>
-      </w:r>
-      <w:r>
-        <w:t>）分支管理：处理</w:t>
-      </w:r>
-      <w:r>
-        <w:t xml:space="preserve"> relics/</w:t>
-      </w:r>
-      <w:proofErr w:type="spellStart"/>
-      <w:r>
-        <w:t>addMonster</w:t>
-      </w:r>
-      <w:proofErr w:type="spellEnd"/>
-      <w:r>
-        <w:t xml:space="preserve">/develop </w:t>
-      </w:r>
-      <w:r>
-        <w:t>等多分支合并冲突。</w:t>
-      </w:r>
-    </w:p>
-    <w:p>
-      <w:pPr>
-        <w:rPr>
-          <w:b/>
-          <w:bCs/>
-          <w:sz w:val="24"/>
-        </w:rPr>
-      </w:pPr>
-      <w:r>
-        <w:rPr>
-          <w:b/>
-          <w:bCs/>
-          <w:sz w:val="24"/>
-        </w:rPr>
-        <w:t xml:space="preserve">4.1.3 </w:t>
-      </w:r>
-      <w:r>
-        <w:rPr>
-          <w:b/>
-          <w:bCs/>
-          <w:sz w:val="24"/>
-        </w:rPr>
-        <w:t>实施过程</w:t>
-      </w:r>
-    </w:p>
-    <w:p>
-      <w:pPr>
-        <w:rPr>
-          <w:rFonts w:hint="eastAsia"/>
-        </w:rPr>
-      </w:pPr>
-      <w:r>
-        <w:t>第一阶段搭建后端基础框架，定义核心数据模型，建立</w:t>
-      </w:r>
-      <w:r>
-        <w:t xml:space="preserve"> Git </w:t>
-      </w:r>
-      <w:r>
-        <w:t>仓库与分支模型。第二阶段实现完整战斗引擎，包括</w:t>
-      </w:r>
-      <w:r>
-        <w:t xml:space="preserve"> playCard() </w:t>
-      </w:r>
-      <w:r>
-        <w:t>出牌逻辑（能量验证</w:t>
-      </w:r>
-      <w:r>
-        <w:t>→</w:t>
-      </w:r>
-      <w:r>
-        <w:t>抽牌</w:t>
-      </w:r>
-      <w:r>
-        <w:t>→</w:t>
-      </w:r>
-      <w:r>
-        <w:t>弃牌</w:t>
-      </w:r>
-      <w:r>
-        <w:t>→</w:t>
-      </w:r>
-      <w:r>
-        <w:t>增益</w:t>
-      </w:r>
-      <w:r>
-        <w:t>→</w:t>
-      </w:r>
-      <w:r>
-        <w:t>伤害计算</w:t>
-      </w:r>
-      <w:r>
-        <w:t>→</w:t>
-      </w:r>
-      <w:r>
-        <w:t>多效果系统</w:t>
-      </w:r>
-      <w:r>
-        <w:t>→</w:t>
-      </w:r>
-      <w:r>
-        <w:t>消耗</w:t>
-      </w:r>
-      <w:r>
-        <w:t>→</w:t>
-      </w:r>
-      <w:r>
-        <w:t>添牌</w:t>
-      </w:r>
-      <w:r>
-        <w:t>→</w:t>
-      </w:r>
-      <w:r>
-        <w:t>移除打出牌）、</w:t>
-      </w:r>
-      <w:r>
-        <w:t xml:space="preserve">endTurn() </w:t>
-      </w:r>
-      <w:r>
-        <w:t>回合结束逻辑、</w:t>
-      </w:r>
-      <w:r>
-        <w:t xml:space="preserve">newBattle() </w:t>
-      </w:r>
-      <w:r>
-        <w:t>战斗初始化。第三阶段设计并实现完整遗物系统，包括</w:t>
-      </w:r>
-      <w:r>
-        <w:t xml:space="preserve"> 10 </w:t>
-      </w:r>
-      <w:r>
-        <w:t>个</w:t>
-      </w:r>
-      <w:r>
-        <w:t xml:space="preserve"> Boss </w:t>
-      </w:r>
-      <w:r>
-        <w:t>遗物和</w:t>
-      </w:r>
-      <w:r>
-        <w:t xml:space="preserve"> 20+ </w:t>
-      </w:r>
-      <w:r>
-        <w:t>普通</w:t>
-      </w:r>
-      <w:r>
-        <w:t>/</w:t>
-      </w:r>
-      <w:r>
-        <w:t>稀有</w:t>
-      </w:r>
-      <w:r>
-        <w:t>/</w:t>
-      </w:r>
-      <w:r>
-        <w:t>传说遗物。第四阶段进行系统性代码审计，发现并修复</w:t>
-      </w:r>
-      <w:r>
-        <w:t xml:space="preserve"> 30+ </w:t>
-      </w:r>
-      <w:proofErr w:type="gramStart"/>
-      <w:r>
-        <w:t>个</w:t>
-      </w:r>
-      <w:proofErr w:type="gramEnd"/>
-      <w:r>
-        <w:t>问题。</w:t>
-      </w:r>
-    </w:p>
-    <w:p>
-      <w:pPr>
-        <w:rPr>
-          <w:b/>
-          <w:bCs/>
-        </w:rPr>
-      </w:pPr>
-      <w:r>
-        <w:rPr>
-          <w:b/>
-          <w:bCs/>
-          <w:sz w:val="24"/>
-        </w:rPr>
-        <w:t xml:space="preserve">4.1.4 </w:t>
-      </w:r>
-      <w:r>
-        <w:rPr>
-          <w:b/>
-          <w:bCs/>
-          <w:sz w:val="24"/>
-        </w:rPr>
-        <w:t>实施成果</w:t>
-      </w:r>
-    </w:p>
-    <w:p>
-      <w:r>
-        <w:t>实现</w:t>
-      </w:r>
-      <w:r>
-        <w:t xml:space="preserve"> 3 </w:t>
-      </w:r>
-      <w:r>
-        <w:t>个战斗</w:t>
-      </w:r>
-      <w:r>
-        <w:t xml:space="preserve"> API</w:t>
-      </w:r>
-      <w:r>
-        <w:t>、</w:t>
-      </w:r>
-      <w:r>
-        <w:t xml:space="preserve">14 </w:t>
-      </w:r>
-      <w:r>
-        <w:t>种状态效果、</w:t>
-      </w:r>
-      <w:r>
-        <w:t xml:space="preserve">15+ </w:t>
-      </w:r>
-      <w:r>
-        <w:t>种特殊卡牌机制、</w:t>
-      </w:r>
-      <w:r>
-        <w:t xml:space="preserve">48 </w:t>
-      </w:r>
-      <w:r>
-        <w:t>件遗物（</w:t>
-      </w:r>
-      <w:r>
-        <w:t xml:space="preserve">7 </w:t>
-      </w:r>
-      <w:r>
-        <w:t>种稀有度）、统一遗物效果分发框架、权重抽取池。累计修复</w:t>
-      </w:r>
-      <w:r>
-        <w:t xml:space="preserve"> 30+ </w:t>
-      </w:r>
-      <w:r>
-        <w:t>个问题。</w:t>
+      <w:r>
+        <w:t xml:space="preserve">成员：孙晨奥 | 角色：项目经理/架构师/前后端开发</w:t>
+      </w:r>
+    </w:p>
+    <w:p/>
+    <w:p>
+      <w:r>
+        <w:t xml:space="preserve">任务分工：</w:t>
+      </w:r>
+    </w:p>
+    <w:p>
+      <w:r>
+        <w:t xml:space="preserve">（1）整体架构设计：设计项目分层结构（Controller-Service-Model-Repository），确定前后端分离方案与技术选型（Spring Boot + Vue 3 + Maven）。</w:t>
+      </w:r>
+    </w:p>
+    <w:p>
+      <w:r>
+        <w:t xml:space="preserve">（2）后端战斗系统开发：实现BattleService战斗引擎核心逻辑，包括战斗初始化、卡牌打出、回合控制等。</w:t>
+      </w:r>
+    </w:p>
+    <w:p>
+      <w:r>
+        <w:t xml:space="preserve">（3）JSON配置管理：确立JSON配置文件模板格式，制定数据规范，参与部分配置内容开发。</w:t>
+      </w:r>
+    </w:p>
+    <w:p>
+      <w:r>
+        <w:t xml:space="preserve">（4）前端美术优化：整体游戏页面的视觉风格设计与UI优化，提升用户体验。</w:t>
+      </w:r>
+    </w:p>
+    <w:p>
+      <w:r>
+        <w:t xml:space="preserve">（5）一键启动脚本：编写run.bat（Windows）和run.sh（Linux/macOS）双平台启动脚本。</w:t>
+      </w:r>
+    </w:p>
+    <w:p>
+      <w:r>
+        <w:t xml:space="preserve">（6）地图系统：实现程序化地图生成算法，支持7种节点类型的随机路线生成。</w:t>
+      </w:r>
+    </w:p>
+    <w:p>
+      <w:r>
+        <w:t xml:space="preserve">（7）代码审计：全项目两轮深度代码审计，累计修复30+个Bug，涵盖逻辑错误、并发异常、状态泄漏、序列化遗漏等各类问题。</w:t>
+      </w:r>
+    </w:p>
+    <w:p>
+      <w:r>
+        <w:t xml:space="preserve">（8）版本管理：GitHub Releases发布、Bug追踪、文档管理。</w:t>
+      </w:r>
+    </w:p>
+    <w:p/>
+    <w:p>
+      <w:r>
+        <w:t xml:space="preserve">实施成果：完成整体架构设计、战斗系统核心引擎、双平台一键启动脚本、程序化地图生成算法，两轮审计修复30+个问题。</w:t>
       </w:r>
     </w:p>
     <w:p>
@@ -11617,431 +10659,88 @@
           <w:sz w:val="28"/>
           <w:lang w:eastAsia="zh-CN"/>
         </w:rPr>
-        <w:t>成员二任务分工及实施过程描述</w:t>
+        <w:t>成员</w:t>
+      </w:r>
+      <w:proofErr w:type="gramStart"/>
+      <w:r>
+        <w:rPr>
+          <w:rFonts w:hint="eastAsia"/>
+          <w:sz w:val="28"/>
+          <w:lang w:eastAsia="zh-CN"/>
+        </w:rPr>
+        <w:t>二任务</w:t>
+      </w:r>
+      <w:proofErr w:type="gramEnd"/>
+      <w:r>
+        <w:rPr>
+          <w:rFonts w:hint="eastAsia"/>
+          <w:sz w:val="28"/>
+          <w:lang w:eastAsia="zh-CN"/>
+        </w:rPr>
+        <w:t>分工及实施过程描述</w:t>
       </w:r>
       <w:bookmarkEnd w:id="15"/>
     </w:p>
     <w:p>
-      <w:pPr>
-        <w:rPr>
-          <w:b/>
-          <w:bCs/>
-          <w:sz w:val="24"/>
-        </w:rPr>
-      </w:pPr>
-      <w:r>
-        <w:rPr>
-          <w:b/>
-          <w:bCs/>
-          <w:sz w:val="24"/>
-        </w:rPr>
-        <w:t xml:space="preserve">4.2.1 </w:t>
-      </w:r>
-      <w:r>
-        <w:rPr>
-          <w:b/>
-          <w:bCs/>
-          <w:sz w:val="24"/>
-        </w:rPr>
-        <w:t>基本信息</w:t>
-      </w:r>
-    </w:p>
-    <w:p>
-      <w:pPr>
-        <w:rPr>
-          <w:rFonts w:hint="eastAsia"/>
-        </w:rPr>
-      </w:pPr>
-      <w:r>
-        <w:t>姓名：马腾宇</w:t>
-      </w:r>
-      <w:r>
-        <w:t xml:space="preserve"> | </w:t>
-      </w:r>
-      <w:r>
-        <w:t>角色：后端开发</w:t>
-      </w:r>
-      <w:r>
-        <w:t>/</w:t>
-      </w:r>
-      <w:r>
-        <w:t>数据配置管理</w:t>
-      </w:r>
-    </w:p>
-    <w:p>
-      <w:pPr>
-        <w:rPr>
-          <w:b/>
-          <w:bCs/>
-          <w:sz w:val="24"/>
-        </w:rPr>
-      </w:pPr>
-      <w:r>
-        <w:rPr>
-          <w:b/>
-          <w:bCs/>
-          <w:sz w:val="24"/>
-        </w:rPr>
-        <w:t xml:space="preserve">4.2.2 </w:t>
-      </w:r>
-      <w:r>
-        <w:rPr>
-          <w:b/>
-          <w:bCs/>
-          <w:sz w:val="24"/>
-        </w:rPr>
-        <w:t>任务分工</w:t>
-      </w:r>
-    </w:p>
-    <w:p>
-      <w:r>
-        <w:t>（</w:t>
-      </w:r>
-      <w:r>
-        <w:t>1</w:t>
-      </w:r>
-      <w:r>
-        <w:t>）</w:t>
-      </w:r>
-      <w:r>
-        <w:t xml:space="preserve">JSON </w:t>
-      </w:r>
-      <w:r>
-        <w:t>配置管理：编写和管理</w:t>
-      </w:r>
-      <w:r>
-        <w:t xml:space="preserve"> cards.json</w:t>
-      </w:r>
-      <w:r>
-        <w:t>（</w:t>
-      </w:r>
-      <w:r>
-        <w:t xml:space="preserve">138 </w:t>
-      </w:r>
-      <w:r>
-        <w:t>张卡牌）、</w:t>
-      </w:r>
-      <w:r>
-        <w:t>enemies.json</w:t>
-      </w:r>
-      <w:r>
-        <w:t>（</w:t>
-      </w:r>
-      <w:r>
-        <w:t xml:space="preserve">23 </w:t>
-      </w:r>
-      <w:r>
-        <w:t>种敌人）、</w:t>
-      </w:r>
-      <w:r>
-        <w:t>enemy_groups.json</w:t>
-      </w:r>
-      <w:r>
-        <w:t>（</w:t>
-      </w:r>
-      <w:r>
-        <w:t xml:space="preserve">25 </w:t>
-      </w:r>
-      <w:r>
-        <w:t>组敌方阵容）、</w:t>
-      </w:r>
-      <w:r>
-        <w:t>relics.json</w:t>
-      </w:r>
-      <w:r>
-        <w:t>（</w:t>
-      </w:r>
-      <w:r>
-        <w:t xml:space="preserve">48 </w:t>
-      </w:r>
-      <w:r>
-        <w:t>件遗物）、</w:t>
-      </w:r>
-      <w:r>
-        <w:t>events.json</w:t>
-      </w:r>
-      <w:r>
-        <w:t>（</w:t>
-      </w:r>
-      <w:r>
-        <w:t xml:space="preserve">20 </w:t>
-      </w:r>
-      <w:r>
-        <w:t>个事件）、</w:t>
-      </w:r>
-      <w:r>
-        <w:t>statuses.json</w:t>
-      </w:r>
-      <w:r>
-        <w:t>（</w:t>
-      </w:r>
-      <w:r>
-        <w:t xml:space="preserve">14 </w:t>
-      </w:r>
-      <w:r>
-        <w:t>种状态效果）。</w:t>
-      </w:r>
-    </w:p>
-    <w:p>
-      <w:r>
-        <w:t>（</w:t>
-      </w:r>
-      <w:r>
-        <w:t>2</w:t>
-      </w:r>
-      <w:r>
-        <w:t>）配置检查工具：开发</w:t>
-      </w:r>
-      <w:r>
-        <w:t xml:space="preserve"> _check_json.py</w:t>
-      </w:r>
-      <w:r>
-        <w:t>（遍历所有</w:t>
-      </w:r>
-      <w:r>
-        <w:t xml:space="preserve"> JSON </w:t>
-      </w:r>
-      <w:r>
-        <w:t>验证格式合法性）和</w:t>
-      </w:r>
-      <w:r>
-        <w:t xml:space="preserve"> _check.py</w:t>
-      </w:r>
-      <w:r>
-        <w:t>（专项校验怪物数据）。</w:t>
-      </w:r>
-    </w:p>
-    <w:p>
-      <w:r>
-        <w:t>（</w:t>
-      </w:r>
-      <w:r>
-        <w:t>3</w:t>
-      </w:r>
-      <w:r>
-        <w:t>）地图系统：实现程序化地图生成算法（</w:t>
-      </w:r>
-      <w:r>
-        <w:t xml:space="preserve">15-17 </w:t>
-      </w:r>
-      <w:r>
-        <w:t>层节点，非交叉路径，</w:t>
-      </w:r>
-      <w:r>
-        <w:t xml:space="preserve">7 </w:t>
-      </w:r>
-      <w:r>
-        <w:t>种节点类型）。</w:t>
-      </w:r>
-    </w:p>
-    <w:p>
-      <w:r>
-        <w:t>（</w:t>
-      </w:r>
-      <w:r>
-        <w:t>4</w:t>
-      </w:r>
-      <w:r>
-        <w:t>）事件系统：实现</w:t>
-      </w:r>
-      <w:r>
-        <w:t xml:space="preserve"> 20 </w:t>
-      </w:r>
-      <w:r>
-        <w:t>个随机事件的配置与后端执行逻辑（</w:t>
-      </w:r>
-      <w:r>
-        <w:t>EventService</w:t>
-      </w:r>
-      <w:r>
-        <w:t>），按三幕分层分布。</w:t>
-      </w:r>
-    </w:p>
-    <w:p>
-      <w:r>
-        <w:t>（</w:t>
-      </w:r>
-      <w:r>
-        <w:t>5</w:t>
-      </w:r>
-      <w:r>
-        <w:t>）商店系统：实现</w:t>
-      </w:r>
-      <w:r>
-        <w:t xml:space="preserve"> ShopService </w:t>
-      </w:r>
-      <w:r>
-        <w:t>和</w:t>
-      </w:r>
-      <w:r>
-        <w:t xml:space="preserve"> /api/shop </w:t>
-      </w:r>
-      <w:r>
-        <w:t>接口，支持商品列表获取和购买。</w:t>
-      </w:r>
-    </w:p>
-    <w:p>
-      <w:pPr>
-        <w:rPr>
-          <w:rFonts w:hint="eastAsia"/>
-        </w:rPr>
-      </w:pPr>
-      <w:r>
-        <w:t>（</w:t>
-      </w:r>
-      <w:r>
-        <w:t>6</w:t>
-      </w:r>
-      <w:r>
-        <w:t>）存档系统：实现</w:t>
-      </w:r>
-      <w:r>
-        <w:t xml:space="preserve"> </w:t>
-      </w:r>
-      <w:proofErr w:type="spellStart"/>
-      <w:r>
-        <w:t>SaveService</w:t>
-      </w:r>
-      <w:proofErr w:type="spellEnd"/>
-      <w:r>
-        <w:t>，支持</w:t>
-      </w:r>
-      <w:r>
-        <w:t xml:space="preserve"> JSON </w:t>
-      </w:r>
-      <w:r>
-        <w:t>序列化与反序列化。</w:t>
-      </w:r>
-    </w:p>
-    <w:p>
-      <w:pPr>
-        <w:rPr>
-          <w:b/>
-          <w:bCs/>
-          <w:sz w:val="24"/>
-        </w:rPr>
-      </w:pPr>
-      <w:r>
-        <w:rPr>
-          <w:b/>
-          <w:bCs/>
-          <w:sz w:val="24"/>
-        </w:rPr>
-        <w:t xml:space="preserve">4.2.3 </w:t>
-      </w:r>
-      <w:r>
-        <w:rPr>
-          <w:b/>
-          <w:bCs/>
-          <w:sz w:val="24"/>
-        </w:rPr>
-        <w:t>实施过程</w:t>
-      </w:r>
-    </w:p>
-    <w:p>
-      <w:pPr>
-        <w:rPr>
-          <w:rFonts w:hint="eastAsia"/>
-        </w:rPr>
-      </w:pPr>
-      <w:r>
-        <w:t>第一阶段编写全部</w:t>
-      </w:r>
-      <w:r>
-        <w:t xml:space="preserve"> 6 </w:t>
-      </w:r>
-      <w:r>
-        <w:t>个</w:t>
-      </w:r>
-      <w:r>
-        <w:t xml:space="preserve"> JSON </w:t>
-      </w:r>
-      <w:r>
-        <w:t>配置文件。第二阶段开发</w:t>
-      </w:r>
-      <w:r>
-        <w:t xml:space="preserve"> _check_json.py </w:t>
-      </w:r>
-      <w:r>
-        <w:t>和</w:t>
-      </w:r>
-      <w:r>
-        <w:t xml:space="preserve"> _check.py </w:t>
-      </w:r>
-      <w:r>
-        <w:t>自动化检查脚本并集成到</w:t>
-      </w:r>
-      <w:r>
-        <w:t xml:space="preserve"> CI</w:t>
-      </w:r>
-      <w:r>
-        <w:t>。第三阶段实现地图生成算法和事件系统。第四阶段实现商店系统和存档系统，配合前端完成联调。</w:t>
-      </w:r>
-    </w:p>
-    <w:p>
-      <w:pPr>
-        <w:rPr>
-          <w:b/>
-          <w:bCs/>
-          <w:sz w:val="24"/>
-        </w:rPr>
-      </w:pPr>
-      <w:r>
-        <w:rPr>
-          <w:b/>
-          <w:bCs/>
-          <w:sz w:val="24"/>
-        </w:rPr>
-        <w:t xml:space="preserve">4.2.4 </w:t>
-      </w:r>
-      <w:r>
-        <w:rPr>
-          <w:b/>
-          <w:bCs/>
-          <w:sz w:val="24"/>
-        </w:rPr>
-        <w:t>实施成果</w:t>
-      </w:r>
-    </w:p>
-    <w:p>
-      <w:r>
-        <w:t>完成</w:t>
-      </w:r>
-      <w:r>
-        <w:t xml:space="preserve"> 6 </w:t>
-      </w:r>
-      <w:proofErr w:type="gramStart"/>
-      <w:r>
-        <w:t>个</w:t>
-      </w:r>
-      <w:proofErr w:type="gramEnd"/>
-      <w:r>
-        <w:t xml:space="preserve"> JSON </w:t>
-      </w:r>
-      <w:r>
-        <w:t>配置文件，</w:t>
-      </w:r>
-      <w:r>
-        <w:t xml:space="preserve">2 </w:t>
-      </w:r>
-      <w:proofErr w:type="gramStart"/>
-      <w:r>
-        <w:t>个</w:t>
-      </w:r>
-      <w:proofErr w:type="gramEnd"/>
-      <w:r>
-        <w:t>自动化检查脚本，程序化地图生成，</w:t>
-      </w:r>
-      <w:r>
-        <w:t xml:space="preserve">20 </w:t>
-      </w:r>
-      <w:proofErr w:type="gramStart"/>
-      <w:r>
-        <w:t>个</w:t>
-      </w:r>
-      <w:proofErr w:type="gramEnd"/>
-      <w:r>
-        <w:t>随机事件，完整的商店和存档功能。</w:t>
+      <w:r>
+        <w:t xml:space="preserve">成员：马腾宇 | 角色：后端核心开发/数据配置管理</w:t>
+      </w:r>
+    </w:p>
+    <w:p/>
+    <w:p>
+      <w:r>
+        <w:t xml:space="preserve">任务分工：</w:t>
+      </w:r>
+    </w:p>
+    <w:p>
+      <w:r>
+        <w:t xml:space="preserve">（1）JSON配置管理：编写和管理cards.json（138张卡牌）、enemies.json（23种敌人）、enemy_groups.json（25组敌方阵容）、relics.json（48件遗物）、events.json（20个事件）、statuses.json（14种状态效果），总计6个配置文件。</w:t>
+      </w:r>
+    </w:p>
+    <w:p>
+      <w:r>
+        <w:t xml:space="preserve">（2）战斗引擎开发：实现BattleService战斗引擎核心逻辑，包括卡牌执行、伤害计算、多段攻击等15+种特殊卡牌机制。</w:t>
+      </w:r>
+    </w:p>
+    <w:p>
+      <w:r>
+        <w:t xml:space="preserve">（3）状态效果系统：实现14种状态效果（力量/敏捷/易伤/虚弱/中毒/再生/仪式/无实体/激怒/人工制品等）的叠加与结算逻辑。</w:t>
+      </w:r>
+    </w:p>
+    <w:p>
+      <w:r>
+        <w:t xml:space="preserve">（4）事件系统：实现EventService，20个随机事件的三幕分层抽取与选项执行逻辑。</w:t>
+      </w:r>
+    </w:p>
+    <w:p>
+      <w:r>
+        <w:t xml:space="preserve">（5）商店系统：实现ShopService和/api/shop接口，支持商品展示和购买。</w:t>
+      </w:r>
+    </w:p>
+    <w:p>
+      <w:r>
+        <w:t xml:space="preserve">（6）存档系统：实现SaveService，支持JSON序列化存档的保存、加载与删除。</w:t>
+      </w:r>
+    </w:p>
+    <w:p>
+      <w:r>
+        <w:t xml:space="preserve">（7）自动化检查脚本：开发_check_json.py和_check.py，校验JSON格式与怪物数据。</w:t>
+      </w:r>
+    </w:p>
+    <w:p>
+      <w:r>
+        <w:t xml:space="preserve">（8）调试控制台：实现console.html，提供卡牌/遗物的图形化管理界面。</w:t>
+      </w:r>
+    </w:p>
+    <w:p>
+      <w:r>
+        <w:t xml:space="preserve">（9）README.md编写。</w:t>
+      </w:r>
+    </w:p>
+    <w:p/>
+    <w:p>
+      <w:r>
+        <w:t xml:space="preserve">实施成果：完成6个JSON配置文件、BattleService战斗引擎、14种状态效果系统、EventService事件系统、ShopService商店系统、SaveService存档系统、2个自动化检查脚本、console.html调试控制台。</w:t>
       </w:r>
     </w:p>
     <w:p>
@@ -12059,367 +10758,63 @@
           <w:sz w:val="28"/>
           <w:lang w:eastAsia="zh-CN"/>
         </w:rPr>
-        <w:t>成员三任务分工及实施过程描述</w:t>
+        <w:t>成员</w:t>
+      </w:r>
+      <w:proofErr w:type="gramStart"/>
+      <w:r>
+        <w:rPr>
+          <w:rFonts w:hint="eastAsia"/>
+          <w:sz w:val="28"/>
+          <w:lang w:eastAsia="zh-CN"/>
+        </w:rPr>
+        <w:t>三任务</w:t>
+      </w:r>
+      <w:proofErr w:type="gramEnd"/>
+      <w:r>
+        <w:rPr>
+          <w:rFonts w:hint="eastAsia"/>
+          <w:sz w:val="28"/>
+          <w:lang w:eastAsia="zh-CN"/>
+        </w:rPr>
+        <w:t>分工及实施过程描述</w:t>
       </w:r>
       <w:bookmarkEnd w:id="16"/>
     </w:p>
     <w:p>
-      <w:pPr>
-        <w:rPr>
-          <w:b/>
-          <w:bCs/>
-          <w:sz w:val="24"/>
-        </w:rPr>
-      </w:pPr>
-      <w:r>
-        <w:rPr>
-          <w:b/>
-          <w:bCs/>
-          <w:sz w:val="24"/>
-        </w:rPr>
-        <w:t xml:space="preserve">4.3.1 </w:t>
-      </w:r>
-      <w:r>
-        <w:rPr>
-          <w:b/>
-          <w:bCs/>
-          <w:sz w:val="24"/>
-        </w:rPr>
-        <w:t>基本信息</w:t>
-      </w:r>
-    </w:p>
-    <w:p>
-      <w:pPr>
-        <w:rPr>
-          <w:rFonts w:hint="eastAsia"/>
-        </w:rPr>
-      </w:pPr>
-      <w:r>
-        <w:t>姓名：贺瑞达</w:t>
-      </w:r>
-      <w:r>
-        <w:t xml:space="preserve"> | </w:t>
-      </w:r>
-      <w:r>
-        <w:t>角色：前端开发</w:t>
-      </w:r>
-    </w:p>
-    <w:p>
-      <w:pPr>
-        <w:rPr>
-          <w:b/>
-          <w:bCs/>
-          <w:sz w:val="24"/>
-        </w:rPr>
-      </w:pPr>
-      <w:r>
-        <w:rPr>
-          <w:b/>
-          <w:bCs/>
-          <w:sz w:val="24"/>
-        </w:rPr>
-        <w:t xml:space="preserve">4.3.2 </w:t>
-      </w:r>
-      <w:r>
-        <w:rPr>
-          <w:b/>
-          <w:bCs/>
-          <w:sz w:val="24"/>
-        </w:rPr>
-        <w:t>任务分工</w:t>
-      </w:r>
-    </w:p>
-    <w:p>
-      <w:r>
-        <w:t>（</w:t>
-      </w:r>
-      <w:r>
-        <w:t>1</w:t>
-      </w:r>
-      <w:r>
-        <w:t>）主菜单与角色选择：实现</w:t>
-      </w:r>
-      <w:r>
-        <w:t xml:space="preserve"> cover.html</w:t>
-      </w:r>
-      <w:r>
-        <w:t>，支持角色选择、存档检测与继续游戏。</w:t>
-      </w:r>
-    </w:p>
-    <w:p>
-      <w:r>
-        <w:t>（</w:t>
-      </w:r>
-      <w:r>
-        <w:t>2</w:t>
-      </w:r>
-      <w:r>
-        <w:t>）地图页面：实现</w:t>
-      </w:r>
-      <w:r>
-        <w:t xml:space="preserve"> map.html</w:t>
-      </w:r>
-      <w:r>
-        <w:t>，</w:t>
-      </w:r>
-      <w:r>
-        <w:t xml:space="preserve">DOM </w:t>
-      </w:r>
-      <w:r>
-        <w:t>渲染地图节点路线，支持已访问</w:t>
-      </w:r>
-      <w:r>
-        <w:t>/</w:t>
-      </w:r>
-      <w:r>
-        <w:t>当前</w:t>
-      </w:r>
-      <w:r>
-        <w:t>/</w:t>
-      </w:r>
-      <w:r>
-        <w:t>未访问节点差异化样式。</w:t>
-      </w:r>
-    </w:p>
-    <w:p>
-      <w:r>
-        <w:t>（</w:t>
-      </w:r>
-      <w:r>
-        <w:t>3</w:t>
-      </w:r>
-      <w:r>
-        <w:t>）战斗页面：基于</w:t>
-      </w:r>
-      <w:r>
-        <w:t xml:space="preserve"> Vue 3 </w:t>
-      </w:r>
-      <w:r>
-        <w:t>实现</w:t>
-      </w:r>
-      <w:r>
-        <w:t xml:space="preserve"> fight.html</w:t>
-      </w:r>
-      <w:r>
-        <w:t>，包含手牌展示、卡牌打出交互、敌人状态、战斗日志、</w:t>
-      </w:r>
-      <w:r>
-        <w:lastRenderedPageBreak/>
-        <w:t>牌堆弹出查看等完整战斗交互。</w:t>
-      </w:r>
-    </w:p>
-    <w:p>
-      <w:r>
-        <w:t>（</w:t>
-      </w:r>
-      <w:r>
-        <w:t>4</w:t>
-      </w:r>
-      <w:r>
-        <w:t>）奖励与成长页面：实现</w:t>
-      </w:r>
-      <w:r>
-        <w:t xml:space="preserve"> reward.html/card_select.html/campfire.html/forge.html/shop.html </w:t>
-      </w:r>
-      <w:r>
-        <w:t>等。</w:t>
-      </w:r>
-    </w:p>
-    <w:p>
-      <w:r>
-        <w:t>（</w:t>
-      </w:r>
-      <w:r>
-        <w:t>5</w:t>
-      </w:r>
-      <w:r>
-        <w:t>）辅助页面：实现</w:t>
-      </w:r>
-      <w:r>
-        <w:t xml:space="preserve"> chest.html/question.html/start.html/relics.html </w:t>
-      </w:r>
-      <w:r>
-        <w:t>等。</w:t>
-      </w:r>
-    </w:p>
-    <w:p>
-      <w:pPr>
-        <w:rPr>
-          <w:rFonts w:hint="eastAsia"/>
-        </w:rPr>
-      </w:pPr>
-      <w:r>
-        <w:t>（</w:t>
-      </w:r>
-      <w:r>
-        <w:t>6</w:t>
-      </w:r>
-      <w:r>
-        <w:t>）公共工具库：</w:t>
-      </w:r>
-      <w:r>
-        <w:t>card_ui.js</w:t>
-      </w:r>
-      <w:r>
-        <w:t>（卡</w:t>
-      </w:r>
-      <w:proofErr w:type="gramStart"/>
-      <w:r>
-        <w:t>牌效果</w:t>
-      </w:r>
-      <w:proofErr w:type="gramEnd"/>
-      <w:r>
-        <w:t>文字</w:t>
-      </w:r>
-      <w:r>
-        <w:t>/</w:t>
-      </w:r>
-      <w:r>
-        <w:t>悬浮小窗）、</w:t>
-      </w:r>
-      <w:r>
-        <w:t>save_helper.js</w:t>
-      </w:r>
-      <w:r>
-        <w:t>（</w:t>
-      </w:r>
-      <w:r>
-        <w:t xml:space="preserve">API </w:t>
-      </w:r>
-      <w:r>
-        <w:t>封装）、</w:t>
-      </w:r>
-      <w:r>
-        <w:t>status_bar.js</w:t>
-      </w:r>
-      <w:r>
-        <w:t>（状态栏</w:t>
-      </w:r>
-      <w:r>
-        <w:t>/</w:t>
-      </w:r>
-      <w:proofErr w:type="gramStart"/>
-      <w:r>
-        <w:t>弹窗</w:t>
-      </w:r>
-      <w:proofErr w:type="gramEnd"/>
-      <w:r>
-        <w:t>/BGM</w:t>
-      </w:r>
-      <w:r>
-        <w:t>）。</w:t>
-      </w:r>
-    </w:p>
-    <w:p>
-      <w:pPr>
-        <w:rPr>
-          <w:b/>
-          <w:bCs/>
-          <w:sz w:val="24"/>
-        </w:rPr>
-      </w:pPr>
-      <w:r>
-        <w:rPr>
-          <w:b/>
-          <w:bCs/>
-          <w:sz w:val="24"/>
-        </w:rPr>
-        <w:t xml:space="preserve">4.3.3 </w:t>
-      </w:r>
-      <w:r>
-        <w:rPr>
-          <w:b/>
-          <w:bCs/>
-          <w:sz w:val="24"/>
-        </w:rPr>
-        <w:t>实施过程</w:t>
-      </w:r>
-    </w:p>
-    <w:p>
-      <w:pPr>
-        <w:rPr>
-          <w:rFonts w:hint="eastAsia"/>
-        </w:rPr>
-      </w:pPr>
-      <w:r>
-        <w:t>第一阶段开发</w:t>
-      </w:r>
-      <w:r>
-        <w:t xml:space="preserve"> card_ui.js/save_helper.js/status_bar.js </w:t>
-      </w:r>
-      <w:r>
-        <w:t>三个工具库，统一页面暗黑奇幻风格。第二阶段实现</w:t>
-      </w:r>
-      <w:r>
-        <w:t xml:space="preserve"> cover.html/fight.html/map.html </w:t>
-      </w:r>
-      <w:r>
-        <w:t>三个核心页面。第三阶段实现全部辅助页面。第四阶段配合后端完成全流程联调，修复</w:t>
-      </w:r>
-      <w:r>
-        <w:t xml:space="preserve"> URL </w:t>
-      </w:r>
-      <w:r>
-        <w:t>参数遗漏等问题。</w:t>
-      </w:r>
-    </w:p>
-    <w:p>
-      <w:r>
-        <w:rPr>
-          <w:b/>
-          <w:bCs/>
-          <w:sz w:val="24"/>
-        </w:rPr>
-        <w:t xml:space="preserve">4.3.4 </w:t>
-      </w:r>
-      <w:r>
-        <w:rPr>
-          <w:b/>
-          <w:bCs/>
-          <w:sz w:val="24"/>
-        </w:rPr>
-        <w:t>实施成果</w:t>
-      </w:r>
-    </w:p>
-    <w:p>
-      <w:r>
-        <w:t>完成</w:t>
-      </w:r>
-      <w:r>
-        <w:t xml:space="preserve"> 12 </w:t>
-      </w:r>
-      <w:r>
-        <w:t>个功能页面，</w:t>
-      </w:r>
-      <w:r>
-        <w:t xml:space="preserve">3 </w:t>
-      </w:r>
-      <w:r>
-        <w:t>个公共</w:t>
-      </w:r>
-      <w:r>
-        <w:t xml:space="preserve"> JS </w:t>
-      </w:r>
-      <w:r>
-        <w:t>库，</w:t>
-      </w:r>
-      <w:r>
-        <w:t xml:space="preserve">Vue 3 </w:t>
-      </w:r>
-      <w:r>
-        <w:t>响应式战斗交互，</w:t>
-      </w:r>
-      <w:r>
-        <w:t xml:space="preserve">15+ </w:t>
-      </w:r>
-      <w:r>
-        <w:t>个</w:t>
-      </w:r>
-      <w:r>
-        <w:t xml:space="preserve"> API </w:t>
-      </w:r>
-      <w:r>
-        <w:t>接口前端调用对接。</w:t>
+      <w:r>
+        <w:t xml:space="preserve">成员：贺瑞达 | 角色：前端核心开发/数据编写</w:t>
+      </w:r>
+    </w:p>
+    <w:p/>
+    <w:p>
+      <w:r>
+        <w:t xml:space="preserve">任务分工：</w:t>
+      </w:r>
+    </w:p>
+    <w:p>
+      <w:r>
+        <w:t xml:space="preserve">（1）前端页面开发：负责全部12个前端页面的开发（cover.html/map.html/fight.html/reward.html/card_select.html/campfire.html/forge.html/shop.html/chest.html/question.html/start.html/relics.html）与API对接。</w:t>
+      </w:r>
+    </w:p>
+    <w:p>
+      <w:r>
+        <w:t xml:space="preserve">（2）公共工具库：实现card_ui.js（卡牌效果文字/悬浮小窗/稀有度颜色/卡牌类型标签）、save_helper.js（存档读写/API调用封装）、status_bar.js（全局状态栏/通用弹窗/BGM管理）。</w:t>
+      </w:r>
+    </w:p>
+    <w:p>
+      <w:r>
+        <w:t xml:space="preserve">（3）Vue 3战斗页面：基于Vue 3 Options API实现fight.html完整响应式战斗交互，包括手牌展示、卡牌打出、敌人选择、战斗日志、牌堆查看等功能。</w:t>
+      </w:r>
+    </w:p>
+    <w:p>
+      <w:r>
+        <w:t xml:space="preserve">（4）怪物数据配置：实现了大部分敌人的数据配置及怪物池（enemy_groups.json）的编排。</w:t>
+      </w:r>
+    </w:p>
+    <w:p/>
+    <w:p>
+      <w:r>
+        <w:t xml:space="preserve">实施成果：完成12个功能页面、3个公共JS库、Vue 3战斗交互页面、大部分敌人数据与怪物池配置。</w:t>
       </w:r>
     </w:p>
     <w:p>
@@ -12437,300 +10832,68 @@
           <w:sz w:val="28"/>
           <w:lang w:eastAsia="zh-CN"/>
         </w:rPr>
-        <w:t>成员四任务分工及实施过程描述</w:t>
+        <w:t>成员</w:t>
+      </w:r>
+      <w:proofErr w:type="gramStart"/>
+      <w:r>
+        <w:rPr>
+          <w:rFonts w:hint="eastAsia"/>
+          <w:sz w:val="28"/>
+          <w:lang w:eastAsia="zh-CN"/>
+        </w:rPr>
+        <w:t>四任务</w:t>
+      </w:r>
+      <w:proofErr w:type="gramEnd"/>
+      <w:r>
+        <w:rPr>
+          <w:rFonts w:hint="eastAsia"/>
+          <w:sz w:val="28"/>
+          <w:lang w:eastAsia="zh-CN"/>
+        </w:rPr>
+        <w:t>分工及实施过程描述</w:t>
       </w:r>
       <w:bookmarkEnd w:id="17"/>
     </w:p>
     <w:p>
-      <w:pPr>
-        <w:rPr>
-          <w:b/>
-          <w:bCs/>
-          <w:sz w:val="24"/>
-        </w:rPr>
-      </w:pPr>
-      <w:r>
-        <w:rPr>
-          <w:b/>
-          <w:bCs/>
-          <w:sz w:val="24"/>
-        </w:rPr>
-        <w:t xml:space="preserve">4.4.1 </w:t>
-      </w:r>
-      <w:r>
-        <w:rPr>
-          <w:b/>
-          <w:bCs/>
-          <w:sz w:val="24"/>
-        </w:rPr>
-        <w:t>基本信息</w:t>
-      </w:r>
-    </w:p>
-    <w:p>
-      <w:pPr>
-        <w:rPr>
-          <w:rFonts w:hint="eastAsia"/>
-        </w:rPr>
-      </w:pPr>
-      <w:r>
-        <w:t>姓名：周俊希</w:t>
-      </w:r>
-      <w:r>
-        <w:t xml:space="preserve"> | </w:t>
-      </w:r>
-      <w:r>
-        <w:t>角色：系统集成</w:t>
-      </w:r>
-      <w:r>
-        <w:t>/</w:t>
-      </w:r>
-      <w:r>
-        <w:t>测试</w:t>
-      </w:r>
-      <w:r>
-        <w:t>/</w:t>
-      </w:r>
-      <w:r>
-        <w:t>文档</w:t>
-      </w:r>
-    </w:p>
-    <w:p>
-      <w:pPr>
-        <w:rPr>
-          <w:b/>
-          <w:bCs/>
-          <w:sz w:val="24"/>
-        </w:rPr>
-      </w:pPr>
-      <w:r>
-        <w:rPr>
-          <w:b/>
-          <w:bCs/>
-          <w:sz w:val="24"/>
-        </w:rPr>
-        <w:t xml:space="preserve">4.4.2 </w:t>
-      </w:r>
-      <w:r>
-        <w:rPr>
-          <w:b/>
-          <w:bCs/>
-          <w:sz w:val="24"/>
-        </w:rPr>
-        <w:t>任务分工</w:t>
-      </w:r>
-    </w:p>
-    <w:p>
-      <w:r>
-        <w:t>（</w:t>
-      </w:r>
-      <w:r>
-        <w:t>1</w:t>
-      </w:r>
-      <w:r>
-        <w:t>）项目集成与部署：编写</w:t>
-      </w:r>
-      <w:r>
-        <w:t xml:space="preserve"> run.bat</w:t>
-      </w:r>
-      <w:r>
-        <w:t>（</w:t>
-      </w:r>
-      <w:r>
-        <w:t>Windows</w:t>
-      </w:r>
-      <w:r>
-        <w:t>）和</w:t>
-      </w:r>
-      <w:r>
-        <w:t xml:space="preserve"> run.sh</w:t>
-      </w:r>
-      <w:r>
-        <w:t>（</w:t>
-      </w:r>
-      <w:r>
-        <w:t>Linux/macOS</w:t>
-      </w:r>
-      <w:r>
-        <w:t>）一键启动脚本，解决前后端跨域问题。</w:t>
-      </w:r>
-    </w:p>
-    <w:p>
-      <w:r>
-        <w:t>（</w:t>
-      </w:r>
-      <w:r>
-        <w:t>2</w:t>
-      </w:r>
-      <w:r>
-        <w:t>）存档系统：辅助实现</w:t>
-      </w:r>
-      <w:r>
-        <w:t xml:space="preserve"> SaveService.java</w:t>
-      </w:r>
-      <w:r>
-        <w:t>，设计</w:t>
-      </w:r>
-      <w:r>
-        <w:t xml:space="preserve"> SaveData.java </w:t>
-      </w:r>
-      <w:r>
-        <w:t>数据结构。</w:t>
-      </w:r>
-    </w:p>
-    <w:p>
-      <w:r>
-        <w:t>（</w:t>
-      </w:r>
-      <w:r>
-        <w:t>3</w:t>
-      </w:r>
-      <w:r>
-        <w:t>）调试控制台：实现</w:t>
-      </w:r>
-      <w:r>
-        <w:t xml:space="preserve"> console.html</w:t>
-      </w:r>
-      <w:r>
-        <w:t>，提供卡牌</w:t>
-      </w:r>
-      <w:r>
-        <w:t>/</w:t>
-      </w:r>
-      <w:r>
-        <w:t>遗物图形化管理界面。</w:t>
-      </w:r>
-    </w:p>
-    <w:p>
-      <w:r>
-        <w:t>（</w:t>
-      </w:r>
-      <w:r>
-        <w:t>4</w:t>
-      </w:r>
-      <w:r>
-        <w:t>）质量控制：制定测试计划，执行功能测试，记录并追踪</w:t>
-      </w:r>
-      <w:r>
-        <w:t xml:space="preserve"> Bug</w:t>
-      </w:r>
-      <w:r>
-        <w:t>。</w:t>
-      </w:r>
-    </w:p>
-    <w:p>
-      <w:pPr>
-        <w:rPr>
-          <w:rFonts w:hint="eastAsia"/>
-        </w:rPr>
-      </w:pPr>
-      <w:r>
-        <w:t>（</w:t>
-      </w:r>
-      <w:r>
-        <w:t>5</w:t>
-      </w:r>
-      <w:r>
-        <w:t>）文档编写：编写</w:t>
-      </w:r>
-      <w:r>
-        <w:t xml:space="preserve"> README.md</w:t>
-      </w:r>
-      <w:r>
-        <w:t>，协助</w:t>
-      </w:r>
-      <w:r>
-        <w:t xml:space="preserve"> GitHub Releases </w:t>
-      </w:r>
-      <w:r>
-        <w:t>发布。</w:t>
-      </w:r>
-    </w:p>
-    <w:p>
-      <w:r>
-        <w:rPr>
-          <w:b/>
-          <w:bCs/>
-          <w:sz w:val="24"/>
-        </w:rPr>
-        <w:t xml:space="preserve">4.4.3 </w:t>
-      </w:r>
-      <w:r>
-        <w:rPr>
-          <w:b/>
-          <w:bCs/>
-          <w:sz w:val="24"/>
-        </w:rPr>
-        <w:t>实施过程</w:t>
-      </w:r>
-    </w:p>
-    <w:p>
-      <w:pPr>
-        <w:rPr>
-          <w:rFonts w:hint="eastAsia"/>
-        </w:rPr>
-      </w:pPr>
-      <w:r>
-        <w:t>第一阶段编写</w:t>
-      </w:r>
-      <w:r>
-        <w:t xml:space="preserve"> run.bat/run.sh </w:t>
-      </w:r>
-      <w:r>
-        <w:t>一键启动脚本。第二阶段辅助实现存档系统和</w:t>
-      </w:r>
-      <w:r>
-        <w:t xml:space="preserve"> console.html </w:t>
-      </w:r>
-      <w:r>
-        <w:t>调试控制台。第三阶段制定测试计划并执行完整功能测试。第四阶段编写</w:t>
-      </w:r>
-      <w:r>
-        <w:t xml:space="preserve"> README.md </w:t>
-      </w:r>
-      <w:r>
-        <w:t>并协助发布</w:t>
-      </w:r>
-      <w:r>
-        <w:t xml:space="preserve"> Beta v1.0</w:t>
-      </w:r>
-      <w:r>
-        <w:t>。</w:t>
-      </w:r>
-    </w:p>
-    <w:p>
-      <w:pPr>
-        <w:rPr>
-          <w:b/>
-          <w:bCs/>
-          <w:sz w:val="24"/>
-        </w:rPr>
-      </w:pPr>
-      <w:r>
-        <w:rPr>
-          <w:b/>
-          <w:bCs/>
-          <w:sz w:val="24"/>
-        </w:rPr>
-        <w:t xml:space="preserve">4.4.4 </w:t>
-      </w:r>
-      <w:r>
-        <w:rPr>
-          <w:b/>
-          <w:bCs/>
-          <w:sz w:val="24"/>
-        </w:rPr>
-        <w:t>实施成果</w:t>
-      </w:r>
-    </w:p>
-    <w:p>
-      <w:r>
-        <w:t>双平台一键启动脚本、调试控制台、完整测试执行报告、</w:t>
-      </w:r>
-      <w:r>
-        <w:t xml:space="preserve">README.md </w:t>
-      </w:r>
-      <w:r>
-        <w:t>项目文档。</w:t>
+      <w:r>
+        <w:t xml:space="preserve">成员：周俊希 | 角色：系统集成/测试</w:t>
+      </w:r>
+    </w:p>
+    <w:p/>
+    <w:p>
+      <w:r>
+        <w:t xml:space="preserve">任务分工：</w:t>
+      </w:r>
+    </w:p>
+    <w:p>
+      <w:r>
+        <w:t xml:space="preserve">（1）遗物系统框架：实现RelicEffectHandler遗物效果统一分发框架，覆盖回合开始/结束触发、伤害计算钩子、击杀/出牌触发等多种时机。</w:t>
+      </w:r>
+    </w:p>
+    <w:p>
+      <w:r>
+        <w:t xml:space="preserve">（2）Boss遗物机制：设计和实现10件Boss遗物（能量方块/符文立方体/混沌之核/无限之石/灵魂之炉/凤凰之羽/暗影斗篷/先知之眼等），实现Boss独立等概率三选一池。</w:t>
+      </w:r>
+    </w:p>
+    <w:p>
+      <w:r>
+        <w:t xml:space="preserve">（3）遗物抽取池：实现RelicPoolService权重抽取池（COMMON 80%/RARE 15%/LEGENDARY 5%），兜底保护机制（空池+安全上限）。</w:t>
+      </w:r>
+    </w:p>
+    <w:p>
+      <w:r>
+        <w:t xml:space="preserve">（4）前后端联调：配合前端完成全流程API对接，修复数据格式不一致和URL参数遗漏等问题。</w:t>
+      </w:r>
+    </w:p>
+    <w:p>
+      <w:r>
+        <w:t xml:space="preserve">（5）测试执行：制定测试计划，执行功能测试与边界条件测试，记录并追踪Bug修复。</w:t>
+      </w:r>
+    </w:p>
+    <w:p/>
+    <w:p>
+      <w:r>
+        <w:t xml:space="preserve">实施成果：完成RelicEffectHandler遗物分发框架、10件Boss遗物、RelicPoolService权重抽取池、前后端联调测试。</w:t>
       </w:r>
     </w:p>
     <w:p>
@@ -12781,11 +10944,6 @@
       </w:r>
     </w:p>
     <w:p>
-      <w:pPr>
-        <w:rPr>
-          <w:rFonts w:hint="eastAsia"/>
-        </w:rPr>
-      </w:pPr>
       <w:r>
         <w:t>项目开发过程中共记录并修复了</w:t>
       </w:r>
@@ -12802,11 +10960,6 @@
       </w:r>
     </w:p>
     <w:p>
-      <w:pPr>
-        <w:rPr>
-          <w:rFonts w:hint="eastAsia"/>
-        </w:rPr>
-      </w:pPr>
       <w:r>
         <w:rPr>
           <w:b/>
@@ -12868,11 +11021,6 @@
       </w:r>
     </w:p>
     <w:p>
-      <w:pPr>
-        <w:rPr>
-          <w:rFonts w:hint="eastAsia"/>
-        </w:rPr>
-      </w:pPr>
       <w:r>
         <w:t>解决方案：添加</w:t>
       </w:r>
@@ -12956,11 +11104,6 @@
       </w:r>
     </w:p>
     <w:p>
-      <w:pPr>
-        <w:rPr>
-          <w:rFonts w:hint="eastAsia"/>
-        </w:rPr>
-      </w:pPr>
       <w:r>
         <w:t>解决方案：改为遍历</w:t>
       </w:r>
@@ -13031,11 +11174,6 @@
       </w:r>
     </w:p>
     <w:p>
-      <w:pPr>
-        <w:rPr>
-          <w:rFonts w:hint="eastAsia"/>
-        </w:rPr>
-      </w:pPr>
       <w:r>
         <w:t>解决方案：在</w:t>
       </w:r>
@@ -13075,78 +11213,532 @@
     </w:p>
     <w:p>
       <w:r>
+        <w:t>问题描述：丢弃手牌时</w:t>
+      </w:r>
+      <w:r>
+        <w:t>①</w:t>
+      </w:r>
+      <w:r>
+        <w:t>使用</w:t>
+      </w:r>
+      <w:r>
+        <w:t xml:space="preserve"> discardPile.size() </w:t>
+      </w:r>
+      <w:r>
+        <w:t>作为小刀数（统计整个弃牌堆而非本次丢弃数）</w:t>
+      </w:r>
+      <w:r>
+        <w:t xml:space="preserve">②playedCardIndex </w:t>
+      </w:r>
+      <w:r>
+        <w:t>未调整导致</w:t>
+      </w:r>
+      <w:r>
+        <w:t xml:space="preserve"> hand.remove() </w:t>
+      </w:r>
+      <w:r>
+        <w:t>越界。</w:t>
+      </w:r>
+    </w:p>
+    <w:p>
+      <w:r>
+        <w:t>解决方案：使用本地</w:t>
+      </w:r>
+      <w:r>
+        <w:t xml:space="preserve"> discarded </w:t>
+      </w:r>
+      <w:r>
+        <w:t>计数器；在丢弃循环中添加</w:t>
+      </w:r>
+      <w:r>
+        <w:t xml:space="preserve"> </w:t>
+      </w:r>
+      <w:proofErr w:type="spellStart"/>
+      <w:r>
+        <w:t>playedCardIndex</w:t>
+      </w:r>
+      <w:proofErr w:type="spellEnd"/>
+      <w:r>
+        <w:t xml:space="preserve">-- </w:t>
+      </w:r>
+      <w:r>
+        <w:t>修正。</w:t>
+      </w:r>
+    </w:p>
+    <w:p>
+      <w:r>
+        <w:t xml:space="preserve">P-05 AOE </w:t>
+      </w:r>
+      <w:r>
+        <w:t>状态效果</w:t>
+      </w:r>
+      <w:proofErr w:type="gramStart"/>
+      <w:r>
+        <w:t>多效果</w:t>
+      </w:r>
+      <w:proofErr w:type="gramEnd"/>
+      <w:r>
+        <w:t>丢失（严重）</w:t>
+      </w:r>
+    </w:p>
+    <w:p>
+      <w:r>
+        <w:t>问题描述：</w:t>
+      </w:r>
+      <w:r>
+        <w:t xml:space="preserve">AOE </w:t>
+      </w:r>
+      <w:r>
+        <w:t>循环中使用了</w:t>
+      </w:r>
+      <w:r>
+        <w:t xml:space="preserve"> card.getApplyStatusType()</w:t>
+      </w:r>
+      <w:r>
+        <w:t>（始终取</w:t>
+      </w:r>
+      <w:r>
+        <w:t xml:space="preserve"> effects[0]</w:t>
+      </w:r>
+      <w:r>
+        <w:t>）而非当前迭代的</w:t>
+      </w:r>
+      <w:r>
+        <w:t xml:space="preserve"> effect.getType()</w:t>
+      </w:r>
+      <w:r>
+        <w:t>。</w:t>
+      </w:r>
+    </w:p>
+    <w:p>
+      <w:r>
+        <w:t>解决方案：改为</w:t>
+      </w:r>
+      <w:r>
+        <w:t xml:space="preserve"> </w:t>
+      </w:r>
+      <w:proofErr w:type="spellStart"/>
+      <w:r>
+        <w:t>effect.getType</w:t>
+      </w:r>
+      <w:proofErr w:type="spellEnd"/>
+      <w:r>
+        <w:t>()/</w:t>
+      </w:r>
+      <w:proofErr w:type="spellStart"/>
+      <w:r>
+        <w:t>getCount</w:t>
+      </w:r>
+      <w:proofErr w:type="spellEnd"/>
+      <w:r>
+        <w:t>()</w:t>
+      </w:r>
+      <w:r>
+        <w:t>。</w:t>
+      </w:r>
+    </w:p>
+    <w:p>
+      <w:r>
+        <w:t xml:space="preserve">P-06 </w:t>
+      </w:r>
+      <w:proofErr w:type="spellStart"/>
+      <w:r>
+        <w:t>RelicEffectHandler</w:t>
+      </w:r>
+      <w:proofErr w:type="spellEnd"/>
+      <w:r>
+        <w:t xml:space="preserve"> </w:t>
+      </w:r>
+      <w:r>
+        <w:t>硬转型（高）</w:t>
+      </w:r>
+    </w:p>
+    <w:p>
+      <w:r>
+        <w:t>问题描述：</w:t>
+      </w:r>
+      <w:r>
+        <w:t xml:space="preserve">onPlayerTurnStart/End </w:t>
+      </w:r>
+      <w:r>
+        <w:t>中直接</w:t>
+      </w:r>
+      <w:r>
+        <w:t xml:space="preserve"> (GameRelic) r </w:t>
+      </w:r>
+      <w:r>
+        <w:t>强转，无</w:t>
+      </w:r>
+      <w:r>
+        <w:t xml:space="preserve"> instanceof </w:t>
+      </w:r>
+      <w:r>
+        <w:t>检查，非</w:t>
+      </w:r>
+      <w:r>
+        <w:t xml:space="preserve"> GameRelic </w:t>
+      </w:r>
+      <w:r>
+        <w:t>遗物引发</w:t>
+      </w:r>
+      <w:r>
+        <w:t xml:space="preserve"> ClassCastException</w:t>
+      </w:r>
+      <w:r>
+        <w:t>。</w:t>
+      </w:r>
+    </w:p>
+    <w:p>
+      <w:r>
+        <w:t>解决方案：添加</w:t>
+      </w:r>
+      <w:r>
+        <w:t xml:space="preserve"> </w:t>
+      </w:r>
+      <w:proofErr w:type="spellStart"/>
+      <w:r>
+        <w:t>instanceof</w:t>
+      </w:r>
+      <w:proofErr w:type="spellEnd"/>
+      <w:r>
+        <w:t xml:space="preserve"> </w:t>
+      </w:r>
+      <w:proofErr w:type="spellStart"/>
+      <w:r>
+        <w:t>GameRelic</w:t>
+      </w:r>
+      <w:proofErr w:type="spellEnd"/>
+      <w:r>
+        <w:t xml:space="preserve"> </w:t>
+      </w:r>
+      <w:r>
+        <w:t>守卫。</w:t>
+      </w:r>
+    </w:p>
+    <w:p>
+      <w:r>
+        <w:t xml:space="preserve">P-07 </w:t>
+      </w:r>
+      <w:r>
+        <w:t>多段攻击力量重复计算（中）</w:t>
+      </w:r>
+    </w:p>
+    <w:p>
+      <w:r>
+        <w:t>问题描述：力量倍率模式下</w:t>
+      </w:r>
+      <w:r>
+        <w:t xml:space="preserve"> STRENGTH </w:t>
+      </w:r>
+      <w:r>
+        <w:t>在多段循环中反复触发。</w:t>
+      </w:r>
+    </w:p>
+    <w:p>
+      <w:r>
+        <w:t>解决方案：临时移除</w:t>
+      </w:r>
+      <w:r>
+        <w:t xml:space="preserve"> STRENGTH → </w:t>
+      </w:r>
+      <w:r>
+        <w:t>计算</w:t>
+      </w:r>
+      <w:r>
+        <w:t xml:space="preserve"> → </w:t>
+      </w:r>
+      <w:r>
+        <w:t>恢复。</w:t>
+      </w:r>
+    </w:p>
+    <w:p>
+      <w:r>
+        <w:t xml:space="preserve">P-08 </w:t>
+      </w:r>
+      <w:r>
+        <w:t>精英遗物降级缺陷（中）</w:t>
+      </w:r>
+    </w:p>
+    <w:p>
+      <w:r>
         <w:lastRenderedPageBreak/>
-        <w:t>问题描述：丢弃手牌时</w:t>
-      </w:r>
-      <w:r>
-        <w:t>①</w:t>
+        <w:t>问题描述：抽指定稀有度池空时直接给头环。</w:t>
+      </w:r>
+    </w:p>
+    <w:p>
+      <w:r>
+        <w:t>解决方案：实现</w:t>
+      </w:r>
+      <w:r>
+        <w:t xml:space="preserve"> TIER_FALLBACK </w:t>
+      </w:r>
+      <w:r>
+        <w:t>降级链（</w:t>
+      </w:r>
+      <w:r>
+        <w:t>LEGENDARY→RARE→COMMON</w:t>
+      </w:r>
+      <w:r>
+        <w:t>）。</w:t>
+      </w:r>
+    </w:p>
+    <w:p>
+      <w:r>
+        <w:t xml:space="preserve">P-09 </w:t>
+      </w:r>
+      <w:r>
+        <w:t>随机</w:t>
+      </w:r>
+      <w:proofErr w:type="gramStart"/>
+      <w:r>
+        <w:t>多段地精之</w:t>
+      </w:r>
+      <w:proofErr w:type="gramEnd"/>
+      <w:r>
+        <w:t>角不触发（中）</w:t>
+      </w:r>
+    </w:p>
+    <w:p>
+      <w:r>
+        <w:t>问题描述：</w:t>
+      </w:r>
+      <w:r>
+        <w:t xml:space="preserve">GoblinHorn </w:t>
+      </w:r>
+      <w:r>
+        <w:t>检查</w:t>
+      </w:r>
+      <w:r>
+        <w:t xml:space="preserve"> target.isAlive() </w:t>
+      </w:r>
+      <w:r>
+        <w:t>而非</w:t>
+      </w:r>
+      <w:r>
+        <w:t xml:space="preserve"> currentTarget.isAlive()</w:t>
+      </w:r>
+      <w:r>
+        <w:t>。</w:t>
+      </w:r>
+    </w:p>
+    <w:p>
+      <w:r>
+        <w:t>解决方案：将</w:t>
+      </w:r>
+      <w:r>
+        <w:t xml:space="preserve"> target </w:t>
+      </w:r>
+      <w:r>
+        <w:t>改为</w:t>
+      </w:r>
+      <w:r>
+        <w:t xml:space="preserve"> </w:t>
+      </w:r>
+      <w:proofErr w:type="spellStart"/>
+      <w:r>
+        <w:t>currentTarget</w:t>
+      </w:r>
+      <w:proofErr w:type="spellEnd"/>
+      <w:r>
+        <w:t>。</w:t>
+      </w:r>
+    </w:p>
+    <w:p>
+      <w:r>
+        <w:t xml:space="preserve">P-10 </w:t>
+      </w:r>
+      <w:r>
+        <w:t>序列化字段多次遗漏（高）</w:t>
+      </w:r>
+    </w:p>
+    <w:p>
+      <w:r>
+        <w:t>问题描述：多处序列化点遗漏</w:t>
+      </w:r>
+      <w:r>
+        <w:t xml:space="preserve"> copyToDiscard/strengthMultiplier/randomTarget </w:t>
+      </w:r>
+      <w:r>
+        <w:t>等字段。</w:t>
+      </w:r>
+    </w:p>
+    <w:p>
+      <w:r>
+        <w:t>解决方案：梳理</w:t>
+      </w:r>
+      <w:r>
+        <w:t xml:space="preserve"> 48 </w:t>
+      </w:r>
+      <w:proofErr w:type="gramStart"/>
+      <w:r>
+        <w:t>个</w:t>
+      </w:r>
+      <w:proofErr w:type="gramEnd"/>
+      <w:r>
+        <w:t>字段逐一核对</w:t>
+      </w:r>
+      <w:r>
+        <w:t xml:space="preserve"> 7 </w:t>
+      </w:r>
+      <w:proofErr w:type="gramStart"/>
+      <w:r>
+        <w:t>个</w:t>
+      </w:r>
+      <w:proofErr w:type="gramEnd"/>
+      <w:r>
+        <w:t>序列化点。</w:t>
+      </w:r>
+    </w:p>
+    <w:p>
+      <w:r>
+        <w:t xml:space="preserve">P-11 </w:t>
+      </w:r>
+      <w:r>
+        <w:t>商店买卡字段遗漏（高）</w:t>
+      </w:r>
+    </w:p>
+    <w:p>
+      <w:r>
+        <w:t>问题描述：</w:t>
+      </w:r>
+      <w:r>
+        <w:t xml:space="preserve">shop.html </w:t>
+      </w:r>
+      <w:r>
+        <w:t>手动列举字段</w:t>
+      </w:r>
+      <w:r>
+        <w:t xml:space="preserve"> push </w:t>
+      </w:r>
+      <w:r>
+        <w:t>到</w:t>
+      </w:r>
+      <w:r>
+        <w:t xml:space="preserve"> deck</w:t>
+      </w:r>
+      <w:r>
+        <w:t>，遗漏</w:t>
+      </w:r>
+      <w:r>
+        <w:t xml:space="preserve"> randomTarget </w:t>
+      </w:r>
+      <w:r>
+        <w:t>等</w:t>
+      </w:r>
+      <w:r>
+        <w:t xml:space="preserve"> 20+ </w:t>
+      </w:r>
+      <w:r>
+        <w:t>字段。</w:t>
+      </w:r>
+    </w:p>
+    <w:p>
+      <w:r>
+        <w:t>解决方案：改为展开运算符</w:t>
+      </w:r>
+      <w:r>
+        <w:t xml:space="preserve"> {...card} </w:t>
+      </w:r>
+      <w:r>
+        <w:t>自动包含全部字段。</w:t>
+      </w:r>
+    </w:p>
+    <w:p>
+      <w:r>
+        <w:t xml:space="preserve">P-12 </w:t>
+      </w:r>
+      <w:r>
+        <w:t>商店</w:t>
+      </w:r>
+      <w:proofErr w:type="gramStart"/>
+      <w:r>
+        <w:t>删牌致</w:t>
+      </w:r>
+      <w:proofErr w:type="gramEnd"/>
+      <w:r>
+        <w:t>物品刷新（中）</w:t>
+      </w:r>
+    </w:p>
+    <w:p>
+      <w:r>
+        <w:t>问题描述：删牌后</w:t>
+      </w:r>
+      <w:r>
+        <w:t xml:space="preserve"> location.reload() </w:t>
+      </w:r>
+      <w:r>
+        <w:t>导致从后端重新生成随机商品。</w:t>
+      </w:r>
+    </w:p>
+    <w:p>
+      <w:r>
+        <w:t>解决方案：改为仅更新删除区域</w:t>
+      </w:r>
+      <w:r>
+        <w:t xml:space="preserve"> UI</w:t>
+      </w:r>
+      <w:r>
+        <w:t>。</w:t>
+      </w:r>
+    </w:p>
+    <w:p>
+      <w:r>
+        <w:t xml:space="preserve">P-13 </w:t>
+      </w:r>
+      <w:r>
+        <w:t>锻造</w:t>
+      </w:r>
+      <w:proofErr w:type="gramStart"/>
+      <w:r>
+        <w:t>同名卡</w:t>
+      </w:r>
+      <w:proofErr w:type="gramEnd"/>
+      <w:r>
+        <w:t>牌升级错误（中）</w:t>
+      </w:r>
+    </w:p>
+    <w:p>
+      <w:r>
+        <w:t>问题描述：</w:t>
+      </w:r>
+      <w:r>
+        <w:t xml:space="preserve">forge.html </w:t>
       </w:r>
       <w:r>
         <w:t>使用</w:t>
       </w:r>
       <w:r>
-        <w:t xml:space="preserve"> discardPile.size() </w:t>
-      </w:r>
-      <w:r>
-        <w:t>作为小刀数（统计整个弃牌堆而非本次丢弃数）</w:t>
-      </w:r>
-      <w:r>
-        <w:t xml:space="preserve">②playedCardIndex </w:t>
-      </w:r>
-      <w:r>
-        <w:t>未调整导致</w:t>
-      </w:r>
-      <w:r>
-        <w:t xml:space="preserve"> hand.remove() </w:t>
-      </w:r>
-      <w:r>
-        <w:t>越界。</w:t>
-      </w:r>
-    </w:p>
-    <w:p>
-      <w:pPr>
-        <w:rPr>
-          <w:rFonts w:hint="eastAsia"/>
-        </w:rPr>
-      </w:pPr>
-      <w:r>
-        <w:t>解决方案：使用本地</w:t>
-      </w:r>
-      <w:r>
-        <w:t xml:space="preserve"> discarded </w:t>
-      </w:r>
-      <w:r>
-        <w:t>计数器；在丢弃循环中添加</w:t>
+        <w:t xml:space="preserve"> findIndex(name) </w:t>
+      </w:r>
+      <w:r>
+        <w:t>匹配，同名卡牌升级错误。</w:t>
+      </w:r>
+    </w:p>
+    <w:p>
+      <w:r>
+        <w:t>解决方案：改用</w:t>
       </w:r>
       <w:r>
         <w:t xml:space="preserve"> </w:t>
       </w:r>
       <w:proofErr w:type="spellStart"/>
       <w:r>
-        <w:t>playedCardIndex</w:t>
+        <w:t>indexOf</w:t>
       </w:r>
       <w:proofErr w:type="spellEnd"/>
       <w:r>
-        <w:t xml:space="preserve">-- </w:t>
-      </w:r>
-      <w:r>
-        <w:t>修正。</w:t>
-      </w:r>
-    </w:p>
-    <w:p>
-      <w:r>
-        <w:t xml:space="preserve">P-05 AOE </w:t>
-      </w:r>
-      <w:r>
-        <w:t>状态效果</w:t>
-      </w:r>
-      <w:proofErr w:type="gramStart"/>
-      <w:r>
-        <w:t>多效果</w:t>
-      </w:r>
-      <w:proofErr w:type="gramEnd"/>
-      <w:r>
-        <w:t>丢失（严重）</w:t>
+        <w:t xml:space="preserve">(card) </w:t>
+      </w:r>
+      <w:r>
+        <w:t>引用匹配。</w:t>
+      </w:r>
+    </w:p>
+    <w:p>
+      <w:r>
+        <w:t xml:space="preserve">P-14 act </w:t>
+      </w:r>
+      <w:r>
+        <w:t>参数丢失（中）</w:t>
       </w:r>
     </w:p>
     <w:p>
@@ -13154,587 +11746,73 @@
         <w:t>问题描述：</w:t>
       </w:r>
       <w:r>
-        <w:t xml:space="preserve">AOE </w:t>
-      </w:r>
-      <w:r>
-        <w:t>循环中使用了</w:t>
-      </w:r>
-      <w:r>
-        <w:t xml:space="preserve"> card.getApplyStatusType()</w:t>
-      </w:r>
-      <w:r>
-        <w:t>（始终取</w:t>
-      </w:r>
-      <w:r>
-        <w:t xml:space="preserve"> effects[0]</w:t>
-      </w:r>
-      <w:r>
-        <w:t>）而非当前迭代的</w:t>
-      </w:r>
-      <w:r>
-        <w:t xml:space="preserve"> effect.getType()</w:t>
+        <w:t xml:space="preserve">reward.html </w:t>
+      </w:r>
+      <w:r>
+        <w:t>跳转</w:t>
+      </w:r>
+      <w:r>
+        <w:t xml:space="preserve"> card_select.html </w:t>
+      </w:r>
+      <w:r>
+        <w:t>时遗漏</w:t>
+      </w:r>
+      <w:r>
+        <w:t xml:space="preserve"> act </w:t>
+      </w:r>
+      <w:r>
+        <w:t>参数。</w:t>
+      </w:r>
+    </w:p>
+    <w:p>
+      <w:r>
+        <w:t>解决方案：补全参数传递。</w:t>
+      </w:r>
+    </w:p>
+    <w:p>
+      <w:r>
+        <w:t xml:space="preserve">P-15 URL </w:t>
+      </w:r>
+      <w:r>
+        <w:t>参数作用域错误（严重）</w:t>
+      </w:r>
+    </w:p>
+    <w:p>
+      <w:r>
+        <w:t>问题描述：</w:t>
+      </w:r>
+      <w:r>
+        <w:t xml:space="preserve">fight.html </w:t>
+      </w:r>
+      <w:r>
+        <w:t>中</w:t>
+      </w:r>
+      <w:r>
+        <w:t xml:space="preserve"> const actParam </w:t>
+      </w:r>
+      <w:r>
+        <w:t>声明在</w:t>
+      </w:r>
+      <w:r>
+        <w:t xml:space="preserve"> if </w:t>
+      </w:r>
+      <w:r>
+        <w:t>块内，</w:t>
+      </w:r>
+      <w:r>
+        <w:t xml:space="preserve">else </w:t>
+      </w:r>
+      <w:r>
+        <w:t>块访问导致</w:t>
+      </w:r>
+      <w:r>
+        <w:t xml:space="preserve"> ReferenceError</w:t>
       </w:r>
       <w:r>
         <w:t>。</w:t>
       </w:r>
     </w:p>
     <w:p>
-      <w:pPr>
-        <w:rPr>
-          <w:rFonts w:hint="eastAsia"/>
-        </w:rPr>
-      </w:pPr>
-      <w:r>
-        <w:t>解决方案：改为</w:t>
-      </w:r>
-      <w:r>
-        <w:t xml:space="preserve"> </w:t>
-      </w:r>
-      <w:proofErr w:type="spellStart"/>
-      <w:r>
-        <w:t>effect.getType</w:t>
-      </w:r>
-      <w:proofErr w:type="spellEnd"/>
-      <w:r>
-        <w:t>()/</w:t>
-      </w:r>
-      <w:proofErr w:type="spellStart"/>
-      <w:r>
-        <w:t>getCount</w:t>
-      </w:r>
-      <w:proofErr w:type="spellEnd"/>
-      <w:r>
-        <w:t>()</w:t>
-      </w:r>
-      <w:r>
-        <w:t>。</w:t>
-      </w:r>
-    </w:p>
-    <w:p>
-      <w:r>
-        <w:t xml:space="preserve">P-06 </w:t>
-      </w:r>
-      <w:proofErr w:type="spellStart"/>
-      <w:r>
-        <w:t>RelicEffectHandler</w:t>
-      </w:r>
-      <w:proofErr w:type="spellEnd"/>
-      <w:r>
-        <w:t xml:space="preserve"> </w:t>
-      </w:r>
-      <w:r>
-        <w:t>硬转型（高）</w:t>
-      </w:r>
-    </w:p>
-    <w:p>
-      <w:r>
-        <w:t>问题描述：</w:t>
-      </w:r>
-      <w:r>
-        <w:t xml:space="preserve">onPlayerTurnStart/End </w:t>
-      </w:r>
-      <w:r>
-        <w:t>中直接</w:t>
-      </w:r>
-      <w:r>
-        <w:t xml:space="preserve"> (GameRelic) r </w:t>
-      </w:r>
-      <w:r>
-        <w:t>强转，无</w:t>
-      </w:r>
-      <w:r>
-        <w:t xml:space="preserve"> instanceof </w:t>
-      </w:r>
-      <w:r>
-        <w:t>检查，非</w:t>
-      </w:r>
-      <w:r>
-        <w:t xml:space="preserve"> GameRelic </w:t>
-      </w:r>
-      <w:r>
-        <w:t>遗物引发</w:t>
-      </w:r>
-      <w:r>
-        <w:t xml:space="preserve"> ClassCastException</w:t>
-      </w:r>
-      <w:r>
-        <w:t>。</w:t>
-      </w:r>
-    </w:p>
-    <w:p>
-      <w:pPr>
-        <w:rPr>
-          <w:rFonts w:hint="eastAsia"/>
-        </w:rPr>
-      </w:pPr>
-      <w:r>
-        <w:t>解决方案：添加</w:t>
-      </w:r>
-      <w:r>
-        <w:t xml:space="preserve"> </w:t>
-      </w:r>
-      <w:proofErr w:type="spellStart"/>
-      <w:r>
-        <w:t>instanceof</w:t>
-      </w:r>
-      <w:proofErr w:type="spellEnd"/>
-      <w:r>
-        <w:t xml:space="preserve"> </w:t>
-      </w:r>
-      <w:proofErr w:type="spellStart"/>
-      <w:r>
-        <w:t>GameRelic</w:t>
-      </w:r>
-      <w:proofErr w:type="spellEnd"/>
-      <w:r>
-        <w:t xml:space="preserve"> </w:t>
-      </w:r>
-      <w:r>
-        <w:t>守卫。</w:t>
-      </w:r>
-    </w:p>
-    <w:p>
-      <w:r>
-        <w:t xml:space="preserve">P-07 </w:t>
-      </w:r>
-      <w:r>
-        <w:t>多段攻击力量重复计算（中）</w:t>
-      </w:r>
-    </w:p>
-    <w:p>
-      <w:r>
-        <w:t>问题描述：力量倍率模式下</w:t>
-      </w:r>
-      <w:r>
-        <w:t xml:space="preserve"> STRENGTH </w:t>
-      </w:r>
-      <w:r>
-        <w:t>在多段循环中反复触发。</w:t>
-      </w:r>
-    </w:p>
-    <w:p>
-      <w:pPr>
-        <w:rPr>
-          <w:rFonts w:hint="eastAsia"/>
-        </w:rPr>
-      </w:pPr>
-      <w:r>
-        <w:t>解决方案：临时移除</w:t>
-      </w:r>
-      <w:r>
-        <w:t xml:space="preserve"> STRENGTH → </w:t>
-      </w:r>
-      <w:r>
-        <w:t>计算</w:t>
-      </w:r>
-      <w:r>
-        <w:t xml:space="preserve"> → </w:t>
-      </w:r>
-      <w:r>
-        <w:t>恢复。</w:t>
-      </w:r>
-    </w:p>
-    <w:p>
-      <w:r>
-        <w:t xml:space="preserve">P-08 </w:t>
-      </w:r>
-      <w:r>
-        <w:t>精英遗物降级缺陷（中）</w:t>
-      </w:r>
-    </w:p>
-    <w:p>
-      <w:r>
-        <w:t>问题描述：抽指定稀有度池空时直接给头环。</w:t>
-      </w:r>
-    </w:p>
-    <w:p>
-      <w:pPr>
-        <w:rPr>
-          <w:rFonts w:hint="eastAsia"/>
-        </w:rPr>
-      </w:pPr>
-      <w:r>
-        <w:t>解决方案：实现</w:t>
-      </w:r>
-      <w:r>
-        <w:t xml:space="preserve"> TIER_FALLBACK </w:t>
-      </w:r>
-      <w:r>
-        <w:t>降级链（</w:t>
-      </w:r>
-      <w:r>
-        <w:t>LEGENDARY→RARE→COMMON</w:t>
-      </w:r>
-      <w:r>
-        <w:t>）。</w:t>
-      </w:r>
-    </w:p>
-    <w:p>
-      <w:r>
-        <w:t xml:space="preserve">P-09 </w:t>
-      </w:r>
-      <w:r>
-        <w:t>随机</w:t>
-      </w:r>
-      <w:proofErr w:type="gramStart"/>
-      <w:r>
-        <w:t>多段地精之</w:t>
-      </w:r>
-      <w:proofErr w:type="gramEnd"/>
-      <w:r>
-        <w:t>角不触发（中）</w:t>
-      </w:r>
-    </w:p>
-    <w:p>
-      <w:r>
-        <w:t>问题描述：</w:t>
-      </w:r>
-      <w:r>
-        <w:t xml:space="preserve">GoblinHorn </w:t>
-      </w:r>
-      <w:r>
-        <w:t>检查</w:t>
-      </w:r>
-      <w:r>
-        <w:t xml:space="preserve"> target.isAlive() </w:t>
-      </w:r>
-      <w:r>
-        <w:t>而非</w:t>
-      </w:r>
-      <w:r>
-        <w:t xml:space="preserve"> currentTarget.isAlive()</w:t>
-      </w:r>
-      <w:r>
-        <w:t>。</w:t>
-      </w:r>
-    </w:p>
-    <w:p>
-      <w:pPr>
-        <w:rPr>
-          <w:rFonts w:hint="eastAsia"/>
-        </w:rPr>
-      </w:pPr>
-      <w:r>
-        <w:t>解决方案：将</w:t>
-      </w:r>
-      <w:r>
-        <w:t xml:space="preserve"> target </w:t>
-      </w:r>
-      <w:r>
-        <w:t>改为</w:t>
-      </w:r>
-      <w:r>
-        <w:t xml:space="preserve"> </w:t>
-      </w:r>
-      <w:proofErr w:type="spellStart"/>
-      <w:r>
-        <w:t>currentTarget</w:t>
-      </w:r>
-      <w:proofErr w:type="spellEnd"/>
-      <w:r>
-        <w:t>。</w:t>
-      </w:r>
-    </w:p>
-    <w:p>
-      <w:r>
-        <w:t xml:space="preserve">P-10 </w:t>
-      </w:r>
-      <w:r>
-        <w:t>序列化字段多次遗漏（高）</w:t>
-      </w:r>
-    </w:p>
-    <w:p>
-      <w:r>
-        <w:t>问题描述：多处序列化点遗漏</w:t>
-      </w:r>
-      <w:r>
-        <w:t xml:space="preserve"> copyToDiscard/strengthMultiplier/randomTarget </w:t>
-      </w:r>
-      <w:r>
-        <w:t>等字段。</w:t>
-      </w:r>
-    </w:p>
-    <w:p>
-      <w:pPr>
-        <w:rPr>
-          <w:rFonts w:hint="eastAsia"/>
-        </w:rPr>
-      </w:pPr>
-      <w:r>
-        <w:t>解决方案：梳理</w:t>
-      </w:r>
-      <w:r>
-        <w:t xml:space="preserve"> 48 </w:t>
-      </w:r>
-      <w:proofErr w:type="gramStart"/>
-      <w:r>
-        <w:t>个</w:t>
-      </w:r>
-      <w:proofErr w:type="gramEnd"/>
-      <w:r>
-        <w:t>字段逐一核对</w:t>
-      </w:r>
-      <w:r>
-        <w:t xml:space="preserve"> 7 </w:t>
-      </w:r>
-      <w:proofErr w:type="gramStart"/>
-      <w:r>
-        <w:t>个</w:t>
-      </w:r>
-      <w:proofErr w:type="gramEnd"/>
-      <w:r>
-        <w:t>序列化点。</w:t>
-      </w:r>
-    </w:p>
-    <w:p>
-      <w:r>
-        <w:t xml:space="preserve">P-11 </w:t>
-      </w:r>
-      <w:r>
-        <w:t>商店买卡字段遗漏（高）</w:t>
-      </w:r>
-    </w:p>
-    <w:p>
-      <w:r>
-        <w:t>问题描述：</w:t>
-      </w:r>
-      <w:r>
-        <w:t xml:space="preserve">shop.html </w:t>
-      </w:r>
-      <w:r>
-        <w:t>手动列举字段</w:t>
-      </w:r>
-      <w:r>
-        <w:t xml:space="preserve"> push </w:t>
-      </w:r>
-      <w:r>
-        <w:t>到</w:t>
-      </w:r>
-      <w:r>
-        <w:t xml:space="preserve"> deck</w:t>
-      </w:r>
-      <w:r>
-        <w:t>，遗漏</w:t>
-      </w:r>
-      <w:r>
-        <w:t xml:space="preserve"> randomTarget </w:t>
-      </w:r>
-      <w:r>
-        <w:t>等</w:t>
-      </w:r>
-      <w:r>
-        <w:t xml:space="preserve"> 20+ </w:t>
-      </w:r>
-      <w:r>
-        <w:t>字段。</w:t>
-      </w:r>
-    </w:p>
-    <w:p>
-      <w:pPr>
-        <w:rPr>
-          <w:rFonts w:hint="eastAsia"/>
-        </w:rPr>
-      </w:pPr>
-      <w:r>
-        <w:t>解决方案：改为展开运算符</w:t>
-      </w:r>
-      <w:r>
-        <w:t xml:space="preserve"> {...card} </w:t>
-      </w:r>
-      <w:r>
-        <w:t>自动包含全部字段。</w:t>
-      </w:r>
-    </w:p>
-    <w:p>
-      <w:r>
-        <w:t xml:space="preserve">P-12 </w:t>
-      </w:r>
-      <w:r>
-        <w:t>商店</w:t>
-      </w:r>
-      <w:proofErr w:type="gramStart"/>
-      <w:r>
-        <w:t>删牌致</w:t>
-      </w:r>
-      <w:proofErr w:type="gramEnd"/>
-      <w:r>
-        <w:t>物品刷新（中）</w:t>
-      </w:r>
-    </w:p>
-    <w:p>
-      <w:r>
-        <w:t>问题描述：删牌后</w:t>
-      </w:r>
-      <w:r>
-        <w:t xml:space="preserve"> location.reload() </w:t>
-      </w:r>
-      <w:r>
-        <w:t>导致从后端重新生成随机商品。</w:t>
-      </w:r>
-    </w:p>
-    <w:p>
-      <w:pPr>
-        <w:rPr>
-          <w:rFonts w:hint="eastAsia"/>
-        </w:rPr>
-      </w:pPr>
-      <w:r>
-        <w:t>解决方案：改为仅更新删除区域</w:t>
-      </w:r>
-      <w:r>
-        <w:t xml:space="preserve"> UI</w:t>
-      </w:r>
-      <w:r>
-        <w:t>。</w:t>
-      </w:r>
-    </w:p>
-    <w:p>
-      <w:r>
-        <w:t xml:space="preserve">P-13 </w:t>
-      </w:r>
-      <w:r>
-        <w:t>锻造</w:t>
-      </w:r>
-      <w:proofErr w:type="gramStart"/>
-      <w:r>
-        <w:t>同名卡</w:t>
-      </w:r>
-      <w:proofErr w:type="gramEnd"/>
-      <w:r>
-        <w:t>牌升级错误（中）</w:t>
-      </w:r>
-    </w:p>
-    <w:p>
-      <w:r>
-        <w:t>问题描述：</w:t>
-      </w:r>
-      <w:r>
-        <w:t xml:space="preserve">forge.html </w:t>
-      </w:r>
-      <w:r>
-        <w:t>使用</w:t>
-      </w:r>
-      <w:r>
-        <w:t xml:space="preserve"> findIndex(name) </w:t>
-      </w:r>
-      <w:r>
-        <w:t>匹配，同名卡牌升级错误。</w:t>
-      </w:r>
-    </w:p>
-    <w:p>
-      <w:pPr>
-        <w:rPr>
-          <w:rFonts w:hint="eastAsia"/>
-        </w:rPr>
-      </w:pPr>
-      <w:r>
-        <w:t>解决方案：改用</w:t>
-      </w:r>
-      <w:r>
-        <w:t xml:space="preserve"> </w:t>
-      </w:r>
-      <w:proofErr w:type="spellStart"/>
-      <w:r>
-        <w:t>indexOf</w:t>
-      </w:r>
-      <w:proofErr w:type="spellEnd"/>
-      <w:r>
-        <w:t xml:space="preserve">(card) </w:t>
-      </w:r>
-      <w:r>
-        <w:t>引用匹配。</w:t>
-      </w:r>
-    </w:p>
-    <w:p>
-      <w:r>
-        <w:t xml:space="preserve">P-14 act </w:t>
-      </w:r>
-      <w:r>
-        <w:t>参数丢失（中）</w:t>
-      </w:r>
-    </w:p>
-    <w:p>
-      <w:r>
-        <w:t>问题描述：</w:t>
-      </w:r>
-      <w:r>
-        <w:t xml:space="preserve">reward.html </w:t>
-      </w:r>
-      <w:r>
-        <w:t>跳转</w:t>
-      </w:r>
-      <w:r>
-        <w:t xml:space="preserve"> card_select.html </w:t>
-      </w:r>
-      <w:r>
-        <w:t>时遗漏</w:t>
-      </w:r>
-      <w:r>
-        <w:t xml:space="preserve"> act </w:t>
-      </w:r>
-      <w:r>
-        <w:t>参数。</w:t>
-      </w:r>
-    </w:p>
-    <w:p>
-      <w:pPr>
-        <w:rPr>
-          <w:rFonts w:hint="eastAsia"/>
-        </w:rPr>
-      </w:pPr>
-      <w:r>
-        <w:t>解决方案：补全参数传递。</w:t>
-      </w:r>
-    </w:p>
-    <w:p>
-      <w:r>
-        <w:t xml:space="preserve">P-15 URL </w:t>
-      </w:r>
-      <w:r>
-        <w:t>参数作用域错误（严重）</w:t>
-      </w:r>
-    </w:p>
-    <w:p>
-      <w:r>
-        <w:t>问题描述：</w:t>
-      </w:r>
-      <w:r>
-        <w:t xml:space="preserve">fight.html </w:t>
-      </w:r>
-      <w:r>
-        <w:t>中</w:t>
-      </w:r>
-      <w:r>
-        <w:t xml:space="preserve"> const actParam </w:t>
-      </w:r>
-      <w:r>
-        <w:t>声明在</w:t>
-      </w:r>
-      <w:r>
-        <w:t xml:space="preserve"> if </w:t>
-      </w:r>
-      <w:r>
-        <w:t>块内，</w:t>
-      </w:r>
-      <w:r>
-        <w:t xml:space="preserve">else </w:t>
-      </w:r>
-      <w:r>
-        <w:t>块访问导致</w:t>
-      </w:r>
-      <w:r>
-        <w:t xml:space="preserve"> ReferenceError</w:t>
-      </w:r>
-      <w:r>
-        <w:t>。</w:t>
-      </w:r>
-    </w:p>
-    <w:p>
-      <w:pPr>
-        <w:rPr>
-          <w:rFonts w:hint="eastAsia"/>
-        </w:rPr>
-      </w:pPr>
       <w:r>
         <w:t>解决方案：将</w:t>
       </w:r>
@@ -13829,11 +11907,6 @@
       </w:r>
     </w:p>
     <w:p>
-      <w:pPr>
-        <w:rPr>
-          <w:rFonts w:hint="eastAsia"/>
-        </w:rPr>
-      </w:pPr>
       <w:r>
         <w:t>高严重性平均</w:t>
       </w:r>
@@ -13911,7 +11984,6 @@
     </w:p>
     <w:p>
       <w:r>
-        <w:lastRenderedPageBreak/>
         <w:t>（</w:t>
       </w:r>
       <w:r>
@@ -14185,6 +12257,7 @@
     </w:p>
     <w:p>
       <w:r>
+        <w:lastRenderedPageBreak/>
         <w:t>（</w:t>
       </w:r>
       <w:r>
@@ -14213,11 +12286,6 @@
       </w:r>
     </w:p>
     <w:p>
-      <w:pPr>
-        <w:rPr>
-          <w:rFonts w:hint="eastAsia"/>
-        </w:rPr>
-      </w:pPr>
       <w:r>
         <w:t>（</w:t>
       </w:r>
@@ -14241,11 +12309,6 @@
       </w:r>
     </w:p>
     <w:p>
-      <w:pPr>
-        <w:rPr>
-          <w:rFonts w:hint="eastAsia"/>
-        </w:rPr>
-      </w:pPr>
       <w:r>
         <w:t>代码产出：后端</w:t>
       </w:r>
@@ -14463,11 +12526,6 @@
       </w:r>
     </w:p>
     <w:p>
-      <w:pPr>
-        <w:rPr>
-          <w:rFonts w:hint="eastAsia"/>
-        </w:rPr>
-      </w:pPr>
       <w:r>
         <w:t>沟通方式：即时通讯（日常）、每周例会（同步</w:t>
       </w:r>
@@ -14516,11 +12574,6 @@
       </w:r>
     </w:p>
     <w:p>
-      <w:pPr>
-        <w:rPr>
-          <w:rFonts w:hint="eastAsia"/>
-        </w:rPr>
-      </w:pPr>
       <w:r>
         <w:t>技术收获：后端方面掌握了</w:t>
       </w:r>
@@ -14568,11 +12621,6 @@
       </w:r>
     </w:p>
     <w:p>
-      <w:pPr>
-        <w:rPr>
-          <w:rFonts w:hint="eastAsia"/>
-        </w:rPr>
-      </w:pPr>
       <w:r>
         <w:t>不足：（</w:t>
       </w:r>
@@ -14682,11 +12730,6 @@
       </w:r>
     </w:p>
     <w:p>
-      <w:pPr>
-        <w:rPr>
-          <w:rFonts w:hint="eastAsia"/>
-        </w:rPr>
-      </w:pPr>
       <w:r>
         <w:t>（</w:t>
       </w:r>
@@ -14710,11 +12753,6 @@
       </w:r>
     </w:p>
     <w:p>
-      <w:pPr>
-        <w:rPr>
-          <w:rFonts w:hint="eastAsia"/>
-        </w:rPr>
-      </w:pPr>
       <w:r>
         <w:t>未来可扩展方向：完善游戏内容、增加新角色、优化用户体验、引入</w:t>
       </w:r>
@@ -14751,86 +12789,69 @@
       </w:r>
     </w:p>
     <w:p>
-      <w:pPr>
+      <w:r>
         <w:rPr>
           <w:rFonts w:hint="eastAsia"/>
         </w:rPr>
-      </w:pPr>
+        <w:t>本次“杀戮尖塔克隆版”项目开发是一次完整的软件工程实践，涵盖了从需求分析、架构设计、编码实现到测试部署的全过程。项目成功实现了一个可玩的卡牌</w:t>
+      </w:r>
       <w:r>
         <w:rPr>
           <w:rFonts w:hint="eastAsia"/>
         </w:rPr>
-        <w:t>本次“杀戮尖塔克隆版”项目开发是一次完整的软件工程实践，涵盖了从需求分析、架构设计、编码实现到测试部署的全过程。项目成功实现了一个可玩的卡牌</w:t>
+        <w:t xml:space="preserve"> Roguelike </w:t>
       </w:r>
       <w:r>
         <w:rPr>
           <w:rFonts w:hint="eastAsia"/>
         </w:rPr>
-        <w:t xml:space="preserve"> Roguelike </w:t>
-      </w:r>
+        <w:t>游戏，所有核心功能模块均按计划完成。</w:t>
+      </w:r>
+    </w:p>
+    <w:p>
       <w:r>
         <w:rPr>
           <w:rFonts w:hint="eastAsia"/>
         </w:rPr>
-        <w:t>游戏，所有核心功能模块均按计划完成。</w:t>
-      </w:r>
-    </w:p>
-    <w:p>
-      <w:pPr>
+        <w:t>通过这次实践，我们不仅巩固了</w:t>
+      </w:r>
+      <w:r>
         <w:rPr>
           <w:rFonts w:hint="eastAsia"/>
         </w:rPr>
-      </w:pPr>
+        <w:t xml:space="preserve"> Spring Boot </w:t>
+      </w:r>
       <w:r>
         <w:rPr>
           <w:rFonts w:hint="eastAsia"/>
         </w:rPr>
-        <w:t>通过这次实践，我们不仅巩固了</w:t>
+        <w:t>和</w:t>
       </w:r>
       <w:r>
         <w:rPr>
           <w:rFonts w:hint="eastAsia"/>
         </w:rPr>
-        <w:t xml:space="preserve"> Spring Boot </w:t>
+        <w:t xml:space="preserve"> Vue 3 </w:t>
       </w:r>
       <w:r>
         <w:rPr>
           <w:rFonts w:hint="eastAsia"/>
         </w:rPr>
-        <w:t>和</w:t>
-      </w:r>
+        <w:t>的技术</w:t>
+      </w:r>
+      <w:proofErr w:type="gramStart"/>
       <w:r>
         <w:rPr>
           <w:rFonts w:hint="eastAsia"/>
         </w:rPr>
-        <w:t xml:space="preserve"> Vue 3 </w:t>
-      </w:r>
+        <w:t>栈</w:t>
+      </w:r>
+      <w:proofErr w:type="gramEnd"/>
       <w:r>
         <w:rPr>
           <w:rFonts w:hint="eastAsia"/>
         </w:rPr>
-        <w:t>的技术</w:t>
-      </w:r>
-      <w:proofErr w:type="gramStart"/>
-      <w:r>
-        <w:rPr>
-          <w:rFonts w:hint="eastAsia"/>
-        </w:rPr>
-        <w:t>栈</w:t>
-      </w:r>
-      <w:proofErr w:type="gramEnd"/>
-      <w:r>
-        <w:rPr>
-          <w:rFonts w:hint="eastAsia"/>
-        </w:rPr>
-        <w:t>应用能力，更重要的是锻炼了团队</w:t>
-      </w:r>
-      <w:r>
-        <w:rPr>
-          <w:rFonts w:hint="eastAsia"/>
-        </w:rPr>
-        <w:lastRenderedPageBreak/>
-        <w:t>协作、代码评审、版本管理和质量保障等软件工程核心技能。项目中遇到的问题和挑战，都成为了宝贵的学习经验。</w:t>
+        <w:t>应用能力，更重要的是锻炼了团队协作、代码评审、版本管理和质量保障等软件工程核心技能。项目中遇到的问题和挑战，都成为了宝贵的学习经验。</w:t>
       </w:r>
     </w:p>
     <w:p>
@@ -15043,6 +13064,7 @@
     </w:p>
     <w:p>
       <w:r>
+        <w:lastRenderedPageBreak/>
         <w:t>[6] Bernd Oggl. Git</w:t>
       </w:r>
       <w:r>
@@ -15071,11 +13093,6 @@
       </w:r>
     </w:p>
     <w:p>
-      <w:pPr>
-        <w:rPr>
-          <w:rFonts w:hint="eastAsia"/>
-        </w:rPr>
-      </w:pPr>
       <w:r>
         <w:t xml:space="preserve">[7] </w:t>
       </w:r>
@@ -15156,11 +13173,6 @@
       </w:r>
     </w:p>
     <w:p>
-      <w:pPr>
-        <w:rPr>
-          <w:rFonts w:hint="eastAsia"/>
-        </w:rPr>
-      </w:pPr>
       <w:r>
         <w:t>[12] Jackson JSON Processor Documentation[EB/OL]. https://github.com/FasterXML/jackson-docs, 2026-06-10.</w:t>
       </w:r>
@@ -15231,6 +13243,66 @@
         </w:rPr>
         <w:t>的核心玩法，所有卡牌、敌人、遗物等游戏数据均为独立设计与配置，不涉及原作代码的复制或修改。</w:t>
       </w:r>
+    </w:p>
+    <w:p>
+      <w:pPr>
+        <w:rPr>
+          <w:b/>
+          <w:bCs/>
+          <w:color w:val="FF0000"/>
+          <w:sz w:val="24"/>
+        </w:rPr>
+      </w:pPr>
+    </w:p>
+    <w:p>
+      <w:pPr>
+        <w:rPr>
+          <w:b/>
+          <w:bCs/>
+          <w:color w:val="FF0000"/>
+          <w:sz w:val="24"/>
+        </w:rPr>
+      </w:pPr>
+    </w:p>
+    <w:p>
+      <w:pPr>
+        <w:rPr>
+          <w:b/>
+          <w:bCs/>
+          <w:color w:val="FF0000"/>
+          <w:sz w:val="24"/>
+        </w:rPr>
+      </w:pPr>
+    </w:p>
+    <w:p>
+      <w:pPr>
+        <w:rPr>
+          <w:b/>
+          <w:bCs/>
+          <w:color w:val="FF0000"/>
+          <w:sz w:val="24"/>
+        </w:rPr>
+      </w:pPr>
+    </w:p>
+    <w:p>
+      <w:pPr>
+        <w:rPr>
+          <w:b/>
+          <w:bCs/>
+          <w:color w:val="FF0000"/>
+          <w:sz w:val="24"/>
+        </w:rPr>
+      </w:pPr>
+    </w:p>
+    <w:p>
+      <w:pPr>
+        <w:rPr>
+          <w:b/>
+          <w:bCs/>
+          <w:color w:val="FF0000"/>
+          <w:sz w:val="24"/>
+        </w:rPr>
+      </w:pPr>
     </w:p>
     <w:p>
       <w:pPr>
@@ -15435,8 +13507,26 @@
     </w:p>
     <w:p>
       <w:pPr>
+        <w:rPr>
+          <w:b/>
+          <w:bCs/>
+          <w:color w:val="FF0000"/>
+          <w:sz w:val="24"/>
+        </w:rPr>
+      </w:pPr>
+    </w:p>
+    <w:p>
+      <w:pPr>
         <w:spacing w:afterLines="50" w:after="156"/>
         <w:jc w:val="center"/>
+        <w:rPr>
+          <w:b/>
+          <w:bCs/>
+          <w:sz w:val="36"/>
+          <w:szCs w:val="36"/>
+        </w:rPr>
+      </w:pPr>
+      <w:r>
         <w:rPr>
           <w:rFonts w:hint="eastAsia"/>
           <w:b/>
@@ -15444,15 +13534,7 @@
           <w:sz w:val="36"/>
           <w:szCs w:val="36"/>
         </w:rPr>
-      </w:pPr>
-      <w:r>
-        <w:rPr>
-          <w:rFonts w:hint="eastAsia"/>
-          <w:b/>
-          <w:bCs/>
-          <w:sz w:val="36"/>
-          <w:szCs w:val="36"/>
-        </w:rPr>
+        <w:lastRenderedPageBreak/>
         <w:t>《软件工程实践（二）》成绩评定表</w:t>
       </w:r>
     </w:p>
@@ -18573,6 +16655,7 @@
   <w:style w:type="character" w:default="1" w:styleId="a0">
     <w:name w:val="Default Paragraph Font"/>
     <w:uiPriority w:val="1"/>
+    <w:semiHidden/>
     <w:unhideWhenUsed/>
   </w:style>
   <w:style w:type="table" w:default="1" w:styleId="a1">

--- a/软件工程实践2报告-修订版1.docx
+++ b/软件工程实践2报告-修订版1.docx
@@ -74,7 +74,7 @@
           <w:szCs w:val="84"/>
         </w:rPr>
         <w:drawing>
-          <wp:anchor distT="0" distB="0" distL="114300" distR="114300" simplePos="0" relativeHeight="251658752" behindDoc="0" locked="0" layoutInCell="1" allowOverlap="1" wp14:anchorId="7D70B64A" wp14:editId="680E3635">
+          <wp:anchor distT="0" distB="0" distL="114300" distR="114300" simplePos="0" relativeHeight="251658752" behindDoc="0" locked="0" layoutInCell="1" allowOverlap="1" wp14:anchorId="0851CF2C" wp14:editId="45857FBC">
             <wp:simplePos x="0" y="0"/>
             <wp:positionH relativeFrom="column">
               <wp:posOffset>685800</wp:posOffset>
@@ -1014,8 +1014,7 @@
               <w:b w:val="0"/>
               <w:bCs w:val="0"/>
               <w:kern w:val="2"/>
-              <w:szCs w:val="24"/>
-              <w14:ligatures w14:val="standardContextual"/>
+              <w:sz w:val="21"/>
             </w:rPr>
           </w:pPr>
           <w:r>
@@ -1036,7 +1035,7 @@
             </w:rPr>
             <w:fldChar w:fldCharType="separate"/>
           </w:r>
-          <w:hyperlink w:anchor="_Toc231557773" w:history="1">
+          <w:hyperlink w:anchor="_Toc233047241" w:history="1">
             <w:r>
               <w:rPr>
                 <w:rStyle w:val="ac"/>
@@ -1049,8 +1048,7 @@
                 <w:b w:val="0"/>
                 <w:bCs w:val="0"/>
                 <w:kern w:val="2"/>
-                <w:szCs w:val="24"/>
-                <w14:ligatures w14:val="standardContextual"/>
+                <w:sz w:val="21"/>
               </w:rPr>
               <w:tab/>
             </w:r>
@@ -1076,7 +1074,7 @@
               <w:rPr>
                 <w:webHidden/>
               </w:rPr>
-              <w:instrText xml:space="preserve"> PAGEREF _Toc231557773 \h </w:instrText>
+              <w:instrText xml:space="preserve"> PAGEREF _Toc233047241 \h </w:instrText>
             </w:r>
             <w:r>
               <w:rPr>
@@ -1114,11 +1112,10 @@
               <w:b w:val="0"/>
               <w:bCs w:val="0"/>
               <w:kern w:val="2"/>
-              <w:szCs w:val="24"/>
-              <w14:ligatures w14:val="standardContextual"/>
+              <w:sz w:val="21"/>
             </w:rPr>
           </w:pPr>
-          <w:hyperlink w:anchor="_Toc231557774" w:history="1">
+          <w:hyperlink w:anchor="_Toc233047242" w:history="1">
             <w:r>
               <w:rPr>
                 <w:rStyle w:val="ac"/>
@@ -1131,8 +1128,7 @@
                 <w:b w:val="0"/>
                 <w:bCs w:val="0"/>
                 <w:kern w:val="2"/>
-                <w:szCs w:val="24"/>
-                <w14:ligatures w14:val="standardContextual"/>
+                <w:sz w:val="21"/>
               </w:rPr>
               <w:tab/>
             </w:r>
@@ -1158,7 +1154,7 @@
               <w:rPr>
                 <w:webHidden/>
               </w:rPr>
-              <w:instrText xml:space="preserve"> PAGEREF _Toc231557774 \h </w:instrText>
+              <w:instrText xml:space="preserve"> PAGEREF _Toc233047242 \h </w:instrText>
             </w:r>
             <w:r>
               <w:rPr>
@@ -1175,7 +1171,7 @@
               <w:rPr>
                 <w:webHidden/>
               </w:rPr>
-              <w:t>1</w:t>
+              <w:t>2</w:t>
             </w:r>
             <w:r>
               <w:rPr>
@@ -1189,18 +1185,17 @@
           <w:pPr>
             <w:pStyle w:val="TOC1"/>
             <w:tabs>
-              <w:tab w:val="left" w:pos="660"/>
+              <w:tab w:val="left" w:pos="630"/>
             </w:tabs>
             <w:rPr>
               <w:rFonts w:asciiTheme="minorHAnsi" w:eastAsiaTheme="minorEastAsia" w:hAnsiTheme="minorHAnsi" w:cstheme="minorBidi"/>
               <w:b w:val="0"/>
               <w:bCs w:val="0"/>
               <w:kern w:val="2"/>
-              <w:szCs w:val="24"/>
-              <w14:ligatures w14:val="standardContextual"/>
+              <w:sz w:val="21"/>
             </w:rPr>
           </w:pPr>
-          <w:hyperlink w:anchor="_Toc231557775" w:history="1">
+          <w:hyperlink w:anchor="_Toc233047243" w:history="1">
             <w:r>
               <w:rPr>
                 <w:rStyle w:val="ac"/>
@@ -1213,8 +1208,7 @@
                 <w:b w:val="0"/>
                 <w:bCs w:val="0"/>
                 <w:kern w:val="2"/>
-                <w:szCs w:val="24"/>
-                <w14:ligatures w14:val="standardContextual"/>
+                <w:sz w:val="21"/>
               </w:rPr>
               <w:tab/>
             </w:r>
@@ -1222,7 +1216,19 @@
               <w:rPr>
                 <w:rStyle w:val="ac"/>
               </w:rPr>
-              <w:t>任务分析</w:t>
+              <w:t>任</w:t>
+            </w:r>
+            <w:r>
+              <w:rPr>
+                <w:rStyle w:val="ac"/>
+              </w:rPr>
+              <w:t>务</w:t>
+            </w:r>
+            <w:r>
+              <w:rPr>
+                <w:rStyle w:val="ac"/>
+              </w:rPr>
+              <w:t>分析</w:t>
             </w:r>
             <w:r>
               <w:rPr>
@@ -1240,7 +1246,7 @@
               <w:rPr>
                 <w:webHidden/>
               </w:rPr>
-              <w:instrText xml:space="preserve"> PAGEREF _Toc231557775 \h </w:instrText>
+              <w:instrText xml:space="preserve"> PAGEREF _Toc233047243 \h </w:instrText>
             </w:r>
             <w:r>
               <w:rPr>
@@ -1257,7 +1263,7 @@
               <w:rPr>
                 <w:webHidden/>
               </w:rPr>
-              <w:t>1</w:t>
+              <w:t>2</w:t>
             </w:r>
             <w:r>
               <w:rPr>
@@ -1271,18 +1277,17 @@
           <w:pPr>
             <w:pStyle w:val="TOC1"/>
             <w:tabs>
-              <w:tab w:val="left" w:pos="660"/>
+              <w:tab w:val="left" w:pos="630"/>
             </w:tabs>
             <w:rPr>
               <w:rFonts w:asciiTheme="minorHAnsi" w:eastAsiaTheme="minorEastAsia" w:hAnsiTheme="minorHAnsi" w:cstheme="minorBidi"/>
               <w:b w:val="0"/>
               <w:bCs w:val="0"/>
               <w:kern w:val="2"/>
-              <w:szCs w:val="24"/>
-              <w14:ligatures w14:val="standardContextual"/>
+              <w:sz w:val="21"/>
             </w:rPr>
           </w:pPr>
-          <w:hyperlink w:anchor="_Toc231557776" w:history="1">
+          <w:hyperlink w:anchor="_Toc233047244" w:history="1">
             <w:r>
               <w:rPr>
                 <w:rStyle w:val="ac"/>
@@ -1295,8 +1300,7 @@
                 <w:b w:val="0"/>
                 <w:bCs w:val="0"/>
                 <w:kern w:val="2"/>
-                <w:szCs w:val="24"/>
-                <w14:ligatures w14:val="standardContextual"/>
+                <w:sz w:val="21"/>
               </w:rPr>
               <w:tab/>
             </w:r>
@@ -1304,7 +1308,7 @@
               <w:rPr>
                 <w:rStyle w:val="ac"/>
               </w:rPr>
-              <w:t>项目设计</w:t>
+              <w:t>项目架构与功能设计</w:t>
             </w:r>
             <w:r>
               <w:rPr>
@@ -1322,7 +1326,7 @@
               <w:rPr>
                 <w:webHidden/>
               </w:rPr>
-              <w:instrText xml:space="preserve"> PAGEREF _Toc231557776 \h </w:instrText>
+              <w:instrText xml:space="preserve"> PAGEREF _Toc233047244 \h </w:instrText>
             </w:r>
             <w:r>
               <w:rPr>
@@ -1339,7 +1343,7 @@
               <w:rPr>
                 <w:webHidden/>
               </w:rPr>
-              <w:t>1</w:t>
+              <w:t>3</w:t>
             </w:r>
             <w:r>
               <w:rPr>
@@ -1353,18 +1357,17 @@
           <w:pPr>
             <w:pStyle w:val="TOC1"/>
             <w:tabs>
-              <w:tab w:val="left" w:pos="660"/>
+              <w:tab w:val="left" w:pos="630"/>
             </w:tabs>
             <w:rPr>
               <w:rFonts w:asciiTheme="minorHAnsi" w:eastAsiaTheme="minorEastAsia" w:hAnsiTheme="minorHAnsi" w:cstheme="minorBidi"/>
               <w:b w:val="0"/>
               <w:bCs w:val="0"/>
               <w:kern w:val="2"/>
-              <w:szCs w:val="24"/>
-              <w14:ligatures w14:val="standardContextual"/>
+              <w:sz w:val="21"/>
             </w:rPr>
           </w:pPr>
-          <w:hyperlink w:anchor="_Toc231557777" w:history="1">
+          <w:hyperlink w:anchor="_Toc233047245" w:history="1">
             <w:r>
               <w:rPr>
                 <w:rStyle w:val="ac"/>
@@ -1377,8 +1380,7 @@
                 <w:b w:val="0"/>
                 <w:bCs w:val="0"/>
                 <w:kern w:val="2"/>
-                <w:szCs w:val="24"/>
-                <w14:ligatures w14:val="standardContextual"/>
+                <w:sz w:val="21"/>
               </w:rPr>
               <w:tab/>
             </w:r>
@@ -1404,7 +1406,7 @@
               <w:rPr>
                 <w:webHidden/>
               </w:rPr>
-              <w:instrText xml:space="preserve"> PAGEREF _Toc231557777 \h </w:instrText>
+              <w:instrText xml:space="preserve"> PAGEREF _Toc233047245 \h </w:instrText>
             </w:r>
             <w:r>
               <w:rPr>
@@ -1421,7 +1423,7 @@
               <w:rPr>
                 <w:webHidden/>
               </w:rPr>
-              <w:t>1</w:t>
+              <w:t>5</w:t>
             </w:r>
             <w:r>
               <w:rPr>
@@ -1435,18 +1437,17 @@
           <w:pPr>
             <w:pStyle w:val="TOC1"/>
             <w:tabs>
-              <w:tab w:val="left" w:pos="660"/>
+              <w:tab w:val="left" w:pos="630"/>
             </w:tabs>
             <w:rPr>
               <w:rFonts w:asciiTheme="minorHAnsi" w:eastAsiaTheme="minorEastAsia" w:hAnsiTheme="minorHAnsi" w:cstheme="minorBidi"/>
               <w:b w:val="0"/>
               <w:bCs w:val="0"/>
               <w:kern w:val="2"/>
-              <w:szCs w:val="24"/>
-              <w14:ligatures w14:val="standardContextual"/>
+              <w:sz w:val="21"/>
             </w:rPr>
           </w:pPr>
-          <w:hyperlink w:anchor="_Toc231557778" w:history="1">
+          <w:hyperlink w:anchor="_Toc233047246" w:history="1">
             <w:r>
               <w:rPr>
                 <w:rStyle w:val="ac"/>
@@ -1459,8 +1460,7 @@
                 <w:b w:val="0"/>
                 <w:bCs w:val="0"/>
                 <w:kern w:val="2"/>
-                <w:szCs w:val="24"/>
-                <w14:ligatures w14:val="standardContextual"/>
+                <w:sz w:val="21"/>
               </w:rPr>
               <w:tab/>
             </w:r>
@@ -1486,7 +1486,7 @@
               <w:rPr>
                 <w:webHidden/>
               </w:rPr>
-              <w:instrText xml:space="preserve"> PAGEREF _Toc231557778 \h </w:instrText>
+              <w:instrText xml:space="preserve"> PAGEREF _Toc233047246 \h </w:instrText>
             </w:r>
             <w:r>
               <w:rPr>
@@ -1503,7 +1503,7 @@
               <w:rPr>
                 <w:webHidden/>
               </w:rPr>
-              <w:t>1</w:t>
+              <w:t>5</w:t>
             </w:r>
             <w:r>
               <w:rPr>
@@ -1524,11 +1524,10 @@
               <w:b w:val="0"/>
               <w:bCs w:val="0"/>
               <w:kern w:val="2"/>
-              <w:szCs w:val="24"/>
-              <w14:ligatures w14:val="standardContextual"/>
+              <w:sz w:val="21"/>
             </w:rPr>
           </w:pPr>
-          <w:hyperlink w:anchor="_Toc231557779" w:history="1">
+          <w:hyperlink w:anchor="_Toc233047247" w:history="1">
             <w:r>
               <w:rPr>
                 <w:rStyle w:val="ac"/>
@@ -1541,8 +1540,7 @@
                 <w:b w:val="0"/>
                 <w:bCs w:val="0"/>
                 <w:kern w:val="2"/>
-                <w:szCs w:val="24"/>
-                <w14:ligatures w14:val="standardContextual"/>
+                <w:sz w:val="21"/>
               </w:rPr>
               <w:tab/>
             </w:r>
@@ -1550,7 +1548,19 @@
               <w:rPr>
                 <w:rStyle w:val="ac"/>
               </w:rPr>
-              <w:t>小组软件过程</w:t>
+              <w:t>小组软</w:t>
+            </w:r>
+            <w:r>
+              <w:rPr>
+                <w:rStyle w:val="ac"/>
+              </w:rPr>
+              <w:t>件</w:t>
+            </w:r>
+            <w:r>
+              <w:rPr>
+                <w:rStyle w:val="ac"/>
+              </w:rPr>
+              <w:t>过程</w:t>
             </w:r>
             <w:r>
               <w:rPr>
@@ -1568,7 +1578,7 @@
               <w:rPr>
                 <w:webHidden/>
               </w:rPr>
-              <w:instrText xml:space="preserve"> PAGEREF _Toc231557779 \h </w:instrText>
+              <w:instrText xml:space="preserve"> PAGEREF _Toc233047247 \h </w:instrText>
             </w:r>
             <w:r>
               <w:rPr>
@@ -1585,7 +1595,7 @@
               <w:rPr>
                 <w:webHidden/>
               </w:rPr>
-              <w:t>1</w:t>
+              <w:t>5</w:t>
             </w:r>
             <w:r>
               <w:rPr>
@@ -1599,18 +1609,17 @@
           <w:pPr>
             <w:pStyle w:val="TOC1"/>
             <w:tabs>
-              <w:tab w:val="left" w:pos="660"/>
+              <w:tab w:val="left" w:pos="630"/>
             </w:tabs>
             <w:rPr>
               <w:rFonts w:asciiTheme="minorHAnsi" w:eastAsiaTheme="minorEastAsia" w:hAnsiTheme="minorHAnsi" w:cstheme="minorBidi"/>
               <w:b w:val="0"/>
               <w:bCs w:val="0"/>
               <w:kern w:val="2"/>
-              <w:szCs w:val="24"/>
-              <w14:ligatures w14:val="standardContextual"/>
+              <w:sz w:val="21"/>
             </w:rPr>
           </w:pPr>
-          <w:hyperlink w:anchor="_Toc231557780" w:history="1">
+          <w:hyperlink w:anchor="_Toc233047248" w:history="1">
             <w:r>
               <w:rPr>
                 <w:rStyle w:val="ac"/>
@@ -1623,8 +1632,7 @@
                 <w:b w:val="0"/>
                 <w:bCs w:val="0"/>
                 <w:kern w:val="2"/>
-                <w:szCs w:val="24"/>
-                <w14:ligatures w14:val="standardContextual"/>
+                <w:sz w:val="21"/>
               </w:rPr>
               <w:tab/>
             </w:r>
@@ -1650,7 +1658,7 @@
               <w:rPr>
                 <w:webHidden/>
               </w:rPr>
-              <w:instrText xml:space="preserve"> PAGEREF _Toc231557780 \h </w:instrText>
+              <w:instrText xml:space="preserve"> PAGEREF _Toc233047248 \h </w:instrText>
             </w:r>
             <w:r>
               <w:rPr>
@@ -1667,7 +1675,7 @@
               <w:rPr>
                 <w:webHidden/>
               </w:rPr>
-              <w:t>1</w:t>
+              <w:t>5</w:t>
             </w:r>
             <w:r>
               <w:rPr>
@@ -1681,18 +1689,17 @@
           <w:pPr>
             <w:pStyle w:val="TOC1"/>
             <w:tabs>
-              <w:tab w:val="left" w:pos="660"/>
+              <w:tab w:val="left" w:pos="630"/>
             </w:tabs>
             <w:rPr>
               <w:rFonts w:asciiTheme="minorHAnsi" w:eastAsiaTheme="minorEastAsia" w:hAnsiTheme="minorHAnsi" w:cstheme="minorBidi"/>
               <w:b w:val="0"/>
               <w:bCs w:val="0"/>
               <w:kern w:val="2"/>
-              <w:szCs w:val="24"/>
-              <w14:ligatures w14:val="standardContextual"/>
+              <w:sz w:val="21"/>
             </w:rPr>
           </w:pPr>
-          <w:hyperlink w:anchor="_Toc231557781" w:history="1">
+          <w:hyperlink w:anchor="_Toc233047249" w:history="1">
             <w:r>
               <w:rPr>
                 <w:rStyle w:val="ac"/>
@@ -1705,8 +1712,7 @@
                 <w:b w:val="0"/>
                 <w:bCs w:val="0"/>
                 <w:kern w:val="2"/>
-                <w:szCs w:val="24"/>
-                <w14:ligatures w14:val="standardContextual"/>
+                <w:sz w:val="21"/>
               </w:rPr>
               <w:tab/>
             </w:r>
@@ -1732,7 +1738,7 @@
               <w:rPr>
                 <w:webHidden/>
               </w:rPr>
-              <w:instrText xml:space="preserve"> PAGEREF _Toc231557781 \h </w:instrText>
+              <w:instrText xml:space="preserve"> PAGEREF _Toc233047249 \h </w:instrText>
             </w:r>
             <w:r>
               <w:rPr>
@@ -1749,7 +1755,7 @@
               <w:rPr>
                 <w:webHidden/>
               </w:rPr>
-              <w:t>2</w:t>
+              <w:t>8</w:t>
             </w:r>
             <w:r>
               <w:rPr>
@@ -1763,18 +1769,17 @@
           <w:pPr>
             <w:pStyle w:val="TOC1"/>
             <w:tabs>
-              <w:tab w:val="left" w:pos="660"/>
+              <w:tab w:val="left" w:pos="630"/>
             </w:tabs>
             <w:rPr>
               <w:rFonts w:asciiTheme="minorHAnsi" w:eastAsiaTheme="minorEastAsia" w:hAnsiTheme="minorHAnsi" w:cstheme="minorBidi"/>
               <w:b w:val="0"/>
               <w:bCs w:val="0"/>
               <w:kern w:val="2"/>
-              <w:szCs w:val="24"/>
-              <w14:ligatures w14:val="standardContextual"/>
+              <w:sz w:val="21"/>
             </w:rPr>
           </w:pPr>
-          <w:hyperlink w:anchor="_Toc231557782" w:history="1">
+          <w:hyperlink w:anchor="_Toc233047250" w:history="1">
             <w:r>
               <w:rPr>
                 <w:rStyle w:val="ac"/>
@@ -1787,8 +1792,7 @@
                 <w:b w:val="0"/>
                 <w:bCs w:val="0"/>
                 <w:kern w:val="2"/>
-                <w:szCs w:val="24"/>
-                <w14:ligatures w14:val="standardContextual"/>
+                <w:sz w:val="21"/>
               </w:rPr>
               <w:tab/>
             </w:r>
@@ -1814,7 +1818,7 @@
               <w:rPr>
                 <w:webHidden/>
               </w:rPr>
-              <w:instrText xml:space="preserve"> PAGEREF _Toc231557782 \h </w:instrText>
+              <w:instrText xml:space="preserve"> PAGEREF _Toc233047250 \h </w:instrText>
             </w:r>
             <w:r>
               <w:rPr>
@@ -1831,7 +1835,7 @@
               <w:rPr>
                 <w:webHidden/>
               </w:rPr>
-              <w:t>2</w:t>
+              <w:t>8</w:t>
             </w:r>
             <w:r>
               <w:rPr>
@@ -1845,18 +1849,17 @@
           <w:pPr>
             <w:pStyle w:val="TOC1"/>
             <w:tabs>
-              <w:tab w:val="left" w:pos="660"/>
+              <w:tab w:val="left" w:pos="630"/>
             </w:tabs>
             <w:rPr>
               <w:rFonts w:asciiTheme="minorHAnsi" w:eastAsiaTheme="minorEastAsia" w:hAnsiTheme="minorHAnsi" w:cstheme="minorBidi"/>
               <w:b w:val="0"/>
               <w:bCs w:val="0"/>
               <w:kern w:val="2"/>
-              <w:szCs w:val="24"/>
-              <w14:ligatures w14:val="standardContextual"/>
+              <w:sz w:val="21"/>
             </w:rPr>
           </w:pPr>
-          <w:hyperlink w:anchor="_Toc231557783" w:history="1">
+          <w:hyperlink w:anchor="_Toc233047251" w:history="1">
             <w:r>
               <w:rPr>
                 <w:rStyle w:val="ac"/>
@@ -1869,8 +1872,7 @@
                 <w:b w:val="0"/>
                 <w:bCs w:val="0"/>
                 <w:kern w:val="2"/>
-                <w:szCs w:val="24"/>
-                <w14:ligatures w14:val="standardContextual"/>
+                <w:sz w:val="21"/>
               </w:rPr>
               <w:tab/>
             </w:r>
@@ -1896,7 +1898,7 @@
               <w:rPr>
                 <w:webHidden/>
               </w:rPr>
-              <w:instrText xml:space="preserve"> PAGEREF _Toc231557783 \h </w:instrText>
+              <w:instrText xml:space="preserve"> PAGEREF _Toc233047251 \h </w:instrText>
             </w:r>
             <w:r>
               <w:rPr>
@@ -1913,7 +1915,7 @@
               <w:rPr>
                 <w:webHidden/>
               </w:rPr>
-              <w:t>2</w:t>
+              <w:t>10</w:t>
             </w:r>
             <w:r>
               <w:rPr>
@@ -1927,18 +1929,17 @@
           <w:pPr>
             <w:pStyle w:val="TOC1"/>
             <w:tabs>
-              <w:tab w:val="left" w:pos="660"/>
+              <w:tab w:val="left" w:pos="630"/>
             </w:tabs>
             <w:rPr>
               <w:rFonts w:asciiTheme="minorHAnsi" w:eastAsiaTheme="minorEastAsia" w:hAnsiTheme="minorHAnsi" w:cstheme="minorBidi"/>
               <w:b w:val="0"/>
               <w:bCs w:val="0"/>
               <w:kern w:val="2"/>
-              <w:szCs w:val="24"/>
-              <w14:ligatures w14:val="standardContextual"/>
+              <w:sz w:val="21"/>
             </w:rPr>
           </w:pPr>
-          <w:hyperlink w:anchor="_Toc231557784" w:history="1">
+          <w:hyperlink w:anchor="_Toc233047252" w:history="1">
             <w:r>
               <w:rPr>
                 <w:rStyle w:val="ac"/>
@@ -1951,8 +1952,7 @@
                 <w:b w:val="0"/>
                 <w:bCs w:val="0"/>
                 <w:kern w:val="2"/>
-                <w:szCs w:val="24"/>
-                <w14:ligatures w14:val="standardContextual"/>
+                <w:sz w:val="21"/>
               </w:rPr>
               <w:tab/>
             </w:r>
@@ -1978,7 +1978,7 @@
               <w:rPr>
                 <w:webHidden/>
               </w:rPr>
-              <w:instrText xml:space="preserve"> PAGEREF _Toc231557784 \h </w:instrText>
+              <w:instrText xml:space="preserve"> PAGEREF _Toc233047252 \h </w:instrText>
             </w:r>
             <w:r>
               <w:rPr>
@@ -1995,7 +1995,7 @@
               <w:rPr>
                 <w:webHidden/>
               </w:rPr>
-              <w:t>2</w:t>
+              <w:t>10</w:t>
             </w:r>
             <w:r>
               <w:rPr>
@@ -2009,18 +2009,17 @@
           <w:pPr>
             <w:pStyle w:val="TOC1"/>
             <w:tabs>
-              <w:tab w:val="left" w:pos="660"/>
+              <w:tab w:val="left" w:pos="630"/>
             </w:tabs>
             <w:rPr>
               <w:rFonts w:asciiTheme="minorHAnsi" w:eastAsiaTheme="minorEastAsia" w:hAnsiTheme="minorHAnsi" w:cstheme="minorBidi"/>
               <w:b w:val="0"/>
               <w:bCs w:val="0"/>
               <w:kern w:val="2"/>
-              <w:szCs w:val="24"/>
-              <w14:ligatures w14:val="standardContextual"/>
+              <w:sz w:val="21"/>
             </w:rPr>
           </w:pPr>
-          <w:hyperlink w:anchor="_Toc231557785" w:history="1">
+          <w:hyperlink w:anchor="_Toc233047253" w:history="1">
             <w:r>
               <w:rPr>
                 <w:rStyle w:val="ac"/>
@@ -2033,8 +2032,7 @@
                 <w:b w:val="0"/>
                 <w:bCs w:val="0"/>
                 <w:kern w:val="2"/>
-                <w:szCs w:val="24"/>
-                <w14:ligatures w14:val="standardContextual"/>
+                <w:sz w:val="21"/>
               </w:rPr>
               <w:tab/>
             </w:r>
@@ -2060,7 +2058,7 @@
               <w:rPr>
                 <w:webHidden/>
               </w:rPr>
-              <w:instrText xml:space="preserve"> PAGEREF _Toc231557785 \h </w:instrText>
+              <w:instrText xml:space="preserve"> PAGEREF _Toc233047253 \h </w:instrText>
             </w:r>
             <w:r>
               <w:rPr>
@@ -2077,7 +2075,7 @@
               <w:rPr>
                 <w:webHidden/>
               </w:rPr>
-              <w:t>2</w:t>
+              <w:t>10</w:t>
             </w:r>
             <w:r>
               <w:rPr>
@@ -2091,18 +2089,17 @@
           <w:pPr>
             <w:pStyle w:val="TOC1"/>
             <w:tabs>
-              <w:tab w:val="left" w:pos="660"/>
+              <w:tab w:val="left" w:pos="630"/>
             </w:tabs>
             <w:rPr>
               <w:rFonts w:asciiTheme="minorHAnsi" w:eastAsiaTheme="minorEastAsia" w:hAnsiTheme="minorHAnsi" w:cstheme="minorBidi"/>
               <w:b w:val="0"/>
               <w:bCs w:val="0"/>
               <w:kern w:val="2"/>
-              <w:szCs w:val="24"/>
-              <w14:ligatures w14:val="standardContextual"/>
+              <w:sz w:val="21"/>
             </w:rPr>
           </w:pPr>
-          <w:hyperlink w:anchor="_Toc231557786" w:history="1">
+          <w:hyperlink w:anchor="_Toc233047254" w:history="1">
             <w:r>
               <w:rPr>
                 <w:rStyle w:val="ac"/>
@@ -2115,8 +2112,7 @@
                 <w:b w:val="0"/>
                 <w:bCs w:val="0"/>
                 <w:kern w:val="2"/>
-                <w:szCs w:val="24"/>
-                <w14:ligatures w14:val="standardContextual"/>
+                <w:sz w:val="21"/>
               </w:rPr>
               <w:tab/>
             </w:r>
@@ -2124,14 +2120,7 @@
               <w:rPr>
                 <w:rStyle w:val="ac"/>
               </w:rPr>
-              <w:t>团队</w:t>
-            </w:r>
-            <w:r>
-              <w:rPr>
-                <w:rStyle w:val="ac"/>
-                <w:rFonts w:hint="eastAsia"/>
-              </w:rPr>
-              <w:t>沟通与协作机制</w:t>
+              <w:t>团队沟通与协作机制</w:t>
             </w:r>
             <w:r>
               <w:rPr>
@@ -2149,7 +2138,7 @@
               <w:rPr>
                 <w:webHidden/>
               </w:rPr>
-              <w:instrText xml:space="preserve"> PAGEREF _Toc231557786 \h </w:instrText>
+              <w:instrText xml:space="preserve"> PAGEREF _Toc233047254 \h </w:instrText>
             </w:r>
             <w:r>
               <w:rPr>
@@ -2166,7 +2155,7 @@
               <w:rPr>
                 <w:webHidden/>
               </w:rPr>
-              <w:t>2</w:t>
+              <w:t>11</w:t>
             </w:r>
             <w:r>
               <w:rPr>
@@ -2187,11 +2176,10 @@
               <w:b w:val="0"/>
               <w:bCs w:val="0"/>
               <w:kern w:val="2"/>
-              <w:szCs w:val="24"/>
-              <w14:ligatures w14:val="standardContextual"/>
+              <w:sz w:val="21"/>
             </w:rPr>
           </w:pPr>
-          <w:hyperlink w:anchor="_Toc231557787" w:history="1">
+          <w:hyperlink w:anchor="_Toc233047255" w:history="1">
             <w:r>
               <w:rPr>
                 <w:rStyle w:val="ac"/>
@@ -2204,8 +2192,7 @@
                 <w:b w:val="0"/>
                 <w:bCs w:val="0"/>
                 <w:kern w:val="2"/>
-                <w:szCs w:val="24"/>
-                <w14:ligatures w14:val="standardContextual"/>
+                <w:sz w:val="21"/>
               </w:rPr>
               <w:tab/>
             </w:r>
@@ -2231,7 +2218,7 @@
               <w:rPr>
                 <w:webHidden/>
               </w:rPr>
-              <w:instrText xml:space="preserve"> PAGEREF _Toc231557787 \h </w:instrText>
+              <w:instrText xml:space="preserve"> PAGEREF _Toc233047255 \h </w:instrText>
             </w:r>
             <w:r>
               <w:rPr>
@@ -2248,7 +2235,7 @@
               <w:rPr>
                 <w:webHidden/>
               </w:rPr>
-              <w:t>2</w:t>
+              <w:t>11</w:t>
             </w:r>
             <w:r>
               <w:rPr>
@@ -2262,18 +2249,17 @@
           <w:pPr>
             <w:pStyle w:val="TOC1"/>
             <w:tabs>
-              <w:tab w:val="left" w:pos="660"/>
+              <w:tab w:val="left" w:pos="630"/>
             </w:tabs>
             <w:rPr>
               <w:rFonts w:asciiTheme="minorHAnsi" w:eastAsiaTheme="minorEastAsia" w:hAnsiTheme="minorHAnsi" w:cstheme="minorBidi"/>
               <w:b w:val="0"/>
               <w:bCs w:val="0"/>
               <w:kern w:val="2"/>
-              <w:szCs w:val="24"/>
-              <w14:ligatures w14:val="standardContextual"/>
+              <w:sz w:val="21"/>
             </w:rPr>
           </w:pPr>
-          <w:hyperlink w:anchor="_Toc231557788" w:history="1">
+          <w:hyperlink w:anchor="_Toc233047256" w:history="1">
             <w:r>
               <w:rPr>
                 <w:rStyle w:val="ac"/>
@@ -2286,8 +2272,7 @@
                 <w:b w:val="0"/>
                 <w:bCs w:val="0"/>
                 <w:kern w:val="2"/>
-                <w:szCs w:val="24"/>
-                <w14:ligatures w14:val="standardContextual"/>
+                <w:sz w:val="21"/>
               </w:rPr>
               <w:tab/>
             </w:r>
@@ -2313,7 +2298,7 @@
               <w:rPr>
                 <w:webHidden/>
               </w:rPr>
-              <w:instrText xml:space="preserve"> PAGEREF _Toc231557788 \h </w:instrText>
+              <w:instrText xml:space="preserve"> PAGEREF _Toc233047256 \h </w:instrText>
             </w:r>
             <w:r>
               <w:rPr>
@@ -2330,7 +2315,7 @@
               <w:rPr>
                 <w:webHidden/>
               </w:rPr>
-              <w:t>2</w:t>
+              <w:t>11</w:t>
             </w:r>
             <w:r>
               <w:rPr>
@@ -2344,18 +2329,17 @@
           <w:pPr>
             <w:pStyle w:val="TOC1"/>
             <w:tabs>
-              <w:tab w:val="left" w:pos="660"/>
+              <w:tab w:val="left" w:pos="630"/>
             </w:tabs>
             <w:rPr>
               <w:rFonts w:asciiTheme="minorHAnsi" w:eastAsiaTheme="minorEastAsia" w:hAnsiTheme="minorHAnsi" w:cstheme="minorBidi"/>
               <w:b w:val="0"/>
               <w:bCs w:val="0"/>
               <w:kern w:val="2"/>
-              <w:szCs w:val="24"/>
-              <w14:ligatures w14:val="standardContextual"/>
+              <w:sz w:val="21"/>
             </w:rPr>
           </w:pPr>
-          <w:hyperlink w:anchor="_Toc231557789" w:history="1">
+          <w:hyperlink w:anchor="_Toc233047257" w:history="1">
             <w:r>
               <w:rPr>
                 <w:rStyle w:val="ac"/>
@@ -2368,8 +2352,7 @@
                 <w:b w:val="0"/>
                 <w:bCs w:val="0"/>
                 <w:kern w:val="2"/>
-                <w:szCs w:val="24"/>
-                <w14:ligatures w14:val="standardContextual"/>
+                <w:sz w:val="21"/>
               </w:rPr>
               <w:tab/>
             </w:r>
@@ -2395,7 +2378,7 @@
               <w:rPr>
                 <w:webHidden/>
               </w:rPr>
-              <w:instrText xml:space="preserve"> PAGEREF _Toc231557789 \h </w:instrText>
+              <w:instrText xml:space="preserve"> PAGEREF _Toc233047257 \h </w:instrText>
             </w:r>
             <w:r>
               <w:rPr>
@@ -2412,7 +2395,7 @@
               <w:rPr>
                 <w:webHidden/>
               </w:rPr>
-              <w:t>2</w:t>
+              <w:t>12</w:t>
             </w:r>
             <w:r>
               <w:rPr>
@@ -2426,18 +2409,17 @@
           <w:pPr>
             <w:pStyle w:val="TOC1"/>
             <w:tabs>
-              <w:tab w:val="left" w:pos="660"/>
+              <w:tab w:val="left" w:pos="630"/>
             </w:tabs>
             <w:rPr>
               <w:rFonts w:asciiTheme="minorHAnsi" w:eastAsiaTheme="minorEastAsia" w:hAnsiTheme="minorHAnsi" w:cstheme="minorBidi"/>
               <w:b w:val="0"/>
               <w:bCs w:val="0"/>
               <w:kern w:val="2"/>
-              <w:szCs w:val="24"/>
-              <w14:ligatures w14:val="standardContextual"/>
+              <w:sz w:val="21"/>
             </w:rPr>
           </w:pPr>
-          <w:hyperlink w:anchor="_Toc231557790" w:history="1">
+          <w:hyperlink w:anchor="_Toc233047258" w:history="1">
             <w:r>
               <w:rPr>
                 <w:rStyle w:val="ac"/>
@@ -2450,8 +2432,7 @@
                 <w:b w:val="0"/>
                 <w:bCs w:val="0"/>
                 <w:kern w:val="2"/>
-                <w:szCs w:val="24"/>
-                <w14:ligatures w14:val="standardContextual"/>
+                <w:sz w:val="21"/>
               </w:rPr>
               <w:tab/>
             </w:r>
@@ -2477,7 +2458,7 @@
               <w:rPr>
                 <w:webHidden/>
               </w:rPr>
-              <w:instrText xml:space="preserve"> PAGEREF _Toc231557790 \h </w:instrText>
+              <w:instrText xml:space="preserve"> PAGEREF _Toc233047258 \h </w:instrText>
             </w:r>
             <w:r>
               <w:rPr>
@@ -2494,7 +2475,7 @@
               <w:rPr>
                 <w:webHidden/>
               </w:rPr>
-              <w:t>2</w:t>
+              <w:t>12</w:t>
             </w:r>
             <w:r>
               <w:rPr>
@@ -2508,18 +2489,17 @@
           <w:pPr>
             <w:pStyle w:val="TOC1"/>
             <w:tabs>
-              <w:tab w:val="left" w:pos="660"/>
+              <w:tab w:val="left" w:pos="630"/>
             </w:tabs>
             <w:rPr>
               <w:rFonts w:asciiTheme="minorHAnsi" w:eastAsiaTheme="minorEastAsia" w:hAnsiTheme="minorHAnsi" w:cstheme="minorBidi"/>
               <w:b w:val="0"/>
               <w:bCs w:val="0"/>
               <w:kern w:val="2"/>
-              <w:szCs w:val="24"/>
-              <w14:ligatures w14:val="standardContextual"/>
+              <w:sz w:val="21"/>
             </w:rPr>
           </w:pPr>
-          <w:hyperlink w:anchor="_Toc231557791" w:history="1">
+          <w:hyperlink w:anchor="_Toc233047259" w:history="1">
             <w:r>
               <w:rPr>
                 <w:rStyle w:val="ac"/>
@@ -2532,8 +2512,7 @@
                 <w:b w:val="0"/>
                 <w:bCs w:val="0"/>
                 <w:kern w:val="2"/>
-                <w:szCs w:val="24"/>
-                <w14:ligatures w14:val="standardContextual"/>
+                <w:sz w:val="21"/>
               </w:rPr>
               <w:tab/>
             </w:r>
@@ -2559,7 +2538,7 @@
               <w:rPr>
                 <w:webHidden/>
               </w:rPr>
-              <w:instrText xml:space="preserve"> PAGEREF _Toc231557791 \h </w:instrText>
+              <w:instrText xml:space="preserve"> PAGEREF _Toc233047259 \h </w:instrText>
             </w:r>
             <w:r>
               <w:rPr>
@@ -2576,7 +2555,7 @@
               <w:rPr>
                 <w:webHidden/>
               </w:rPr>
-              <w:t>2</w:t>
+              <w:t>12</w:t>
             </w:r>
             <w:r>
               <w:rPr>
@@ -2597,11 +2576,10 @@
               <w:b w:val="0"/>
               <w:bCs w:val="0"/>
               <w:kern w:val="2"/>
-              <w:szCs w:val="24"/>
-              <w14:ligatures w14:val="standardContextual"/>
+              <w:sz w:val="21"/>
             </w:rPr>
           </w:pPr>
-          <w:hyperlink w:anchor="_Toc231557792" w:history="1">
+          <w:hyperlink w:anchor="_Toc233047260" w:history="1">
             <w:r>
               <w:rPr>
                 <w:rStyle w:val="ac"/>
@@ -2614,8 +2592,7 @@
                 <w:b w:val="0"/>
                 <w:bCs w:val="0"/>
                 <w:kern w:val="2"/>
-                <w:szCs w:val="24"/>
-                <w14:ligatures w14:val="standardContextual"/>
+                <w:sz w:val="21"/>
               </w:rPr>
               <w:tab/>
             </w:r>
@@ -2641,7 +2618,7 @@
               <w:rPr>
                 <w:webHidden/>
               </w:rPr>
-              <w:instrText xml:space="preserve"> PAGEREF _Toc231557792 \h </w:instrText>
+              <w:instrText xml:space="preserve"> PAGEREF _Toc233047260 \h </w:instrText>
             </w:r>
             <w:r>
               <w:rPr>
@@ -2658,7 +2635,7 @@
               <w:rPr>
                 <w:webHidden/>
               </w:rPr>
-              <w:t>3</w:t>
+              <w:t>13</w:t>
             </w:r>
             <w:r>
               <w:rPr>
@@ -2679,11 +2656,10 @@
               <w:b w:val="0"/>
               <w:bCs w:val="0"/>
               <w:kern w:val="2"/>
-              <w:szCs w:val="24"/>
-              <w14:ligatures w14:val="standardContextual"/>
+              <w:sz w:val="21"/>
             </w:rPr>
           </w:pPr>
-          <w:hyperlink w:anchor="_Toc231557793" w:history="1">
+          <w:hyperlink w:anchor="_Toc233047261" w:history="1">
             <w:r>
               <w:rPr>
                 <w:rStyle w:val="ac"/>
@@ -2696,8 +2672,7 @@
                 <w:b w:val="0"/>
                 <w:bCs w:val="0"/>
                 <w:kern w:val="2"/>
-                <w:szCs w:val="24"/>
-                <w14:ligatures w14:val="standardContextual"/>
+                <w:sz w:val="21"/>
               </w:rPr>
               <w:tab/>
             </w:r>
@@ -2723,7 +2698,7 @@
               <w:rPr>
                 <w:webHidden/>
               </w:rPr>
-              <w:instrText xml:space="preserve"> PAGEREF _Toc231557793 \h </w:instrText>
+              <w:instrText xml:space="preserve"> PAGEREF _Toc233047261 \h </w:instrText>
             </w:r>
             <w:r>
               <w:rPr>
@@ -2740,7 +2715,7 @@
               <w:rPr>
                 <w:webHidden/>
               </w:rPr>
-              <w:t>3</w:t>
+              <w:t>14</w:t>
             </w:r>
             <w:r>
               <w:rPr>
@@ -2761,11 +2736,10 @@
               <w:b w:val="0"/>
               <w:bCs w:val="0"/>
               <w:kern w:val="2"/>
-              <w:szCs w:val="24"/>
-              <w14:ligatures w14:val="standardContextual"/>
+              <w:sz w:val="21"/>
             </w:rPr>
           </w:pPr>
-          <w:hyperlink w:anchor="_Toc231557794" w:history="1">
+          <w:hyperlink w:anchor="_Toc233047262" w:history="1">
             <w:r>
               <w:rPr>
                 <w:rStyle w:val="ac"/>
@@ -2778,8 +2752,7 @@
                 <w:b w:val="0"/>
                 <w:bCs w:val="0"/>
                 <w:kern w:val="2"/>
-                <w:szCs w:val="24"/>
-                <w14:ligatures w14:val="standardContextual"/>
+                <w:sz w:val="21"/>
               </w:rPr>
               <w:tab/>
             </w:r>
@@ -2805,7 +2778,7 @@
               <w:rPr>
                 <w:webHidden/>
               </w:rPr>
-              <w:instrText xml:space="preserve"> PAGEREF _Toc231557794 \h </w:instrText>
+              <w:instrText xml:space="preserve"> PAGEREF _Toc233047262 \h </w:instrText>
             </w:r>
             <w:r>
               <w:rPr>
@@ -2822,7 +2795,7 @@
               <w:rPr>
                 <w:webHidden/>
               </w:rPr>
-              <w:t>3</w:t>
+              <w:t>15</w:t>
             </w:r>
             <w:r>
               <w:rPr>
@@ -2835,6 +2808,16 @@
         <w:p>
           <w:pPr>
             <w:spacing w:line="400" w:lineRule="exact"/>
+            <w:rPr>
+              <w:rFonts w:hint="eastAsia"/>
+            </w:rPr>
+            <w:sectPr>
+              <w:footerReference w:type="default" r:id="rId9"/>
+              <w:pgSz w:w="11906" w:h="16838"/>
+              <w:pgMar w:top="1276" w:right="1558" w:bottom="1440" w:left="1276" w:header="851" w:footer="992" w:gutter="0"/>
+              <w:cols w:space="425"/>
+              <w:docGrid w:type="lines" w:linePitch="312"/>
+            </w:sectPr>
           </w:pPr>
           <w:r>
             <w:rPr>
@@ -2850,21 +2833,1248 @@
     </w:sdt>
     <w:p>
       <w:pPr>
-        <w:pStyle w:val="a8"/>
-        <w:spacing w:before="200"/>
+        <w:pStyle w:val="1"/>
+        <w:numPr>
+          <w:ilvl w:val="0"/>
+          <w:numId w:val="9"/>
+        </w:numPr>
+      </w:pPr>
+      <w:bookmarkStart w:id="0" w:name="_Toc233047241"/>
+      <w:r>
+        <w:rPr>
+          <w:rFonts w:hint="eastAsia"/>
+          <w:lang w:eastAsia="zh-CN"/>
+        </w:rPr>
+        <w:lastRenderedPageBreak/>
+        <w:t>任务</w:t>
+      </w:r>
+      <w:proofErr w:type="spellStart"/>
+      <w:r>
+        <w:rPr>
+          <w:rFonts w:hint="eastAsia"/>
+        </w:rPr>
+        <w:t>概述</w:t>
+      </w:r>
+      <w:bookmarkEnd w:id="0"/>
+      <w:proofErr w:type="spellEnd"/>
+    </w:p>
+    <w:p>
+      <w:pPr>
         <w:rPr>
           <w:b/>
           <w:bCs/>
-          <w:sz w:val="28"/>
-        </w:rPr>
-        <w:sectPr>
-          <w:footerReference w:type="default" r:id="rId9"/>
-          <w:pgSz w:w="11906" w:h="16838"/>
-          <w:pgMar w:top="1276" w:right="1558" w:bottom="1440" w:left="1276" w:header="851" w:footer="992" w:gutter="0"/>
-          <w:cols w:space="425"/>
-          <w:docGrid w:type="lines" w:linePitch="312"/>
-        </w:sectPr>
+          <w:sz w:val="24"/>
+        </w:rPr>
       </w:pPr>
+      <w:r>
+        <w:rPr>
+          <w:b/>
+          <w:bCs/>
+          <w:sz w:val="24"/>
+        </w:rPr>
+        <w:t xml:space="preserve">1.1 </w:t>
+      </w:r>
+      <w:r>
+        <w:rPr>
+          <w:b/>
+          <w:bCs/>
+          <w:sz w:val="24"/>
+        </w:rPr>
+        <w:t>项目背景</w:t>
+      </w:r>
+    </w:p>
+    <w:p>
+      <w:r>
+        <w:t>本项目为</w:t>
+      </w:r>
+      <w:r>
+        <w:t>"</w:t>
+      </w:r>
+      <w:r>
+        <w:t>杀戮尖塔</w:t>
+      </w:r>
+      <w:proofErr w:type="gramStart"/>
+      <w:r>
+        <w:t>克隆版</w:t>
+      </w:r>
+      <w:proofErr w:type="gramEnd"/>
+      <w:r>
+        <w:t>"</w:t>
+      </w:r>
+      <w:r>
+        <w:t>（</w:t>
+      </w:r>
+      <w:r>
+        <w:t>Slay the Spire Clone</w:t>
+      </w:r>
+      <w:r>
+        <w:t>），是一款基于</w:t>
+      </w:r>
+      <w:r>
+        <w:t xml:space="preserve"> Spring Boot + Vue 3 </w:t>
+      </w:r>
+      <w:r>
+        <w:t>技术</w:t>
+      </w:r>
+      <w:proofErr w:type="gramStart"/>
+      <w:r>
+        <w:t>栈</w:t>
+      </w:r>
+      <w:proofErr w:type="gramEnd"/>
+      <w:r>
+        <w:t>开发的卡牌类</w:t>
+      </w:r>
+      <w:r>
+        <w:t xml:space="preserve"> Roguelike </w:t>
+      </w:r>
+      <w:r>
+        <w:t>单机游戏。项目旨在通过复现经典独立游戏《杀戮尖塔》的核心玩法机制，实践软件工程全流程开发方法，包括需求分析、系统设计、编码实现、测试与项目管理等环节。</w:t>
+      </w:r>
+    </w:p>
+    <w:p>
+      <w:pPr>
+        <w:rPr>
+          <w:b/>
+          <w:bCs/>
+          <w:sz w:val="24"/>
+        </w:rPr>
+      </w:pPr>
+      <w:r>
+        <w:rPr>
+          <w:b/>
+          <w:bCs/>
+          <w:sz w:val="24"/>
+        </w:rPr>
+        <w:t xml:space="preserve">1.2 </w:t>
+      </w:r>
+      <w:r>
+        <w:rPr>
+          <w:b/>
+          <w:bCs/>
+          <w:sz w:val="24"/>
+        </w:rPr>
+        <w:t>项目主要内容</w:t>
+      </w:r>
+    </w:p>
+    <w:p>
+      <w:r>
+        <w:t>项目实现了一个完整的卡牌</w:t>
+      </w:r>
+      <w:r>
+        <w:t xml:space="preserve"> Roguelike </w:t>
+      </w:r>
+      <w:r>
+        <w:t>游戏，包含以下核心功能模块：</w:t>
+      </w:r>
+    </w:p>
+    <w:p>
+      <w:r>
+        <w:rPr>
+          <w:b/>
+          <w:bCs/>
+        </w:rPr>
+        <w:t>（</w:t>
+      </w:r>
+      <w:r>
+        <w:rPr>
+          <w:b/>
+          <w:bCs/>
+        </w:rPr>
+        <w:t>1</w:t>
+      </w:r>
+      <w:r>
+        <w:rPr>
+          <w:b/>
+          <w:bCs/>
+        </w:rPr>
+        <w:t>）角色系统：</w:t>
+      </w:r>
+      <w:r>
+        <w:t>提供铁甲战士（初始</w:t>
+      </w:r>
+      <w:r>
+        <w:t xml:space="preserve"> HP 80</w:t>
+      </w:r>
+      <w:r>
+        <w:t>、燃烧之血遗物）和静默猎手（初始</w:t>
+      </w:r>
+      <w:r>
+        <w:t xml:space="preserve"> HP 70</w:t>
+      </w:r>
+      <w:r>
+        <w:t>、蛇眼戒指遗物）两种可选角色，各自拥有独特的</w:t>
+      </w:r>
+      <w:proofErr w:type="gramStart"/>
+      <w:r>
+        <w:t>初始卡</w:t>
+      </w:r>
+      <w:proofErr w:type="gramEnd"/>
+      <w:r>
+        <w:t>牌组。角色选择在</w:t>
+      </w:r>
+      <w:r>
+        <w:t xml:space="preserve"> cover.html </w:t>
+      </w:r>
+      <w:r>
+        <w:t>页面完成，后端通过</w:t>
+      </w:r>
+      <w:r>
+        <w:t xml:space="preserve"> GET /api/character/{id} </w:t>
+      </w:r>
+      <w:r>
+        <w:t>接口返回角色初始数据。</w:t>
+      </w:r>
+    </w:p>
+    <w:p>
+      <w:r>
+        <w:rPr>
+          <w:b/>
+          <w:bCs/>
+        </w:rPr>
+        <w:t>（</w:t>
+      </w:r>
+      <w:r>
+        <w:rPr>
+          <w:b/>
+          <w:bCs/>
+        </w:rPr>
+        <w:t>2</w:t>
+      </w:r>
+      <w:r>
+        <w:rPr>
+          <w:b/>
+          <w:bCs/>
+        </w:rPr>
+        <w:t>）地图系统：</w:t>
+      </w:r>
+      <w:r>
+        <w:t>程序化生成包含普通敌人、精英敌人、篝火、商店、随机事件和</w:t>
+      </w:r>
+      <w:r>
+        <w:t xml:space="preserve"> Boss </w:t>
+      </w:r>
+      <w:r>
+        <w:t>的战斗路线图。每幕地图包含</w:t>
+      </w:r>
+      <w:r>
+        <w:t xml:space="preserve"> 15-17 </w:t>
+      </w:r>
+      <w:r>
+        <w:t>层节点，采用非交叉路径算法确保连通性。地图数据由后端</w:t>
+      </w:r>
+      <w:r>
+        <w:t xml:space="preserve"> GET /api/map </w:t>
+      </w:r>
+      <w:r>
+        <w:t>接口生成，前端</w:t>
+      </w:r>
+      <w:r>
+        <w:t xml:space="preserve"> map.html </w:t>
+      </w:r>
+      <w:r>
+        <w:t>通过</w:t>
+      </w:r>
+      <w:r>
+        <w:t xml:space="preserve"> DOM </w:t>
+      </w:r>
+      <w:r>
+        <w:t>渲染节点与路线。</w:t>
+      </w:r>
+    </w:p>
+    <w:p>
+      <w:r>
+        <w:rPr>
+          <w:b/>
+          <w:bCs/>
+        </w:rPr>
+        <w:t>（</w:t>
+      </w:r>
+      <w:r>
+        <w:rPr>
+          <w:b/>
+          <w:bCs/>
+        </w:rPr>
+        <w:t>3</w:t>
+      </w:r>
+      <w:r>
+        <w:rPr>
+          <w:b/>
+          <w:bCs/>
+        </w:rPr>
+        <w:t>）战斗系统：</w:t>
+      </w:r>
+      <w:r>
+        <w:t>实现回合制卡牌对战，支持能量管理（默认</w:t>
+      </w:r>
+      <w:r>
+        <w:t xml:space="preserve"> 3 </w:t>
+      </w:r>
+      <w:r>
+        <w:t>点</w:t>
+      </w:r>
+      <w:r>
+        <w:t>/</w:t>
+      </w:r>
+      <w:r>
+        <w:t>回合）、手牌上限（</w:t>
+      </w:r>
+      <w:r>
+        <w:t xml:space="preserve">10 </w:t>
+      </w:r>
+      <w:r>
+        <w:t>张）、手牌抽取与打出、敌人数值计算与意图系统（</w:t>
+      </w:r>
+      <w:r>
+        <w:t xml:space="preserve">ATTACK/DEFEND/BUFF/DEBUFF/MULTI_ATTACK </w:t>
+      </w:r>
+      <w:r>
+        <w:t>五种类型）。实现</w:t>
+      </w:r>
+      <w:r>
+        <w:t xml:space="preserve"> 14 </w:t>
+      </w:r>
+      <w:r>
+        <w:t>种状态效果（力量</w:t>
+      </w:r>
+      <w:r>
+        <w:t>/</w:t>
+      </w:r>
+      <w:r>
+        <w:t>敏捷</w:t>
+      </w:r>
+      <w:r>
+        <w:t>/</w:t>
+      </w:r>
+      <w:r>
+        <w:t>易伤</w:t>
+      </w:r>
+      <w:r>
+        <w:t>/</w:t>
+      </w:r>
+      <w:r>
+        <w:t>虚弱</w:t>
+      </w:r>
+      <w:r>
+        <w:t>/</w:t>
+      </w:r>
+      <w:r>
+        <w:t>脆弱</w:t>
+      </w:r>
+      <w:r>
+        <w:t>/</w:t>
+      </w:r>
+      <w:r>
+        <w:t>中毒</w:t>
+      </w:r>
+      <w:r>
+        <w:t>/</w:t>
+      </w:r>
+      <w:r>
+        <w:t>再生</w:t>
+      </w:r>
+      <w:r>
+        <w:t>/</w:t>
+      </w:r>
+      <w:r>
+        <w:t>仪式</w:t>
+      </w:r>
+      <w:r>
+        <w:t>/</w:t>
+      </w:r>
+      <w:r>
+        <w:t>无实体</w:t>
+      </w:r>
+      <w:r>
+        <w:t>/</w:t>
+      </w:r>
+      <w:r>
+        <w:t>激怒</w:t>
+      </w:r>
+      <w:r>
+        <w:t>/</w:t>
+      </w:r>
+      <w:r>
+        <w:t>人工制品等）的叠加与结算。支持多段攻击、</w:t>
+      </w:r>
+      <w:r>
+        <w:t xml:space="preserve">X </w:t>
+      </w:r>
+      <w:r>
+        <w:t>耗费、</w:t>
+      </w:r>
+      <w:r>
+        <w:t>AOE</w:t>
+      </w:r>
+      <w:r>
+        <w:t>、力量倍率、随机目标等</w:t>
+      </w:r>
+      <w:r>
+        <w:t xml:space="preserve"> 15+ </w:t>
+      </w:r>
+      <w:r>
+        <w:t>种特殊卡牌机制。战斗系统由</w:t>
+      </w:r>
+      <w:r>
+        <w:t xml:space="preserve"> BattleService </w:t>
+      </w:r>
+      <w:r>
+        <w:t>有状态</w:t>
+      </w:r>
+      <w:proofErr w:type="gramStart"/>
+      <w:r>
+        <w:t>单例服务</w:t>
+      </w:r>
+      <w:proofErr w:type="gramEnd"/>
+      <w:r>
+        <w:t>统一管理，前端</w:t>
+      </w:r>
+      <w:r>
+        <w:t xml:space="preserve"> fight.html </w:t>
+      </w:r>
+      <w:r>
+        <w:t>基于</w:t>
+      </w:r>
+      <w:r>
+        <w:t xml:space="preserve"> Vue 3 Options API </w:t>
+      </w:r>
+      <w:r>
+        <w:t>实现响应式交互。</w:t>
+      </w:r>
+    </w:p>
+    <w:p>
+      <w:r>
+        <w:rPr>
+          <w:b/>
+          <w:bCs/>
+        </w:rPr>
+        <w:t>（</w:t>
+      </w:r>
+      <w:r>
+        <w:rPr>
+          <w:b/>
+          <w:bCs/>
+        </w:rPr>
+        <w:t>4</w:t>
+      </w:r>
+      <w:r>
+        <w:rPr>
+          <w:b/>
+          <w:bCs/>
+        </w:rPr>
+        <w:t>）遗物系统：</w:t>
+      </w:r>
+      <w:r>
+        <w:t>实现</w:t>
+      </w:r>
+      <w:r>
+        <w:t xml:space="preserve"> 48 </w:t>
+      </w:r>
+      <w:r>
+        <w:t>件遗物，涵盖</w:t>
+      </w:r>
+      <w:r>
+        <w:t xml:space="preserve"> </w:t>
+      </w:r>
+    </w:p>
+    <w:p>
+      <w:r>
+        <w:t xml:space="preserve">STARTER/COMMON/RARE/LEGENDARY/BOSS/SPECIAL/EVENT </w:t>
+      </w:r>
+      <w:r>
+        <w:t>七种稀有度。稀有度抽取权重为</w:t>
+      </w:r>
+      <w:r>
+        <w:t xml:space="preserve"> COMMON 80%</w:t>
+      </w:r>
+      <w:r>
+        <w:t>、</w:t>
+      </w:r>
+      <w:r>
+        <w:t>RARE 15%</w:t>
+      </w:r>
+      <w:r>
+        <w:t>、</w:t>
+      </w:r>
+      <w:r>
+        <w:t>LEGENDARY 5%</w:t>
+      </w:r>
+      <w:r>
+        <w:t>。遗物效果通过</w:t>
+      </w:r>
+      <w:r>
+        <w:t xml:space="preserve"> RelicEffectHandler </w:t>
+      </w:r>
+      <w:r>
+        <w:t>统一分发，支持回合开始</w:t>
+      </w:r>
+      <w:r>
+        <w:t>/</w:t>
+      </w:r>
+      <w:r>
+        <w:t>结束触发、伤害计算钩子、击杀触发、出牌触发等多种时机。</w:t>
+      </w:r>
+      <w:r>
+        <w:t xml:space="preserve">Boss </w:t>
+      </w:r>
+      <w:r>
+        <w:t>遗物采用独立等概率池，每场</w:t>
+      </w:r>
+      <w:r>
+        <w:t xml:space="preserve"> Boss </w:t>
+      </w:r>
+      <w:r>
+        <w:t>战后提供三选</w:t>
+      </w:r>
+      <w:proofErr w:type="gramStart"/>
+      <w:r>
+        <w:t>一</w:t>
+      </w:r>
+      <w:proofErr w:type="gramEnd"/>
+      <w:r>
+        <w:t>选择界面；</w:t>
+      </w:r>
+      <w:proofErr w:type="gramStart"/>
+      <w:r>
+        <w:t>池空时</w:t>
+      </w:r>
+      <w:proofErr w:type="gramEnd"/>
+      <w:r>
+        <w:t>以头环兜底。</w:t>
+      </w:r>
+    </w:p>
+    <w:p>
+      <w:r>
+        <w:rPr>
+          <w:b/>
+          <w:bCs/>
+        </w:rPr>
+        <w:t>（</w:t>
+      </w:r>
+      <w:r>
+        <w:rPr>
+          <w:b/>
+          <w:bCs/>
+        </w:rPr>
+        <w:t>5</w:t>
+      </w:r>
+      <w:r>
+        <w:rPr>
+          <w:b/>
+          <w:bCs/>
+        </w:rPr>
+        <w:t>）奖励与成长系统：</w:t>
+      </w:r>
+      <w:r>
+        <w:t>战斗胜利后提供卡牌三选</w:t>
+      </w:r>
+      <w:proofErr w:type="gramStart"/>
+      <w:r>
+        <w:t>一</w:t>
+      </w:r>
+      <w:proofErr w:type="gramEnd"/>
+      <w:r>
+        <w:t>（</w:t>
+      </w:r>
+      <w:r>
+        <w:t>card_select.html</w:t>
+      </w:r>
+      <w:r>
+        <w:t>）、金币奖励、遗物奖励（</w:t>
+      </w:r>
+      <w:r>
+        <w:t>reward.html</w:t>
+      </w:r>
+      <w:r>
+        <w:t>）。篝火节点支持休息（恢复</w:t>
+      </w:r>
+      <w:r>
+        <w:t xml:space="preserve"> 30 HP</w:t>
+      </w:r>
+      <w:r>
+        <w:t>）和锻造升级卡牌（</w:t>
+      </w:r>
+      <w:r>
+        <w:t>campfire.html/forge.html</w:t>
+      </w:r>
+      <w:r>
+        <w:t>）。商店系统支持购买卡牌、购买遗物、付费</w:t>
+      </w:r>
+      <w:proofErr w:type="gramStart"/>
+      <w:r>
+        <w:t>删除卡</w:t>
+      </w:r>
+      <w:proofErr w:type="gramEnd"/>
+      <w:r>
+        <w:t>牌（</w:t>
+      </w:r>
+      <w:r>
+        <w:t>shop.html</w:t>
+      </w:r>
+      <w:r>
+        <w:t>）。</w:t>
+      </w:r>
+    </w:p>
+    <w:p>
+      <w:r>
+        <w:rPr>
+          <w:b/>
+          <w:bCs/>
+        </w:rPr>
+        <w:t>（</w:t>
+      </w:r>
+      <w:r>
+        <w:rPr>
+          <w:b/>
+          <w:bCs/>
+        </w:rPr>
+        <w:t>6</w:t>
+      </w:r>
+      <w:r>
+        <w:rPr>
+          <w:b/>
+          <w:bCs/>
+        </w:rPr>
+        <w:t>）事件系统：</w:t>
+      </w:r>
+      <w:r>
+        <w:t>实现</w:t>
+      </w:r>
+      <w:r>
+        <w:t xml:space="preserve"> 20 </w:t>
+      </w:r>
+      <w:proofErr w:type="gramStart"/>
+      <w:r>
+        <w:t>个</w:t>
+      </w:r>
+      <w:proofErr w:type="gramEnd"/>
+      <w:r>
+        <w:t>随机事件，按第一</w:t>
+      </w:r>
+      <w:r>
+        <w:t>/</w:t>
+      </w:r>
+      <w:r>
+        <w:t>二</w:t>
+      </w:r>
+      <w:r>
+        <w:t>/</w:t>
+      </w:r>
+      <w:r>
+        <w:t>三幕分层分布。事件类型包括安全事件（神秘泉水回血、生命古树摘果）、风险事件（赌徒赌局、暗影集会）和特殊交易事件（灵魂商人、堕落骑士）。通过</w:t>
+      </w:r>
+      <w:r>
+        <w:t xml:space="preserve"> EventService </w:t>
+      </w:r>
+      <w:r>
+        <w:t>随机抽取并执行选项效果。</w:t>
+      </w:r>
+    </w:p>
+    <w:p>
+      <w:r>
+        <w:rPr>
+          <w:b/>
+          <w:bCs/>
+        </w:rPr>
+        <w:t>（</w:t>
+      </w:r>
+      <w:r>
+        <w:rPr>
+          <w:b/>
+          <w:bCs/>
+        </w:rPr>
+        <w:t>7</w:t>
+      </w:r>
+      <w:r>
+        <w:rPr>
+          <w:b/>
+          <w:bCs/>
+        </w:rPr>
+        <w:t>）存档系统：</w:t>
+      </w:r>
+      <w:r>
+        <w:t>基于</w:t>
+      </w:r>
+      <w:r>
+        <w:t xml:space="preserve"> JSON </w:t>
+      </w:r>
+      <w:r>
+        <w:t>的游戏进度持久化。</w:t>
+      </w:r>
+      <w:r>
+        <w:t xml:space="preserve">SaveService </w:t>
+      </w:r>
+      <w:r>
+        <w:t>负责存档的保存（</w:t>
+      </w:r>
+      <w:r>
+        <w:t>POST /api/save</w:t>
+      </w:r>
+      <w:r>
+        <w:t>）、加载（</w:t>
+      </w:r>
+      <w:r>
+        <w:t>GET /api/load</w:t>
+      </w:r>
+      <w:r>
+        <w:t>）和删除（</w:t>
+      </w:r>
+      <w:r>
+        <w:t>DELETE /api/save</w:t>
+      </w:r>
+      <w:r>
+        <w:t>）。存档数据覆盖角色信息、</w:t>
+      </w:r>
+      <w:r>
+        <w:t>HP/</w:t>
+      </w:r>
+      <w:r>
+        <w:t>金币</w:t>
+      </w:r>
+      <w:r>
+        <w:t>/</w:t>
+      </w:r>
+      <w:proofErr w:type="gramStart"/>
+      <w:r>
+        <w:t>卡组</w:t>
+      </w:r>
+      <w:proofErr w:type="gramEnd"/>
+      <w:r>
+        <w:t>/</w:t>
+      </w:r>
+      <w:r>
+        <w:t>遗物</w:t>
+      </w:r>
+      <w:r>
+        <w:t>/</w:t>
+      </w:r>
+      <w:r>
+        <w:t>已访问节点</w:t>
+      </w:r>
+      <w:r>
+        <w:t>/</w:t>
+      </w:r>
+      <w:r>
+        <w:t>当前阶段等所有持久化状态。前端通过</w:t>
+      </w:r>
+      <w:r>
+        <w:t xml:space="preserve"> localStorage </w:t>
+      </w:r>
+      <w:r>
+        <w:t>和</w:t>
+      </w:r>
+      <w:r>
+        <w:t xml:space="preserve"> sessionStorage </w:t>
+      </w:r>
+      <w:r>
+        <w:t>缓存游戏数据。</w:t>
+      </w:r>
+    </w:p>
+    <w:p>
+      <w:r>
+        <w:rPr>
+          <w:b/>
+          <w:bCs/>
+        </w:rPr>
+        <w:t>（</w:t>
+      </w:r>
+      <w:r>
+        <w:rPr>
+          <w:b/>
+          <w:bCs/>
+        </w:rPr>
+        <w:t>8</w:t>
+      </w:r>
+      <w:r>
+        <w:rPr>
+          <w:b/>
+          <w:bCs/>
+        </w:rPr>
+        <w:t>）调试控制台：</w:t>
+      </w:r>
+      <w:r>
+        <w:t xml:space="preserve">console.html </w:t>
+      </w:r>
+      <w:r>
+        <w:t>提供开发</w:t>
+      </w:r>
+      <w:proofErr w:type="gramStart"/>
+      <w:r>
+        <w:t>者工具</w:t>
+      </w:r>
+      <w:proofErr w:type="gramEnd"/>
+      <w:r>
+        <w:t>页面，支持按稀有度和关键字搜索所有卡牌和遗物，点击即可添加到当前角色的卡组或背包。</w:t>
+      </w:r>
+    </w:p>
+    <w:p>
+      <w:pPr>
+        <w:rPr>
+          <w:b/>
+          <w:bCs/>
+          <w:sz w:val="24"/>
+        </w:rPr>
+      </w:pPr>
+      <w:r>
+        <w:rPr>
+          <w:b/>
+          <w:bCs/>
+          <w:sz w:val="24"/>
+        </w:rPr>
+        <w:t xml:space="preserve">1.3 </w:t>
+      </w:r>
+      <w:r>
+        <w:rPr>
+          <w:b/>
+          <w:bCs/>
+          <w:sz w:val="24"/>
+        </w:rPr>
+        <w:t>任务目的</w:t>
+      </w:r>
+    </w:p>
+    <w:p>
+      <w:r>
+        <w:rPr>
+          <w:b/>
+          <w:bCs/>
+        </w:rPr>
+        <w:t>（</w:t>
+      </w:r>
+      <w:r>
+        <w:rPr>
+          <w:b/>
+          <w:bCs/>
+        </w:rPr>
+        <w:t>1</w:t>
+      </w:r>
+      <w:r>
+        <w:rPr>
+          <w:b/>
+          <w:bCs/>
+        </w:rPr>
+        <w:t>）实践软件工程全流程：</w:t>
+      </w:r>
+      <w:r>
+        <w:t>从需求分析、架构设计、编码实现到测试与部署，完整经历一个中等规模项目的开发周期。</w:t>
+      </w:r>
+    </w:p>
+    <w:p>
+      <w:r>
+        <w:rPr>
+          <w:b/>
+          <w:bCs/>
+        </w:rPr>
+        <w:t>（</w:t>
+      </w:r>
+      <w:r>
+        <w:rPr>
+          <w:b/>
+          <w:bCs/>
+        </w:rPr>
+        <w:t>2</w:t>
+      </w:r>
+      <w:r>
+        <w:rPr>
+          <w:b/>
+          <w:bCs/>
+        </w:rPr>
+        <w:t>）掌握前后端分离开发模式：</w:t>
+      </w:r>
+      <w:r>
+        <w:t>后端使用</w:t>
+      </w:r>
+      <w:r>
+        <w:t xml:space="preserve"> Spring Boot </w:t>
+      </w:r>
+      <w:r>
+        <w:t>提供</w:t>
+      </w:r>
+      <w:r>
+        <w:t xml:space="preserve"> RESTful API</w:t>
+      </w:r>
+      <w:r>
+        <w:t>，前端使用原生</w:t>
+      </w:r>
+      <w:r>
+        <w:t xml:space="preserve"> HTML/JS + Vue 3 </w:t>
+      </w:r>
+      <w:r>
+        <w:t>构建用户界面。</w:t>
+      </w:r>
+    </w:p>
+    <w:p>
+      <w:r>
+        <w:rPr>
+          <w:b/>
+          <w:bCs/>
+        </w:rPr>
+        <w:t>（</w:t>
+      </w:r>
+      <w:r>
+        <w:rPr>
+          <w:b/>
+          <w:bCs/>
+        </w:rPr>
+        <w:t>3</w:t>
+      </w:r>
+      <w:r>
+        <w:rPr>
+          <w:b/>
+          <w:bCs/>
+        </w:rPr>
+        <w:t>）训练团队协作能力：</w:t>
+      </w:r>
+      <w:r>
+        <w:t>通过</w:t>
+      </w:r>
+      <w:r>
+        <w:t xml:space="preserve"> Git </w:t>
+      </w:r>
+      <w:r>
+        <w:t>分支管理（</w:t>
+      </w:r>
+      <w:r>
+        <w:t xml:space="preserve">main/develop/feature </w:t>
+      </w:r>
+      <w:r>
+        <w:t>三层模型）、</w:t>
+      </w:r>
+      <w:r>
+        <w:t xml:space="preserve">Pull Request </w:t>
+      </w:r>
+      <w:r>
+        <w:t>代码评审、</w:t>
+      </w:r>
+      <w:r>
+        <w:t xml:space="preserve">Issue </w:t>
+      </w:r>
+      <w:r>
+        <w:t>任务追踪等方式模拟真实团队开发流程。</w:t>
+      </w:r>
+    </w:p>
+    <w:p>
+      <w:r>
+        <w:rPr>
+          <w:b/>
+          <w:bCs/>
+        </w:rPr>
+        <w:t>（</w:t>
+      </w:r>
+      <w:r>
+        <w:rPr>
+          <w:b/>
+          <w:bCs/>
+        </w:rPr>
+        <w:t>4</w:t>
+      </w:r>
+      <w:r>
+        <w:rPr>
+          <w:b/>
+          <w:bCs/>
+        </w:rPr>
+        <w:t>）运用</w:t>
+      </w:r>
+      <w:r>
+        <w:rPr>
+          <w:b/>
+          <w:bCs/>
+        </w:rPr>
+        <w:t xml:space="preserve"> CI/CD </w:t>
+      </w:r>
+      <w:r>
+        <w:rPr>
+          <w:b/>
+          <w:bCs/>
+        </w:rPr>
+        <w:t>工具：</w:t>
+      </w:r>
+      <w:r>
+        <w:t>配置</w:t>
+      </w:r>
+      <w:r>
+        <w:t xml:space="preserve"> GitHub Actions </w:t>
+      </w:r>
+      <w:r>
+        <w:t>实现持续集成，包括</w:t>
+      </w:r>
+      <w:r>
+        <w:t xml:space="preserve"> JSON </w:t>
+      </w:r>
+      <w:r>
+        <w:t>配置文件格式校验和</w:t>
+      </w:r>
+      <w:r>
+        <w:t xml:space="preserve"> Maven </w:t>
+      </w:r>
+      <w:r>
+        <w:t>自动化编译。</w:t>
+      </w:r>
+    </w:p>
+    <w:p>
+      <w:r>
+        <w:rPr>
+          <w:b/>
+          <w:bCs/>
+        </w:rPr>
+        <w:lastRenderedPageBreak/>
+        <w:t>（</w:t>
+      </w:r>
+      <w:r>
+        <w:rPr>
+          <w:b/>
+          <w:bCs/>
+        </w:rPr>
+        <w:t>5</w:t>
+      </w:r>
+      <w:r>
+        <w:rPr>
+          <w:b/>
+          <w:bCs/>
+        </w:rPr>
+        <w:t>）锻炼游戏逻辑设计与实现能力：</w:t>
+      </w:r>
+      <w:r>
+        <w:t>深入理解回合制卡牌游戏的战斗状态机设计、数值计算与平衡、状态效果叠加与结算规则。</w:t>
+      </w:r>
+    </w:p>
+    <w:p>
+      <w:r>
+        <w:rPr>
+          <w:b/>
+          <w:bCs/>
+        </w:rPr>
+        <w:t>（</w:t>
+      </w:r>
+      <w:r>
+        <w:rPr>
+          <w:b/>
+          <w:bCs/>
+        </w:rPr>
+        <w:t>6</w:t>
+      </w:r>
+      <w:r>
+        <w:rPr>
+          <w:b/>
+          <w:bCs/>
+        </w:rPr>
+        <w:t>）培养工程化开发习惯：</w:t>
+      </w:r>
+      <w:r>
+        <w:t>包括代码规范（</w:t>
+      </w:r>
+      <w:r>
+        <w:t xml:space="preserve">Java 4 </w:t>
+      </w:r>
+      <w:r>
+        <w:t>空格缩进、</w:t>
+      </w:r>
+      <w:r>
+        <w:t xml:space="preserve">JS 2 </w:t>
+      </w:r>
+      <w:r>
+        <w:t>空格缩进）、约定式提交信息（</w:t>
+      </w:r>
+      <w:r>
+        <w:t xml:space="preserve">feat/fix/refactor/chore </w:t>
+      </w:r>
+      <w:r>
+        <w:t>前缀）、配置文件管理、自动化测试脚本等工程实践。</w:t>
+      </w:r>
+    </w:p>
+    <w:p>
+      <w:pPr>
+        <w:rPr>
+          <w:rFonts w:hint="eastAsia"/>
+          <w:b/>
+          <w:bCs/>
+          <w:sz w:val="24"/>
+        </w:rPr>
+      </w:pPr>
+      <w:r>
+        <w:rPr>
+          <w:b/>
+          <w:bCs/>
+          <w:sz w:val="24"/>
+        </w:rPr>
+        <w:t>1.</w:t>
+      </w:r>
+      <w:r>
+        <w:rPr>
+          <w:b/>
+          <w:bCs/>
+          <w:sz w:val="24"/>
+        </w:rPr>
+        <w:t>4</w:t>
+      </w:r>
+      <w:r>
+        <w:rPr>
+          <w:b/>
+          <w:bCs/>
+          <w:sz w:val="24"/>
+        </w:rPr>
+        <w:t xml:space="preserve"> </w:t>
+      </w:r>
+      <w:r>
+        <w:rPr>
+          <w:rFonts w:hint="eastAsia"/>
+          <w:b/>
+          <w:bCs/>
+          <w:sz w:val="24"/>
+        </w:rPr>
+        <w:t>项目展示</w:t>
+      </w:r>
+    </w:p>
+    <w:p>
+      <w:r>
+        <w:rPr>
+          <w:rFonts w:hint="eastAsia"/>
+        </w:rPr>
+        <w:t xml:space="preserve"> </w:t>
+      </w:r>
+      <w:r>
+        <w:rPr>
+          <w:rFonts w:hint="eastAsia"/>
+        </w:rPr>
+        <w:t>项目展示视频发布于</w:t>
+      </w:r>
+      <w:proofErr w:type="spellStart"/>
+      <w:r>
+        <w:rPr>
+          <w:rFonts w:hint="eastAsia"/>
+        </w:rPr>
+        <w:t>bilibili</w:t>
+      </w:r>
+      <w:proofErr w:type="spellEnd"/>
+      <w:r>
+        <w:rPr>
+          <w:rFonts w:hint="eastAsia"/>
+        </w:rPr>
+        <w:t>网站上。视频链接：</w:t>
+      </w:r>
+    </w:p>
+    <w:p>
+      <w:pPr>
+        <w:jc w:val="left"/>
+        <w:rPr>
+          <w:sz w:val="15"/>
+          <w:szCs w:val="15"/>
+        </w:rPr>
+      </w:pPr>
+      <w:hyperlink r:id="rId10" w:history="1">
+        <w:r>
+          <w:rPr>
+            <w:rStyle w:val="ac"/>
+            <w:sz w:val="15"/>
+            <w:szCs w:val="15"/>
+            <w:highlight w:val="yellow"/>
+          </w:rPr>
+          <w:t>https://www.bilibili.com/video/BV1mdjw6hE1M/?spm_id_from=333.337.search-</w:t>
+        </w:r>
+        <w:r>
+          <w:rPr>
+            <w:rStyle w:val="ac"/>
+            <w:sz w:val="15"/>
+            <w:szCs w:val="15"/>
+            <w:highlight w:val="yellow"/>
+          </w:rPr>
+          <w:t>c</w:t>
+        </w:r>
+        <w:r>
+          <w:rPr>
+            <w:rStyle w:val="ac"/>
+            <w:sz w:val="15"/>
+            <w:szCs w:val="15"/>
+            <w:highlight w:val="yellow"/>
+          </w:rPr>
+          <w:t>ard.</w:t>
+        </w:r>
+        <w:r>
+          <w:rPr>
+            <w:rStyle w:val="ac"/>
+            <w:sz w:val="15"/>
+            <w:szCs w:val="15"/>
+            <w:highlight w:val="yellow"/>
+          </w:rPr>
+          <w:t>a</w:t>
+        </w:r>
+        <w:r>
+          <w:rPr>
+            <w:rStyle w:val="ac"/>
+            <w:sz w:val="15"/>
+            <w:szCs w:val="15"/>
+            <w:highlight w:val="yellow"/>
+          </w:rPr>
+          <w:t>ll.click</w:t>
+        </w:r>
+        <w:r>
+          <w:rPr>
+            <w:rStyle w:val="ac"/>
+            <w:sz w:val="15"/>
+            <w:szCs w:val="15"/>
+            <w:highlight w:val="yellow"/>
+          </w:rPr>
+          <w:t>&amp;</w:t>
+        </w:r>
+        <w:r>
+          <w:rPr>
+            <w:rStyle w:val="ac"/>
+            <w:sz w:val="15"/>
+            <w:szCs w:val="15"/>
+            <w:highlight w:val="yellow"/>
+          </w:rPr>
+          <w:t>vd_source=f3aa6473640d504025f726cb09c25a2b</w:t>
+        </w:r>
+      </w:hyperlink>
+    </w:p>
+    <w:p>
+      <w:pPr>
+        <w:jc w:val="center"/>
+        <w:rPr>
+          <w:rFonts w:hint="eastAsia"/>
+          <w:sz w:val="15"/>
+          <w:szCs w:val="15"/>
+        </w:rPr>
+      </w:pPr>
+      <w:r>
+        <w:rPr>
+          <w:sz w:val="15"/>
+          <w:szCs w:val="15"/>
+        </w:rPr>
+        <w:drawing>
+          <wp:inline distT="0" distB="0" distL="0" distR="0" wp14:anchorId="5E43D5D4" wp14:editId="147DAD49">
+            <wp:extent cx="4940300" cy="2948823"/>
+            <wp:effectExtent l="0" t="0" r="0" b="4445"/>
+            <wp:docPr id="1" name="图片 1"/>
+            <wp:cNvGraphicFramePr>
+              <a:graphicFrameLocks xmlns:a="http://schemas.openxmlformats.org/drawingml/2006/main" noChangeAspect="1"/>
+            </wp:cNvGraphicFramePr>
+            <a:graphic xmlns:a="http://schemas.openxmlformats.org/drawingml/2006/main">
+              <a:graphicData uri="http://schemas.openxmlformats.org/drawingml/2006/picture">
+                <pic:pic xmlns:pic="http://schemas.openxmlformats.org/drawingml/2006/picture">
+                  <pic:nvPicPr>
+                    <pic:cNvPr id="1" name=""/>
+                    <pic:cNvPicPr/>
+                  </pic:nvPicPr>
+                  <pic:blipFill>
+                    <a:blip r:embed="rId11"/>
+                    <a:stretch>
+                      <a:fillRect/>
+                    </a:stretch>
+                  </pic:blipFill>
+                  <pic:spPr>
+                    <a:xfrm>
+                      <a:off x="0" y="0"/>
+                      <a:ext cx="4950399" cy="2954851"/>
+                    </a:xfrm>
+                    <a:prstGeom prst="rect">
+                      <a:avLst/>
+                    </a:prstGeom>
+                  </pic:spPr>
+                </pic:pic>
+              </a:graphicData>
+            </a:graphic>
+          </wp:inline>
+        </w:drawing>
+      </w:r>
     </w:p>
     <w:p>
       <w:pPr>
@@ -2873,1026 +4083,11 @@
           <w:ilvl w:val="0"/>
           <w:numId w:val="9"/>
         </w:numPr>
+        <w:rPr>
+          <w:lang w:eastAsia="zh-CN"/>
+        </w:rPr>
       </w:pPr>
-      <w:bookmarkStart w:id="0" w:name="_Toc231557773"/>
-      <w:r>
-        <w:rPr>
-          <w:rFonts w:hint="eastAsia"/>
-          <w:lang w:eastAsia="zh-CN"/>
-        </w:rPr>
-        <w:lastRenderedPageBreak/>
-        <w:t>任务</w:t>
-      </w:r>
-      <w:proofErr w:type="spellStart"/>
-      <w:r>
-        <w:rPr>
-          <w:rFonts w:hint="eastAsia"/>
-        </w:rPr>
-        <w:t>概述</w:t>
-      </w:r>
-      <w:bookmarkEnd w:id="0"/>
-      <w:proofErr w:type="spellEnd"/>
-    </w:p>
-    <w:p>
-      <w:pPr>
-        <w:rPr>
-          <w:b/>
-          <w:bCs/>
-          <w:sz w:val="24"/>
-        </w:rPr>
-      </w:pPr>
-      <w:r>
-        <w:rPr>
-          <w:b/>
-          <w:bCs/>
-          <w:sz w:val="24"/>
-        </w:rPr>
-        <w:t xml:space="preserve">1.1 </w:t>
-      </w:r>
-      <w:r>
-        <w:rPr>
-          <w:b/>
-          <w:bCs/>
-          <w:sz w:val="24"/>
-        </w:rPr>
-        <w:t>项目背景</w:t>
-      </w:r>
-    </w:p>
-    <w:p>
-      <w:r>
-        <w:t>本项目为</w:t>
-      </w:r>
-      <w:r>
-        <w:t>"</w:t>
-      </w:r>
-      <w:r>
-        <w:t>杀戮尖塔</w:t>
-      </w:r>
-      <w:proofErr w:type="gramStart"/>
-      <w:r>
-        <w:t>克隆版</w:t>
-      </w:r>
-      <w:proofErr w:type="gramEnd"/>
-      <w:r>
-        <w:t>"</w:t>
-      </w:r>
-      <w:r>
-        <w:t>（</w:t>
-      </w:r>
-      <w:r>
-        <w:t>Slay the Spire Clone</w:t>
-      </w:r>
-      <w:r>
-        <w:t>），是一款基于</w:t>
-      </w:r>
-      <w:r>
-        <w:t xml:space="preserve"> Spring Boot + Vue 3 </w:t>
-      </w:r>
-      <w:r>
-        <w:t>技术</w:t>
-      </w:r>
-      <w:proofErr w:type="gramStart"/>
-      <w:r>
-        <w:t>栈</w:t>
-      </w:r>
-      <w:proofErr w:type="gramEnd"/>
-      <w:r>
-        <w:t>开发的卡牌类</w:t>
-      </w:r>
-      <w:r>
-        <w:t xml:space="preserve"> Roguelike </w:t>
-      </w:r>
-      <w:r>
-        <w:t>单机游戏。项目旨在通过复现经典独立游戏《杀戮尖塔》的核心玩法机制，实践软件工程全流程开发方法，包括需求分析、系统设计、编码实现、测试与项目管理等环节。</w:t>
-      </w:r>
-    </w:p>
-    <w:p>
-      <w:pPr>
-        <w:rPr>
-          <w:b/>
-          <w:bCs/>
-          <w:sz w:val="24"/>
-        </w:rPr>
-      </w:pPr>
-      <w:r>
-        <w:rPr>
-          <w:b/>
-          <w:bCs/>
-          <w:sz w:val="24"/>
-        </w:rPr>
-        <w:t xml:space="preserve">1.2 </w:t>
-      </w:r>
-      <w:r>
-        <w:rPr>
-          <w:b/>
-          <w:bCs/>
-          <w:sz w:val="24"/>
-        </w:rPr>
-        <w:t>项目主要内容</w:t>
-      </w:r>
-    </w:p>
-    <w:p>
-      <w:r>
-        <w:t>项目实现了一个完整的卡牌</w:t>
-      </w:r>
-      <w:r>
-        <w:t xml:space="preserve"> Roguelike </w:t>
-      </w:r>
-      <w:r>
-        <w:t>游戏，包含以下核心功能模块：</w:t>
-      </w:r>
-    </w:p>
-    <w:p>
-      <w:r>
-        <w:rPr>
-          <w:b/>
-          <w:bCs/>
-        </w:rPr>
-        <w:t>（</w:t>
-      </w:r>
-      <w:r>
-        <w:rPr>
-          <w:b/>
-          <w:bCs/>
-        </w:rPr>
-        <w:t>1</w:t>
-      </w:r>
-      <w:r>
-        <w:rPr>
-          <w:b/>
-          <w:bCs/>
-        </w:rPr>
-        <w:t>）角色系统：</w:t>
-      </w:r>
-      <w:r>
-        <w:t>提供铁甲战士（初始</w:t>
-      </w:r>
-      <w:r>
-        <w:t xml:space="preserve"> HP 80</w:t>
-      </w:r>
-      <w:r>
-        <w:t>、燃烧之血遗物）和静默猎手（初始</w:t>
-      </w:r>
-      <w:r>
-        <w:t xml:space="preserve"> HP 70</w:t>
-      </w:r>
-      <w:r>
-        <w:t>、蛇眼戒指遗物）两种可选角色，各自拥有独特的</w:t>
-      </w:r>
-      <w:proofErr w:type="gramStart"/>
-      <w:r>
-        <w:t>初始卡</w:t>
-      </w:r>
-      <w:proofErr w:type="gramEnd"/>
-      <w:r>
-        <w:t>牌组。角色选择在</w:t>
-      </w:r>
-      <w:r>
-        <w:t xml:space="preserve"> cover.html </w:t>
-      </w:r>
-      <w:r>
-        <w:t>页面完成，后端通过</w:t>
-      </w:r>
-      <w:r>
-        <w:t xml:space="preserve"> GET /api/character/{id} </w:t>
-      </w:r>
-      <w:r>
-        <w:t>接口返回角色初始数据。</w:t>
-      </w:r>
-    </w:p>
-    <w:p>
-      <w:r>
-        <w:rPr>
-          <w:b/>
-          <w:bCs/>
-        </w:rPr>
-        <w:t>（</w:t>
-      </w:r>
-      <w:r>
-        <w:rPr>
-          <w:b/>
-          <w:bCs/>
-        </w:rPr>
-        <w:t>2</w:t>
-      </w:r>
-      <w:r>
-        <w:rPr>
-          <w:b/>
-          <w:bCs/>
-        </w:rPr>
-        <w:t>）地图系统：</w:t>
-      </w:r>
-      <w:r>
-        <w:t>程序化生成包含普通敌人、精英敌人、篝火、商店、随机事件和</w:t>
-      </w:r>
-      <w:r>
-        <w:t xml:space="preserve"> Boss </w:t>
-      </w:r>
-      <w:r>
-        <w:t>的战斗路线图。每幕地图包含</w:t>
-      </w:r>
-      <w:r>
-        <w:t xml:space="preserve"> 15-17 </w:t>
-      </w:r>
-      <w:r>
-        <w:t>层节点，采用非交叉路径算法确保连通性。地图数据由后端</w:t>
-      </w:r>
-      <w:r>
-        <w:t xml:space="preserve"> GET /api/map </w:t>
-      </w:r>
-      <w:r>
-        <w:t>接口生成，前端</w:t>
-      </w:r>
-      <w:r>
-        <w:t xml:space="preserve"> map.html </w:t>
-      </w:r>
-      <w:r>
-        <w:t>通过</w:t>
-      </w:r>
-      <w:r>
-        <w:t xml:space="preserve"> DOM </w:t>
-      </w:r>
-      <w:r>
-        <w:t>渲染节点与路线。</w:t>
-      </w:r>
-    </w:p>
-    <w:p>
-      <w:r>
-        <w:rPr>
-          <w:b/>
-          <w:bCs/>
-        </w:rPr>
-        <w:t>（</w:t>
-      </w:r>
-      <w:r>
-        <w:rPr>
-          <w:b/>
-          <w:bCs/>
-        </w:rPr>
-        <w:t>3</w:t>
-      </w:r>
-      <w:r>
-        <w:rPr>
-          <w:b/>
-          <w:bCs/>
-        </w:rPr>
-        <w:t>）战斗系统：</w:t>
-      </w:r>
-      <w:r>
-        <w:t>实现回合制卡牌对战，支持能量管理（默认</w:t>
-      </w:r>
-      <w:r>
-        <w:t xml:space="preserve"> 3 </w:t>
-      </w:r>
-      <w:r>
-        <w:t>点</w:t>
-      </w:r>
-      <w:r>
-        <w:t>/</w:t>
-      </w:r>
-      <w:r>
-        <w:t>回合）、手牌上限（</w:t>
-      </w:r>
-      <w:r>
-        <w:t xml:space="preserve">10 </w:t>
-      </w:r>
-      <w:r>
-        <w:t>张）、手牌抽取与打出、敌人数值计算与意图系统（</w:t>
-      </w:r>
-      <w:r>
-        <w:t xml:space="preserve">ATTACK/DEFEND/BUFF/DEBUFF/MULTI_ATTACK </w:t>
-      </w:r>
-      <w:r>
-        <w:t>五种类型）。实现</w:t>
-      </w:r>
-      <w:r>
-        <w:t xml:space="preserve"> 14 </w:t>
-      </w:r>
-      <w:r>
-        <w:t>种状态效果（力量</w:t>
-      </w:r>
-      <w:r>
-        <w:t>/</w:t>
-      </w:r>
-      <w:r>
-        <w:t>敏捷</w:t>
-      </w:r>
-      <w:r>
-        <w:t>/</w:t>
-      </w:r>
-      <w:r>
-        <w:t>易伤</w:t>
-      </w:r>
-      <w:r>
-        <w:t>/</w:t>
-      </w:r>
-      <w:r>
-        <w:t>虚弱</w:t>
-      </w:r>
-      <w:r>
-        <w:t>/</w:t>
-      </w:r>
-      <w:r>
-        <w:t>脆弱</w:t>
-      </w:r>
-      <w:r>
-        <w:t>/</w:t>
-      </w:r>
-      <w:r>
-        <w:t>中毒</w:t>
-      </w:r>
-      <w:r>
-        <w:t>/</w:t>
-      </w:r>
-      <w:r>
-        <w:t>再生</w:t>
-      </w:r>
-      <w:r>
-        <w:t>/</w:t>
-      </w:r>
-      <w:r>
-        <w:t>仪式</w:t>
-      </w:r>
-      <w:r>
-        <w:t>/</w:t>
-      </w:r>
-      <w:r>
-        <w:t>无实体</w:t>
-      </w:r>
-      <w:r>
-        <w:t>/</w:t>
-      </w:r>
-      <w:r>
-        <w:t>激怒</w:t>
-      </w:r>
-      <w:r>
-        <w:t>/</w:t>
-      </w:r>
-      <w:r>
-        <w:t>人工制品等）的叠加与结算。支持多段攻击、</w:t>
-      </w:r>
-      <w:r>
-        <w:t xml:space="preserve">X </w:t>
-      </w:r>
-      <w:r>
-        <w:t>耗费、</w:t>
-      </w:r>
-      <w:r>
-        <w:t>AOE</w:t>
-      </w:r>
-      <w:r>
-        <w:t>、力量倍率、随机目标等</w:t>
-      </w:r>
-      <w:r>
-        <w:t xml:space="preserve"> 15+ </w:t>
-      </w:r>
-      <w:r>
-        <w:t>种特殊卡牌机制。战斗系统由</w:t>
-      </w:r>
-      <w:r>
-        <w:t xml:space="preserve"> BattleService </w:t>
-      </w:r>
-      <w:r>
-        <w:t>有状态单例服务统一管理，前端</w:t>
-      </w:r>
-      <w:r>
-        <w:t xml:space="preserve"> fight.html </w:t>
-      </w:r>
-      <w:r>
-        <w:t>基于</w:t>
-      </w:r>
-      <w:r>
-        <w:t xml:space="preserve"> Vue 3 Options API </w:t>
-      </w:r>
-      <w:r>
-        <w:t>实现响应式交互。</w:t>
-      </w:r>
-    </w:p>
-    <w:p>
-      <w:r>
-        <w:rPr>
-          <w:b/>
-          <w:bCs/>
-        </w:rPr>
-        <w:t>（</w:t>
-      </w:r>
-      <w:r>
-        <w:rPr>
-          <w:b/>
-          <w:bCs/>
-        </w:rPr>
-        <w:t>4</w:t>
-      </w:r>
-      <w:r>
-        <w:rPr>
-          <w:b/>
-          <w:bCs/>
-        </w:rPr>
-        <w:t>）遗物系统：</w:t>
-      </w:r>
-      <w:r>
-        <w:t>实现</w:t>
-      </w:r>
-      <w:r>
-        <w:t xml:space="preserve"> 48 </w:t>
-      </w:r>
-      <w:r>
-        <w:t>件遗物，涵盖</w:t>
-      </w:r>
-      <w:r>
-        <w:t xml:space="preserve"> </w:t>
-      </w:r>
-    </w:p>
-    <w:p>
-      <w:r>
-        <w:t xml:space="preserve">STARTER/COMMON/RARE/LEGENDARY/BOSS/SPECIAL/EVENT </w:t>
-      </w:r>
-      <w:r>
-        <w:t>七种稀有度。稀有度抽取权重为</w:t>
-      </w:r>
-      <w:r>
-        <w:t xml:space="preserve"> COMMON 80%</w:t>
-      </w:r>
-      <w:r>
-        <w:t>、</w:t>
-      </w:r>
-      <w:r>
-        <w:t>RARE 15%</w:t>
-      </w:r>
-      <w:r>
-        <w:t>、</w:t>
-      </w:r>
-      <w:r>
-        <w:t>LEGENDARY 5%</w:t>
-      </w:r>
-      <w:r>
-        <w:t>。遗物效果通过</w:t>
-      </w:r>
-      <w:r>
-        <w:t xml:space="preserve"> RelicEffectHandler </w:t>
-      </w:r>
-      <w:r>
-        <w:t>统一分发，支持回合开始</w:t>
-      </w:r>
-      <w:r>
-        <w:t>/</w:t>
-      </w:r>
-      <w:r>
-        <w:t>结束触发、伤害计算钩子、击杀触发、出牌触发等多种时机。</w:t>
-      </w:r>
-      <w:r>
-        <w:t xml:space="preserve">Boss </w:t>
-      </w:r>
-      <w:r>
-        <w:t>遗物采用独立等概率池，每场</w:t>
-      </w:r>
-      <w:r>
-        <w:t xml:space="preserve"> Boss </w:t>
-      </w:r>
-      <w:r>
-        <w:t>战后提供三选一选择界面；池空时以头环兜底。</w:t>
-      </w:r>
-    </w:p>
-    <w:p>
-      <w:r>
-        <w:rPr>
-          <w:b/>
-          <w:bCs/>
-        </w:rPr>
-        <w:t>（</w:t>
-      </w:r>
-      <w:r>
-        <w:rPr>
-          <w:b/>
-          <w:bCs/>
-        </w:rPr>
-        <w:t>5</w:t>
-      </w:r>
-      <w:r>
-        <w:rPr>
-          <w:b/>
-          <w:bCs/>
-        </w:rPr>
-        <w:t>）奖励与成长系统：</w:t>
-      </w:r>
-      <w:r>
-        <w:t>战斗胜利后提供卡牌三选</w:t>
-      </w:r>
-      <w:proofErr w:type="gramStart"/>
-      <w:r>
-        <w:t>一</w:t>
-      </w:r>
-      <w:proofErr w:type="gramEnd"/>
-      <w:r>
-        <w:t>（</w:t>
-      </w:r>
-      <w:r>
-        <w:t>card_select.html</w:t>
-      </w:r>
-      <w:r>
-        <w:t>）、金币奖励、遗物奖励（</w:t>
-      </w:r>
-      <w:r>
-        <w:t>reward.html</w:t>
-      </w:r>
-      <w:r>
-        <w:t>）。篝火节点支持休息（恢复</w:t>
-      </w:r>
-      <w:r>
-        <w:t xml:space="preserve"> 30 HP</w:t>
-      </w:r>
-      <w:r>
-        <w:t>）和锻造升级卡牌（</w:t>
-      </w:r>
-      <w:r>
-        <w:t>campfire.html/forge.html</w:t>
-      </w:r>
-      <w:r>
-        <w:t>）。商店系统支持购买卡牌、购买遗物、付费删除卡牌（</w:t>
-      </w:r>
-      <w:r>
-        <w:t>shop.html</w:t>
-      </w:r>
-      <w:r>
-        <w:t>）。</w:t>
-      </w:r>
-    </w:p>
-    <w:p>
-      <w:r>
-        <w:rPr>
-          <w:b/>
-          <w:bCs/>
-        </w:rPr>
-        <w:t>（</w:t>
-      </w:r>
-      <w:r>
-        <w:rPr>
-          <w:b/>
-          <w:bCs/>
-        </w:rPr>
-        <w:t>6</w:t>
-      </w:r>
-      <w:r>
-        <w:rPr>
-          <w:b/>
-          <w:bCs/>
-        </w:rPr>
-        <w:t>）事件系统：</w:t>
-      </w:r>
-      <w:r>
-        <w:t>实现</w:t>
-      </w:r>
-      <w:r>
-        <w:t xml:space="preserve"> 20 </w:t>
-      </w:r>
-      <w:proofErr w:type="gramStart"/>
-      <w:r>
-        <w:t>个</w:t>
-      </w:r>
-      <w:proofErr w:type="gramEnd"/>
-      <w:r>
-        <w:t>随机事件，按第一</w:t>
-      </w:r>
-      <w:r>
-        <w:t>/</w:t>
-      </w:r>
-      <w:r>
-        <w:t>二</w:t>
-      </w:r>
-      <w:r>
-        <w:t>/</w:t>
-      </w:r>
-      <w:r>
-        <w:t>三幕分层分布。事件类型包括安全事件（神秘泉水回血、生命古树摘果）、风险事件（赌徒赌局、暗影集会）和特殊交易事件（灵魂商人、堕落骑士）。通过</w:t>
-      </w:r>
-      <w:r>
-        <w:t xml:space="preserve"> EventService </w:t>
-      </w:r>
-      <w:r>
-        <w:t>随机抽取并执行选项效果。</w:t>
-      </w:r>
-    </w:p>
-    <w:p>
-      <w:r>
-        <w:rPr>
-          <w:b/>
-          <w:bCs/>
-        </w:rPr>
-        <w:t>（</w:t>
-      </w:r>
-      <w:r>
-        <w:rPr>
-          <w:b/>
-          <w:bCs/>
-        </w:rPr>
-        <w:t>7</w:t>
-      </w:r>
-      <w:r>
-        <w:rPr>
-          <w:b/>
-          <w:bCs/>
-        </w:rPr>
-        <w:t>）存档系统：</w:t>
-      </w:r>
-      <w:r>
-        <w:t>基于</w:t>
-      </w:r>
-      <w:r>
-        <w:t xml:space="preserve"> JSON </w:t>
-      </w:r>
-      <w:r>
-        <w:t>的游戏进度持久化。</w:t>
-      </w:r>
-      <w:r>
-        <w:t xml:space="preserve">SaveService </w:t>
-      </w:r>
-      <w:r>
-        <w:t>负责存档的保存（</w:t>
-      </w:r>
-      <w:r>
-        <w:t>POST /api/save</w:t>
-      </w:r>
-      <w:r>
-        <w:t>）、加载（</w:t>
-      </w:r>
-      <w:r>
-        <w:t>GET /api/load</w:t>
-      </w:r>
-      <w:r>
-        <w:t>）和删除（</w:t>
-      </w:r>
-      <w:r>
-        <w:t>DELETE /api/save</w:t>
-      </w:r>
-      <w:r>
-        <w:t>）。存档数据覆盖角色信息、</w:t>
-      </w:r>
-      <w:r>
-        <w:t>HP/</w:t>
-      </w:r>
-      <w:r>
-        <w:t>金币</w:t>
-      </w:r>
-      <w:r>
-        <w:t>/</w:t>
-      </w:r>
-      <w:r>
-        <w:t>卡组</w:t>
-      </w:r>
-      <w:r>
-        <w:t>/</w:t>
-      </w:r>
-      <w:r>
-        <w:t>遗物</w:t>
-      </w:r>
-      <w:r>
-        <w:t>/</w:t>
-      </w:r>
-      <w:r>
-        <w:t>已访问节点</w:t>
-      </w:r>
-      <w:r>
-        <w:t>/</w:t>
-      </w:r>
-      <w:r>
-        <w:t>当前阶段等所有持久化状态。前端通过</w:t>
-      </w:r>
-      <w:r>
-        <w:t xml:space="preserve"> localStorage </w:t>
-      </w:r>
-      <w:r>
-        <w:t>和</w:t>
-      </w:r>
-      <w:r>
-        <w:t xml:space="preserve"> sessionStorage </w:t>
-      </w:r>
-      <w:r>
-        <w:t>缓存游戏数据。</w:t>
-      </w:r>
-    </w:p>
-    <w:p>
-      <w:r>
-        <w:rPr>
-          <w:b/>
-          <w:bCs/>
-        </w:rPr>
-        <w:t>（</w:t>
-      </w:r>
-      <w:r>
-        <w:rPr>
-          <w:b/>
-          <w:bCs/>
-        </w:rPr>
-        <w:t>8</w:t>
-      </w:r>
-      <w:r>
-        <w:rPr>
-          <w:b/>
-          <w:bCs/>
-        </w:rPr>
-        <w:t>）调试控制台：</w:t>
-      </w:r>
-      <w:r>
-        <w:t xml:space="preserve">console.html </w:t>
-      </w:r>
-      <w:r>
-        <w:t>提供开发</w:t>
-      </w:r>
-      <w:proofErr w:type="gramStart"/>
-      <w:r>
-        <w:t>者工具</w:t>
-      </w:r>
-      <w:proofErr w:type="gramEnd"/>
-      <w:r>
-        <w:t>页面，支持按稀有度和关键字搜索所有卡牌和遗物，点击即可添加到当前角色的卡组或背包。</w:t>
-      </w:r>
-    </w:p>
-    <w:p>
-      <w:pPr>
-        <w:rPr>
-          <w:b/>
-          <w:bCs/>
-          <w:sz w:val="24"/>
-        </w:rPr>
-      </w:pPr>
-      <w:r>
-        <w:rPr>
-          <w:b/>
-          <w:bCs/>
-          <w:sz w:val="24"/>
-        </w:rPr>
-        <w:t xml:space="preserve">1.3 </w:t>
-      </w:r>
-      <w:r>
-        <w:rPr>
-          <w:b/>
-          <w:bCs/>
-          <w:sz w:val="24"/>
-        </w:rPr>
-        <w:t>任务目的</w:t>
-      </w:r>
-    </w:p>
-    <w:p>
-      <w:r>
-        <w:rPr>
-          <w:b/>
-          <w:bCs/>
-        </w:rPr>
-        <w:t>（</w:t>
-      </w:r>
-      <w:r>
-        <w:rPr>
-          <w:b/>
-          <w:bCs/>
-        </w:rPr>
-        <w:t>1</w:t>
-      </w:r>
-      <w:r>
-        <w:rPr>
-          <w:b/>
-          <w:bCs/>
-        </w:rPr>
-        <w:t>）实践软件工程全流程：</w:t>
-      </w:r>
-      <w:r>
-        <w:t>从需求分析、架构设计、编码实现到测试与部署，完整经历一个中等规模项目的开发周期。</w:t>
-      </w:r>
-    </w:p>
-    <w:p>
-      <w:r>
-        <w:rPr>
-          <w:b/>
-          <w:bCs/>
-        </w:rPr>
-        <w:t>（</w:t>
-      </w:r>
-      <w:r>
-        <w:rPr>
-          <w:b/>
-          <w:bCs/>
-        </w:rPr>
-        <w:t>2</w:t>
-      </w:r>
-      <w:r>
-        <w:rPr>
-          <w:b/>
-          <w:bCs/>
-        </w:rPr>
-        <w:t>）掌握前后端分离开发模式：</w:t>
-      </w:r>
-      <w:r>
-        <w:t>后端使用</w:t>
-      </w:r>
-      <w:r>
-        <w:t xml:space="preserve"> Spring Boot </w:t>
-      </w:r>
-      <w:r>
-        <w:t>提供</w:t>
-      </w:r>
-      <w:r>
-        <w:t xml:space="preserve"> RESTful API</w:t>
-      </w:r>
-      <w:r>
-        <w:t>，前端使用原生</w:t>
-      </w:r>
-      <w:r>
-        <w:t xml:space="preserve"> HTML/JS + Vue 3 </w:t>
-      </w:r>
-      <w:r>
-        <w:t>构建用户界面。</w:t>
-      </w:r>
-    </w:p>
-    <w:p>
-      <w:r>
-        <w:rPr>
-          <w:b/>
-          <w:bCs/>
-        </w:rPr>
-        <w:t>（</w:t>
-      </w:r>
-      <w:r>
-        <w:rPr>
-          <w:b/>
-          <w:bCs/>
-        </w:rPr>
-        <w:t>3</w:t>
-      </w:r>
-      <w:r>
-        <w:rPr>
-          <w:b/>
-          <w:bCs/>
-        </w:rPr>
-        <w:t>）训练团队协作能力：</w:t>
-      </w:r>
-      <w:r>
-        <w:t>通过</w:t>
-      </w:r>
-      <w:r>
-        <w:t xml:space="preserve"> Git </w:t>
-      </w:r>
-      <w:r>
-        <w:t>分支管理（</w:t>
-      </w:r>
-      <w:r>
-        <w:t xml:space="preserve">main/develop/feature </w:t>
-      </w:r>
-      <w:r>
-        <w:t>三层模型）、</w:t>
-      </w:r>
-      <w:r>
-        <w:t xml:space="preserve">Pull Request </w:t>
-      </w:r>
-      <w:r>
-        <w:t>代码评审、</w:t>
-      </w:r>
-      <w:r>
-        <w:t xml:space="preserve">Issue </w:t>
-      </w:r>
-      <w:r>
-        <w:t>任务追踪等方式模拟真实团队开发流程。</w:t>
-      </w:r>
-    </w:p>
-    <w:p>
-      <w:r>
-        <w:rPr>
-          <w:b/>
-          <w:bCs/>
-        </w:rPr>
-        <w:t>（</w:t>
-      </w:r>
-      <w:r>
-        <w:rPr>
-          <w:b/>
-          <w:bCs/>
-        </w:rPr>
-        <w:t>4</w:t>
-      </w:r>
-      <w:r>
-        <w:rPr>
-          <w:b/>
-          <w:bCs/>
-        </w:rPr>
-        <w:t>）运用</w:t>
-      </w:r>
-      <w:r>
-        <w:rPr>
-          <w:b/>
-          <w:bCs/>
-        </w:rPr>
-        <w:t xml:space="preserve"> CI/CD </w:t>
-      </w:r>
-      <w:r>
-        <w:rPr>
-          <w:b/>
-          <w:bCs/>
-        </w:rPr>
-        <w:t>工具：</w:t>
-      </w:r>
-      <w:r>
-        <w:t>配置</w:t>
-      </w:r>
-      <w:r>
-        <w:t xml:space="preserve"> GitHub Actions </w:t>
-      </w:r>
-      <w:r>
-        <w:t>实现持续集成，包括</w:t>
-      </w:r>
-      <w:r>
-        <w:t xml:space="preserve"> JSON </w:t>
-      </w:r>
-      <w:r>
-        <w:t>配置文件格式校验和</w:t>
-      </w:r>
-      <w:r>
-        <w:t xml:space="preserve"> Maven </w:t>
-      </w:r>
-      <w:r>
-        <w:t>自动化编译。</w:t>
-      </w:r>
-    </w:p>
-    <w:p>
-      <w:r>
-        <w:rPr>
-          <w:b/>
-          <w:bCs/>
-        </w:rPr>
-        <w:lastRenderedPageBreak/>
-        <w:t>（</w:t>
-      </w:r>
-      <w:r>
-        <w:rPr>
-          <w:b/>
-          <w:bCs/>
-        </w:rPr>
-        <w:t>5</w:t>
-      </w:r>
-      <w:r>
-        <w:rPr>
-          <w:b/>
-          <w:bCs/>
-        </w:rPr>
-        <w:t>）锻炼游戏逻辑设计与实现能力：</w:t>
-      </w:r>
-      <w:r>
-        <w:t>深入理解回合制卡牌游戏的战斗状态机设计、数值计算与平衡、状态效果叠加与结算规则。</w:t>
-      </w:r>
-    </w:p>
-    <w:p>
-      <w:r>
-        <w:rPr>
-          <w:b/>
-          <w:bCs/>
-        </w:rPr>
-        <w:t>（</w:t>
-      </w:r>
-      <w:r>
-        <w:rPr>
-          <w:b/>
-          <w:bCs/>
-        </w:rPr>
-        <w:t>6</w:t>
-      </w:r>
-      <w:r>
-        <w:rPr>
-          <w:b/>
-          <w:bCs/>
-        </w:rPr>
-        <w:t>）培养工程化开发习惯：</w:t>
-      </w:r>
-      <w:r>
-        <w:t>包括代码规范（</w:t>
-      </w:r>
-      <w:r>
-        <w:t xml:space="preserve">Java 4 </w:t>
-      </w:r>
-      <w:r>
-        <w:t>空格缩进、</w:t>
-      </w:r>
-      <w:r>
-        <w:t xml:space="preserve">JS 2 </w:t>
-      </w:r>
-      <w:r>
-        <w:t>空格缩进）、约定式提交信息（</w:t>
-      </w:r>
-      <w:r>
-        <w:t xml:space="preserve">feat/fix/refactor/chore </w:t>
-      </w:r>
-      <w:r>
-        <w:t>前缀）、配置文件管理、自动化测试脚本等工程实践。</w:t>
-      </w:r>
-    </w:p>
-    <w:p>
-      <w:pPr>
-        <w:pStyle w:val="1"/>
-        <w:numPr>
-          <w:ilvl w:val="0"/>
-          <w:numId w:val="9"/>
-        </w:numPr>
-        <w:rPr>
-          <w:lang w:eastAsia="zh-CN"/>
-        </w:rPr>
-      </w:pPr>
-      <w:bookmarkStart w:id="1" w:name="_Toc231557774"/>
+      <w:bookmarkStart w:id="1" w:name="_Toc233047242"/>
       <w:r>
         <w:rPr>
           <w:rFonts w:hint="eastAsia"/>
@@ -3945,7 +4140,7 @@
           <w:lang w:eastAsia="zh-CN"/>
         </w:rPr>
       </w:pPr>
-      <w:bookmarkStart w:id="2" w:name="_Toc231557775"/>
+      <w:bookmarkStart w:id="2" w:name="_Toc233047243"/>
       <w:r>
         <w:rPr>
           <w:rFonts w:hint="eastAsia"/>
@@ -4035,8 +4230,13 @@
       <w:r>
         <w:t xml:space="preserve">20 </w:t>
       </w:r>
-      <w:r>
-        <w:t>个事件等游戏数据以</w:t>
+      <w:proofErr w:type="gramStart"/>
+      <w:r>
+        <w:t>个</w:t>
+      </w:r>
+      <w:proofErr w:type="gramEnd"/>
+      <w:r>
+        <w:t>事件等游戏数据以</w:t>
       </w:r>
       <w:r>
         <w:t xml:space="preserve"> JSON </w:t>
@@ -4070,8 +4270,13 @@
       <w:r>
         <w:t xml:space="preserve">12 </w:t>
       </w:r>
-      <w:r>
-        <w:t>个前端页面通过</w:t>
+      <w:proofErr w:type="gramStart"/>
+      <w:r>
+        <w:t>个</w:t>
+      </w:r>
+      <w:proofErr w:type="gramEnd"/>
+      <w:r>
+        <w:t>前端页面通过</w:t>
       </w:r>
       <w:r>
         <w:t xml:space="preserve"> REST API </w:t>
@@ -4485,6 +4690,7 @@
                 <w:rFonts w:ascii="Segoe UI" w:hAnsi="Segoe UI" w:cs="Segoe UI"/>
                 <w:szCs w:val="21"/>
               </w:rPr>
+              <w:lastRenderedPageBreak/>
               <w:t>高</w:t>
             </w:r>
           </w:p>
@@ -4954,8 +5160,13 @@
       <w:r>
         <w:t xml:space="preserve"> 6 </w:t>
       </w:r>
-      <w:r>
-        <w:t>个、</w:t>
+      <w:proofErr w:type="gramStart"/>
+      <w:r>
+        <w:t>个</w:t>
+      </w:r>
+      <w:proofErr w:type="gramEnd"/>
+      <w:r>
+        <w:t>、</w:t>
       </w:r>
       <w:r>
         <w:t xml:space="preserve">1000+ </w:t>
@@ -4984,14 +5195,21 @@
     </w:p>
     <w:p>
       <w:r>
-        <w:lastRenderedPageBreak/>
         <w:t>（</w:t>
       </w:r>
       <w:r>
         <w:t>4</w:t>
       </w:r>
       <w:r>
-        <w:t>）跨战斗状态泄漏：触媒（本场战斗中毒额外结算）、精准（本场战斗小刀伤害增加）等效果在</w:t>
+        <w:t>）</w:t>
+      </w:r>
+      <w:proofErr w:type="gramStart"/>
+      <w:r>
+        <w:t>跨战斗</w:t>
+      </w:r>
+      <w:proofErr w:type="gramEnd"/>
+      <w:r>
+        <w:t>状态泄漏：触媒（本场战斗中毒额外结算）、精准（本场战斗小刀伤害增加）等效果在</w:t>
       </w:r>
       <w:r>
         <w:t xml:space="preserve"> newBattle() </w:t>
@@ -5013,8 +5231,13 @@
       <w:r>
         <w:t xml:space="preserve">12 </w:t>
       </w:r>
-      <w:r>
-        <w:t>个页面间通过</w:t>
+      <w:proofErr w:type="gramStart"/>
+      <w:r>
+        <w:t>个</w:t>
+      </w:r>
+      <w:proofErr w:type="gramEnd"/>
+      <w:r>
+        <w:t>页面间通过</w:t>
       </w:r>
       <w:r>
         <w:t xml:space="preserve"> URL query </w:t>
@@ -5035,7 +5258,7 @@
           <w:lang w:eastAsia="zh-CN"/>
         </w:rPr>
       </w:pPr>
-      <w:bookmarkStart w:id="3" w:name="_Toc231557776"/>
+      <w:bookmarkStart w:id="3" w:name="_Toc233047244"/>
       <w:r>
         <w:rPr>
           <w:rFonts w:hint="eastAsia"/>
@@ -5189,9 +5412,9 @@
           <w:color w:val="0F1115"/>
         </w:rPr>
         <w:drawing>
-          <wp:inline distT="0" distB="0" distL="0" distR="0" wp14:anchorId="00DF1198" wp14:editId="08B2B6D5">
-            <wp:extent cx="3848582" cy="5490242"/>
-            <wp:effectExtent l="0" t="0" r="0" b="0"/>
+          <wp:inline distT="0" distB="0" distL="0" distR="0" wp14:anchorId="2D822458" wp14:editId="044B132E">
+            <wp:extent cx="1532466" cy="2186155"/>
+            <wp:effectExtent l="0" t="0" r="0" b="5080"/>
             <wp:docPr id="230958304" name="图片 1"/>
             <wp:cNvGraphicFramePr>
               <a:graphicFrameLocks xmlns:a="http://schemas.openxmlformats.org/drawingml/2006/main" noChangeAspect="1"/>
@@ -5204,7 +5427,7 @@
                     <pic:cNvPicPr/>
                   </pic:nvPicPr>
                   <pic:blipFill>
-                    <a:blip r:embed="rId10"/>
+                    <a:blip r:embed="rId12"/>
                     <a:stretch>
                       <a:fillRect/>
                     </a:stretch>
@@ -5212,7 +5435,7 @@
                   <pic:spPr>
                     <a:xfrm>
                       <a:off x="0" y="0"/>
-                      <a:ext cx="3853729" cy="5497584"/>
+                      <a:ext cx="1551959" cy="2213963"/>
                     </a:xfrm>
                     <a:prstGeom prst="rect">
                       <a:avLst/>
@@ -5239,6 +5462,7 @@
           <w:bCs/>
           <w:sz w:val="24"/>
         </w:rPr>
+        <w:lastRenderedPageBreak/>
         <w:t xml:space="preserve">2.2.2 </w:t>
       </w:r>
       <w:r>
@@ -5311,14 +5535,21 @@
     </w:p>
     <w:p>
       <w:r>
-        <w:lastRenderedPageBreak/>
         <w:t>前端组件：</w:t>
       </w:r>
       <w:r>
         <w:t>card_ui.js</w:t>
       </w:r>
       <w:r>
-        <w:t>（卡牌效果文字</w:t>
+        <w:t>（卡</w:t>
+      </w:r>
+      <w:proofErr w:type="gramStart"/>
+      <w:r>
+        <w:t>牌效果</w:t>
+      </w:r>
+      <w:proofErr w:type="gramEnd"/>
+      <w:r>
+        <w:t>文字</w:t>
       </w:r>
       <w:r>
         <w:t>/</w:t>
@@ -5336,7 +5567,15 @@
         <w:t>/</w:t>
       </w:r>
       <w:r>
-        <w:t>卡牌类型标签）、</w:t>
+        <w:t>卡</w:t>
+      </w:r>
+      <w:proofErr w:type="gramStart"/>
+      <w:r>
+        <w:t>牌类型</w:t>
+      </w:r>
+      <w:proofErr w:type="gramEnd"/>
+      <w:r>
+        <w:t>标签）、</w:t>
       </w:r>
       <w:r>
         <w:t>save_helper.js</w:t>
@@ -5359,9 +5598,11 @@
       <w:r>
         <w:t>/</w:t>
       </w:r>
+      <w:proofErr w:type="gramStart"/>
       <w:r>
         <w:t>通用弹窗</w:t>
       </w:r>
+      <w:proofErr w:type="gramEnd"/>
       <w:r>
         <w:t xml:space="preserve">/BGM </w:t>
       </w:r>
@@ -5371,9 +5612,11 @@
       <w:r>
         <w:t xml:space="preserve"> 12 </w:t>
       </w:r>
+      <w:proofErr w:type="gramStart"/>
       <w:r>
         <w:t>个</w:t>
       </w:r>
+      <w:proofErr w:type="gramEnd"/>
       <w:r>
         <w:t xml:space="preserve"> HTML </w:t>
       </w:r>
@@ -6657,20 +6900,30 @@
           <w:sz w:val="24"/>
         </w:rPr>
       </w:pPr>
-      <w:r>
+    </w:p>
+    <w:p>
+      <w:pPr>
         <w:rPr>
           <w:b/>
           <w:bCs/>
           <w:sz w:val="24"/>
         </w:rPr>
-        <w:t xml:space="preserve">2.2.3 </w:t>
-      </w:r>
+      </w:pPr>
       <w:r>
         <w:rPr>
           <w:b/>
           <w:bCs/>
           <w:sz w:val="24"/>
         </w:rPr>
+        <w:lastRenderedPageBreak/>
+        <w:t xml:space="preserve">2.2.3 </w:t>
+      </w:r>
+      <w:r>
+        <w:rPr>
+          <w:b/>
+          <w:bCs/>
+          <w:sz w:val="24"/>
+        </w:rPr>
         <w:t>数据流设计</w:t>
       </w:r>
     </w:p>
@@ -6776,7 +7029,6 @@
     </w:p>
     <w:p>
       <w:r>
-        <w:lastRenderedPageBreak/>
         <w:t>存档流程：每场战斗结束后自动调用</w:t>
       </w:r>
       <w:r>
@@ -6810,7 +7062,7 @@
           <w:lang w:eastAsia="zh-CN"/>
         </w:rPr>
       </w:pPr>
-      <w:bookmarkStart w:id="4" w:name="_Toc231557777"/>
+      <w:bookmarkStart w:id="4" w:name="_Toc233047245"/>
       <w:r>
         <w:rPr>
           <w:rFonts w:hint="eastAsia"/>
@@ -6822,26 +7074,245 @@
       <w:bookmarkEnd w:id="4"/>
     </w:p>
     <w:p>
-      <w:r>
-        <w:t xml:space="preserve">孙晨奥（项目经理/架构师/前后端开发）：负责整体架构设计、技术选型、后端战斗系统核心逻辑开发、部分JSON配置管理（确立json模板格式及部分内容开发）。游戏前端整体美术优化、run.bat/run.sh一键启动脚本、程序化地图生成算法、全项目代码审计与30+个Bug修复、GitHub Releases发布、Bug追踪与文档管理。</w:t>
+      <w:proofErr w:type="gramStart"/>
+      <w:r>
+        <w:t>孙晨奥</w:t>
+      </w:r>
+      <w:proofErr w:type="gramEnd"/>
+      <w:r>
+        <w:t>（项目经理</w:t>
+      </w:r>
+      <w:r>
+        <w:t>/</w:t>
+      </w:r>
+      <w:proofErr w:type="gramStart"/>
+      <w:r>
+        <w:t>架构师</w:t>
+      </w:r>
+      <w:proofErr w:type="gramEnd"/>
+      <w:r>
+        <w:t>/</w:t>
+      </w:r>
+      <w:r>
+        <w:t>前后端开发）：负责整体架构设计、技术选型、后端战斗系统核心逻辑开发、部分</w:t>
+      </w:r>
+      <w:r>
+        <w:t>JSON</w:t>
+      </w:r>
+      <w:r>
+        <w:t>配置管理（确立</w:t>
+      </w:r>
+      <w:r>
+        <w:t>json</w:t>
+      </w:r>
+      <w:r>
+        <w:t>模板格式及部分内容开发）。游戏前端整体美术优化、</w:t>
+      </w:r>
+      <w:r>
+        <w:t>run.bat/run.sh</w:t>
+      </w:r>
+      <w:r>
+        <w:t>一键启动脚本、程序化地图生成算法、全项目代码审计与</w:t>
+      </w:r>
+      <w:r>
+        <w:t>30+</w:t>
+      </w:r>
+      <w:proofErr w:type="gramStart"/>
+      <w:r>
+        <w:t>个</w:t>
+      </w:r>
+      <w:proofErr w:type="gramEnd"/>
+      <w:r>
+        <w:t>Bug</w:t>
+      </w:r>
+      <w:r>
+        <w:t>修复、</w:t>
+      </w:r>
+      <w:r>
+        <w:t>GitHub Releases</w:t>
+      </w:r>
+      <w:r>
+        <w:t>发布、</w:t>
+      </w:r>
+      <w:r>
+        <w:t>Bug</w:t>
+      </w:r>
+      <w:r>
+        <w:t>追踪与文档管理。</w:t>
       </w:r>
     </w:p>
     <w:p/>
     <w:p>
       <w:r>
-        <w:t xml:space="preserve">马腾宇（后端核心开发/数据配置管理）：负责JSON主要配置管理（6个配置文件、138张卡牌、20个事件、14种状态效果）、EventService事件系统、ShopService商店系统、SaveService存档系统。开发_check_json.py和_check.py自动化配置检查脚本。实现BattleService战斗引擎、14种状态效果系统、console.html调试控制台、README.md编写。</w:t>
+        <w:t>马腾宇（后端核心开发</w:t>
+      </w:r>
+      <w:r>
+        <w:t>/</w:t>
+      </w:r>
+      <w:r>
+        <w:t>数据配置管理）：负责</w:t>
+      </w:r>
+      <w:r>
+        <w:t>JSON</w:t>
+      </w:r>
+      <w:r>
+        <w:t>主要配置管理（</w:t>
+      </w:r>
+      <w:r>
+        <w:t>6</w:t>
+      </w:r>
+      <w:r>
+        <w:t>个配置文件、</w:t>
+      </w:r>
+      <w:r>
+        <w:t>138</w:t>
+      </w:r>
+      <w:r>
+        <w:t>张卡牌、</w:t>
+      </w:r>
+      <w:r>
+        <w:t>20</w:t>
+      </w:r>
+      <w:r>
+        <w:t>个事件、</w:t>
+      </w:r>
+      <w:r>
+        <w:t>14</w:t>
+      </w:r>
+      <w:r>
+        <w:t>种状态效果）、</w:t>
+      </w:r>
+      <w:r>
+        <w:t>EventService</w:t>
+      </w:r>
+      <w:r>
+        <w:t>事件系统、</w:t>
+      </w:r>
+      <w:r>
+        <w:t>ShopService</w:t>
+      </w:r>
+      <w:r>
+        <w:t>商店系统、</w:t>
+      </w:r>
+      <w:r>
+        <w:t>SaveService</w:t>
+      </w:r>
+      <w:r>
+        <w:t>存档系统。开发</w:t>
+      </w:r>
+      <w:r>
+        <w:t>_check_json.py</w:t>
+      </w:r>
+      <w:r>
+        <w:t>和</w:t>
+      </w:r>
+      <w:r>
+        <w:t>_check.py</w:t>
+      </w:r>
+      <w:r>
+        <w:t>自动化配置检查脚本。实现</w:t>
+      </w:r>
+      <w:r>
+        <w:t>BattleService</w:t>
+      </w:r>
+      <w:r>
+        <w:t>战斗引擎、</w:t>
+      </w:r>
+      <w:r>
+        <w:t>14</w:t>
+      </w:r>
+      <w:r>
+        <w:t>种状态效果系统、</w:t>
+      </w:r>
+      <w:r>
+        <w:t>console.html</w:t>
+      </w:r>
+      <w:r>
+        <w:t>调试控制台、</w:t>
+      </w:r>
+      <w:r>
+        <w:t>README.md</w:t>
+      </w:r>
+      <w:r>
+        <w:t>编写。</w:t>
       </w:r>
     </w:p>
     <w:p/>
     <w:p>
       <w:r>
-        <w:t xml:space="preserve">贺瑞达（前端核心开发/数据编写）：负责全部12个前端页面的开发与API对接。实现card_ui.js/save_helper.js/status_bar.js三个公共工具库，以及fight.html基于Vue 3的完整响应式战斗交互。并实现了大部分敌人的数据及怪物池。</w:t>
+        <w:t>贺瑞达（前端核心开发</w:t>
+      </w:r>
+      <w:r>
+        <w:t>/</w:t>
+      </w:r>
+      <w:r>
+        <w:t>数据编写）：负责全部</w:t>
+      </w:r>
+      <w:r>
+        <w:t>12</w:t>
+      </w:r>
+      <w:r>
+        <w:t>个前端页面的开发与</w:t>
+      </w:r>
+      <w:r>
+        <w:t>API</w:t>
+      </w:r>
+      <w:r>
+        <w:t>对接。实现</w:t>
+      </w:r>
+      <w:r>
+        <w:t>card_ui.js/save_helper.js/status_bar.js</w:t>
+      </w:r>
+      <w:r>
+        <w:t>三个公共工具库，以及</w:t>
+      </w:r>
+      <w:r>
+        <w:t>fight.html</w:t>
+      </w:r>
+      <w:r>
+        <w:t>基于</w:t>
+      </w:r>
+      <w:r>
+        <w:t>Vue 3</w:t>
+      </w:r>
+      <w:r>
+        <w:t>的完整响应式战斗交互。并实现了大部分敌人的数据及怪物池。</w:t>
       </w:r>
     </w:p>
     <w:p/>
     <w:p>
       <w:r>
-        <w:t xml:space="preserve">周俊希（系统集成/测试）：RelicEffectHandler遗物效果分发框架、10件Boss遗物机制、RelicPoolService遗物权重抽取池、负责前后端联调集成、测试计划制定与执行。</w:t>
+        <w:t>周俊希（系统集成</w:t>
+      </w:r>
+      <w:r>
+        <w:t>/</w:t>
+      </w:r>
+      <w:r>
+        <w:t>测试）：</w:t>
+      </w:r>
+      <w:r>
+        <w:t>RelicEffectHandler</w:t>
+      </w:r>
+      <w:r>
+        <w:t>遗物效果分发框架、</w:t>
+      </w:r>
+      <w:r>
+        <w:t>10</w:t>
+      </w:r>
+      <w:r>
+        <w:t>件</w:t>
+      </w:r>
+      <w:r>
+        <w:t>Boss</w:t>
+      </w:r>
+      <w:r>
+        <w:t>遗物机制、</w:t>
+      </w:r>
+      <w:r>
+        <w:t>RelicPoolService</w:t>
+      </w:r>
+      <w:r>
+        <w:t>遗物权重抽取池、负责前后端联调集成、测试计划制定与执行。</w:t>
       </w:r>
     </w:p>
     <w:p>
@@ -6856,7 +7327,7 @@
           <w:lang w:eastAsia="zh-CN"/>
         </w:rPr>
       </w:pPr>
-      <w:bookmarkStart w:id="5" w:name="_Toc231557778"/>
+      <w:bookmarkStart w:id="5" w:name="_Toc233047246"/>
       <w:r>
         <w:rPr>
           <w:rFonts w:hint="eastAsia"/>
@@ -7075,7 +7546,15 @@
         <w:t xml:space="preserve"> Git </w:t>
       </w:r>
       <w:r>
-        <w:t>提交；合并到主分支前需经过至少一位成员的代码评审；每次提交需附带清晰的约定式提交信息（</w:t>
+        <w:t>提交；合并到</w:t>
+      </w:r>
+      <w:proofErr w:type="gramStart"/>
+      <w:r>
+        <w:t>主分支前</w:t>
+      </w:r>
+      <w:proofErr w:type="gramEnd"/>
+      <w:r>
+        <w:t>需经过至少一位成员的代码评审；每次提交需附带清晰的约定式提交信息（</w:t>
       </w:r>
       <w:r>
         <w:t xml:space="preserve">feat/fix/refactor/chore </w:t>
@@ -7158,9 +7637,11 @@
       <w:r>
         <w:t>→</w:t>
       </w:r>
+      <w:proofErr w:type="gramStart"/>
       <w:r>
         <w:t>弃牌</w:t>
       </w:r>
+      <w:proofErr w:type="gramEnd"/>
       <w:r>
         <w:t>→</w:t>
       </w:r>
@@ -7220,6 +7701,7 @@
     <w:p>
       <w:proofErr w:type="spellStart"/>
       <w:r>
+        <w:lastRenderedPageBreak/>
         <w:t>playerExtraPoisonTick</w:t>
       </w:r>
       <w:proofErr w:type="spellEnd"/>
@@ -7264,9 +7746,11 @@
       <w:r>
         <w:t xml:space="preserve"> 48 </w:t>
       </w:r>
+      <w:proofErr w:type="gramStart"/>
       <w:r>
         <w:t>个</w:t>
       </w:r>
+      <w:proofErr w:type="gramEnd"/>
       <w:r>
         <w:t xml:space="preserve"> Card </w:t>
       </w:r>
@@ -7276,8 +7760,13 @@
       <w:r>
         <w:t xml:space="preserve"> 7 </w:t>
       </w:r>
-      <w:r>
-        <w:t>个序列化点。</w:t>
+      <w:proofErr w:type="gramStart"/>
+      <w:r>
+        <w:t>个</w:t>
+      </w:r>
+      <w:proofErr w:type="gramEnd"/>
+      <w:r>
+        <w:t>序列化点。</w:t>
       </w:r>
     </w:p>
     <w:p>
@@ -7291,7 +7780,7 @@
           <w:lang w:eastAsia="zh-CN"/>
         </w:rPr>
       </w:pPr>
-      <w:bookmarkStart w:id="6" w:name="_Toc231557779"/>
+      <w:bookmarkStart w:id="6" w:name="_Toc233047247"/>
       <w:r>
         <w:rPr>
           <w:rFonts w:hint="eastAsia"/>
@@ -7313,7 +7802,7 @@
           <w:lang w:eastAsia="zh-CN"/>
         </w:rPr>
       </w:pPr>
-      <w:bookmarkStart w:id="7" w:name="_Toc231557780"/>
+      <w:bookmarkStart w:id="7" w:name="_Toc233047248"/>
       <w:r>
         <w:rPr>
           <w:rFonts w:hint="eastAsia"/>
@@ -7393,7 +7882,6 @@
     </w:p>
     <w:p>
       <w:r>
-        <w:lastRenderedPageBreak/>
         <w:t>辅助工具：</w:t>
       </w:r>
       <w:r>
@@ -7452,9 +7940,9 @@
           <w:color w:val="0F1115"/>
         </w:rPr>
         <w:drawing>
-          <wp:inline distT="0" distB="0" distL="0" distR="0" wp14:anchorId="28CDEFBC" wp14:editId="1E9EB3FF">
-            <wp:extent cx="4400550" cy="8440534"/>
-            <wp:effectExtent l="0" t="0" r="0" b="0"/>
+          <wp:inline distT="0" distB="0" distL="0" distR="0" wp14:anchorId="77E83759" wp14:editId="1EEDE935">
+            <wp:extent cx="3595346" cy="6896100"/>
+            <wp:effectExtent l="0" t="0" r="5715" b="0"/>
             <wp:docPr id="495483905" name="图片 1"/>
             <wp:cNvGraphicFramePr>
               <a:graphicFrameLocks xmlns:a="http://schemas.openxmlformats.org/drawingml/2006/main" noChangeAspect="1"/>
@@ -7467,7 +7955,7 @@
                     <pic:cNvPicPr/>
                   </pic:nvPicPr>
                   <pic:blipFill>
-                    <a:blip r:embed="rId11"/>
+                    <a:blip r:embed="rId13"/>
                     <a:stretch>
                       <a:fillRect/>
                     </a:stretch>
@@ -7475,7 +7963,7 @@
                   <pic:spPr>
                     <a:xfrm>
                       <a:off x="0" y="0"/>
-                      <a:ext cx="4417271" cy="8472605"/>
+                      <a:ext cx="3616303" cy="6936296"/>
                     </a:xfrm>
                     <a:prstGeom prst="rect">
                       <a:avLst/>
@@ -7884,7 +8372,7 @@
           <w:lang w:eastAsia="zh-CN"/>
         </w:rPr>
       </w:pPr>
-      <w:bookmarkStart w:id="8" w:name="_Toc231557781"/>
+      <w:bookmarkStart w:id="8" w:name="_Toc233047249"/>
       <w:r>
         <w:rPr>
           <w:rFonts w:hint="eastAsia"/>
@@ -8064,7 +8552,7 @@
           <w:lang w:eastAsia="zh-CN"/>
         </w:rPr>
       </w:pPr>
-      <w:bookmarkStart w:id="9" w:name="_Toc231557782"/>
+      <w:bookmarkStart w:id="9" w:name="_Toc233047250"/>
       <w:r>
         <w:rPr>
           <w:rFonts w:hint="eastAsia"/>
@@ -9044,9 +9532,9 @@
           <w:lang w:val="x-none"/>
         </w:rPr>
         <w:drawing>
-          <wp:inline distT="0" distB="0" distL="0" distR="0" wp14:anchorId="71D4F4D5" wp14:editId="11C192CE">
-            <wp:extent cx="3511730" cy="3664138"/>
-            <wp:effectExtent l="0" t="0" r="0" b="0"/>
+          <wp:inline distT="0" distB="0" distL="0" distR="0" wp14:anchorId="7BD20199" wp14:editId="4DDFD26F">
+            <wp:extent cx="4576578" cy="4775200"/>
+            <wp:effectExtent l="0" t="0" r="0" b="6350"/>
             <wp:docPr id="2039836672" name="图片 1"/>
             <wp:cNvGraphicFramePr>
               <a:graphicFrameLocks xmlns:a="http://schemas.openxmlformats.org/drawingml/2006/main" noChangeAspect="1"/>
@@ -9059,7 +9547,7 @@
                     <pic:cNvPicPr/>
                   </pic:nvPicPr>
                   <pic:blipFill>
-                    <a:blip r:embed="rId12"/>
+                    <a:blip r:embed="rId14"/>
                     <a:stretch>
                       <a:fillRect/>
                     </a:stretch>
@@ -9067,7 +9555,7 @@
                   <pic:spPr>
                     <a:xfrm>
                       <a:off x="0" y="0"/>
-                      <a:ext cx="3511730" cy="3664138"/>
+                      <a:ext cx="4584827" cy="4783807"/>
                     </a:xfrm>
                     <a:prstGeom prst="rect">
                       <a:avLst/>
@@ -9094,6 +9582,7 @@
           <w:b/>
           <w:bCs/>
         </w:rPr>
+        <w:lastRenderedPageBreak/>
         <w:t>提交信息规范</w:t>
       </w:r>
     </w:p>
@@ -9153,7 +9642,6 @@
                 <w:sz w:val="23"/>
                 <w:szCs w:val="23"/>
               </w:rPr>
-              <w:lastRenderedPageBreak/>
               <w:t>提交类型</w:t>
             </w:r>
           </w:p>
@@ -9731,7 +10219,7 @@
           <w:lang w:eastAsia="zh-CN"/>
         </w:rPr>
       </w:pPr>
-      <w:bookmarkStart w:id="10" w:name="_Toc231557783"/>
+      <w:bookmarkStart w:id="10" w:name="_Toc233047251"/>
       <w:r>
         <w:rPr>
           <w:rFonts w:hint="eastAsia"/>
@@ -9950,7 +10438,7 @@
           <w:lang w:eastAsia="zh-CN"/>
         </w:rPr>
       </w:pPr>
-      <w:bookmarkStart w:id="11" w:name="_Toc231557784"/>
+      <w:bookmarkStart w:id="11" w:name="_Toc233047252"/>
       <w:r>
         <w:rPr>
           <w:rFonts w:hint="eastAsia"/>
@@ -10171,7 +10659,7 @@
           <w:lang w:eastAsia="zh-CN"/>
         </w:rPr>
       </w:pPr>
-      <w:bookmarkStart w:id="12" w:name="_Toc231557785"/>
+      <w:bookmarkStart w:id="12" w:name="_Toc233047253"/>
       <w:r>
         <w:rPr>
           <w:rFonts w:hint="eastAsia"/>
@@ -10355,7 +10843,7 @@
         </w:rPr>
         <w:lastRenderedPageBreak/>
         <w:drawing>
-          <wp:inline distT="0" distB="0" distL="0" distR="0" wp14:anchorId="30BE9445" wp14:editId="4BBC4A48">
+          <wp:inline distT="0" distB="0" distL="0" distR="0" wp14:anchorId="4E872CDF" wp14:editId="32D146C5">
             <wp:extent cx="2406650" cy="1542724"/>
             <wp:effectExtent l="0" t="0" r="0" b="635"/>
             <wp:docPr id="1044607443" name="图片 1"/>
@@ -10370,7 +10858,7 @@
                     <pic:cNvPicPr/>
                   </pic:nvPicPr>
                   <pic:blipFill>
-                    <a:blip r:embed="rId13"/>
+                    <a:blip r:embed="rId15"/>
                     <a:stretch>
                       <a:fillRect/>
                     </a:stretch>
@@ -10404,10 +10892,12 @@
           <w:lang w:eastAsia="zh-CN"/>
         </w:rPr>
       </w:pPr>
+      <w:bookmarkStart w:id="13" w:name="_Toc233047254"/>
       <w:proofErr w:type="spellStart"/>
       <w:r>
         <w:t>团队沟通与协作机制</w:t>
       </w:r>
+      <w:bookmarkEnd w:id="13"/>
       <w:proofErr w:type="spellEnd"/>
     </w:p>
     <w:p>
@@ -10483,7 +10973,7 @@
           <w:noProof/>
         </w:rPr>
         <w:drawing>
-          <wp:inline distT="0" distB="0" distL="0" distR="0" wp14:anchorId="59279715" wp14:editId="4AEB49C2">
+          <wp:inline distT="0" distB="0" distL="0" distR="0" wp14:anchorId="2194D2A7" wp14:editId="65621766">
             <wp:extent cx="3930035" cy="3702050"/>
             <wp:effectExtent l="0" t="0" r="0" b="0"/>
             <wp:docPr id="468129970" name="图片 1"/>
@@ -10498,7 +10988,7 @@
                     <pic:cNvPicPr/>
                   </pic:nvPicPr>
                   <pic:blipFill>
-                    <a:blip r:embed="rId14"/>
+                    <a:blip r:embed="rId16"/>
                     <a:stretch>
                       <a:fillRect/>
                     </a:stretch>
@@ -10530,7 +11020,7 @@
           <w:sz w:val="28"/>
         </w:rPr>
       </w:pPr>
-      <w:bookmarkStart w:id="13" w:name="_Toc231557787"/>
+      <w:bookmarkStart w:id="14" w:name="_Toc233047255"/>
       <w:r>
         <w:rPr>
           <w:rFonts w:hint="eastAsia"/>
@@ -10538,7 +11028,7 @@
         </w:rPr>
         <w:t>小组成员任务报告</w:t>
       </w:r>
-      <w:bookmarkEnd w:id="13"/>
+      <w:bookmarkEnd w:id="14"/>
     </w:p>
     <w:p>
       <w:pPr>
@@ -10558,7 +11048,7 @@
           <w:numId w:val="9"/>
         </w:numPr>
       </w:pPr>
-      <w:bookmarkStart w:id="14" w:name="_Toc231557788"/>
+      <w:bookmarkStart w:id="15" w:name="_Toc233047256"/>
       <w:r>
         <w:rPr>
           <w:rFonts w:hint="eastAsia"/>
@@ -10585,63 +11075,240 @@
         </w:rPr>
         <w:t>任务分工及实施过程描述</w:t>
       </w:r>
-      <w:bookmarkEnd w:id="14"/>
-    </w:p>
-    <w:p>
-      <w:r>
-        <w:t xml:space="preserve">成员：孙晨奥 | 角色：项目经理/架构师/前后端开发</w:t>
+      <w:bookmarkEnd w:id="15"/>
+    </w:p>
+    <w:p>
+      <w:r>
+        <w:t>成员：</w:t>
+      </w:r>
+      <w:proofErr w:type="gramStart"/>
+      <w:r>
+        <w:t>孙晨奥</w:t>
+      </w:r>
+      <w:proofErr w:type="gramEnd"/>
+      <w:r>
+        <w:t xml:space="preserve"> | </w:t>
+      </w:r>
+      <w:r>
+        <w:t>角色：项目经理</w:t>
+      </w:r>
+      <w:r>
+        <w:t>/</w:t>
+      </w:r>
+      <w:proofErr w:type="gramStart"/>
+      <w:r>
+        <w:t>架构师</w:t>
+      </w:r>
+      <w:proofErr w:type="gramEnd"/>
+      <w:r>
+        <w:t>/</w:t>
+      </w:r>
+      <w:r>
+        <w:t>前后端开发</w:t>
       </w:r>
     </w:p>
     <w:p/>
     <w:p>
       <w:r>
-        <w:t xml:space="preserve">任务分工：</w:t>
-      </w:r>
-    </w:p>
-    <w:p>
-      <w:r>
-        <w:t xml:space="preserve">（1）整体架构设计：设计项目分层结构（Controller-Service-Model-Repository），确定前后端分离方案与技术选型（Spring Boot + Vue 3 + Maven）。</w:t>
-      </w:r>
-    </w:p>
-    <w:p>
-      <w:r>
-        <w:t xml:space="preserve">（2）后端战斗系统开发：实现BattleService战斗引擎核心逻辑，包括战斗初始化、卡牌打出、回合控制等。</w:t>
-      </w:r>
-    </w:p>
-    <w:p>
-      <w:r>
-        <w:t xml:space="preserve">（3）JSON配置管理：确立JSON配置文件模板格式，制定数据规范，参与部分配置内容开发。</w:t>
-      </w:r>
-    </w:p>
-    <w:p>
-      <w:r>
-        <w:t xml:space="preserve">（4）前端美术优化：整体游戏页面的视觉风格设计与UI优化，提升用户体验。</w:t>
-      </w:r>
-    </w:p>
-    <w:p>
-      <w:r>
-        <w:t xml:space="preserve">（5）一键启动脚本：编写run.bat（Windows）和run.sh（Linux/macOS）双平台启动脚本。</w:t>
-      </w:r>
-    </w:p>
-    <w:p>
-      <w:r>
-        <w:t xml:space="preserve">（6）地图系统：实现程序化地图生成算法，支持7种节点类型的随机路线生成。</w:t>
-      </w:r>
-    </w:p>
-    <w:p>
-      <w:r>
-        <w:t xml:space="preserve">（7）代码审计：全项目两轮深度代码审计，累计修复30+个Bug，涵盖逻辑错误、并发异常、状态泄漏、序列化遗漏等各类问题。</w:t>
-      </w:r>
-    </w:p>
-    <w:p>
-      <w:r>
-        <w:t xml:space="preserve">（8）版本管理：GitHub Releases发布、Bug追踪、文档管理。</w:t>
+        <w:t>任务分工：</w:t>
+      </w:r>
+    </w:p>
+    <w:p>
+      <w:r>
+        <w:t>（</w:t>
+      </w:r>
+      <w:r>
+        <w:t>1</w:t>
+      </w:r>
+      <w:r>
+        <w:t>）整体架构设计：设计项目分层结构（</w:t>
+      </w:r>
+      <w:r>
+        <w:t>Controller-Service-Model-Repository</w:t>
+      </w:r>
+      <w:r>
+        <w:t>），确定前后端分离方案与技术选型（</w:t>
+      </w:r>
+      <w:r>
+        <w:t>Spring Boot + Vue 3 + Maven</w:t>
+      </w:r>
+      <w:r>
+        <w:t>）。</w:t>
+      </w:r>
+    </w:p>
+    <w:p>
+      <w:r>
+        <w:t>（</w:t>
+      </w:r>
+      <w:r>
+        <w:t>2</w:t>
+      </w:r>
+      <w:r>
+        <w:t>）后端战斗系统开发：实现</w:t>
+      </w:r>
+      <w:r>
+        <w:t>BattleService</w:t>
+      </w:r>
+      <w:r>
+        <w:t>战斗引擎核心逻辑，包括战斗初始化、卡牌打出、回合控制等。</w:t>
+      </w:r>
+    </w:p>
+    <w:p>
+      <w:r>
+        <w:t>（</w:t>
+      </w:r>
+      <w:r>
+        <w:t>3</w:t>
+      </w:r>
+      <w:r>
+        <w:t>）</w:t>
+      </w:r>
+      <w:r>
+        <w:t>JSON</w:t>
+      </w:r>
+      <w:r>
+        <w:t>配置管理：确立</w:t>
+      </w:r>
+      <w:r>
+        <w:t>JSON</w:t>
+      </w:r>
+      <w:r>
+        <w:t>配置文件模板格式，制定数据规范，参与部分配置内容开发。</w:t>
+      </w:r>
+    </w:p>
+    <w:p>
+      <w:r>
+        <w:t>（</w:t>
+      </w:r>
+      <w:r>
+        <w:t>4</w:t>
+      </w:r>
+      <w:r>
+        <w:t>）前端美术优化：整体游戏页面的视觉风格设计与</w:t>
+      </w:r>
+      <w:r>
+        <w:t>UI</w:t>
+      </w:r>
+      <w:r>
+        <w:t>优化，提升用户体验。</w:t>
+      </w:r>
+    </w:p>
+    <w:p>
+      <w:r>
+        <w:t>（</w:t>
+      </w:r>
+      <w:r>
+        <w:t>5</w:t>
+      </w:r>
+      <w:r>
+        <w:t>）一键启动脚本：编写</w:t>
+      </w:r>
+      <w:r>
+        <w:t>run.bat</w:t>
+      </w:r>
+      <w:r>
+        <w:t>（</w:t>
+      </w:r>
+      <w:r>
+        <w:t>Windows</w:t>
+      </w:r>
+      <w:r>
+        <w:t>）和</w:t>
+      </w:r>
+      <w:r>
+        <w:t>run.sh</w:t>
+      </w:r>
+      <w:r>
+        <w:t>（</w:t>
+      </w:r>
+      <w:r>
+        <w:t>Linux/macOS</w:t>
+      </w:r>
+      <w:r>
+        <w:t>）双平台启动脚本。</w:t>
+      </w:r>
+    </w:p>
+    <w:p>
+      <w:r>
+        <w:lastRenderedPageBreak/>
+        <w:t>（</w:t>
+      </w:r>
+      <w:r>
+        <w:t>6</w:t>
+      </w:r>
+      <w:r>
+        <w:t>）地图系统：实现程序化地图生成算法，支持</w:t>
+      </w:r>
+      <w:r>
+        <w:t>7</w:t>
+      </w:r>
+      <w:r>
+        <w:t>种节点类型的随机路线生成。</w:t>
+      </w:r>
+    </w:p>
+    <w:p>
+      <w:r>
+        <w:t>（</w:t>
+      </w:r>
+      <w:r>
+        <w:t>7</w:t>
+      </w:r>
+      <w:r>
+        <w:t>）代码审计：全项目两轮深度代码审计，累计修复</w:t>
+      </w:r>
+      <w:r>
+        <w:t>30+</w:t>
+      </w:r>
+      <w:proofErr w:type="gramStart"/>
+      <w:r>
+        <w:t>个</w:t>
+      </w:r>
+      <w:proofErr w:type="gramEnd"/>
+      <w:r>
+        <w:t>Bug</w:t>
+      </w:r>
+      <w:r>
+        <w:t>，涵盖逻辑错误、并发异常、状态泄漏、序列化遗漏等各类问题。</w:t>
+      </w:r>
+    </w:p>
+    <w:p>
+      <w:r>
+        <w:t>（</w:t>
+      </w:r>
+      <w:r>
+        <w:t>8</w:t>
+      </w:r>
+      <w:r>
+        <w:t>）版本管理：</w:t>
+      </w:r>
+      <w:r>
+        <w:t>GitHub Releases</w:t>
+      </w:r>
+      <w:r>
+        <w:t>发布、</w:t>
+      </w:r>
+      <w:r>
+        <w:t>Bug</w:t>
+      </w:r>
+      <w:r>
+        <w:t>追踪、文档管理。</w:t>
       </w:r>
     </w:p>
     <w:p/>
     <w:p>
       <w:r>
-        <w:t xml:space="preserve">实施成果：完成整体架构设计、战斗系统核心引擎、双平台一键启动脚本、程序化地图生成算法，两轮审计修复30+个问题。</w:t>
+        <w:t>实施成果：完成整体架构设计、战斗系统核心引擎、双平台一键启动脚本、程序化地图生成算法，两轮审计修复</w:t>
+      </w:r>
+      <w:r>
+        <w:t>30+</w:t>
+      </w:r>
+      <w:proofErr w:type="gramStart"/>
+      <w:r>
+        <w:t>个</w:t>
+      </w:r>
+      <w:proofErr w:type="gramEnd"/>
+      <w:r>
+        <w:t>问题。</w:t>
       </w:r>
     </w:p>
     <w:p>
@@ -10652,7 +11319,7 @@
           <w:numId w:val="9"/>
         </w:numPr>
       </w:pPr>
-      <w:bookmarkStart w:id="15" w:name="_Toc231557789"/>
+      <w:bookmarkStart w:id="16" w:name="_Toc233047257"/>
       <w:r>
         <w:rPr>
           <w:rFonts w:hint="eastAsia"/>
@@ -10679,68 +11346,416 @@
         </w:rPr>
         <w:t>分工及实施过程描述</w:t>
       </w:r>
-      <w:bookmarkEnd w:id="15"/>
-    </w:p>
-    <w:p>
-      <w:r>
-        <w:t xml:space="preserve">成员：马腾宇 | 角色：后端核心开发/数据配置管理</w:t>
+      <w:bookmarkEnd w:id="16"/>
+    </w:p>
+    <w:p>
+      <w:r>
+        <w:t>成员：马腾宇</w:t>
+      </w:r>
+      <w:r>
+        <w:t xml:space="preserve"> | </w:t>
+      </w:r>
+      <w:r>
+        <w:t>角色：后端核心开发</w:t>
+      </w:r>
+      <w:r>
+        <w:t>/</w:t>
+      </w:r>
+      <w:r>
+        <w:t>数据配置管理</w:t>
       </w:r>
     </w:p>
     <w:p/>
     <w:p>
       <w:r>
-        <w:t xml:space="preserve">任务分工：</w:t>
-      </w:r>
-    </w:p>
-    <w:p>
-      <w:r>
-        <w:t xml:space="preserve">（1）JSON配置管理：编写和管理cards.json（138张卡牌）、enemies.json（23种敌人）、enemy_groups.json（25组敌方阵容）、relics.json（48件遗物）、events.json（20个事件）、statuses.json（14种状态效果），总计6个配置文件。</w:t>
-      </w:r>
-    </w:p>
-    <w:p>
-      <w:r>
-        <w:t xml:space="preserve">（2）战斗引擎开发：实现BattleService战斗引擎核心逻辑，包括卡牌执行、伤害计算、多段攻击等15+种特殊卡牌机制。</w:t>
-      </w:r>
-    </w:p>
-    <w:p>
-      <w:r>
-        <w:t xml:space="preserve">（3）状态效果系统：实现14种状态效果（力量/敏捷/易伤/虚弱/中毒/再生/仪式/无实体/激怒/人工制品等）的叠加与结算逻辑。</w:t>
-      </w:r>
-    </w:p>
-    <w:p>
-      <w:r>
-        <w:t xml:space="preserve">（4）事件系统：实现EventService，20个随机事件的三幕分层抽取与选项执行逻辑。</w:t>
-      </w:r>
-    </w:p>
-    <w:p>
-      <w:r>
-        <w:t xml:space="preserve">（5）商店系统：实现ShopService和/api/shop接口，支持商品展示和购买。</w:t>
-      </w:r>
-    </w:p>
-    <w:p>
-      <w:r>
-        <w:t xml:space="preserve">（6）存档系统：实现SaveService，支持JSON序列化存档的保存、加载与删除。</w:t>
-      </w:r>
-    </w:p>
-    <w:p>
-      <w:r>
-        <w:t xml:space="preserve">（7）自动化检查脚本：开发_check_json.py和_check.py，校验JSON格式与怪物数据。</w:t>
-      </w:r>
-    </w:p>
-    <w:p>
-      <w:r>
-        <w:t xml:space="preserve">（8）调试控制台：实现console.html，提供卡牌/遗物的图形化管理界面。</w:t>
-      </w:r>
-    </w:p>
-    <w:p>
-      <w:r>
-        <w:t xml:space="preserve">（9）README.md编写。</w:t>
+        <w:t>任务分工：</w:t>
+      </w:r>
+    </w:p>
+    <w:p>
+      <w:r>
+        <w:t>（</w:t>
+      </w:r>
+      <w:r>
+        <w:t>1</w:t>
+      </w:r>
+      <w:r>
+        <w:t>）</w:t>
+      </w:r>
+      <w:r>
+        <w:t>JSON</w:t>
+      </w:r>
+      <w:r>
+        <w:t>配置管理：编写和管理</w:t>
+      </w:r>
+      <w:r>
+        <w:t>cards.json</w:t>
+      </w:r>
+      <w:r>
+        <w:t>（</w:t>
+      </w:r>
+      <w:r>
+        <w:t>138</w:t>
+      </w:r>
+      <w:r>
+        <w:t>张卡牌）、</w:t>
+      </w:r>
+      <w:r>
+        <w:t>enemies.json</w:t>
+      </w:r>
+      <w:r>
+        <w:t>（</w:t>
+      </w:r>
+      <w:r>
+        <w:t>23</w:t>
+      </w:r>
+      <w:r>
+        <w:t>种敌人）、</w:t>
+      </w:r>
+      <w:r>
+        <w:t>enemy_groups.json</w:t>
+      </w:r>
+      <w:r>
+        <w:t>（</w:t>
+      </w:r>
+      <w:r>
+        <w:t>25</w:t>
+      </w:r>
+      <w:r>
+        <w:t>组敌方阵容）、</w:t>
+      </w:r>
+      <w:r>
+        <w:t>relics.json</w:t>
+      </w:r>
+      <w:r>
+        <w:t>（</w:t>
+      </w:r>
+      <w:r>
+        <w:t>48</w:t>
+      </w:r>
+      <w:r>
+        <w:t>件遗物）、</w:t>
+      </w:r>
+      <w:r>
+        <w:t>events.json</w:t>
+      </w:r>
+      <w:r>
+        <w:t>（</w:t>
+      </w:r>
+      <w:r>
+        <w:t>20</w:t>
+      </w:r>
+      <w:r>
+        <w:t>个事件）、</w:t>
+      </w:r>
+      <w:r>
+        <w:t>statuses.json</w:t>
+      </w:r>
+      <w:r>
+        <w:t>（</w:t>
+      </w:r>
+      <w:r>
+        <w:t>14</w:t>
+      </w:r>
+      <w:r>
+        <w:t>种状态效果），总计</w:t>
+      </w:r>
+      <w:r>
+        <w:t>6</w:t>
+      </w:r>
+      <w:r>
+        <w:t>个配置文件。</w:t>
+      </w:r>
+    </w:p>
+    <w:p>
+      <w:r>
+        <w:t>（</w:t>
+      </w:r>
+      <w:r>
+        <w:t>2</w:t>
+      </w:r>
+      <w:r>
+        <w:t>）战斗引擎开发：实现</w:t>
+      </w:r>
+      <w:r>
+        <w:t>BattleService</w:t>
+      </w:r>
+      <w:r>
+        <w:t>战斗引擎核心逻辑，包括卡牌执行、伤害计算、多段攻击等</w:t>
+      </w:r>
+      <w:r>
+        <w:t>15+</w:t>
+      </w:r>
+      <w:r>
+        <w:t>种特殊卡牌机制。</w:t>
+      </w:r>
+    </w:p>
+    <w:p>
+      <w:r>
+        <w:t>（</w:t>
+      </w:r>
+      <w:r>
+        <w:t>3</w:t>
+      </w:r>
+      <w:r>
+        <w:t>）状态效果系统：实现</w:t>
+      </w:r>
+      <w:r>
+        <w:t>14</w:t>
+      </w:r>
+      <w:r>
+        <w:t>种状态效果（力量</w:t>
+      </w:r>
+      <w:r>
+        <w:t>/</w:t>
+      </w:r>
+      <w:r>
+        <w:t>敏捷</w:t>
+      </w:r>
+      <w:r>
+        <w:t>/</w:t>
+      </w:r>
+      <w:r>
+        <w:t>易伤</w:t>
+      </w:r>
+      <w:r>
+        <w:t>/</w:t>
+      </w:r>
+      <w:r>
+        <w:t>虚弱</w:t>
+      </w:r>
+      <w:r>
+        <w:t>/</w:t>
+      </w:r>
+      <w:r>
+        <w:t>中毒</w:t>
+      </w:r>
+      <w:r>
+        <w:t>/</w:t>
+      </w:r>
+      <w:r>
+        <w:t>再生</w:t>
+      </w:r>
+      <w:r>
+        <w:t>/</w:t>
+      </w:r>
+      <w:r>
+        <w:t>仪式</w:t>
+      </w:r>
+      <w:r>
+        <w:t>/</w:t>
+      </w:r>
+      <w:r>
+        <w:t>无实体</w:t>
+      </w:r>
+      <w:r>
+        <w:t>/</w:t>
+      </w:r>
+      <w:r>
+        <w:t>激怒</w:t>
+      </w:r>
+      <w:r>
+        <w:t>/</w:t>
+      </w:r>
+      <w:r>
+        <w:t>人工制品等）的叠加与结算逻辑。</w:t>
+      </w:r>
+    </w:p>
+    <w:p>
+      <w:r>
+        <w:t>（</w:t>
+      </w:r>
+      <w:r>
+        <w:t>4</w:t>
+      </w:r>
+      <w:r>
+        <w:t>）事件系统：实现</w:t>
+      </w:r>
+      <w:r>
+        <w:t>EventService</w:t>
+      </w:r>
+      <w:r>
+        <w:t>，</w:t>
+      </w:r>
+      <w:r>
+        <w:t>20</w:t>
+      </w:r>
+      <w:r>
+        <w:t>个随机事件的三幕分层抽取与选项执行逻辑。</w:t>
+      </w:r>
+    </w:p>
+    <w:p>
+      <w:r>
+        <w:t>（</w:t>
+      </w:r>
+      <w:r>
+        <w:t>5</w:t>
+      </w:r>
+      <w:r>
+        <w:t>）商店系统：实现</w:t>
+      </w:r>
+      <w:r>
+        <w:t>ShopService</w:t>
+      </w:r>
+      <w:r>
+        <w:t>和</w:t>
+      </w:r>
+      <w:r>
+        <w:t>/api/shop</w:t>
+      </w:r>
+      <w:r>
+        <w:t>接口，支持商品展示和购买。</w:t>
+      </w:r>
+    </w:p>
+    <w:p>
+      <w:r>
+        <w:t>（</w:t>
+      </w:r>
+      <w:r>
+        <w:t>6</w:t>
+      </w:r>
+      <w:r>
+        <w:t>）存档系统：实现</w:t>
+      </w:r>
+      <w:r>
+        <w:t>SaveService</w:t>
+      </w:r>
+      <w:r>
+        <w:t>，支持</w:t>
+      </w:r>
+      <w:r>
+        <w:t>JSON</w:t>
+      </w:r>
+      <w:r>
+        <w:t>序列化存档的保存、加载与删除。</w:t>
+      </w:r>
+    </w:p>
+    <w:p>
+      <w:r>
+        <w:t>（</w:t>
+      </w:r>
+      <w:r>
+        <w:t>7</w:t>
+      </w:r>
+      <w:r>
+        <w:t>）自动化检查脚本：开发</w:t>
+      </w:r>
+      <w:r>
+        <w:t>_check_json.py</w:t>
+      </w:r>
+      <w:r>
+        <w:t>和</w:t>
+      </w:r>
+      <w:r>
+        <w:t>_check.py</w:t>
+      </w:r>
+      <w:r>
+        <w:t>，校验</w:t>
+      </w:r>
+      <w:r>
+        <w:t>JSON</w:t>
+      </w:r>
+      <w:r>
+        <w:t>格式与怪物数据。</w:t>
+      </w:r>
+    </w:p>
+    <w:p>
+      <w:r>
+        <w:t>（</w:t>
+      </w:r>
+      <w:r>
+        <w:t>8</w:t>
+      </w:r>
+      <w:r>
+        <w:t>）调试控制台：实现</w:t>
+      </w:r>
+      <w:r>
+        <w:t>console.html</w:t>
+      </w:r>
+      <w:r>
+        <w:t>，提供卡牌</w:t>
+      </w:r>
+      <w:r>
+        <w:t>/</w:t>
+      </w:r>
+      <w:r>
+        <w:t>遗物的图形化管理界面。</w:t>
+      </w:r>
+    </w:p>
+    <w:p>
+      <w:r>
+        <w:t>（</w:t>
+      </w:r>
+      <w:r>
+        <w:t>9</w:t>
+      </w:r>
+      <w:r>
+        <w:t>）</w:t>
+      </w:r>
+      <w:r>
+        <w:t>README.md</w:t>
+      </w:r>
+      <w:r>
+        <w:t>编写。</w:t>
       </w:r>
     </w:p>
     <w:p/>
     <w:p>
       <w:r>
-        <w:t xml:space="preserve">实施成果：完成6个JSON配置文件、BattleService战斗引擎、14种状态效果系统、EventService事件系统、ShopService商店系统、SaveService存档系统、2个自动化检查脚本、console.html调试控制台。</w:t>
+        <w:t>实施成果：完成</w:t>
+      </w:r>
+      <w:r>
+        <w:t>6</w:t>
+      </w:r>
+      <w:r>
+        <w:t>个</w:t>
+      </w:r>
+      <w:r>
+        <w:t>JSON</w:t>
+      </w:r>
+      <w:r>
+        <w:t>配置文件、</w:t>
+      </w:r>
+      <w:r>
+        <w:t>BattleService</w:t>
+      </w:r>
+      <w:r>
+        <w:t>战斗引擎、</w:t>
+      </w:r>
+      <w:r>
+        <w:t>14</w:t>
+      </w:r>
+      <w:r>
+        <w:t>种状态效果系统、</w:t>
+      </w:r>
+      <w:r>
+        <w:t>EventService</w:t>
+      </w:r>
+      <w:r>
+        <w:t>事件系统、</w:t>
+      </w:r>
+      <w:r>
+        <w:t>ShopService</w:t>
+      </w:r>
+      <w:r>
+        <w:t>商店系统、</w:t>
+      </w:r>
+      <w:r>
+        <w:t>SaveService</w:t>
+      </w:r>
+      <w:r>
+        <w:t>存档系统、</w:t>
+      </w:r>
+      <w:r>
+        <w:t>2</w:t>
+      </w:r>
+      <w:r>
+        <w:t>个自动化检查脚本、</w:t>
+      </w:r>
+      <w:r>
+        <w:t>console.html</w:t>
+      </w:r>
+      <w:r>
+        <w:t>调试控制台。</w:t>
       </w:r>
     </w:p>
     <w:p>
@@ -10751,7 +11766,7 @@
           <w:numId w:val="9"/>
         </w:numPr>
       </w:pPr>
-      <w:bookmarkStart w:id="16" w:name="_Toc231557790"/>
+      <w:bookmarkStart w:id="17" w:name="_Toc233047258"/>
       <w:r>
         <w:rPr>
           <w:rFonts w:hint="eastAsia"/>
@@ -10778,43 +11793,225 @@
         </w:rPr>
         <w:t>分工及实施过程描述</w:t>
       </w:r>
-      <w:bookmarkEnd w:id="16"/>
-    </w:p>
-    <w:p>
-      <w:r>
-        <w:t xml:space="preserve">成员：贺瑞达 | 角色：前端核心开发/数据编写</w:t>
+      <w:bookmarkEnd w:id="17"/>
+    </w:p>
+    <w:p>
+      <w:r>
+        <w:t>成员：贺瑞达</w:t>
+      </w:r>
+      <w:r>
+        <w:t xml:space="preserve"> | </w:t>
+      </w:r>
+      <w:r>
+        <w:t>角色：前端核心开发</w:t>
+      </w:r>
+      <w:r>
+        <w:t>/</w:t>
+      </w:r>
+      <w:r>
+        <w:t>数据编写</w:t>
       </w:r>
     </w:p>
     <w:p/>
     <w:p>
       <w:r>
-        <w:t xml:space="preserve">任务分工：</w:t>
-      </w:r>
-    </w:p>
-    <w:p>
-      <w:r>
-        <w:t xml:space="preserve">（1）前端页面开发：负责全部12个前端页面的开发（cover.html/map.html/fight.html/reward.html/card_select.html/campfire.html/forge.html/shop.html/chest.html/question.html/start.html/relics.html）与API对接。</w:t>
-      </w:r>
-    </w:p>
-    <w:p>
-      <w:r>
-        <w:t xml:space="preserve">（2）公共工具库：实现card_ui.js（卡牌效果文字/悬浮小窗/稀有度颜色/卡牌类型标签）、save_helper.js（存档读写/API调用封装）、status_bar.js（全局状态栏/通用弹窗/BGM管理）。</w:t>
-      </w:r>
-    </w:p>
-    <w:p>
-      <w:r>
-        <w:t xml:space="preserve">（3）Vue 3战斗页面：基于Vue 3 Options API实现fight.html完整响应式战斗交互，包括手牌展示、卡牌打出、敌人选择、战斗日志、牌堆查看等功能。</w:t>
-      </w:r>
-    </w:p>
-    <w:p>
-      <w:r>
-        <w:t xml:space="preserve">（4）怪物数据配置：实现了大部分敌人的数据配置及怪物池（enemy_groups.json）的编排。</w:t>
+        <w:t>任务分工：</w:t>
+      </w:r>
+    </w:p>
+    <w:p>
+      <w:r>
+        <w:t>（</w:t>
+      </w:r>
+      <w:r>
+        <w:t>1</w:t>
+      </w:r>
+      <w:r>
+        <w:t>）前端页面开发：负责全部</w:t>
+      </w:r>
+      <w:r>
+        <w:t>12</w:t>
+      </w:r>
+      <w:r>
+        <w:t>个前端页面的开发（</w:t>
+      </w:r>
+      <w:r>
+        <w:t>cover.html/map.html/fight.html/reward.html/card_select.html/campfire.html/forge.html/shop.html/chest.html/question.html/start.html/relics.html</w:t>
+      </w:r>
+      <w:r>
+        <w:t>）与</w:t>
+      </w:r>
+      <w:r>
+        <w:t>API</w:t>
+      </w:r>
+      <w:r>
+        <w:t>对接。</w:t>
+      </w:r>
+    </w:p>
+    <w:p>
+      <w:r>
+        <w:t>（</w:t>
+      </w:r>
+      <w:r>
+        <w:t>2</w:t>
+      </w:r>
+      <w:r>
+        <w:t>）公共工具库：实现</w:t>
+      </w:r>
+      <w:r>
+        <w:t>card_ui.js</w:t>
+      </w:r>
+      <w:r>
+        <w:t>（卡</w:t>
+      </w:r>
+      <w:proofErr w:type="gramStart"/>
+      <w:r>
+        <w:t>牌效果</w:t>
+      </w:r>
+      <w:proofErr w:type="gramEnd"/>
+      <w:r>
+        <w:t>文字</w:t>
+      </w:r>
+      <w:r>
+        <w:t>/</w:t>
+      </w:r>
+      <w:r>
+        <w:t>悬浮小窗</w:t>
+      </w:r>
+      <w:r>
+        <w:t>/</w:t>
+      </w:r>
+      <w:r>
+        <w:t>稀有度颜色</w:t>
+      </w:r>
+      <w:r>
+        <w:t>/</w:t>
+      </w:r>
+      <w:r>
+        <w:t>卡</w:t>
+      </w:r>
+      <w:proofErr w:type="gramStart"/>
+      <w:r>
+        <w:t>牌类型</w:t>
+      </w:r>
+      <w:proofErr w:type="gramEnd"/>
+      <w:r>
+        <w:t>标签）、</w:t>
+      </w:r>
+      <w:r>
+        <w:t>save_helper.js</w:t>
+      </w:r>
+      <w:r>
+        <w:t>（存档读写</w:t>
+      </w:r>
+      <w:r>
+        <w:t>/API</w:t>
+      </w:r>
+      <w:r>
+        <w:t>调用封装）、</w:t>
+      </w:r>
+      <w:r>
+        <w:t>status_bar.js</w:t>
+      </w:r>
+      <w:r>
+        <w:t>（全局状态栏</w:t>
+      </w:r>
+      <w:r>
+        <w:t>/</w:t>
+      </w:r>
+      <w:proofErr w:type="gramStart"/>
+      <w:r>
+        <w:t>通用弹窗</w:t>
+      </w:r>
+      <w:proofErr w:type="gramEnd"/>
+      <w:r>
+        <w:t>/BGM</w:t>
+      </w:r>
+      <w:r>
+        <w:t>管理）。</w:t>
+      </w:r>
+    </w:p>
+    <w:p>
+      <w:r>
+        <w:t>（</w:t>
+      </w:r>
+      <w:r>
+        <w:t>3</w:t>
+      </w:r>
+      <w:r>
+        <w:t>）</w:t>
+      </w:r>
+      <w:r>
+        <w:t>Vue 3</w:t>
+      </w:r>
+      <w:r>
+        <w:t>战斗页面：基于</w:t>
+      </w:r>
+      <w:r>
+        <w:t>Vue 3 Options API</w:t>
+      </w:r>
+      <w:r>
+        <w:t>实现</w:t>
+      </w:r>
+      <w:r>
+        <w:t>fight.html</w:t>
+      </w:r>
+      <w:r>
+        <w:t>完整响应式战斗交互，包括手牌展示、卡牌打出、敌人选择、战斗日志、</w:t>
+      </w:r>
+      <w:proofErr w:type="gramStart"/>
+      <w:r>
+        <w:t>牌堆查看</w:t>
+      </w:r>
+      <w:proofErr w:type="gramEnd"/>
+      <w:r>
+        <w:t>等功能。</w:t>
+      </w:r>
+    </w:p>
+    <w:p>
+      <w:r>
+        <w:t>（</w:t>
+      </w:r>
+      <w:r>
+        <w:t>4</w:t>
+      </w:r>
+      <w:r>
+        <w:t>）怪物数据配置：实现了大部分敌人的数据配置及怪物池（</w:t>
+      </w:r>
+      <w:r>
+        <w:t>enemy_groups.json</w:t>
+      </w:r>
+      <w:r>
+        <w:t>）的编排。</w:t>
       </w:r>
     </w:p>
     <w:p/>
     <w:p>
       <w:r>
-        <w:t xml:space="preserve">实施成果：完成12个功能页面、3个公共JS库、Vue 3战斗交互页面、大部分敌人数据与怪物池配置。</w:t>
+        <w:t>实施成果：完成</w:t>
+      </w:r>
+      <w:r>
+        <w:t>12</w:t>
+      </w:r>
+      <w:r>
+        <w:t>个功能页面、</w:t>
+      </w:r>
+      <w:r>
+        <w:t>3</w:t>
+      </w:r>
+      <w:r>
+        <w:t>个公共</w:t>
+      </w:r>
+      <w:r>
+        <w:t>JS</w:t>
+      </w:r>
+      <w:r>
+        <w:t>库、</w:t>
+      </w:r>
+      <w:r>
+        <w:t>Vue 3</w:t>
+      </w:r>
+      <w:r>
+        <w:t>战斗交互页面、大部分敌人数据与怪物池配置。</w:t>
       </w:r>
     </w:p>
     <w:p>
@@ -10825,13 +12022,14 @@
           <w:numId w:val="9"/>
         </w:numPr>
       </w:pPr>
-      <w:bookmarkStart w:id="17" w:name="_Toc231557791"/>
+      <w:bookmarkStart w:id="18" w:name="_Toc233047259"/>
       <w:r>
         <w:rPr>
           <w:rFonts w:hint="eastAsia"/>
           <w:sz w:val="28"/>
           <w:lang w:eastAsia="zh-CN"/>
         </w:rPr>
+        <w:lastRenderedPageBreak/>
         <w:t>成员</w:t>
       </w:r>
       <w:proofErr w:type="gramStart"/>
@@ -10852,48 +12050,241 @@
         </w:rPr>
         <w:t>分工及实施过程描述</w:t>
       </w:r>
-      <w:bookmarkEnd w:id="17"/>
-    </w:p>
-    <w:p>
-      <w:r>
-        <w:t xml:space="preserve">成员：周俊希 | 角色：系统集成/测试</w:t>
+      <w:bookmarkEnd w:id="18"/>
+    </w:p>
+    <w:p>
+      <w:r>
+        <w:t>成员：周俊希</w:t>
+      </w:r>
+      <w:r>
+        <w:t xml:space="preserve"> | </w:t>
+      </w:r>
+      <w:r>
+        <w:t>角色：系统集成</w:t>
+      </w:r>
+      <w:r>
+        <w:t>/</w:t>
+      </w:r>
+      <w:r>
+        <w:t>测试</w:t>
       </w:r>
     </w:p>
     <w:p/>
     <w:p>
       <w:r>
-        <w:t xml:space="preserve">任务分工：</w:t>
-      </w:r>
-    </w:p>
-    <w:p>
-      <w:r>
-        <w:t xml:space="preserve">（1）遗物系统框架：实现RelicEffectHandler遗物效果统一分发框架，覆盖回合开始/结束触发、伤害计算钩子、击杀/出牌触发等多种时机。</w:t>
-      </w:r>
-    </w:p>
-    <w:p>
-      <w:r>
-        <w:t xml:space="preserve">（2）Boss遗物机制：设计和实现10件Boss遗物（能量方块/符文立方体/混沌之核/无限之石/灵魂之炉/凤凰之羽/暗影斗篷/先知之眼等），实现Boss独立等概率三选一池。</w:t>
-      </w:r>
-    </w:p>
-    <w:p>
-      <w:r>
-        <w:t xml:space="preserve">（3）遗物抽取池：实现RelicPoolService权重抽取池（COMMON 80%/RARE 15%/LEGENDARY 5%），兜底保护机制（空池+安全上限）。</w:t>
-      </w:r>
-    </w:p>
-    <w:p>
-      <w:r>
-        <w:t xml:space="preserve">（4）前后端联调：配合前端完成全流程API对接，修复数据格式不一致和URL参数遗漏等问题。</w:t>
-      </w:r>
-    </w:p>
-    <w:p>
-      <w:r>
-        <w:t xml:space="preserve">（5）测试执行：制定测试计划，执行功能测试与边界条件测试，记录并追踪Bug修复。</w:t>
+        <w:t>任务分工：</w:t>
+      </w:r>
+    </w:p>
+    <w:p>
+      <w:r>
+        <w:t>（</w:t>
+      </w:r>
+      <w:r>
+        <w:t>1</w:t>
+      </w:r>
+      <w:r>
+        <w:t>）遗物系统框架：实现</w:t>
+      </w:r>
+      <w:r>
+        <w:t>RelicEffectHandler</w:t>
+      </w:r>
+      <w:r>
+        <w:t>遗物效果统一分发框架，覆盖回合开始</w:t>
+      </w:r>
+      <w:r>
+        <w:t>/</w:t>
+      </w:r>
+      <w:r>
+        <w:t>结束触发、伤害计算钩子、击杀</w:t>
+      </w:r>
+      <w:r>
+        <w:t>/</w:t>
+      </w:r>
+      <w:r>
+        <w:t>出牌触发等多种时机。</w:t>
+      </w:r>
+    </w:p>
+    <w:p>
+      <w:r>
+        <w:t>（</w:t>
+      </w:r>
+      <w:r>
+        <w:t>2</w:t>
+      </w:r>
+      <w:r>
+        <w:t>）</w:t>
+      </w:r>
+      <w:r>
+        <w:t>Boss</w:t>
+      </w:r>
+      <w:r>
+        <w:t>遗物机制：设计和实现</w:t>
+      </w:r>
+      <w:r>
+        <w:t>10</w:t>
+      </w:r>
+      <w:r>
+        <w:t>件</w:t>
+      </w:r>
+      <w:r>
+        <w:t>Boss</w:t>
+      </w:r>
+      <w:r>
+        <w:t>遗物（能量方块</w:t>
+      </w:r>
+      <w:r>
+        <w:t>/</w:t>
+      </w:r>
+      <w:proofErr w:type="gramStart"/>
+      <w:r>
+        <w:t>符文立方体</w:t>
+      </w:r>
+      <w:proofErr w:type="gramEnd"/>
+      <w:r>
+        <w:t>/</w:t>
+      </w:r>
+      <w:r>
+        <w:t>混沌之核</w:t>
+      </w:r>
+      <w:r>
+        <w:t>/</w:t>
+      </w:r>
+      <w:r>
+        <w:t>无限之石</w:t>
+      </w:r>
+      <w:r>
+        <w:t>/</w:t>
+      </w:r>
+      <w:r>
+        <w:t>灵魂之炉</w:t>
+      </w:r>
+      <w:r>
+        <w:t>/</w:t>
+      </w:r>
+      <w:r>
+        <w:t>凤凰之羽</w:t>
+      </w:r>
+      <w:r>
+        <w:t>/</w:t>
+      </w:r>
+      <w:r>
+        <w:t>暗影斗篷</w:t>
+      </w:r>
+      <w:r>
+        <w:t>/</w:t>
+      </w:r>
+      <w:r>
+        <w:t>先知之眼等），实现</w:t>
+      </w:r>
+      <w:r>
+        <w:t>Boss</w:t>
+      </w:r>
+      <w:r>
+        <w:t>独立等概率三选一池。</w:t>
+      </w:r>
+    </w:p>
+    <w:p>
+      <w:r>
+        <w:t>（</w:t>
+      </w:r>
+      <w:r>
+        <w:t>3</w:t>
+      </w:r>
+      <w:r>
+        <w:t>）遗物抽取池：实现</w:t>
+      </w:r>
+      <w:r>
+        <w:t>RelicPoolService</w:t>
+      </w:r>
+      <w:r>
+        <w:t>权重抽取池（</w:t>
+      </w:r>
+      <w:r>
+        <w:t>COMMON 80%/RARE 15%/LEGENDARY 5%</w:t>
+      </w:r>
+      <w:r>
+        <w:t>），兜底保护机制（</w:t>
+      </w:r>
+      <w:proofErr w:type="gramStart"/>
+      <w:r>
+        <w:t>空池</w:t>
+      </w:r>
+      <w:proofErr w:type="gramEnd"/>
+      <w:r>
+        <w:t>+</w:t>
+      </w:r>
+      <w:r>
+        <w:t>安全上限）。</w:t>
+      </w:r>
+    </w:p>
+    <w:p>
+      <w:r>
+        <w:t>（</w:t>
+      </w:r>
+      <w:r>
+        <w:t>4</w:t>
+      </w:r>
+      <w:r>
+        <w:t>）前后端联调：配合前端完成全流程</w:t>
+      </w:r>
+      <w:r>
+        <w:t>API</w:t>
+      </w:r>
+      <w:r>
+        <w:t>对接，修复数据格式不一致和</w:t>
+      </w:r>
+      <w:r>
+        <w:t>URL</w:t>
+      </w:r>
+      <w:r>
+        <w:t>参数遗漏等问题。</w:t>
+      </w:r>
+    </w:p>
+    <w:p>
+      <w:r>
+        <w:t>（</w:t>
+      </w:r>
+      <w:r>
+        <w:t>5</w:t>
+      </w:r>
+      <w:r>
+        <w:t>）测试执行：制定测试计划，执行功能测试与边界条件测试，记录并追踪</w:t>
+      </w:r>
+      <w:r>
+        <w:t>Bug</w:t>
+      </w:r>
+      <w:r>
+        <w:t>修复。</w:t>
       </w:r>
     </w:p>
     <w:p/>
     <w:p>
       <w:r>
-        <w:t xml:space="preserve">实施成果：完成RelicEffectHandler遗物分发框架、10件Boss遗物、RelicPoolService权重抽取池、前后端联调测试。</w:t>
+        <w:t>实施成果：完成</w:t>
+      </w:r>
+      <w:r>
+        <w:t>RelicEffectHandler</w:t>
+      </w:r>
+      <w:r>
+        <w:t>遗物分发框架、</w:t>
+      </w:r>
+      <w:r>
+        <w:t>10</w:t>
+      </w:r>
+      <w:r>
+        <w:t>件</w:t>
+      </w:r>
+      <w:r>
+        <w:t>Boss</w:t>
+      </w:r>
+      <w:r>
+        <w:t>遗物、</w:t>
+      </w:r>
+      <w:r>
+        <w:t>RelicPoolService</w:t>
+      </w:r>
+      <w:r>
+        <w:t>权重抽取池、前后端联调测试。</w:t>
       </w:r>
     </w:p>
     <w:p>
@@ -10908,7 +12299,7 @@
           <w:lang w:eastAsia="zh-CN"/>
         </w:rPr>
       </w:pPr>
-      <w:bookmarkStart w:id="18" w:name="_Toc231557792"/>
+      <w:bookmarkStart w:id="19" w:name="_Toc233047260"/>
       <w:r>
         <w:rPr>
           <w:rFonts w:hint="eastAsia"/>
@@ -10916,7 +12307,7 @@
         </w:rPr>
         <w:t>实施过程问题记录与分析</w:t>
       </w:r>
-      <w:bookmarkEnd w:id="18"/>
+      <w:bookmarkEnd w:id="19"/>
     </w:p>
     <w:p>
       <w:pPr>
@@ -10940,40 +12331,50 @@
           <w:bCs/>
           <w:sz w:val="24"/>
         </w:rPr>
-        <w:t>问题记录总览</w:t>
-      </w:r>
-    </w:p>
-    <w:p>
-      <w:r>
-        <w:t>项目开发过程中共记录并修复了</w:t>
-      </w:r>
-      <w:r>
-        <w:t xml:space="preserve"> 15 </w:t>
+        <w:t>问题记录总</w:t>
       </w:r>
       <w:proofErr w:type="gramStart"/>
-      <w:r>
-        <w:t>个</w:t>
-      </w:r>
-      <w:proofErr w:type="gramEnd"/>
-      <w:r>
-        <w:t>以上的主要问题，涵盖逻辑错误、并发异常、状态泄漏、序列化遗漏、前后端协作等多个类别。</w:t>
-      </w:r>
-    </w:p>
-    <w:p>
       <w:r>
         <w:rPr>
           <w:b/>
           <w:bCs/>
           <w:sz w:val="24"/>
         </w:rPr>
-        <w:t xml:space="preserve">5.2 </w:t>
-      </w:r>
+        <w:t>览</w:t>
+      </w:r>
+      <w:proofErr w:type="gramEnd"/>
+    </w:p>
+    <w:p>
+      <w:r>
+        <w:t>项目开发过程中共记录并修复了</w:t>
+      </w:r>
+      <w:r>
+        <w:t xml:space="preserve"> 15 </w:t>
+      </w:r>
+      <w:proofErr w:type="gramStart"/>
+      <w:r>
+        <w:t>个</w:t>
+      </w:r>
+      <w:proofErr w:type="gramEnd"/>
+      <w:r>
+        <w:t>以上的主要问题，涵盖逻辑错误、并发异常、状态泄漏、序列化遗漏、前后端协作等多个类别。</w:t>
+      </w:r>
+    </w:p>
+    <w:p>
       <w:r>
         <w:rPr>
           <w:b/>
           <w:bCs/>
           <w:sz w:val="24"/>
         </w:rPr>
+        <w:t xml:space="preserve">5.2 </w:t>
+      </w:r>
+      <w:r>
+        <w:rPr>
+          <w:b/>
+          <w:bCs/>
+          <w:sz w:val="24"/>
+        </w:rPr>
         <w:t>典型问题详细分析</w:t>
       </w:r>
     </w:p>
@@ -11225,7 +12626,15 @@
         <w:t xml:space="preserve"> discardPile.size() </w:t>
       </w:r>
       <w:r>
-        <w:t>作为小刀数（统计整个弃牌堆而非本次丢弃数）</w:t>
+        <w:t>作为小刀数（统计整个</w:t>
+      </w:r>
+      <w:proofErr w:type="gramStart"/>
+      <w:r>
+        <w:t>弃牌堆</w:t>
+      </w:r>
+      <w:proofErr w:type="gramEnd"/>
+      <w:r>
+        <w:t>而非本次丢弃数）</w:t>
       </w:r>
       <w:r>
         <w:t xml:space="preserve">②playedCardIndex </w:t>
@@ -11417,6 +12826,7 @@
     </w:p>
     <w:p>
       <w:r>
+        <w:lastRenderedPageBreak/>
         <w:t xml:space="preserve">P-07 </w:t>
       </w:r>
       <w:r>
@@ -11461,8 +12871,15 @@
     </w:p>
     <w:p>
       <w:r>
-        <w:lastRenderedPageBreak/>
-        <w:t>问题描述：抽指定稀有度池空时直接给头环。</w:t>
+        <w:t>问题描述：抽指定稀有</w:t>
+      </w:r>
+      <w:proofErr w:type="gramStart"/>
+      <w:r>
+        <w:t>度池空</w:t>
+      </w:r>
+      <w:proofErr w:type="gramEnd"/>
+      <w:r>
+        <w:t>时直接给头环。</w:t>
       </w:r>
     </w:p>
     <w:p>
@@ -11661,7 +13078,15 @@
     </w:p>
     <w:p>
       <w:r>
-        <w:t>问题描述：删牌后</w:t>
+        <w:t>问题描述：</w:t>
+      </w:r>
+      <w:proofErr w:type="gramStart"/>
+      <w:r>
+        <w:t>删</w:t>
+      </w:r>
+      <w:proofErr w:type="gramEnd"/>
+      <w:r>
+        <w:t>牌后</w:t>
       </w:r>
       <w:r>
         <w:t xml:space="preserve"> location.reload() </w:t>
@@ -11711,7 +13136,15 @@
         <w:t xml:space="preserve"> findIndex(name) </w:t>
       </w:r>
       <w:r>
-        <w:t>匹配，同名卡牌升级错误。</w:t>
+        <w:t>匹配，</w:t>
+      </w:r>
+      <w:proofErr w:type="gramStart"/>
+      <w:r>
+        <w:t>同名卡</w:t>
+      </w:r>
+      <w:proofErr w:type="gramEnd"/>
+      <w:r>
+        <w:t>牌升级错误。</w:t>
       </w:r>
     </w:p>
     <w:p>
@@ -11802,8 +13235,13 @@
       <w:r>
         <w:t xml:space="preserve">else </w:t>
       </w:r>
-      <w:r>
-        <w:t>块访问导致</w:t>
+      <w:proofErr w:type="gramStart"/>
+      <w:r>
+        <w:t>块访问</w:t>
+      </w:r>
+      <w:proofErr w:type="gramEnd"/>
+      <w:r>
+        <w:t>导致</w:t>
       </w:r>
       <w:r>
         <w:t xml:space="preserve"> ReferenceError</w:t>
@@ -12062,7 +13500,7 @@
           <w:sz w:val="28"/>
         </w:rPr>
       </w:pPr>
-      <w:bookmarkStart w:id="19" w:name="_Toc231557793"/>
+      <w:bookmarkStart w:id="20" w:name="_Toc233047261"/>
       <w:r>
         <w:rPr>
           <w:rFonts w:hint="eastAsia"/>
@@ -12077,7 +13515,7 @@
         </w:rPr>
         <w:t>总结</w:t>
       </w:r>
-      <w:bookmarkEnd w:id="19"/>
+      <w:bookmarkEnd w:id="20"/>
     </w:p>
     <w:p>
       <w:pPr>
@@ -12182,6 +13620,7 @@
     </w:p>
     <w:p>
       <w:r>
+        <w:lastRenderedPageBreak/>
         <w:t>（</w:t>
       </w:r>
       <w:r>
@@ -12257,7 +13696,6 @@
     </w:p>
     <w:p>
       <w:r>
-        <w:lastRenderedPageBreak/>
         <w:t>（</w:t>
       </w:r>
       <w:r>
@@ -12880,7 +14318,803 @@
         <w:t xml:space="preserve"> Vue 3 </w:t>
       </w:r>
       <w:r>
-        <w:t>技术栈应用能力，锻炼了团队协作、代码评审、版本管理和质量保障等软件工程核心技能。</w:t>
+        <w:t>技术</w:t>
+      </w:r>
+      <w:proofErr w:type="gramStart"/>
+      <w:r>
+        <w:t>栈</w:t>
+      </w:r>
+      <w:proofErr w:type="gramEnd"/>
+      <w:r>
+        <w:t>应用能力，锻炼了团队协作、代码评审、版本管理和质量保障等软件工程核心技能。</w:t>
+      </w:r>
+    </w:p>
+    <w:p>
+      <w:pPr>
+        <w:rPr>
+          <w:rFonts w:hint="eastAsia"/>
+          <w:b/>
+          <w:bCs/>
+          <w:sz w:val="24"/>
+        </w:rPr>
+      </w:pPr>
+      <w:r>
+        <w:rPr>
+          <w:rFonts w:hint="eastAsia"/>
+          <w:b/>
+          <w:bCs/>
+          <w:sz w:val="24"/>
+        </w:rPr>
+        <w:t>6</w:t>
+      </w:r>
+      <w:r>
+        <w:rPr>
+          <w:b/>
+          <w:bCs/>
+          <w:sz w:val="24"/>
+        </w:rPr>
+        <w:t xml:space="preserve">.6 </w:t>
+      </w:r>
+      <w:r>
+        <w:rPr>
+          <w:b/>
+          <w:bCs/>
+          <w:sz w:val="24"/>
+        </w:rPr>
+        <w:t xml:space="preserve"> </w:t>
+      </w:r>
+      <w:r>
+        <w:rPr>
+          <w:rFonts w:hint="eastAsia"/>
+          <w:b/>
+          <w:bCs/>
+          <w:sz w:val="24"/>
+        </w:rPr>
+        <w:t>AI</w:t>
+      </w:r>
+      <w:r>
+        <w:rPr>
+          <w:rFonts w:hint="eastAsia"/>
+          <w:b/>
+          <w:bCs/>
+          <w:sz w:val="24"/>
+        </w:rPr>
+        <w:t>工具使用情况</w:t>
+      </w:r>
+    </w:p>
+    <w:p>
+      <w:pPr>
+        <w:rPr>
+          <w:rFonts w:hint="eastAsia"/>
+        </w:rPr>
+      </w:pPr>
+      <w:r>
+        <w:rPr>
+          <w:rFonts w:hint="eastAsia"/>
+        </w:rPr>
+        <w:t>工具名称：</w:t>
+      </w:r>
+      <w:r>
+        <w:rPr>
+          <w:rFonts w:hint="eastAsia"/>
+        </w:rPr>
+        <w:t xml:space="preserve"> Claude</w:t>
+      </w:r>
+      <w:r>
+        <w:rPr>
+          <w:rFonts w:hint="eastAsia"/>
+        </w:rPr>
+        <w:t>（</w:t>
+      </w:r>
+      <w:r>
+        <w:rPr>
+          <w:rFonts w:hint="eastAsia"/>
+        </w:rPr>
+        <w:t xml:space="preserve">Anthropic </w:t>
+      </w:r>
+      <w:r>
+        <w:rPr>
+          <w:rFonts w:hint="eastAsia"/>
+        </w:rPr>
+        <w:t>出品的大语言模型），通过</w:t>
+      </w:r>
+      <w:r>
+        <w:rPr>
+          <w:rFonts w:hint="eastAsia"/>
+        </w:rPr>
+        <w:t xml:space="preserve"> Claude Code </w:t>
+      </w:r>
+      <w:r>
+        <w:rPr>
+          <w:rFonts w:hint="eastAsia"/>
+        </w:rPr>
+        <w:t>命令行界面使用。</w:t>
+      </w:r>
+    </w:p>
+    <w:p>
+      <w:pPr>
+        <w:rPr>
+          <w:rFonts w:hint="eastAsia"/>
+        </w:rPr>
+      </w:pPr>
+      <w:r>
+        <w:rPr>
+          <w:rFonts w:hint="eastAsia"/>
+        </w:rPr>
+        <w:t>使用方式：</w:t>
+      </w:r>
+      <w:r>
+        <w:rPr>
+          <w:rFonts w:hint="eastAsia"/>
+        </w:rPr>
+        <w:t xml:space="preserve"> </w:t>
+      </w:r>
+      <w:r>
+        <w:rPr>
+          <w:rFonts w:hint="eastAsia"/>
+        </w:rPr>
+        <w:t>项目全程采用</w:t>
+      </w:r>
+      <w:r>
+        <w:rPr>
+          <w:rFonts w:hint="eastAsia"/>
+        </w:rPr>
+        <w:t>"</w:t>
+      </w:r>
+      <w:r>
+        <w:rPr>
+          <w:rFonts w:hint="eastAsia"/>
+        </w:rPr>
+        <w:t>人类驱动</w:t>
+      </w:r>
+      <w:r>
+        <w:rPr>
+          <w:rFonts w:hint="eastAsia"/>
+        </w:rPr>
+        <w:t xml:space="preserve"> + AI </w:t>
+      </w:r>
+      <w:r>
+        <w:rPr>
+          <w:rFonts w:hint="eastAsia"/>
+        </w:rPr>
+        <w:t>辅助</w:t>
+      </w:r>
+      <w:r>
+        <w:rPr>
+          <w:rFonts w:hint="eastAsia"/>
+        </w:rPr>
+        <w:t>"</w:t>
+      </w:r>
+      <w:r>
+        <w:rPr>
+          <w:rFonts w:hint="eastAsia"/>
+        </w:rPr>
+        <w:t>的协作模式。开发者通过自然语言向</w:t>
+      </w:r>
+      <w:r>
+        <w:rPr>
+          <w:rFonts w:hint="eastAsia"/>
+        </w:rPr>
+        <w:t xml:space="preserve"> AI </w:t>
+      </w:r>
+      <w:r>
+        <w:rPr>
+          <w:rFonts w:hint="eastAsia"/>
+        </w:rPr>
+        <w:t>描述任务目标，</w:t>
+      </w:r>
+      <w:r>
+        <w:rPr>
+          <w:rFonts w:hint="eastAsia"/>
+        </w:rPr>
+        <w:t xml:space="preserve">AI </w:t>
+      </w:r>
+      <w:r>
+        <w:rPr>
+          <w:rFonts w:hint="eastAsia"/>
+        </w:rPr>
+        <w:t>分析代码库、生成代码、审查代码质量，由开发者确认并提交。</w:t>
+      </w:r>
+    </w:p>
+    <w:p>
+      <w:pPr>
+        <w:rPr>
+          <w:rFonts w:hint="eastAsia"/>
+        </w:rPr>
+      </w:pPr>
+      <w:r>
+        <w:rPr>
+          <w:rFonts w:hint="eastAsia"/>
+        </w:rPr>
+        <w:lastRenderedPageBreak/>
+        <w:t>具体应用场景：</w:t>
+      </w:r>
+    </w:p>
+    <w:p>
+      <w:pPr>
+        <w:rPr>
+          <w:rFonts w:hint="eastAsia"/>
+        </w:rPr>
+      </w:pPr>
+      <w:r>
+        <w:rPr>
+          <w:rFonts w:hint="eastAsia"/>
+        </w:rPr>
+        <w:t>（</w:t>
+      </w:r>
+      <w:r>
+        <w:rPr>
+          <w:rFonts w:hint="eastAsia"/>
+        </w:rPr>
+        <w:t>1</w:t>
+      </w:r>
+      <w:r>
+        <w:rPr>
+          <w:rFonts w:hint="eastAsia"/>
+        </w:rPr>
+        <w:t>）代码审查与</w:t>
+      </w:r>
+      <w:r>
+        <w:rPr>
+          <w:rFonts w:hint="eastAsia"/>
+        </w:rPr>
+        <w:t xml:space="preserve"> Bug </w:t>
+      </w:r>
+      <w:r>
+        <w:rPr>
+          <w:rFonts w:hint="eastAsia"/>
+        </w:rPr>
+        <w:t>检测：</w:t>
+      </w:r>
+      <w:r>
+        <w:rPr>
+          <w:rFonts w:hint="eastAsia"/>
+        </w:rPr>
+        <w:t xml:space="preserve"> AI </w:t>
+      </w:r>
+      <w:r>
+        <w:rPr>
+          <w:rFonts w:hint="eastAsia"/>
+        </w:rPr>
+        <w:t>被用于对全项目进行系统性代码审计。通过多路并行的</w:t>
+      </w:r>
+      <w:r>
+        <w:rPr>
+          <w:rFonts w:hint="eastAsia"/>
+        </w:rPr>
+        <w:t xml:space="preserve"> Agent </w:t>
+      </w:r>
+      <w:r>
+        <w:rPr>
+          <w:rFonts w:hint="eastAsia"/>
+        </w:rPr>
+        <w:t>扫描，分别对后端</w:t>
+      </w:r>
+      <w:r>
+        <w:rPr>
+          <w:rFonts w:hint="eastAsia"/>
+        </w:rPr>
+        <w:t xml:space="preserve"> Java </w:t>
+      </w:r>
+      <w:r>
+        <w:rPr>
+          <w:rFonts w:hint="eastAsia"/>
+        </w:rPr>
+        <w:t>代码（</w:t>
+      </w:r>
+      <w:proofErr w:type="spellStart"/>
+      <w:r>
+        <w:rPr>
+          <w:rFonts w:hint="eastAsia"/>
+        </w:rPr>
+        <w:t>BattleService</w:t>
+      </w:r>
+      <w:proofErr w:type="spellEnd"/>
+      <w:r>
+        <w:rPr>
+          <w:rFonts w:hint="eastAsia"/>
+        </w:rPr>
+        <w:t>/Controller/Model/Repository</w:t>
+      </w:r>
+      <w:r>
+        <w:rPr>
+          <w:rFonts w:hint="eastAsia"/>
+        </w:rPr>
+        <w:t>）、前端页面（</w:t>
+      </w:r>
+      <w:r>
+        <w:rPr>
+          <w:rFonts w:hint="eastAsia"/>
+        </w:rPr>
+        <w:t>HTML/JS</w:t>
+      </w:r>
+      <w:r>
+        <w:rPr>
+          <w:rFonts w:hint="eastAsia"/>
+        </w:rPr>
+        <w:t>）和</w:t>
+      </w:r>
+      <w:r>
+        <w:rPr>
+          <w:rFonts w:hint="eastAsia"/>
+        </w:rPr>
+        <w:t xml:space="preserve"> JSON </w:t>
+      </w:r>
+      <w:r>
+        <w:rPr>
+          <w:rFonts w:hint="eastAsia"/>
+        </w:rPr>
+        <w:t>配置文件进行独立审查。每轮扫描覆盖特定维度（逻辑正确性、并发安全性、序列化完整性、</w:t>
+      </w:r>
+      <w:r>
+        <w:rPr>
+          <w:rFonts w:hint="eastAsia"/>
+        </w:rPr>
+        <w:t xml:space="preserve">URL </w:t>
+      </w:r>
+      <w:r>
+        <w:rPr>
+          <w:rFonts w:hint="eastAsia"/>
+        </w:rPr>
+        <w:t>参数一致性、</w:t>
+      </w:r>
+      <w:r>
+        <w:rPr>
+          <w:rFonts w:hint="eastAsia"/>
+        </w:rPr>
+        <w:t xml:space="preserve">JSON </w:t>
+      </w:r>
+      <w:r>
+        <w:rPr>
+          <w:rFonts w:hint="eastAsia"/>
+        </w:rPr>
+        <w:t>格式合法性），输出问题列表及严重等级。项目共进行了两轮深度审计，发现并修复了</w:t>
+      </w:r>
+      <w:r>
+        <w:rPr>
+          <w:rFonts w:hint="eastAsia"/>
+        </w:rPr>
+        <w:t xml:space="preserve"> 30+ </w:t>
+      </w:r>
+      <w:proofErr w:type="gramStart"/>
+      <w:r>
+        <w:rPr>
+          <w:rFonts w:hint="eastAsia"/>
+        </w:rPr>
+        <w:t>个</w:t>
+      </w:r>
+      <w:proofErr w:type="gramEnd"/>
+      <w:r>
+        <w:rPr>
+          <w:rFonts w:hint="eastAsia"/>
+        </w:rPr>
+        <w:t>问题，包括</w:t>
+      </w:r>
+      <w:r>
+        <w:rPr>
+          <w:rFonts w:hint="eastAsia"/>
+        </w:rPr>
+        <w:t xml:space="preserve"> 6 </w:t>
+      </w:r>
+      <w:proofErr w:type="gramStart"/>
+      <w:r>
+        <w:rPr>
+          <w:rFonts w:hint="eastAsia"/>
+        </w:rPr>
+        <w:t>个</w:t>
+      </w:r>
+      <w:proofErr w:type="gramEnd"/>
+      <w:r>
+        <w:rPr>
+          <w:rFonts w:hint="eastAsia"/>
+        </w:rPr>
+        <w:t xml:space="preserve"> CRITICAL </w:t>
+      </w:r>
+      <w:r>
+        <w:rPr>
+          <w:rFonts w:hint="eastAsia"/>
+        </w:rPr>
+        <w:t>级别</w:t>
+      </w:r>
+      <w:r>
+        <w:rPr>
+          <w:rFonts w:hint="eastAsia"/>
+        </w:rPr>
+        <w:t xml:space="preserve"> Bug</w:t>
+      </w:r>
+      <w:r>
+        <w:rPr>
+          <w:rFonts w:hint="eastAsia"/>
+        </w:rPr>
+        <w:t>（如</w:t>
+      </w:r>
+      <w:r>
+        <w:rPr>
+          <w:rFonts w:hint="eastAsia"/>
+        </w:rPr>
+        <w:t xml:space="preserve"> Boss </w:t>
+      </w:r>
+      <w:proofErr w:type="gramStart"/>
+      <w:r>
+        <w:rPr>
+          <w:rFonts w:hint="eastAsia"/>
+        </w:rPr>
+        <w:t>遗物池死循环</w:t>
+      </w:r>
+      <w:proofErr w:type="gramEnd"/>
+      <w:r>
+        <w:rPr>
+          <w:rFonts w:hint="eastAsia"/>
+        </w:rPr>
+        <w:t>、</w:t>
+      </w:r>
+      <w:proofErr w:type="spellStart"/>
+      <w:r>
+        <w:rPr>
+          <w:rFonts w:hint="eastAsia"/>
+        </w:rPr>
+        <w:t>ConcurrentModificationException</w:t>
+      </w:r>
+      <w:proofErr w:type="spellEnd"/>
+      <w:r>
+        <w:rPr>
+          <w:rFonts w:hint="eastAsia"/>
+        </w:rPr>
+        <w:t xml:space="preserve"> </w:t>
+      </w:r>
+      <w:r>
+        <w:rPr>
+          <w:rFonts w:hint="eastAsia"/>
+        </w:rPr>
+        <w:t>崩溃、</w:t>
+      </w:r>
+      <w:proofErr w:type="gramStart"/>
+      <w:r>
+        <w:rPr>
+          <w:rFonts w:hint="eastAsia"/>
+        </w:rPr>
+        <w:t>跨战斗</w:t>
+      </w:r>
+      <w:proofErr w:type="gramEnd"/>
+      <w:r>
+        <w:rPr>
+          <w:rFonts w:hint="eastAsia"/>
+        </w:rPr>
+        <w:t>状态泄漏等）。</w:t>
+      </w:r>
+    </w:p>
+    <w:p>
+      <w:pPr>
+        <w:rPr>
+          <w:rFonts w:hint="eastAsia"/>
+        </w:rPr>
+      </w:pPr>
+      <w:r>
+        <w:rPr>
+          <w:rFonts w:hint="eastAsia"/>
+        </w:rPr>
+        <w:t>（</w:t>
+      </w:r>
+      <w:r>
+        <w:rPr>
+          <w:rFonts w:hint="eastAsia"/>
+        </w:rPr>
+        <w:t>2</w:t>
+      </w:r>
+      <w:r>
+        <w:rPr>
+          <w:rFonts w:hint="eastAsia"/>
+        </w:rPr>
+        <w:t>）代码生成与修改：</w:t>
+      </w:r>
+      <w:r>
+        <w:rPr>
+          <w:rFonts w:hint="eastAsia"/>
+        </w:rPr>
+        <w:t xml:space="preserve"> AI </w:t>
+      </w:r>
+      <w:r>
+        <w:rPr>
+          <w:rFonts w:hint="eastAsia"/>
+        </w:rPr>
+        <w:t>参与了大量功能开发和</w:t>
+      </w:r>
+      <w:r>
+        <w:rPr>
+          <w:rFonts w:hint="eastAsia"/>
+        </w:rPr>
+        <w:t xml:space="preserve"> Bug </w:t>
+      </w:r>
+      <w:r>
+        <w:rPr>
+          <w:rFonts w:hint="eastAsia"/>
+        </w:rPr>
+        <w:t>修复工作，包括：遗物系统（</w:t>
+      </w:r>
+      <w:r>
+        <w:rPr>
+          <w:rFonts w:hint="eastAsia"/>
+        </w:rPr>
+        <w:t xml:space="preserve">10 </w:t>
+      </w:r>
+      <w:r>
+        <w:rPr>
+          <w:rFonts w:hint="eastAsia"/>
+        </w:rPr>
+        <w:t>件</w:t>
+      </w:r>
+      <w:r>
+        <w:rPr>
+          <w:rFonts w:hint="eastAsia"/>
+        </w:rPr>
+        <w:t xml:space="preserve"> Boss </w:t>
+      </w:r>
+      <w:r>
+        <w:rPr>
+          <w:rFonts w:hint="eastAsia"/>
+        </w:rPr>
+        <w:t>遗物的效果逻辑实现）、钢铁风暴</w:t>
+      </w:r>
+      <w:r>
+        <w:rPr>
+          <w:rFonts w:hint="eastAsia"/>
+        </w:rPr>
+        <w:t>/</w:t>
+      </w:r>
+      <w:r>
+        <w:rPr>
+          <w:rFonts w:hint="eastAsia"/>
+        </w:rPr>
+        <w:t>计算下注等卡牌机制的索引修复、金纸</w:t>
+      </w:r>
+      <w:r>
+        <w:rPr>
+          <w:rFonts w:hint="eastAsia"/>
+        </w:rPr>
+        <w:t>+</w:t>
+      </w:r>
+      <w:r>
+        <w:rPr>
+          <w:rFonts w:hint="eastAsia"/>
+        </w:rPr>
+        <w:t>虚无牌</w:t>
+      </w:r>
+      <w:r>
+        <w:rPr>
+          <w:rFonts w:hint="eastAsia"/>
+        </w:rPr>
+        <w:t xml:space="preserve"> CME </w:t>
+      </w:r>
+      <w:r>
+        <w:rPr>
+          <w:rFonts w:hint="eastAsia"/>
+        </w:rPr>
+        <w:t>问题的诊断与修复、</w:t>
+      </w:r>
+      <w:proofErr w:type="gramStart"/>
+      <w:r>
+        <w:rPr>
+          <w:rFonts w:hint="eastAsia"/>
+        </w:rPr>
+        <w:t>跨战斗</w:t>
+      </w:r>
+      <w:proofErr w:type="gramEnd"/>
+      <w:r>
+        <w:rPr>
+          <w:rFonts w:hint="eastAsia"/>
+        </w:rPr>
+        <w:t>状态泄漏的定位与修复、后端</w:t>
+      </w:r>
+      <w:r>
+        <w:rPr>
+          <w:rFonts w:hint="eastAsia"/>
+        </w:rPr>
+        <w:t xml:space="preserve"> JSON </w:t>
+      </w:r>
+      <w:r>
+        <w:rPr>
+          <w:rFonts w:hint="eastAsia"/>
+        </w:rPr>
+        <w:t>序列化字段补全、前端</w:t>
+      </w:r>
+      <w:r>
+        <w:rPr>
+          <w:rFonts w:hint="eastAsia"/>
+        </w:rPr>
+        <w:t xml:space="preserve"> URL </w:t>
+      </w:r>
+      <w:r>
+        <w:rPr>
+          <w:rFonts w:hint="eastAsia"/>
+        </w:rPr>
+        <w:t>参数一致性修复等。</w:t>
+      </w:r>
+      <w:r>
+        <w:rPr>
+          <w:rFonts w:hint="eastAsia"/>
+        </w:rPr>
+        <w:t xml:space="preserve">AI </w:t>
+      </w:r>
+      <w:r>
+        <w:rPr>
+          <w:rFonts w:hint="eastAsia"/>
+        </w:rPr>
+        <w:t>能够根据问题描述直接定位代码位置并生成修复方案。</w:t>
+      </w:r>
+    </w:p>
+    <w:p>
+      <w:r>
+        <w:rPr>
+          <w:rFonts w:hint="eastAsia"/>
+        </w:rPr>
+        <w:t>（</w:t>
+      </w:r>
+      <w:r>
+        <w:rPr>
+          <w:rFonts w:hint="eastAsia"/>
+        </w:rPr>
+        <w:t>3</w:t>
+      </w:r>
+      <w:r>
+        <w:rPr>
+          <w:rFonts w:hint="eastAsia"/>
+        </w:rPr>
+        <w:t>）项目文档生成：</w:t>
+      </w:r>
+      <w:r>
+        <w:rPr>
+          <w:rFonts w:hint="eastAsia"/>
+        </w:rPr>
+        <w:t xml:space="preserve"> AI </w:t>
+      </w:r>
+      <w:r>
+        <w:rPr>
+          <w:rFonts w:hint="eastAsia"/>
+        </w:rPr>
+        <w:t>根据开发过程中的提交记录、代码变更和对话历史，生成了完整的软件工程实践报告，覆盖项目概述、架构设计、团队分工、软件过程、问题记录与总结等全部章节，约</w:t>
+      </w:r>
+      <w:r>
+        <w:rPr>
+          <w:rFonts w:hint="eastAsia"/>
+        </w:rPr>
+        <w:t xml:space="preserve"> 16000 </w:t>
+      </w:r>
+      <w:r>
+        <w:rPr>
+          <w:rFonts w:hint="eastAsia"/>
+        </w:rPr>
+        <w:t>字。</w:t>
+      </w:r>
+    </w:p>
+    <w:p>
+      <w:r>
+        <w:rPr>
+          <w:rFonts w:hint="eastAsia"/>
+        </w:rPr>
+        <w:t>（</w:t>
+      </w:r>
+      <w:r>
+        <w:rPr>
+          <w:rFonts w:hint="eastAsia"/>
+        </w:rPr>
+        <w:t>4</w:t>
+      </w:r>
+      <w:r>
+        <w:rPr>
+          <w:rFonts w:hint="eastAsia"/>
+        </w:rPr>
+        <w:t>）代码理解与架构分析：</w:t>
+      </w:r>
+      <w:r>
+        <w:rPr>
+          <w:rFonts w:hint="eastAsia"/>
+        </w:rPr>
+        <w:t xml:space="preserve"> </w:t>
+      </w:r>
+      <w:r>
+        <w:rPr>
+          <w:rFonts w:hint="eastAsia"/>
+        </w:rPr>
+        <w:t>在面对合并冲突、跨分支代码同步等场景时，</w:t>
+      </w:r>
+      <w:r>
+        <w:rPr>
+          <w:rFonts w:hint="eastAsia"/>
+        </w:rPr>
+        <w:t xml:space="preserve">AI </w:t>
+      </w:r>
+      <w:r>
+        <w:rPr>
+          <w:rFonts w:hint="eastAsia"/>
+        </w:rPr>
+        <w:t>被用于分析冲突双方的代码逻辑，判断合并方向，确保修复不被回退。</w:t>
+      </w:r>
+    </w:p>
+    <w:p>
+      <w:pPr>
+        <w:rPr>
+          <w:rFonts w:hint="eastAsia"/>
+        </w:rPr>
+      </w:pPr>
+      <w:r>
+        <w:rPr>
+          <w:rFonts w:hint="eastAsia"/>
+        </w:rPr>
+        <w:t>使用效果：</w:t>
+      </w:r>
+      <w:r>
+        <w:rPr>
+          <w:rFonts w:hint="eastAsia"/>
+        </w:rPr>
+        <w:t xml:space="preserve"> AI </w:t>
+      </w:r>
+      <w:r>
+        <w:rPr>
+          <w:rFonts w:hint="eastAsia"/>
+        </w:rPr>
+        <w:t>工具的引入显著提升了代码审查的覆盖率和效率。传统人工审查容易遗漏的模式化问题（如序列化字段缺失、</w:t>
+      </w:r>
+      <w:r>
+        <w:rPr>
+          <w:rFonts w:hint="eastAsia"/>
+        </w:rPr>
+        <w:t xml:space="preserve">URL </w:t>
+      </w:r>
+      <w:r>
+        <w:rPr>
+          <w:rFonts w:hint="eastAsia"/>
+        </w:rPr>
+        <w:t>参数遗漏、</w:t>
+      </w:r>
+      <w:proofErr w:type="gramStart"/>
+      <w:r>
+        <w:rPr>
+          <w:rFonts w:hint="eastAsia"/>
+        </w:rPr>
+        <w:t>跨战斗</w:t>
+      </w:r>
+      <w:proofErr w:type="gramEnd"/>
+      <w:r>
+        <w:rPr>
+          <w:rFonts w:hint="eastAsia"/>
+        </w:rPr>
+        <w:t>状态变量未重置等），通过</w:t>
+      </w:r>
+      <w:r>
+        <w:rPr>
+          <w:rFonts w:hint="eastAsia"/>
+        </w:rPr>
+        <w:t xml:space="preserve"> AI </w:t>
+      </w:r>
+      <w:r>
+        <w:rPr>
+          <w:rFonts w:hint="eastAsia"/>
+        </w:rPr>
+        <w:t>的结构化扫描能够系统性地发现并修复。同时，</w:t>
+      </w:r>
+      <w:r>
+        <w:rPr>
+          <w:rFonts w:hint="eastAsia"/>
+        </w:rPr>
+        <w:t xml:space="preserve">AI </w:t>
+      </w:r>
+      <w:r>
+        <w:rPr>
+          <w:rFonts w:hint="eastAsia"/>
+        </w:rPr>
+        <w:t>辅助文档生成大幅减少了项目报告编写的重复性工作。但所有</w:t>
+      </w:r>
+      <w:r>
+        <w:rPr>
+          <w:rFonts w:hint="eastAsia"/>
+        </w:rPr>
+        <w:t xml:space="preserve"> AI </w:t>
+      </w:r>
+      <w:r>
+        <w:rPr>
+          <w:rFonts w:hint="eastAsia"/>
+        </w:rPr>
+        <w:t>生成的代码均经过开发者逐行审查和验证，确保代码质量和功能正确性</w:t>
       </w:r>
     </w:p>
     <w:p>
@@ -12894,7 +15128,7 @@
           <w:sz w:val="28"/>
         </w:rPr>
       </w:pPr>
-      <w:bookmarkStart w:id="20" w:name="_Toc231557794"/>
+      <w:bookmarkStart w:id="21" w:name="_Toc233047262"/>
       <w:r>
         <w:rPr>
           <w:rFonts w:hint="eastAsia"/>
@@ -12902,7 +15136,7 @@
         </w:rPr>
         <w:t>参考文献</w:t>
       </w:r>
-      <w:bookmarkEnd w:id="20"/>
+      <w:bookmarkEnd w:id="21"/>
     </w:p>
     <w:p>
       <w:pPr>
@@ -12934,8 +15168,13 @@
         <w:t xml:space="preserve">[1] </w:t>
       </w:r>
       <w:r>
-        <w:t>范萍，丁振凡</w:t>
-      </w:r>
+        <w:t>范萍，</w:t>
+      </w:r>
+      <w:proofErr w:type="gramStart"/>
+      <w:r>
+        <w:t>丁振凡</w:t>
+      </w:r>
+      <w:proofErr w:type="gramEnd"/>
       <w:r>
         <w:t>. Spring Boot</w:t>
       </w:r>
@@ -13008,9 +15247,11 @@
       <w:r>
         <w:t xml:space="preserve">[4] </w:t>
       </w:r>
+      <w:proofErr w:type="gramStart"/>
       <w:r>
         <w:t>张寺宁</w:t>
       </w:r>
+      <w:proofErr w:type="gramEnd"/>
       <w:r>
         <w:t>. Spring</w:t>
       </w:r>
@@ -13026,8 +15267,13 @@
       <w:r>
         <w:t>Spring Boot(</w:t>
       </w:r>
-      <w:r>
-        <w:t>微课视频版</w:t>
+      <w:proofErr w:type="gramStart"/>
+      <w:r>
+        <w:t>微课视频</w:t>
+      </w:r>
+      <w:proofErr w:type="gramEnd"/>
+      <w:r>
+        <w:t>版</w:t>
       </w:r>
       <w:r>
         <w:t xml:space="preserve">)[M]. </w:t>
@@ -13064,7 +15310,6 @@
     </w:p>
     <w:p>
       <w:r>
-        <w:lastRenderedPageBreak/>
         <w:t>[6] Bernd Oggl. Git</w:t>
       </w:r>
       <w:r>
@@ -13154,27 +15399,67 @@
     </w:p>
     <w:p>
       <w:r>
-        <w:t>[8] Spring Boot Reference Documentation[EB/OL]. https://docs.spring.io/spring-boot/docs/current/reference/html/, 2026-06-10.</w:t>
-      </w:r>
-    </w:p>
-    <w:p>
-      <w:r>
-        <w:t>[9] Vue.js Guide[EB/OL]. https://vuejs.org/guide/introduction.html, 2026-06-10.</w:t>
-      </w:r>
-    </w:p>
-    <w:p>
-      <w:r>
-        <w:t>[10] Git Documentation[EB/OL]. https://git-scm.com/doc, 2026-06-10.</w:t>
-      </w:r>
-    </w:p>
-    <w:p>
-      <w:r>
-        <w:t>[11] GitHub Docs[EB/OL]. https://docs.github.com, 2026-06-10.</w:t>
-      </w:r>
-    </w:p>
-    <w:p>
-      <w:r>
-        <w:t>[12] Jackson JSON Processor Documentation[EB/OL]. https://github.com/FasterXML/jackson-docs, 2026-06-10.</w:t>
+        <w:t xml:space="preserve">[8] Spring Boot Reference </w:t>
+      </w:r>
+      <w:proofErr w:type="gramStart"/>
+      <w:r>
+        <w:t>Documentation[</w:t>
+      </w:r>
+      <w:proofErr w:type="gramEnd"/>
+      <w:r>
+        <w:t>EB/OL]. https://docs.spring.io/spring-boot/docs/current/reference/html/, 2026-06-10.</w:t>
+      </w:r>
+    </w:p>
+    <w:p>
+      <w:r>
+        <w:t xml:space="preserve">[9] Vue.js </w:t>
+      </w:r>
+      <w:proofErr w:type="gramStart"/>
+      <w:r>
+        <w:t>Guide[</w:t>
+      </w:r>
+      <w:proofErr w:type="gramEnd"/>
+      <w:r>
+        <w:t>EB/OL]. https://vuejs.org/guide/introduction.html, 2026-06-10.</w:t>
+      </w:r>
+    </w:p>
+    <w:p>
+      <w:r>
+        <w:t xml:space="preserve">[10] Git </w:t>
+      </w:r>
+      <w:proofErr w:type="gramStart"/>
+      <w:r>
+        <w:t>Documentation[</w:t>
+      </w:r>
+      <w:proofErr w:type="gramEnd"/>
+      <w:r>
+        <w:t>EB/OL]. https://git-scm.com/doc, 2026-06-10.</w:t>
+      </w:r>
+    </w:p>
+    <w:p>
+      <w:r>
+        <w:t xml:space="preserve">[11] GitHub </w:t>
+      </w:r>
+      <w:proofErr w:type="gramStart"/>
+      <w:r>
+        <w:t>Docs[</w:t>
+      </w:r>
+      <w:proofErr w:type="gramEnd"/>
+      <w:r>
+        <w:t>EB/OL]. https://docs.github.com, 2026-06-10.</w:t>
+      </w:r>
+    </w:p>
+    <w:p>
+      <w:r>
+        <w:t xml:space="preserve">[12] Jackson JSON Processor </w:t>
+      </w:r>
+      <w:proofErr w:type="gramStart"/>
+      <w:r>
+        <w:t>Documentation[</w:t>
+      </w:r>
+      <w:proofErr w:type="gramEnd"/>
+      <w:r>
+        <w:t>EB/OL]. https://github.com/FasterXML/jackson-docs, 2026-06-10.</w:t>
       </w:r>
     </w:p>
     <w:p>
@@ -13204,295 +15489,16 @@
     </w:p>
     <w:p>
       <w:r>
-        <w:t>[13] Mega Crit Games. Slay the Spire[CP/OL]. https://store.steampowered.com/app/646570/Slay_the_Spire/, 2019-01-23.</w:t>
-      </w:r>
-    </w:p>
-    <w:p>
-      <w:pPr>
-        <w:rPr>
-          <w:b/>
-          <w:bCs/>
-          <w:color w:val="FF0000"/>
-          <w:sz w:val="24"/>
-        </w:rPr>
-      </w:pPr>
-      <w:r>
-        <w:rPr>
-          <w:b/>
-          <w:bCs/>
-          <w:color w:val="FF0000"/>
-          <w:sz w:val="24"/>
-        </w:rPr>
-        <w:t>说明：本项目为课程实践项目，仅供学习交流使用，游戏设计机制参考了《杀戮尖塔》</w:t>
-      </w:r>
-      <w:r>
-        <w:rPr>
-          <w:b/>
-          <w:bCs/>
-          <w:color w:val="FF0000"/>
-          <w:sz w:val="24"/>
-        </w:rPr>
-        <w:t xml:space="preserve">(Slay the Spire) </w:t>
-      </w:r>
-      <w:r>
-        <w:rPr>
-          <w:b/>
-          <w:bCs/>
-          <w:color w:val="FF0000"/>
-          <w:sz w:val="24"/>
-        </w:rPr>
-        <w:t>的核心玩法，所有卡牌、敌人、遗物等游戏数据均为独立设计与配置，不涉及原作代码的复制或修改。</w:t>
-      </w:r>
-    </w:p>
-    <w:p>
-      <w:pPr>
-        <w:rPr>
-          <w:b/>
-          <w:bCs/>
-          <w:color w:val="FF0000"/>
-          <w:sz w:val="24"/>
-        </w:rPr>
-      </w:pPr>
-    </w:p>
-    <w:p>
-      <w:pPr>
-        <w:rPr>
-          <w:b/>
-          <w:bCs/>
-          <w:color w:val="FF0000"/>
-          <w:sz w:val="24"/>
-        </w:rPr>
-      </w:pPr>
-    </w:p>
-    <w:p>
-      <w:pPr>
-        <w:rPr>
-          <w:b/>
-          <w:bCs/>
-          <w:color w:val="FF0000"/>
-          <w:sz w:val="24"/>
-        </w:rPr>
-      </w:pPr>
-    </w:p>
-    <w:p>
-      <w:pPr>
-        <w:rPr>
-          <w:b/>
-          <w:bCs/>
-          <w:color w:val="FF0000"/>
-          <w:sz w:val="24"/>
-        </w:rPr>
-      </w:pPr>
-    </w:p>
-    <w:p>
-      <w:pPr>
-        <w:rPr>
-          <w:b/>
-          <w:bCs/>
-          <w:color w:val="FF0000"/>
-          <w:sz w:val="24"/>
-        </w:rPr>
-      </w:pPr>
-    </w:p>
-    <w:p>
-      <w:pPr>
-        <w:rPr>
-          <w:b/>
-          <w:bCs/>
-          <w:color w:val="FF0000"/>
-          <w:sz w:val="24"/>
-        </w:rPr>
-      </w:pPr>
-    </w:p>
-    <w:p>
-      <w:pPr>
-        <w:rPr>
-          <w:b/>
-          <w:bCs/>
-          <w:color w:val="FF0000"/>
-          <w:sz w:val="24"/>
-        </w:rPr>
-      </w:pPr>
-    </w:p>
-    <w:p>
-      <w:pPr>
-        <w:rPr>
-          <w:b/>
-          <w:bCs/>
-          <w:color w:val="FF0000"/>
-          <w:sz w:val="24"/>
-        </w:rPr>
-      </w:pPr>
-    </w:p>
-    <w:p>
-      <w:pPr>
-        <w:rPr>
-          <w:b/>
-          <w:bCs/>
-          <w:color w:val="FF0000"/>
-          <w:sz w:val="24"/>
-        </w:rPr>
-      </w:pPr>
-    </w:p>
-    <w:p>
-      <w:pPr>
-        <w:rPr>
-          <w:b/>
-          <w:bCs/>
-          <w:color w:val="FF0000"/>
-          <w:sz w:val="24"/>
-        </w:rPr>
-      </w:pPr>
-    </w:p>
-    <w:p>
-      <w:pPr>
-        <w:rPr>
-          <w:b/>
-          <w:bCs/>
-          <w:color w:val="FF0000"/>
-          <w:sz w:val="24"/>
-        </w:rPr>
-      </w:pPr>
-    </w:p>
-    <w:p>
-      <w:pPr>
-        <w:rPr>
-          <w:b/>
-          <w:bCs/>
-          <w:color w:val="FF0000"/>
-          <w:sz w:val="24"/>
-        </w:rPr>
-      </w:pPr>
-    </w:p>
-    <w:p>
-      <w:pPr>
-        <w:rPr>
-          <w:b/>
-          <w:bCs/>
-          <w:color w:val="FF0000"/>
-          <w:sz w:val="24"/>
-        </w:rPr>
-      </w:pPr>
-    </w:p>
-    <w:p>
-      <w:pPr>
-        <w:rPr>
-          <w:b/>
-          <w:bCs/>
-          <w:color w:val="FF0000"/>
-          <w:sz w:val="24"/>
-        </w:rPr>
-      </w:pPr>
-    </w:p>
-    <w:p>
-      <w:pPr>
-        <w:rPr>
-          <w:b/>
-          <w:bCs/>
-          <w:color w:val="FF0000"/>
-          <w:sz w:val="24"/>
-        </w:rPr>
-      </w:pPr>
-    </w:p>
-    <w:p>
-      <w:pPr>
-        <w:rPr>
-          <w:b/>
-          <w:bCs/>
-          <w:color w:val="FF0000"/>
-          <w:sz w:val="24"/>
-        </w:rPr>
-      </w:pPr>
-    </w:p>
-    <w:p>
-      <w:pPr>
-        <w:rPr>
-          <w:b/>
-          <w:bCs/>
-          <w:color w:val="FF0000"/>
-          <w:sz w:val="24"/>
-        </w:rPr>
-      </w:pPr>
-    </w:p>
-    <w:p>
-      <w:pPr>
-        <w:rPr>
-          <w:b/>
-          <w:bCs/>
-          <w:color w:val="FF0000"/>
-          <w:sz w:val="24"/>
-        </w:rPr>
-      </w:pPr>
-    </w:p>
-    <w:p>
-      <w:pPr>
-        <w:rPr>
-          <w:b/>
-          <w:bCs/>
-          <w:color w:val="FF0000"/>
-          <w:sz w:val="24"/>
-        </w:rPr>
-      </w:pPr>
-    </w:p>
-    <w:p>
-      <w:pPr>
-        <w:rPr>
-          <w:b/>
-          <w:bCs/>
-          <w:color w:val="FF0000"/>
-          <w:sz w:val="24"/>
-        </w:rPr>
-      </w:pPr>
-    </w:p>
-    <w:p>
-      <w:pPr>
-        <w:rPr>
-          <w:b/>
-          <w:bCs/>
-          <w:color w:val="FF0000"/>
-          <w:sz w:val="24"/>
-        </w:rPr>
-      </w:pPr>
-    </w:p>
-    <w:p>
-      <w:pPr>
-        <w:rPr>
-          <w:b/>
-          <w:bCs/>
-          <w:color w:val="FF0000"/>
-          <w:sz w:val="24"/>
-        </w:rPr>
-      </w:pPr>
-    </w:p>
-    <w:p>
-      <w:pPr>
-        <w:rPr>
-          <w:b/>
-          <w:bCs/>
-          <w:color w:val="FF0000"/>
-          <w:sz w:val="24"/>
-        </w:rPr>
-      </w:pPr>
-    </w:p>
-    <w:p>
-      <w:pPr>
-        <w:rPr>
-          <w:b/>
-          <w:bCs/>
-          <w:color w:val="FF0000"/>
-          <w:sz w:val="24"/>
-        </w:rPr>
-      </w:pPr>
-    </w:p>
-    <w:p>
-      <w:pPr>
-        <w:rPr>
-          <w:b/>
-          <w:bCs/>
-          <w:color w:val="FF0000"/>
-          <w:sz w:val="24"/>
-        </w:rPr>
-      </w:pPr>
+        <w:t xml:space="preserve">[13] Mega Crit Games. Slay the </w:t>
+      </w:r>
+      <w:proofErr w:type="gramStart"/>
+      <w:r>
+        <w:t>Spire[</w:t>
+      </w:r>
+      <w:proofErr w:type="gramEnd"/>
+      <w:r>
+        <w:t>CP/OL]. https://store.steampowered.com/app/646570/Slay_the_Spire/, 2019-01-23.</w:t>
+      </w:r>
     </w:p>
     <w:p>
       <w:pPr>
@@ -13504,16 +15510,33 @@
           <w:sz w:val="24"/>
         </w:rPr>
       </w:pPr>
-    </w:p>
-    <w:p>
-      <w:pPr>
+      <w:r>
         <w:rPr>
           <w:b/>
           <w:bCs/>
           <w:color w:val="FF0000"/>
           <w:sz w:val="24"/>
         </w:rPr>
-      </w:pPr>
+        <w:t>说明：本项目为课程实践项目，仅供学习交流使用，游戏设计机制参考了《杀戮尖塔》</w:t>
+      </w:r>
+      <w:r>
+        <w:rPr>
+          <w:b/>
+          <w:bCs/>
+          <w:color w:val="FF0000"/>
+          <w:sz w:val="24"/>
+        </w:rPr>
+        <w:t xml:space="preserve">(Slay the Spire) </w:t>
+      </w:r>
+      <w:r>
+        <w:rPr>
+          <w:b/>
+          <w:bCs/>
+          <w:color w:val="FF0000"/>
+          <w:sz w:val="24"/>
+        </w:rPr>
+        <w:t>的核心玩法，所有卡牌、敌人、遗物等游戏数据均为独立设计与配置，不涉及原作代码的复制或修改。</w:t>
+      </w:r>
     </w:p>
     <w:p>
       <w:pPr>
@@ -13710,7 +15733,25 @@
                 <w:b/>
                 <w:bCs/>
               </w:rPr>
-              <w:t>成员一姓名</w:t>
+              <w:t>成员</w:t>
+            </w:r>
+            <w:proofErr w:type="gramStart"/>
+            <w:r>
+              <w:rPr>
+                <w:rFonts w:hint="eastAsia"/>
+                <w:b/>
+                <w:bCs/>
+              </w:rPr>
+              <w:t>一</w:t>
+            </w:r>
+            <w:proofErr w:type="gramEnd"/>
+            <w:r>
+              <w:rPr>
+                <w:rFonts w:hint="eastAsia"/>
+                <w:b/>
+                <w:bCs/>
+              </w:rPr>
+              <w:t>姓名</w:t>
             </w:r>
           </w:p>
         </w:tc>
@@ -13726,6 +15767,7 @@
                 <w:bCs/>
               </w:rPr>
             </w:pPr>
+            <w:proofErr w:type="gramStart"/>
             <w:r>
               <w:rPr>
                 <w:b/>
@@ -13733,6 +15775,7 @@
               </w:rPr>
               <w:t>孙晨奥</w:t>
             </w:r>
+            <w:proofErr w:type="gramEnd"/>
           </w:p>
         </w:tc>
         <w:tc>
@@ -15032,7 +17075,7 @@
     </w:tbl>
     <w:p/>
     <w:sectPr>
-      <w:footerReference w:type="default" r:id="rId15"/>
+      <w:footerReference w:type="default" r:id="rId17"/>
       <w:pgSz w:w="11906" w:h="16838"/>
       <w:pgMar w:top="1276" w:right="1558" w:bottom="1440" w:left="1276" w:header="851" w:footer="992" w:gutter="0"/>
       <w:pgNumType w:start="1"/>
@@ -16571,7 +18614,7 @@
   <w:style w:type="paragraph" w:default="1" w:styleId="a">
     <w:name w:val="Normal"/>
     <w:qFormat/>
-    <w:rsid w:val="00E01B16"/>
+    <w:rsid w:val="0044590C"/>
     <w:pPr>
       <w:widowControl w:val="0"/>
       <w:jc w:val="both"/>
@@ -17108,6 +19151,30 @@
       <w:szCs w:val="24"/>
     </w:rPr>
   </w:style>
+  <w:style w:type="character" w:styleId="af0">
+    <w:name w:val="Unresolved Mention"/>
+    <w:basedOn w:val="a0"/>
+    <w:uiPriority w:val="99"/>
+    <w:semiHidden/>
+    <w:unhideWhenUsed/>
+    <w:rsid w:val="0044590C"/>
+    <w:rPr>
+      <w:color w:val="605E5C"/>
+      <w:shd w:val="clear" w:color="auto" w:fill="E1DFDD"/>
+    </w:rPr>
+  </w:style>
+  <w:style w:type="character" w:styleId="af1">
+    <w:name w:val="FollowedHyperlink"/>
+    <w:basedOn w:val="a0"/>
+    <w:uiPriority w:val="99"/>
+    <w:semiHidden/>
+    <w:unhideWhenUsed/>
+    <w:rsid w:val="0044590C"/>
+    <w:rPr>
+      <w:color w:val="954F72" w:themeColor="followedHyperlink"/>
+      <w:u w:val="single"/>
+    </w:rPr>
+  </w:style>
 </w:styles>
 </file>
 

--- a/软件工程实践2报告-修订版1.docx
+++ b/软件工程实践2报告-修订版1.docx
@@ -1216,19 +1216,7 @@
               <w:rPr>
                 <w:rStyle w:val="ac"/>
               </w:rPr>
-              <w:t>任</w:t>
-            </w:r>
-            <w:r>
-              <w:rPr>
-                <w:rStyle w:val="ac"/>
-              </w:rPr>
-              <w:t>务</w:t>
-            </w:r>
-            <w:r>
-              <w:rPr>
-                <w:rStyle w:val="ac"/>
-              </w:rPr>
-              <w:t>分析</w:t>
+              <w:t>任务分析</w:t>
             </w:r>
             <w:r>
               <w:rPr>
@@ -1548,19 +1536,7 @@
               <w:rPr>
                 <w:rStyle w:val="ac"/>
               </w:rPr>
-              <w:t>小组软</w:t>
-            </w:r>
-            <w:r>
-              <w:rPr>
-                <w:rStyle w:val="ac"/>
-              </w:rPr>
-              <w:t>件</w:t>
-            </w:r>
-            <w:r>
-              <w:rPr>
-                <w:rStyle w:val="ac"/>
-              </w:rPr>
-              <w:t>过程</w:t>
+              <w:t>小组软件过程</w:t>
             </w:r>
             <w:r>
               <w:rPr>
@@ -2808,9 +2784,6 @@
         <w:p>
           <w:pPr>
             <w:spacing w:line="400" w:lineRule="exact"/>
-            <w:rPr>
-              <w:rFonts w:hint="eastAsia"/>
-            </w:rPr>
             <w:sectPr>
               <w:footerReference w:type="default" r:id="rId9"/>
               <w:pgSz w:w="11906" w:h="16838"/>
@@ -2911,7 +2884,16 @@
         <w:t>），是一款基于</w:t>
       </w:r>
       <w:r>
-        <w:t xml:space="preserve"> Spring Boot + Vue 3 </w:t>
+        <w:t xml:space="preserve"> Spring Boot</w:t>
+      </w:r>
+      <w:r>
+        <w:t xml:space="preserve"> + </w:t>
+      </w:r>
+      <w:r>
+        <w:rPr>
+          <w:rFonts w:hint="eastAsia"/>
+        </w:rPr>
+        <w:t xml:space="preserve">HTML/JS </w:t>
       </w:r>
       <w:r>
         <w:t>技术</w:t>
@@ -3695,7 +3677,7 @@
         <w:t>，前端使用原生</w:t>
       </w:r>
       <w:r>
-        <w:t xml:space="preserve"> HTML/JS + Vue 3 </w:t>
+        <w:t xml:space="preserve"> HTML/JS </w:t>
       </w:r>
       <w:r>
         <w:t>构建用户界面。</w:t>
@@ -3883,7 +3865,6 @@
     <w:p>
       <w:pPr>
         <w:rPr>
-          <w:rFonts w:hint="eastAsia"/>
           <w:b/>
           <w:bCs/>
           <w:sz w:val="24"/>
@@ -3967,61 +3948,7 @@
             <w:szCs w:val="15"/>
             <w:highlight w:val="yellow"/>
           </w:rPr>
-          <w:t>https://www.bilibili.com/video/BV1mdjw6hE1M/?spm_id_from=333.337.search-</w:t>
-        </w:r>
-        <w:r>
-          <w:rPr>
-            <w:rStyle w:val="ac"/>
-            <w:sz w:val="15"/>
-            <w:szCs w:val="15"/>
-            <w:highlight w:val="yellow"/>
-          </w:rPr>
-          <w:t>c</w:t>
-        </w:r>
-        <w:r>
-          <w:rPr>
-            <w:rStyle w:val="ac"/>
-            <w:sz w:val="15"/>
-            <w:szCs w:val="15"/>
-            <w:highlight w:val="yellow"/>
-          </w:rPr>
-          <w:t>ard.</w:t>
-        </w:r>
-        <w:r>
-          <w:rPr>
-            <w:rStyle w:val="ac"/>
-            <w:sz w:val="15"/>
-            <w:szCs w:val="15"/>
-            <w:highlight w:val="yellow"/>
-          </w:rPr>
-          <w:t>a</w:t>
-        </w:r>
-        <w:r>
-          <w:rPr>
-            <w:rStyle w:val="ac"/>
-            <w:sz w:val="15"/>
-            <w:szCs w:val="15"/>
-            <w:highlight w:val="yellow"/>
-          </w:rPr>
-          <w:t>ll.click</w:t>
-        </w:r>
-        <w:r>
-          <w:rPr>
-            <w:rStyle w:val="ac"/>
-            <w:sz w:val="15"/>
-            <w:szCs w:val="15"/>
-            <w:highlight w:val="yellow"/>
-          </w:rPr>
-          <w:t>&amp;</w:t>
-        </w:r>
-        <w:r>
-          <w:rPr>
-            <w:rStyle w:val="ac"/>
-            <w:sz w:val="15"/>
-            <w:szCs w:val="15"/>
-            <w:highlight w:val="yellow"/>
-          </w:rPr>
-          <w:t>vd_source=f3aa6473640d504025f726cb09c25a2b</w:t>
+          <w:t>https://www.bilibili.com/video/BV1mdjw6hE1M/?spm_id_from=333.337.search-card.all.click&amp;vd_source=f3aa6473640d504025f726cb09c25a2b</w:t>
         </w:r>
       </w:hyperlink>
     </w:p>
@@ -4029,13 +3956,13 @@
       <w:pPr>
         <w:jc w:val="center"/>
         <w:rPr>
-          <w:rFonts w:hint="eastAsia"/>
           <w:sz w:val="15"/>
           <w:szCs w:val="15"/>
         </w:rPr>
       </w:pPr>
       <w:r>
         <w:rPr>
+          <w:noProof/>
           <w:sz w:val="15"/>
           <w:szCs w:val="15"/>
         </w:rPr>
@@ -5339,7 +5266,16 @@
         <w:t>文件）。前端为原生</w:t>
       </w:r>
       <w:r>
-        <w:t xml:space="preserve"> HTML + Vue 3 CDN </w:t>
+        <w:t xml:space="preserve"> HTML</w:t>
+      </w:r>
+      <w:r>
+        <w:t>/</w:t>
+      </w:r>
+      <w:r>
+        <w:rPr>
+          <w:rFonts w:hint="eastAsia"/>
+        </w:rPr>
+        <w:t>JS</w:t>
       </w:r>
       <w:r>
         <w:t>模式，无需构建工具。</w:t>
@@ -7403,7 +7339,16 @@
         <w:t xml:space="preserve">CDN </w:t>
       </w:r>
       <w:r>
-        <w:t>引入）</w:t>
+        <w:t>引入</w:t>
+      </w:r>
+      <w:r>
+        <w:rPr>
+          <w:rFonts w:hint="eastAsia"/>
+        </w:rPr>
+        <w:t>，仅在战斗页面使用</w:t>
+      </w:r>
+      <w:r>
+        <w:t>）</w:t>
       </w:r>
       <w:r>
         <w:t xml:space="preserve"> + </w:t>
@@ -7517,7 +7462,21 @@
         <w:t xml:space="preserve"> Spring Boot + Maven</w:t>
       </w:r>
       <w:r>
-        <w:t>；前端战斗页面强制使用</w:t>
+        <w:t>；</w:t>
+      </w:r>
+      <w:proofErr w:type="gramStart"/>
+      <w:r>
+        <w:t>前端</w:t>
+      </w:r>
+      <w:r>
+        <w:rPr>
+          <w:rFonts w:hint="eastAsia"/>
+        </w:rPr>
+        <w:t>仅</w:t>
+      </w:r>
+      <w:proofErr w:type="gramEnd"/>
+      <w:r>
+        <w:t>战斗页面强制使用</w:t>
       </w:r>
       <w:r>
         <w:t xml:space="preserve"> Vue 3</w:t>
@@ -7526,7 +7485,15 @@
         <w:t>；所有游戏数据必须从</w:t>
       </w:r>
       <w:r>
-        <w:t xml:space="preserve"> config/*.json </w:t>
+        <w:t xml:space="preserve"> config/*.</w:t>
+      </w:r>
+      <w:proofErr w:type="spellStart"/>
+      <w:r>
+        <w:t>json</w:t>
+      </w:r>
+      <w:proofErr w:type="spellEnd"/>
+      <w:r>
+        <w:t xml:space="preserve"> </w:t>
       </w:r>
       <w:r>
         <w:t>加载，不得硬编码；存档格式必须为</w:t>
@@ -11130,7 +11097,7 @@
         <w:t>），确定前后端分离方案与技术选型（</w:t>
       </w:r>
       <w:r>
-        <w:t>Spring Boot + Vue 3 + Maven</w:t>
+        <w:t>Spring Boot + Maven</w:t>
       </w:r>
       <w:r>
         <w:t>）。</w:t>
@@ -13547,7 +13514,40 @@
         <w:t>经过为期四周的集中开发，本项目已完成全部既定目标，成功实现了一款基于</w:t>
       </w:r>
       <w:r>
-        <w:t xml:space="preserve"> Spring Boot + Vue 3 </w:t>
+        <w:t xml:space="preserve"> Spring Boot +</w:t>
+      </w:r>
+      <w:r>
+        <w:t xml:space="preserve"> </w:t>
+      </w:r>
+      <w:r>
+        <w:rPr>
+          <w:rFonts w:hint="eastAsia"/>
+        </w:rPr>
+        <w:t>原生</w:t>
+      </w:r>
+      <w:r>
+        <w:rPr>
+          <w:rFonts w:hint="eastAsia"/>
+        </w:rPr>
+        <w:t xml:space="preserve"> HTML/JS </w:t>
+      </w:r>
+      <w:r>
+        <w:rPr>
+          <w:rFonts w:hint="eastAsia"/>
+        </w:rPr>
+        <w:t>为主，战斗页面使用了</w:t>
+      </w:r>
+      <w:r>
+        <w:rPr>
+          <w:rFonts w:hint="eastAsia"/>
+        </w:rPr>
+        <w:t xml:space="preserve"> Vue 3 </w:t>
+      </w:r>
+      <w:r>
+        <w:rPr>
+          <w:rFonts w:hint="eastAsia"/>
+        </w:rPr>
+        <w:t>做响应式数据绑定</w:t>
       </w:r>
       <w:r>
         <w:t>的卡牌</w:t>
@@ -13573,6 +13573,7 @@
     </w:p>
     <w:p>
       <w:r>
+        <w:lastRenderedPageBreak/>
         <w:t>（</w:t>
       </w:r>
       <w:r>
@@ -13620,7 +13621,6 @@
     </w:p>
     <w:p>
       <w:r>
-        <w:lastRenderedPageBreak/>
         <w:t>（</w:t>
       </w:r>
       <w:r>
@@ -14309,13 +14309,7 @@
         <w:t>游戏。通过这次实践，我们巩固了</w:t>
       </w:r>
       <w:r>
-        <w:t xml:space="preserve"> Spring Boot </w:t>
-      </w:r>
-      <w:r>
-        <w:t>和</w:t>
-      </w:r>
-      <w:r>
-        <w:t xml:space="preserve"> Vue 3 </w:t>
+        <w:t xml:space="preserve"> Spring Boot</w:t>
       </w:r>
       <w:r>
         <w:t>技术</w:t>
@@ -14331,13 +14325,37 @@
     </w:p>
     <w:p>
       <w:pPr>
+        <w:rPr>
+          <w:b/>
+          <w:bCs/>
+          <w:sz w:val="24"/>
+        </w:rPr>
+      </w:pPr>
+      <w:r>
         <w:rPr>
           <w:rFonts w:hint="eastAsia"/>
           <w:b/>
           <w:bCs/>
           <w:sz w:val="24"/>
         </w:rPr>
-      </w:pPr>
+        <w:t>6</w:t>
+      </w:r>
+      <w:r>
+        <w:rPr>
+          <w:b/>
+          <w:bCs/>
+          <w:sz w:val="24"/>
+        </w:rPr>
+        <w:t xml:space="preserve">.6 </w:t>
+      </w:r>
+      <w:r>
+        <w:rPr>
+          <w:b/>
+          <w:bCs/>
+          <w:sz w:val="24"/>
+        </w:rPr>
+        <w:t xml:space="preserve"> </w:t>
+      </w:r>
       <w:r>
         <w:rPr>
           <w:rFonts w:hint="eastAsia"/>
@@ -14345,23 +14363,7 @@
           <w:bCs/>
           <w:sz w:val="24"/>
         </w:rPr>
-        <w:t>6</w:t>
-      </w:r>
-      <w:r>
-        <w:rPr>
-          <w:b/>
-          <w:bCs/>
-          <w:sz w:val="24"/>
-        </w:rPr>
-        <w:t xml:space="preserve">.6 </w:t>
-      </w:r>
-      <w:r>
-        <w:rPr>
-          <w:b/>
-          <w:bCs/>
-          <w:sz w:val="24"/>
-        </w:rPr>
-        <w:t xml:space="preserve"> </w:t>
+        <w:t>AI</w:t>
       </w:r>
       <w:r>
         <w:rPr>
@@ -14370,158 +14372,134 @@
           <w:bCs/>
           <w:sz w:val="24"/>
         </w:rPr>
-        <w:t>AI</w:t>
-      </w:r>
+        <w:t>工具使用情况</w:t>
+      </w:r>
+    </w:p>
+    <w:p>
       <w:r>
         <w:rPr>
           <w:rFonts w:hint="eastAsia"/>
-          <w:b/>
-          <w:bCs/>
-          <w:sz w:val="24"/>
-        </w:rPr>
-        <w:t>工具使用情况</w:t>
-      </w:r>
-    </w:p>
-    <w:p>
-      <w:pPr>
+        </w:rPr>
+        <w:t>工具名称：</w:t>
+      </w:r>
+      <w:r>
         <w:rPr>
           <w:rFonts w:hint="eastAsia"/>
         </w:rPr>
-      </w:pPr>
+        <w:t xml:space="preserve"> Claude</w:t>
+      </w:r>
       <w:r>
         <w:rPr>
           <w:rFonts w:hint="eastAsia"/>
         </w:rPr>
-        <w:t>工具名称：</w:t>
+        <w:t>（</w:t>
       </w:r>
       <w:r>
         <w:rPr>
           <w:rFonts w:hint="eastAsia"/>
         </w:rPr>
-        <w:t xml:space="preserve"> Claude</w:t>
+        <w:t xml:space="preserve">Anthropic </w:t>
       </w:r>
       <w:r>
         <w:rPr>
           <w:rFonts w:hint="eastAsia"/>
         </w:rPr>
-        <w:t>（</w:t>
+        <w:t>出品的大语言模型），通过</w:t>
       </w:r>
       <w:r>
         <w:rPr>
           <w:rFonts w:hint="eastAsia"/>
         </w:rPr>
-        <w:t xml:space="preserve">Anthropic </w:t>
+        <w:t xml:space="preserve"> Claude Code </w:t>
       </w:r>
       <w:r>
         <w:rPr>
           <w:rFonts w:hint="eastAsia"/>
         </w:rPr>
-        <w:t>出品的大语言模型），通过</w:t>
-      </w:r>
+        <w:t>命令行界面使用。</w:t>
+      </w:r>
+    </w:p>
+    <w:p>
       <w:r>
         <w:rPr>
           <w:rFonts w:hint="eastAsia"/>
         </w:rPr>
-        <w:t xml:space="preserve"> Claude Code </w:t>
+        <w:t>使用方式：</w:t>
       </w:r>
       <w:r>
         <w:rPr>
           <w:rFonts w:hint="eastAsia"/>
         </w:rPr>
-        <w:t>命令行界面使用。</w:t>
-      </w:r>
-    </w:p>
-    <w:p>
-      <w:pPr>
+        <w:t xml:space="preserve"> </w:t>
+      </w:r>
+      <w:r>
         <w:rPr>
           <w:rFonts w:hint="eastAsia"/>
         </w:rPr>
-      </w:pPr>
+        <w:t>项目全程采用</w:t>
+      </w:r>
       <w:r>
         <w:rPr>
           <w:rFonts w:hint="eastAsia"/>
         </w:rPr>
-        <w:t>使用方式：</w:t>
+        <w:t>"</w:t>
       </w:r>
       <w:r>
         <w:rPr>
           <w:rFonts w:hint="eastAsia"/>
         </w:rPr>
-        <w:t xml:space="preserve"> </w:t>
+        <w:t>人类驱动</w:t>
       </w:r>
       <w:r>
         <w:rPr>
           <w:rFonts w:hint="eastAsia"/>
         </w:rPr>
-        <w:t>项目全程采用</w:t>
+        <w:t xml:space="preserve"> + AI </w:t>
       </w:r>
       <w:r>
         <w:rPr>
           <w:rFonts w:hint="eastAsia"/>
         </w:rPr>
+        <w:t>辅助</w:t>
+      </w:r>
+      <w:r>
+        <w:rPr>
+          <w:rFonts w:hint="eastAsia"/>
+        </w:rPr>
         <w:t>"</w:t>
       </w:r>
       <w:r>
         <w:rPr>
           <w:rFonts w:hint="eastAsia"/>
         </w:rPr>
-        <w:t>人类驱动</w:t>
+        <w:t>的协作模式。开发者通过自然语言向</w:t>
       </w:r>
       <w:r>
         <w:rPr>
           <w:rFonts w:hint="eastAsia"/>
         </w:rPr>
-        <w:t xml:space="preserve"> + AI </w:t>
+        <w:t xml:space="preserve"> AI </w:t>
       </w:r>
       <w:r>
         <w:rPr>
           <w:rFonts w:hint="eastAsia"/>
         </w:rPr>
-        <w:t>辅助</w:t>
+        <w:t>描述任务目标，</w:t>
       </w:r>
       <w:r>
         <w:rPr>
           <w:rFonts w:hint="eastAsia"/>
         </w:rPr>
-        <w:t>"</w:t>
+        <w:t xml:space="preserve">AI </w:t>
       </w:r>
       <w:r>
         <w:rPr>
           <w:rFonts w:hint="eastAsia"/>
         </w:rPr>
-        <w:t>的协作模式。开发者通过自然语言向</w:t>
-      </w:r>
-      <w:r>
-        <w:rPr>
-          <w:rFonts w:hint="eastAsia"/>
-        </w:rPr>
-        <w:t xml:space="preserve"> AI </w:t>
-      </w:r>
-      <w:r>
-        <w:rPr>
-          <w:rFonts w:hint="eastAsia"/>
-        </w:rPr>
-        <w:t>描述任务目标，</w:t>
-      </w:r>
-      <w:r>
-        <w:rPr>
-          <w:rFonts w:hint="eastAsia"/>
-        </w:rPr>
-        <w:t xml:space="preserve">AI </w:t>
-      </w:r>
-      <w:r>
-        <w:rPr>
-          <w:rFonts w:hint="eastAsia"/>
-        </w:rPr>
         <w:t>分析代码库、生成代码、审查代码质量，由开发者确认并提交。</w:t>
       </w:r>
     </w:p>
     <w:p>
-      <w:pPr>
-        <w:rPr>
-          <w:rFonts w:hint="eastAsia"/>
-        </w:rPr>
-      </w:pPr>
       <w:r>
         <w:rPr>
           <w:rFonts w:hint="eastAsia"/>
@@ -14531,511 +14509,496 @@
       </w:r>
     </w:p>
     <w:p>
-      <w:pPr>
+      <w:r>
         <w:rPr>
           <w:rFonts w:hint="eastAsia"/>
         </w:rPr>
-      </w:pPr>
+        <w:t>（</w:t>
+      </w:r>
       <w:r>
         <w:rPr>
           <w:rFonts w:hint="eastAsia"/>
         </w:rPr>
+        <w:t>1</w:t>
+      </w:r>
+      <w:r>
+        <w:rPr>
+          <w:rFonts w:hint="eastAsia"/>
+        </w:rPr>
+        <w:t>）代码审查与</w:t>
+      </w:r>
+      <w:r>
+        <w:rPr>
+          <w:rFonts w:hint="eastAsia"/>
+        </w:rPr>
+        <w:t xml:space="preserve"> Bug </w:t>
+      </w:r>
+      <w:r>
+        <w:rPr>
+          <w:rFonts w:hint="eastAsia"/>
+        </w:rPr>
+        <w:t>检测：</w:t>
+      </w:r>
+      <w:r>
+        <w:rPr>
+          <w:rFonts w:hint="eastAsia"/>
+        </w:rPr>
+        <w:t xml:space="preserve"> AI </w:t>
+      </w:r>
+      <w:r>
+        <w:rPr>
+          <w:rFonts w:hint="eastAsia"/>
+        </w:rPr>
+        <w:t>被用于对全项目进行系统性代码审计。通过多路并行的</w:t>
+      </w:r>
+      <w:r>
+        <w:rPr>
+          <w:rFonts w:hint="eastAsia"/>
+        </w:rPr>
+        <w:t xml:space="preserve"> Agent </w:t>
+      </w:r>
+      <w:r>
+        <w:rPr>
+          <w:rFonts w:hint="eastAsia"/>
+        </w:rPr>
+        <w:t>扫描，分别对后端</w:t>
+      </w:r>
+      <w:r>
+        <w:rPr>
+          <w:rFonts w:hint="eastAsia"/>
+        </w:rPr>
+        <w:t xml:space="preserve"> Java </w:t>
+      </w:r>
+      <w:r>
+        <w:rPr>
+          <w:rFonts w:hint="eastAsia"/>
+        </w:rPr>
+        <w:t>代码（</w:t>
+      </w:r>
+      <w:proofErr w:type="spellStart"/>
+      <w:r>
+        <w:rPr>
+          <w:rFonts w:hint="eastAsia"/>
+        </w:rPr>
+        <w:t>BattleService</w:t>
+      </w:r>
+      <w:proofErr w:type="spellEnd"/>
+      <w:r>
+        <w:rPr>
+          <w:rFonts w:hint="eastAsia"/>
+        </w:rPr>
+        <w:t>/Controller/Model/Repository</w:t>
+      </w:r>
+      <w:r>
+        <w:rPr>
+          <w:rFonts w:hint="eastAsia"/>
+        </w:rPr>
+        <w:t>）、前端页面（</w:t>
+      </w:r>
+      <w:r>
+        <w:rPr>
+          <w:rFonts w:hint="eastAsia"/>
+        </w:rPr>
+        <w:t>HTML/JS</w:t>
+      </w:r>
+      <w:r>
+        <w:rPr>
+          <w:rFonts w:hint="eastAsia"/>
+        </w:rPr>
+        <w:t>）和</w:t>
+      </w:r>
+      <w:r>
+        <w:rPr>
+          <w:rFonts w:hint="eastAsia"/>
+        </w:rPr>
+        <w:t xml:space="preserve"> JSON </w:t>
+      </w:r>
+      <w:r>
+        <w:rPr>
+          <w:rFonts w:hint="eastAsia"/>
+        </w:rPr>
+        <w:t>配置文件进行独立审查。每轮扫描覆盖特定维度（逻辑正确性、并发安全性、序列化完整性、</w:t>
+      </w:r>
+      <w:r>
+        <w:rPr>
+          <w:rFonts w:hint="eastAsia"/>
+        </w:rPr>
+        <w:t xml:space="preserve">URL </w:t>
+      </w:r>
+      <w:r>
+        <w:rPr>
+          <w:rFonts w:hint="eastAsia"/>
+        </w:rPr>
+        <w:t>参数一致性、</w:t>
+      </w:r>
+      <w:r>
+        <w:rPr>
+          <w:rFonts w:hint="eastAsia"/>
+        </w:rPr>
+        <w:t xml:space="preserve">JSON </w:t>
+      </w:r>
+      <w:r>
+        <w:rPr>
+          <w:rFonts w:hint="eastAsia"/>
+        </w:rPr>
+        <w:t>格式合法性），输出问题列表及严重等级。项目共进行了两轮深度审计，发现并修复了</w:t>
+      </w:r>
+      <w:r>
+        <w:rPr>
+          <w:rFonts w:hint="eastAsia"/>
+        </w:rPr>
+        <w:t xml:space="preserve"> 30+ </w:t>
+      </w:r>
+      <w:proofErr w:type="gramStart"/>
+      <w:r>
+        <w:rPr>
+          <w:rFonts w:hint="eastAsia"/>
+        </w:rPr>
+        <w:t>个</w:t>
+      </w:r>
+      <w:proofErr w:type="gramEnd"/>
+      <w:r>
+        <w:rPr>
+          <w:rFonts w:hint="eastAsia"/>
+        </w:rPr>
+        <w:t>问题，包括</w:t>
+      </w:r>
+      <w:r>
+        <w:rPr>
+          <w:rFonts w:hint="eastAsia"/>
+        </w:rPr>
+        <w:t xml:space="preserve"> 6 </w:t>
+      </w:r>
+      <w:proofErr w:type="gramStart"/>
+      <w:r>
+        <w:rPr>
+          <w:rFonts w:hint="eastAsia"/>
+        </w:rPr>
+        <w:t>个</w:t>
+      </w:r>
+      <w:proofErr w:type="gramEnd"/>
+      <w:r>
+        <w:rPr>
+          <w:rFonts w:hint="eastAsia"/>
+        </w:rPr>
+        <w:t xml:space="preserve"> CRITICAL </w:t>
+      </w:r>
+      <w:r>
+        <w:rPr>
+          <w:rFonts w:hint="eastAsia"/>
+        </w:rPr>
+        <w:t>级别</w:t>
+      </w:r>
+      <w:r>
+        <w:rPr>
+          <w:rFonts w:hint="eastAsia"/>
+        </w:rPr>
+        <w:t xml:space="preserve"> Bug</w:t>
+      </w:r>
+      <w:r>
+        <w:rPr>
+          <w:rFonts w:hint="eastAsia"/>
+        </w:rPr>
+        <w:t>（如</w:t>
+      </w:r>
+      <w:r>
+        <w:rPr>
+          <w:rFonts w:hint="eastAsia"/>
+        </w:rPr>
+        <w:t xml:space="preserve"> Boss </w:t>
+      </w:r>
+      <w:proofErr w:type="gramStart"/>
+      <w:r>
+        <w:rPr>
+          <w:rFonts w:hint="eastAsia"/>
+        </w:rPr>
+        <w:t>遗物池死循环</w:t>
+      </w:r>
+      <w:proofErr w:type="gramEnd"/>
+      <w:r>
+        <w:rPr>
+          <w:rFonts w:hint="eastAsia"/>
+        </w:rPr>
+        <w:t>、</w:t>
+      </w:r>
+      <w:proofErr w:type="spellStart"/>
+      <w:r>
+        <w:rPr>
+          <w:rFonts w:hint="eastAsia"/>
+        </w:rPr>
+        <w:t>ConcurrentModificationException</w:t>
+      </w:r>
+      <w:proofErr w:type="spellEnd"/>
+      <w:r>
+        <w:rPr>
+          <w:rFonts w:hint="eastAsia"/>
+        </w:rPr>
+        <w:t xml:space="preserve"> </w:t>
+      </w:r>
+      <w:r>
+        <w:rPr>
+          <w:rFonts w:hint="eastAsia"/>
+        </w:rPr>
+        <w:t>崩溃、</w:t>
+      </w:r>
+      <w:proofErr w:type="gramStart"/>
+      <w:r>
+        <w:rPr>
+          <w:rFonts w:hint="eastAsia"/>
+        </w:rPr>
+        <w:t>跨战斗</w:t>
+      </w:r>
+      <w:proofErr w:type="gramEnd"/>
+      <w:r>
+        <w:rPr>
+          <w:rFonts w:hint="eastAsia"/>
+        </w:rPr>
+        <w:t>状态泄漏等）。</w:t>
+      </w:r>
+    </w:p>
+    <w:p>
+      <w:r>
+        <w:rPr>
+          <w:rFonts w:hint="eastAsia"/>
+        </w:rPr>
         <w:t>（</w:t>
       </w:r>
       <w:r>
         <w:rPr>
           <w:rFonts w:hint="eastAsia"/>
         </w:rPr>
-        <w:t>1</w:t>
+        <w:t>2</w:t>
       </w:r>
       <w:r>
         <w:rPr>
           <w:rFonts w:hint="eastAsia"/>
         </w:rPr>
-        <w:t>）代码审查与</w:t>
+        <w:t>）代码生成与修改：</w:t>
       </w:r>
       <w:r>
         <w:rPr>
           <w:rFonts w:hint="eastAsia"/>
         </w:rPr>
+        <w:t xml:space="preserve"> AI </w:t>
+      </w:r>
+      <w:r>
+        <w:rPr>
+          <w:rFonts w:hint="eastAsia"/>
+        </w:rPr>
+        <w:t>参与了大量功能开发和</w:t>
+      </w:r>
+      <w:r>
+        <w:rPr>
+          <w:rFonts w:hint="eastAsia"/>
+        </w:rPr>
         <w:t xml:space="preserve"> Bug </w:t>
       </w:r>
       <w:r>
         <w:rPr>
           <w:rFonts w:hint="eastAsia"/>
         </w:rPr>
-        <w:t>检测：</w:t>
+        <w:t>修复工作，包括：遗物系统（</w:t>
       </w:r>
       <w:r>
         <w:rPr>
           <w:rFonts w:hint="eastAsia"/>
         </w:rPr>
+        <w:t xml:space="preserve">10 </w:t>
+      </w:r>
+      <w:r>
+        <w:rPr>
+          <w:rFonts w:hint="eastAsia"/>
+        </w:rPr>
+        <w:t>件</w:t>
+      </w:r>
+      <w:r>
+        <w:rPr>
+          <w:rFonts w:hint="eastAsia"/>
+        </w:rPr>
+        <w:t xml:space="preserve"> Boss </w:t>
+      </w:r>
+      <w:r>
+        <w:rPr>
+          <w:rFonts w:hint="eastAsia"/>
+        </w:rPr>
+        <w:t>遗物的效果逻辑实现）、钢铁风暴</w:t>
+      </w:r>
+      <w:r>
+        <w:rPr>
+          <w:rFonts w:hint="eastAsia"/>
+        </w:rPr>
+        <w:t>/</w:t>
+      </w:r>
+      <w:r>
+        <w:rPr>
+          <w:rFonts w:hint="eastAsia"/>
+        </w:rPr>
+        <w:t>计算下注等卡牌机制的索引修复、金纸</w:t>
+      </w:r>
+      <w:r>
+        <w:rPr>
+          <w:rFonts w:hint="eastAsia"/>
+        </w:rPr>
+        <w:t>+</w:t>
+      </w:r>
+      <w:r>
+        <w:rPr>
+          <w:rFonts w:hint="eastAsia"/>
+        </w:rPr>
+        <w:t>虚无牌</w:t>
+      </w:r>
+      <w:r>
+        <w:rPr>
+          <w:rFonts w:hint="eastAsia"/>
+        </w:rPr>
+        <w:t xml:space="preserve"> CME </w:t>
+      </w:r>
+      <w:r>
+        <w:rPr>
+          <w:rFonts w:hint="eastAsia"/>
+        </w:rPr>
+        <w:t>问题的诊断与修复、</w:t>
+      </w:r>
+      <w:proofErr w:type="gramStart"/>
+      <w:r>
+        <w:rPr>
+          <w:rFonts w:hint="eastAsia"/>
+        </w:rPr>
+        <w:t>跨战斗</w:t>
+      </w:r>
+      <w:proofErr w:type="gramEnd"/>
+      <w:r>
+        <w:rPr>
+          <w:rFonts w:hint="eastAsia"/>
+        </w:rPr>
+        <w:t>状态泄漏的定位与修复、后端</w:t>
+      </w:r>
+      <w:r>
+        <w:rPr>
+          <w:rFonts w:hint="eastAsia"/>
+        </w:rPr>
+        <w:t xml:space="preserve"> JSON </w:t>
+      </w:r>
+      <w:r>
+        <w:rPr>
+          <w:rFonts w:hint="eastAsia"/>
+        </w:rPr>
+        <w:t>序列化字段补全、前端</w:t>
+      </w:r>
+      <w:r>
+        <w:rPr>
+          <w:rFonts w:hint="eastAsia"/>
+        </w:rPr>
+        <w:t xml:space="preserve"> URL </w:t>
+      </w:r>
+      <w:r>
+        <w:rPr>
+          <w:rFonts w:hint="eastAsia"/>
+        </w:rPr>
+        <w:t>参数一致性修复等。</w:t>
+      </w:r>
+      <w:r>
+        <w:rPr>
+          <w:rFonts w:hint="eastAsia"/>
+        </w:rPr>
+        <w:t xml:space="preserve">AI </w:t>
+      </w:r>
+      <w:r>
+        <w:rPr>
+          <w:rFonts w:hint="eastAsia"/>
+        </w:rPr>
+        <w:t>能够根据问题描述直接定位代码位置并生成修复方案。</w:t>
+      </w:r>
+    </w:p>
+    <w:p>
+      <w:r>
+        <w:rPr>
+          <w:rFonts w:hint="eastAsia"/>
+        </w:rPr>
+        <w:t>（</w:t>
+      </w:r>
+      <w:r>
+        <w:rPr>
+          <w:rFonts w:hint="eastAsia"/>
+        </w:rPr>
+        <w:t>3</w:t>
+      </w:r>
+      <w:r>
+        <w:rPr>
+          <w:rFonts w:hint="eastAsia"/>
+        </w:rPr>
+        <w:t>）项目文档生成：</w:t>
+      </w:r>
+      <w:r>
+        <w:rPr>
+          <w:rFonts w:hint="eastAsia"/>
+        </w:rPr>
         <w:t xml:space="preserve"> AI </w:t>
       </w:r>
       <w:r>
         <w:rPr>
           <w:rFonts w:hint="eastAsia"/>
         </w:rPr>
-        <w:t>被用于对全项目进行系统性代码审计。通过多路并行的</w:t>
+        <w:t>根据开发过程中的提交记录、代码变更和对话历史，生成了完整的软件工程实践报告，覆盖项目概述、架构设计、团队分工、软件过程、问题记录与总结等全部章节，约</w:t>
       </w:r>
       <w:r>
         <w:rPr>
           <w:rFonts w:hint="eastAsia"/>
         </w:rPr>
-        <w:t xml:space="preserve"> Agent </w:t>
+        <w:t xml:space="preserve"> 16000 </w:t>
       </w:r>
       <w:r>
         <w:rPr>
           <w:rFonts w:hint="eastAsia"/>
         </w:rPr>
-        <w:t>扫描，分别对后端</w:t>
-      </w:r>
+        <w:t>字。</w:t>
+      </w:r>
+    </w:p>
+    <w:p>
       <w:r>
         <w:rPr>
           <w:rFonts w:hint="eastAsia"/>
         </w:rPr>
-        <w:t xml:space="preserve"> Java </w:t>
+        <w:t>（</w:t>
       </w:r>
       <w:r>
         <w:rPr>
           <w:rFonts w:hint="eastAsia"/>
         </w:rPr>
-        <w:t>代码（</w:t>
-      </w:r>
-      <w:proofErr w:type="spellStart"/>
+        <w:t>4</w:t>
+      </w:r>
       <w:r>
         <w:rPr>
           <w:rFonts w:hint="eastAsia"/>
         </w:rPr>
-        <w:t>BattleService</w:t>
-      </w:r>
-      <w:proofErr w:type="spellEnd"/>
+        <w:t>）代码理解与架构分析：</w:t>
+      </w:r>
       <w:r>
         <w:rPr>
           <w:rFonts w:hint="eastAsia"/>
         </w:rPr>
-        <w:t>/Controller/Model/Repository</w:t>
+        <w:t xml:space="preserve"> </w:t>
       </w:r>
       <w:r>
         <w:rPr>
           <w:rFonts w:hint="eastAsia"/>
         </w:rPr>
-        <w:t>）、前端页面（</w:t>
+        <w:t>在面对合并冲突、跨分支代码同步等场景时，</w:t>
       </w:r>
       <w:r>
         <w:rPr>
           <w:rFonts w:hint="eastAsia"/>
         </w:rPr>
-        <w:t>HTML/JS</w:t>
+        <w:t xml:space="preserve">AI </w:t>
       </w:r>
       <w:r>
         <w:rPr>
           <w:rFonts w:hint="eastAsia"/>
         </w:rPr>
-        <w:t>）和</w:t>
-      </w:r>
-      <w:r>
-        <w:rPr>
-          <w:rFonts w:hint="eastAsia"/>
-        </w:rPr>
-        <w:t xml:space="preserve"> JSON </w:t>
-      </w:r>
-      <w:r>
-        <w:rPr>
-          <w:rFonts w:hint="eastAsia"/>
-        </w:rPr>
-        <w:t>配置文件进行独立审查。每轮扫描覆盖特定维度（逻辑正确性、并发安全性、序列化完整性、</w:t>
-      </w:r>
-      <w:r>
-        <w:rPr>
-          <w:rFonts w:hint="eastAsia"/>
-        </w:rPr>
-        <w:t xml:space="preserve">URL </w:t>
-      </w:r>
-      <w:r>
-        <w:rPr>
-          <w:rFonts w:hint="eastAsia"/>
-        </w:rPr>
-        <w:t>参数一致性、</w:t>
-      </w:r>
-      <w:r>
-        <w:rPr>
-          <w:rFonts w:hint="eastAsia"/>
-        </w:rPr>
-        <w:t xml:space="preserve">JSON </w:t>
-      </w:r>
-      <w:r>
-        <w:rPr>
-          <w:rFonts w:hint="eastAsia"/>
-        </w:rPr>
-        <w:t>格式合法性），输出问题列表及严重等级。项目共进行了两轮深度审计，发现并修复了</w:t>
-      </w:r>
-      <w:r>
-        <w:rPr>
-          <w:rFonts w:hint="eastAsia"/>
-        </w:rPr>
-        <w:t xml:space="preserve"> 30+ </w:t>
-      </w:r>
-      <w:proofErr w:type="gramStart"/>
-      <w:r>
-        <w:rPr>
-          <w:rFonts w:hint="eastAsia"/>
-        </w:rPr>
-        <w:t>个</w:t>
-      </w:r>
-      <w:proofErr w:type="gramEnd"/>
-      <w:r>
-        <w:rPr>
-          <w:rFonts w:hint="eastAsia"/>
-        </w:rPr>
-        <w:t>问题，包括</w:t>
-      </w:r>
-      <w:r>
-        <w:rPr>
-          <w:rFonts w:hint="eastAsia"/>
-        </w:rPr>
-        <w:t xml:space="preserve"> 6 </w:t>
-      </w:r>
-      <w:proofErr w:type="gramStart"/>
-      <w:r>
-        <w:rPr>
-          <w:rFonts w:hint="eastAsia"/>
-        </w:rPr>
-        <w:t>个</w:t>
-      </w:r>
-      <w:proofErr w:type="gramEnd"/>
-      <w:r>
-        <w:rPr>
-          <w:rFonts w:hint="eastAsia"/>
-        </w:rPr>
-        <w:t xml:space="preserve"> CRITICAL </w:t>
-      </w:r>
-      <w:r>
-        <w:rPr>
-          <w:rFonts w:hint="eastAsia"/>
-        </w:rPr>
-        <w:t>级别</w:t>
-      </w:r>
-      <w:r>
-        <w:rPr>
-          <w:rFonts w:hint="eastAsia"/>
-        </w:rPr>
-        <w:t xml:space="preserve"> Bug</w:t>
-      </w:r>
-      <w:r>
-        <w:rPr>
-          <w:rFonts w:hint="eastAsia"/>
-        </w:rPr>
-        <w:t>（如</w:t>
-      </w:r>
-      <w:r>
-        <w:rPr>
-          <w:rFonts w:hint="eastAsia"/>
-        </w:rPr>
-        <w:t xml:space="preserve"> Boss </w:t>
-      </w:r>
-      <w:proofErr w:type="gramStart"/>
-      <w:r>
-        <w:rPr>
-          <w:rFonts w:hint="eastAsia"/>
-        </w:rPr>
-        <w:t>遗物池死循环</w:t>
-      </w:r>
-      <w:proofErr w:type="gramEnd"/>
-      <w:r>
-        <w:rPr>
-          <w:rFonts w:hint="eastAsia"/>
-        </w:rPr>
-        <w:t>、</w:t>
-      </w:r>
-      <w:proofErr w:type="spellStart"/>
-      <w:r>
-        <w:rPr>
-          <w:rFonts w:hint="eastAsia"/>
-        </w:rPr>
-        <w:t>ConcurrentModificationException</w:t>
-      </w:r>
-      <w:proofErr w:type="spellEnd"/>
-      <w:r>
-        <w:rPr>
-          <w:rFonts w:hint="eastAsia"/>
-        </w:rPr>
-        <w:t xml:space="preserve"> </w:t>
-      </w:r>
-      <w:r>
-        <w:rPr>
-          <w:rFonts w:hint="eastAsia"/>
-        </w:rPr>
-        <w:t>崩溃、</w:t>
-      </w:r>
-      <w:proofErr w:type="gramStart"/>
-      <w:r>
-        <w:rPr>
-          <w:rFonts w:hint="eastAsia"/>
-        </w:rPr>
-        <w:t>跨战斗</w:t>
-      </w:r>
-      <w:proofErr w:type="gramEnd"/>
-      <w:r>
-        <w:rPr>
-          <w:rFonts w:hint="eastAsia"/>
-        </w:rPr>
-        <w:t>状态泄漏等）。</w:t>
-      </w:r>
-    </w:p>
-    <w:p>
-      <w:pPr>
-        <w:rPr>
-          <w:rFonts w:hint="eastAsia"/>
-        </w:rPr>
-      </w:pPr>
-      <w:r>
-        <w:rPr>
-          <w:rFonts w:hint="eastAsia"/>
-        </w:rPr>
-        <w:t>（</w:t>
-      </w:r>
-      <w:r>
-        <w:rPr>
-          <w:rFonts w:hint="eastAsia"/>
-        </w:rPr>
-        <w:t>2</w:t>
-      </w:r>
-      <w:r>
-        <w:rPr>
-          <w:rFonts w:hint="eastAsia"/>
-        </w:rPr>
-        <w:t>）代码生成与修改：</w:t>
-      </w:r>
-      <w:r>
-        <w:rPr>
-          <w:rFonts w:hint="eastAsia"/>
-        </w:rPr>
-        <w:t xml:space="preserve"> AI </w:t>
-      </w:r>
-      <w:r>
-        <w:rPr>
-          <w:rFonts w:hint="eastAsia"/>
-        </w:rPr>
-        <w:t>参与了大量功能开发和</w:t>
-      </w:r>
-      <w:r>
-        <w:rPr>
-          <w:rFonts w:hint="eastAsia"/>
-        </w:rPr>
-        <w:t xml:space="preserve"> Bug </w:t>
-      </w:r>
-      <w:r>
-        <w:rPr>
-          <w:rFonts w:hint="eastAsia"/>
-        </w:rPr>
-        <w:t>修复工作，包括：遗物系统（</w:t>
-      </w:r>
-      <w:r>
-        <w:rPr>
-          <w:rFonts w:hint="eastAsia"/>
-        </w:rPr>
-        <w:t xml:space="preserve">10 </w:t>
-      </w:r>
-      <w:r>
-        <w:rPr>
-          <w:rFonts w:hint="eastAsia"/>
-        </w:rPr>
-        <w:t>件</w:t>
-      </w:r>
-      <w:r>
-        <w:rPr>
-          <w:rFonts w:hint="eastAsia"/>
-        </w:rPr>
-        <w:t xml:space="preserve"> Boss </w:t>
-      </w:r>
-      <w:r>
-        <w:rPr>
-          <w:rFonts w:hint="eastAsia"/>
-        </w:rPr>
-        <w:t>遗物的效果逻辑实现）、钢铁风暴</w:t>
-      </w:r>
-      <w:r>
-        <w:rPr>
-          <w:rFonts w:hint="eastAsia"/>
-        </w:rPr>
-        <w:t>/</w:t>
-      </w:r>
-      <w:r>
-        <w:rPr>
-          <w:rFonts w:hint="eastAsia"/>
-        </w:rPr>
-        <w:t>计算下注等卡牌机制的索引修复、金纸</w:t>
-      </w:r>
-      <w:r>
-        <w:rPr>
-          <w:rFonts w:hint="eastAsia"/>
-        </w:rPr>
-        <w:t>+</w:t>
-      </w:r>
-      <w:r>
-        <w:rPr>
-          <w:rFonts w:hint="eastAsia"/>
-        </w:rPr>
-        <w:t>虚无牌</w:t>
-      </w:r>
-      <w:r>
-        <w:rPr>
-          <w:rFonts w:hint="eastAsia"/>
-        </w:rPr>
-        <w:t xml:space="preserve"> CME </w:t>
-      </w:r>
-      <w:r>
-        <w:rPr>
-          <w:rFonts w:hint="eastAsia"/>
-        </w:rPr>
-        <w:t>问题的诊断与修复、</w:t>
-      </w:r>
-      <w:proofErr w:type="gramStart"/>
-      <w:r>
-        <w:rPr>
-          <w:rFonts w:hint="eastAsia"/>
-        </w:rPr>
-        <w:t>跨战斗</w:t>
-      </w:r>
-      <w:proofErr w:type="gramEnd"/>
-      <w:r>
-        <w:rPr>
-          <w:rFonts w:hint="eastAsia"/>
-        </w:rPr>
-        <w:t>状态泄漏的定位与修复、后端</w:t>
-      </w:r>
-      <w:r>
-        <w:rPr>
-          <w:rFonts w:hint="eastAsia"/>
-        </w:rPr>
-        <w:t xml:space="preserve"> JSON </w:t>
-      </w:r>
-      <w:r>
-        <w:rPr>
-          <w:rFonts w:hint="eastAsia"/>
-        </w:rPr>
-        <w:t>序列化字段补全、前端</w:t>
-      </w:r>
-      <w:r>
-        <w:rPr>
-          <w:rFonts w:hint="eastAsia"/>
-        </w:rPr>
-        <w:t xml:space="preserve"> URL </w:t>
-      </w:r>
-      <w:r>
-        <w:rPr>
-          <w:rFonts w:hint="eastAsia"/>
-        </w:rPr>
-        <w:t>参数一致性修复等。</w:t>
-      </w:r>
-      <w:r>
-        <w:rPr>
-          <w:rFonts w:hint="eastAsia"/>
-        </w:rPr>
-        <w:t xml:space="preserve">AI </w:t>
-      </w:r>
-      <w:r>
-        <w:rPr>
-          <w:rFonts w:hint="eastAsia"/>
-        </w:rPr>
-        <w:t>能够根据问题描述直接定位代码位置并生成修复方案。</w:t>
-      </w:r>
-    </w:p>
-    <w:p>
-      <w:r>
-        <w:rPr>
-          <w:rFonts w:hint="eastAsia"/>
-        </w:rPr>
-        <w:t>（</w:t>
-      </w:r>
-      <w:r>
-        <w:rPr>
-          <w:rFonts w:hint="eastAsia"/>
-        </w:rPr>
-        <w:t>3</w:t>
-      </w:r>
-      <w:r>
-        <w:rPr>
-          <w:rFonts w:hint="eastAsia"/>
-        </w:rPr>
-        <w:t>）项目文档生成：</w:t>
-      </w:r>
-      <w:r>
-        <w:rPr>
-          <w:rFonts w:hint="eastAsia"/>
-        </w:rPr>
-        <w:t xml:space="preserve"> AI </w:t>
-      </w:r>
-      <w:r>
-        <w:rPr>
-          <w:rFonts w:hint="eastAsia"/>
-        </w:rPr>
-        <w:t>根据开发过程中的提交记录、代码变更和对话历史，生成了完整的软件工程实践报告，覆盖项目概述、架构设计、团队分工、软件过程、问题记录与总结等全部章节，约</w:t>
-      </w:r>
-      <w:r>
-        <w:rPr>
-          <w:rFonts w:hint="eastAsia"/>
-        </w:rPr>
-        <w:t xml:space="preserve"> 16000 </w:t>
-      </w:r>
-      <w:r>
-        <w:rPr>
-          <w:rFonts w:hint="eastAsia"/>
-        </w:rPr>
-        <w:t>字。</w:t>
-      </w:r>
-    </w:p>
-    <w:p>
-      <w:r>
-        <w:rPr>
-          <w:rFonts w:hint="eastAsia"/>
-        </w:rPr>
-        <w:t>（</w:t>
-      </w:r>
-      <w:r>
-        <w:rPr>
-          <w:rFonts w:hint="eastAsia"/>
-        </w:rPr>
-        <w:t>4</w:t>
-      </w:r>
-      <w:r>
-        <w:rPr>
-          <w:rFonts w:hint="eastAsia"/>
-        </w:rPr>
-        <w:t>）代码理解与架构分析：</w:t>
-      </w:r>
-      <w:r>
-        <w:rPr>
-          <w:rFonts w:hint="eastAsia"/>
-        </w:rPr>
-        <w:t xml:space="preserve"> </w:t>
-      </w:r>
-      <w:r>
-        <w:rPr>
-          <w:rFonts w:hint="eastAsia"/>
-        </w:rPr>
-        <w:t>在面对合并冲突、跨分支代码同步等场景时，</w:t>
-      </w:r>
-      <w:r>
-        <w:rPr>
-          <w:rFonts w:hint="eastAsia"/>
-        </w:rPr>
-        <w:t xml:space="preserve">AI </w:t>
-      </w:r>
-      <w:r>
-        <w:rPr>
-          <w:rFonts w:hint="eastAsia"/>
-        </w:rPr>
         <w:t>被用于分析冲突双方的代码逻辑，判断合并方向，确保修复不被回退。</w:t>
       </w:r>
     </w:p>
     <w:p>
-      <w:pPr>
-        <w:rPr>
-          <w:rFonts w:hint="eastAsia"/>
-        </w:rPr>
-      </w:pPr>
       <w:r>
         <w:rPr>
           <w:rFonts w:hint="eastAsia"/>
@@ -15407,7 +15370,12 @@
       </w:r>
       <w:proofErr w:type="gramEnd"/>
       <w:r>
-        <w:t>EB/OL]. https://docs.spring.io/spring-boot/docs/current/reference/html/, 2026-06-10.</w:t>
+        <w:t>EB/OL].</w:t>
+      </w:r>
+    </w:p>
+    <w:p>
+      <w:r>
+        <w:t>https://docs.spring.io/spring-boot/docs/current/reference/html/, 2026-06-10.</w:t>
       </w:r>
     </w:p>
     <w:p>
@@ -15503,7 +15471,6 @@
     <w:p>
       <w:pPr>
         <w:rPr>
-          <w:rFonts w:hint="eastAsia"/>
           <w:b/>
           <w:bCs/>
           <w:color w:val="FF0000"/>
